--- a/electron/database/generate-document/templates/packing.docx
+++ b/electron/database/generate-document/templates/packing.docx
@@ -219,7 +219,7 @@
               <w:rPr>
                 <w:rFonts w:cstheme="minorHAnsi"/>
               </w:rPr>
-              <w:t>invoiceNo</w:t>
+              <w:t>modifyInvNo</w:t>
             </w:r>
             <w:proofErr w:type="spellEnd"/>
             <w:r>
@@ -451,6 +451,38 @@
                 <w:sz w:val="20"/>
                 <w:szCs w:val="20"/>
               </w:rPr>
+              <w:t>{</w:t>
+            </w:r>
+            <w:r>
+              <w:rPr>
+                <w:rFonts w:cstheme="minorHAnsi"/>
+                <w:sz w:val="20"/>
+                <w:szCs w:val="20"/>
+              </w:rPr>
+              <w:t>#</w:t>
+            </w:r>
+            <w:r>
+              <w:rPr>
+                <w:rFonts w:cstheme="minorHAnsi"/>
+                <w:sz w:val="20"/>
+                <w:szCs w:val="20"/>
+              </w:rPr>
+              <w:t>isCustom</w:t>
+            </w:r>
+            <w:r>
+              <w:rPr>
+                <w:rFonts w:cstheme="minorHAnsi"/>
+                <w:sz w:val="20"/>
+                <w:szCs w:val="20"/>
+              </w:rPr>
+              <w:t>}</w:t>
+            </w:r>
+            <w:r>
+              <w:rPr>
+                <w:rFonts w:cstheme="minorHAnsi"/>
+                <w:sz w:val="20"/>
+                <w:szCs w:val="20"/>
+              </w:rPr>
               <w:t xml:space="preserve">TO THE ORDER, </w:t>
             </w:r>
             <w:r>
@@ -488,6 +520,32 @@
                 <w:szCs w:val="20"/>
               </w:rPr>
             </w:pPr>
+            <w:r>
+              <w:rPr>
+                <w:rFonts w:cstheme="minorHAnsi"/>
+                <w:sz w:val="20"/>
+                <w:szCs w:val="20"/>
+              </w:rPr>
+              <w:t>{/</w:t>
+            </w:r>
+            <w:proofErr w:type="spellStart"/>
+            <w:r>
+              <w:rPr>
+                <w:rFonts w:cstheme="minorHAnsi"/>
+                <w:sz w:val="20"/>
+                <w:szCs w:val="20"/>
+              </w:rPr>
+              <w:t>isCustom</w:t>
+            </w:r>
+            <w:proofErr w:type="spellEnd"/>
+            <w:r>
+              <w:rPr>
+                <w:rFonts w:cstheme="minorHAnsi"/>
+                <w:sz w:val="20"/>
+                <w:szCs w:val="20"/>
+              </w:rPr>
+              <w:t>}</w:t>
+            </w:r>
           </w:p>
           <w:p>
             <w:pPr>
@@ -1126,7 +1184,6 @@
               <w:t>{^</w:t>
             </w:r>
             <w:proofErr w:type="spellStart"/>
-            <w:proofErr w:type="gramStart"/>
             <w:r>
               <w:rPr>
                 <w:rFonts w:cstheme="minorHAnsi"/>
@@ -1145,7 +1202,6 @@
               <w:t>}{</w:t>
             </w:r>
             <w:proofErr w:type="spellStart"/>
-            <w:proofErr w:type="gramEnd"/>
             <w:r>
               <w:rPr>
                 <w:rFonts w:cstheme="minorHAnsi"/>
@@ -1333,7 +1389,6 @@
               <w:t>{^</w:t>
             </w:r>
             <w:proofErr w:type="spellStart"/>
-            <w:proofErr w:type="gramStart"/>
             <w:r>
               <w:rPr>
                 <w:rFonts w:cstheme="minorHAnsi"/>
@@ -1361,7 +1416,6 @@
               <w:t>{</w:t>
             </w:r>
             <w:proofErr w:type="spellStart"/>
-            <w:proofErr w:type="gramEnd"/>
             <w:r>
               <w:rPr>
                 <w:rFonts w:ascii="SansSerif" w:hAnsi="SansSerif" w:cs="SansSerif"/>
@@ -2104,47 +2158,7 @@
                       <w:sz w:val="18"/>
                       <w:szCs w:val="18"/>
                     </w:rPr>
-                    <w:t>{#</w:t>
-                  </w:r>
-                  <w:proofErr w:type="gramStart"/>
-                  <w:r>
-                    <w:rPr>
-                      <w:b/>
-                      <w:bCs/>
-                      <w:sz w:val="18"/>
-                      <w:szCs w:val="18"/>
-                    </w:rPr>
-                    <w:t>invoiceItems}{</w:t>
-                  </w:r>
-                  <w:proofErr w:type="gramEnd"/>
-                  <w:r>
-                    <w:rPr>
-                      <w:b/>
-                      <w:bCs/>
-                      <w:sz w:val="18"/>
-                      <w:szCs w:val="18"/>
-                    </w:rPr>
-                    <w:t>#</w:t>
-                  </w:r>
-                  <w:proofErr w:type="gramStart"/>
-                  <w:r>
-                    <w:rPr>
-                      <w:b/>
-                      <w:bCs/>
-                      <w:sz w:val="18"/>
-                      <w:szCs w:val="18"/>
-                    </w:rPr>
-                    <w:t>showThickness}{</w:t>
-                  </w:r>
-                  <w:proofErr w:type="gramEnd"/>
-                  <w:r>
-                    <w:rPr>
-                      <w:b/>
-                      <w:bCs/>
-                      <w:sz w:val="18"/>
-                      <w:szCs w:val="18"/>
-                    </w:rPr>
-                    <w:t>thicknessDetail}{/showThickness}</w:t>
+                    <w:t>{#invoiceItems}{#showThickness}{thicknessDetail}{/showThickness}</w:t>
                   </w:r>
                 </w:p>
                 <w:p>
@@ -2275,55 +2289,7 @@
                       <w:sz w:val="18"/>
                       <w:szCs w:val="18"/>
                     </w:rPr>
-                    <w:t>{#</w:t>
-                  </w:r>
-                  <w:proofErr w:type="gramStart"/>
-                  <w:r>
-                    <w:rPr>
-                      <w:sz w:val="18"/>
-                      <w:szCs w:val="18"/>
-                    </w:rPr>
-                    <w:t>invoices}{</w:t>
-                  </w:r>
-                  <w:proofErr w:type="gramEnd"/>
-                  <w:r>
-                    <w:rPr>
-                      <w:sz w:val="18"/>
-                      <w:szCs w:val="18"/>
-                    </w:rPr>
-                    <w:t>#</w:t>
-                  </w:r>
-                  <w:proofErr w:type="gramStart"/>
-                  <w:r>
-                    <w:rPr>
-                      <w:sz w:val="18"/>
-                      <w:szCs w:val="18"/>
-                    </w:rPr>
-                    <w:t>prefixCode}{</w:t>
-                  </w:r>
-                  <w:proofErr w:type="gramEnd"/>
-                  <w:r>
-                    <w:rPr>
-                      <w:sz w:val="18"/>
-                      <w:szCs w:val="18"/>
-                    </w:rPr>
-                    <w:t>prefixCode}/{/</w:t>
-                  </w:r>
-                  <w:proofErr w:type="gramStart"/>
-                  <w:r>
-                    <w:rPr>
-                      <w:sz w:val="18"/>
-                      <w:szCs w:val="18"/>
-                    </w:rPr>
-                    <w:t>prefixCode}{</w:t>
-                  </w:r>
-                  <w:proofErr w:type="gramEnd"/>
-                  <w:r>
-                    <w:rPr>
-                      <w:sz w:val="18"/>
-                      <w:szCs w:val="18"/>
-                    </w:rPr>
-                    <w:t>containerFrom}{#containerTo} to {</w:t>
+                    <w:t>{#invoices}{#prefixCode}{prefixCode}/{/prefixCode}{containerFrom}{#containerTo} to {</w:t>
                   </w:r>
                   <w:proofErr w:type="spellStart"/>
                   <w:r>
@@ -2707,7 +2673,6 @@
                     <w:t>{</w:t>
                   </w:r>
                   <w:proofErr w:type="spellStart"/>
-                  <w:proofErr w:type="gramStart"/>
                   <w:r>
                     <w:rPr>
                       <w:sz w:val="18"/>
@@ -2735,15 +2700,7 @@
                       <w:sz w:val="18"/>
                       <w:szCs w:val="18"/>
                     </w:rPr>
-                    <w:t xml:space="preserve"> {</w:t>
-                  </w:r>
-                  <w:proofErr w:type="gramEnd"/>
-                  <w:r>
-                    <w:rPr>
-                      <w:sz w:val="18"/>
-                      <w:szCs w:val="18"/>
-                    </w:rPr>
-                    <w:t>/invoices} {/</w:t>
+                    <w:t xml:space="preserve"> {/invoices} {/</w:t>
                   </w:r>
                   <w:proofErr w:type="spellStart"/>
                   <w:r>
@@ -3115,28 +3072,9 @@
                 <w:sz w:val="20"/>
                 <w:szCs w:val="20"/>
               </w:rPr>
-              <w:t>{#</w:t>
-            </w:r>
-            <w:proofErr w:type="gramStart"/>
-            <w:r>
-              <w:rPr>
-                <w:rFonts w:cstheme="minorHAnsi"/>
-                <w:sz w:val="20"/>
-                <w:szCs w:val="20"/>
-              </w:rPr>
-              <w:t>isCustom}Total</w:t>
-            </w:r>
-            <w:proofErr w:type="gramEnd"/>
-            <w:r>
-              <w:rPr>
-                <w:rFonts w:cstheme="minorHAnsi"/>
-                <w:sz w:val="20"/>
-                <w:szCs w:val="20"/>
-              </w:rPr>
-              <w:t xml:space="preserve"> </w:t>
+              <w:t xml:space="preserve">{#isCustom}Total </w:t>
             </w:r>
             <w:proofErr w:type="spellStart"/>
-            <w:proofErr w:type="gramStart"/>
             <w:r>
               <w:rPr>
                 <w:rFonts w:cstheme="minorHAnsi"/>
@@ -3146,7 +3084,6 @@
               <w:t>Sq.Meter</w:t>
             </w:r>
             <w:proofErr w:type="spellEnd"/>
-            <w:proofErr w:type="gramEnd"/>
             <w:r>
               <w:rPr>
                 <w:rFonts w:cstheme="minorHAnsi"/>
@@ -3311,47 +3248,7 @@
                 <w:sz w:val="20"/>
                 <w:szCs w:val="20"/>
               </w:rPr>
-              <w:t>{#</w:t>
-            </w:r>
-            <w:proofErr w:type="gramStart"/>
-            <w:r>
-              <w:rPr>
-                <w:b/>
-                <w:bCs/>
-                <w:sz w:val="20"/>
-                <w:szCs w:val="20"/>
-              </w:rPr>
-              <w:t>isCustom}Avg</w:t>
-            </w:r>
-            <w:proofErr w:type="gramEnd"/>
-            <w:r>
-              <w:rPr>
-                <w:b/>
-                <w:bCs/>
-                <w:sz w:val="20"/>
-                <w:szCs w:val="20"/>
-              </w:rPr>
-              <w:t>/</w:t>
-            </w:r>
-            <w:proofErr w:type="gramStart"/>
-            <w:r>
-              <w:rPr>
-                <w:b/>
-                <w:bCs/>
-                <w:sz w:val="20"/>
-                <w:szCs w:val="20"/>
-              </w:rPr>
-              <w:t>Wt(</w:t>
-            </w:r>
-            <w:proofErr w:type="gramEnd"/>
-            <w:r>
-              <w:rPr>
-                <w:b/>
-                <w:bCs/>
-                <w:sz w:val="20"/>
-                <w:szCs w:val="20"/>
-              </w:rPr>
-              <w:t>Kg)</w:t>
+              <w:t>{#isCustom}Avg/Wt(Kg)</w:t>
             </w:r>
           </w:p>
         </w:tc>
@@ -3453,23 +3350,7 @@
                 <w:sz w:val="20"/>
                 <w:szCs w:val="20"/>
               </w:rPr>
-              <w:t>{#</w:t>
-            </w:r>
-            <w:proofErr w:type="gramStart"/>
-            <w:r>
-              <w:rPr>
-                <w:sz w:val="20"/>
-                <w:szCs w:val="20"/>
-              </w:rPr>
-              <w:t>isCustom}{</w:t>
-            </w:r>
-            <w:proofErr w:type="gramEnd"/>
-            <w:r>
-              <w:rPr>
-                <w:sz w:val="20"/>
-                <w:szCs w:val="20"/>
-              </w:rPr>
-              <w:t>#containerSummary} {</w:t>
+              <w:t>{#isCustom}{#containerSummary} {</w:t>
             </w:r>
             <w:proofErr w:type="spellStart"/>
             <w:r>
@@ -3550,7 +3431,6 @@
               <w:t>{length} X {width} X {height} MM{/</w:t>
             </w:r>
             <w:proofErr w:type="spellStart"/>
-            <w:proofErr w:type="gramStart"/>
             <w:r>
               <w:rPr>
                 <w:sz w:val="20"/>
@@ -3564,15 +3444,7 @@
                 <w:sz w:val="20"/>
                 <w:szCs w:val="20"/>
               </w:rPr>
-              <w:t>}{</w:t>
-            </w:r>
-            <w:proofErr w:type="gramEnd"/>
-            <w:r>
-              <w:rPr>
-                <w:sz w:val="20"/>
-                <w:szCs w:val="20"/>
-              </w:rPr>
-              <w:t>/</w:t>
+              <w:t>}{/</w:t>
             </w:r>
             <w:proofErr w:type="spellStart"/>
             <w:r>
@@ -3602,8 +3474,12 @@
       </w:pPr>
     </w:p>
     <w:sectPr>
-      <w:headerReference w:type="default" r:id="rId8"/>
-      <w:footerReference w:type="default" r:id="rId9"/>
+      <w:headerReference w:type="even" r:id="rId8"/>
+      <w:headerReference w:type="default" r:id="rId9"/>
+      <w:footerReference w:type="even" r:id="rId10"/>
+      <w:footerReference w:type="default" r:id="rId11"/>
+      <w:headerReference w:type="first" r:id="rId12"/>
+      <w:footerReference w:type="first" r:id="rId13"/>
       <w:pgSz w:w="12240" w:h="15840" w:code="1"/>
       <w:pgMar w:top="482" w:right="567" w:bottom="1701" w:left="567" w:header="113" w:footer="510" w:gutter="0"/>
       <w:pgBorders w:offsetFrom="page">
@@ -3649,61 +3525,64 @@
   <w:p>
     <w:pPr>
       <w:pStyle w:val="Footer"/>
-      <w:ind w:firstLine="720"/>
-      <w:rPr>
-        <w:b/>
-        <w:bCs/>
-      </w:rPr>
+    </w:pPr>
+  </w:p>
+</w:ftr>
+</file>
+
+<file path=word/footer2.xml><?xml version="1.0" encoding="utf-8"?>
+<w:ftr xmlns:wpc="http://schemas.microsoft.com/office/word/2010/wordprocessingCanvas" xmlns:cx="http://schemas.microsoft.com/office/drawing/2014/chartex" xmlns:cx1="http://schemas.microsoft.com/office/drawing/2015/9/8/chartex" xmlns:cx2="http://schemas.microsoft.com/office/drawing/2015/10/21/chartex" xmlns:cx3="http://schemas.microsoft.com/office/drawing/2016/5/9/chartex" xmlns:cx4="http://schemas.microsoft.com/office/drawing/2016/5/10/chartex" xmlns:cx5="http://schemas.microsoft.com/office/drawing/2016/5/11/chartex" xmlns:cx6="http://schemas.microsoft.com/office/drawing/2016/5/12/chartex" xmlns:cx7="http://schemas.microsoft.com/office/drawing/2016/5/13/chartex" xmlns:cx8="http://schemas.microsoft.com/office/drawing/2016/5/14/chartex" xmlns:mc="http://schemas.openxmlformats.org/markup-compatibility/2006" xmlns:aink="http://schemas.microsoft.com/office/drawing/2016/ink" xmlns:am3d="http://schemas.microsoft.com/office/drawing/2017/model3d" xmlns:o="urn:schemas-microsoft-com:office:office" xmlns:oel="http://schemas.microsoft.com/office/2019/extlst" xmlns:r="http://schemas.openxmlformats.org/officeDocument/2006/relationships" xmlns:m="http://schemas.openxmlformats.org/officeDocument/2006/math" xmlns:v="urn:schemas-microsoft-com:vml" xmlns:wp14="http://schemas.microsoft.com/office/word/2010/wordprocessingDrawing" xmlns:wp="http://schemas.openxmlformats.org/drawingml/2006/wordprocessingDrawing" xmlns:w10="urn:schemas-microsoft-com:office:word" xmlns:w="http://schemas.openxmlformats.org/wordprocessingml/2006/main" xmlns:w14="http://schemas.microsoft.com/office/word/2010/wordml" xmlns:w15="http://schemas.microsoft.com/office/word/2012/wordml" xmlns:w16cex="http://schemas.microsoft.com/office/word/2018/wordml/cex" xmlns:w16cid="http://schemas.microsoft.com/office/word/2016/wordml/cid" xmlns:w16="http://schemas.microsoft.com/office/word/2018/wordml" xmlns:w16du="http://schemas.microsoft.com/office/word/2023/wordml/word16du" xmlns:w16sdtdh="http://schemas.microsoft.com/office/word/2020/wordml/sdtdatahash" xmlns:w16sdtfl="http://schemas.microsoft.com/office/word/2024/wordml/sdtformatlock" xmlns:w16se="http://schemas.microsoft.com/office/word/2015/wordml/symex" xmlns:wpg="http://schemas.microsoft.com/office/word/2010/wordprocessingGroup" xmlns:wpi="http://schemas.microsoft.com/office/word/2010/wordprocessingInk" xmlns:wne="http://schemas.microsoft.com/office/word/2006/wordml" xmlns:wps="http://schemas.microsoft.com/office/word/2010/wordprocessingShape" mc:Ignorable="w14 w15 w16se w16cid w16 w16cex w16sdtdh w16sdtfl w16du wp14">
+  <w:p>
+    <w:pPr>
+      <w:pStyle w:val="Footer"/>
+      <w:ind w:left="720"/>
     </w:pPr>
     <w:r>
       <w:rPr>
-        <w:b/>
-        <w:bCs/>
         <w:noProof/>
       </w:rPr>
       <mc:AlternateContent>
         <mc:Choice Requires="wps">
           <w:drawing>
-            <wp:anchor distT="0" distB="0" distL="114300" distR="114300" simplePos="0" relativeHeight="251661312" behindDoc="0" locked="0" layoutInCell="1" allowOverlap="1" wp14:anchorId="5AB38635" wp14:editId="73588EEC">
+            <wp:anchor distT="4294967295" distB="4294967295" distL="114300" distR="114300" simplePos="0" relativeHeight="251658240" behindDoc="0" locked="0" layoutInCell="1" allowOverlap="1" wp14:anchorId="68B29349" wp14:editId="425C2C50">
               <wp:simplePos x="0" y="0"/>
               <wp:positionH relativeFrom="margin">
-                <wp:posOffset>4522198</wp:posOffset>
+                <wp:posOffset>4745355</wp:posOffset>
               </wp:positionH>
               <wp:positionV relativeFrom="paragraph">
-                <wp:posOffset>-561340</wp:posOffset>
+                <wp:posOffset>1269</wp:posOffset>
               </wp:positionV>
-              <wp:extent cx="2520043" cy="0"/>
+              <wp:extent cx="2305050" cy="0"/>
               <wp:effectExtent l="0" t="0" r="0" b="0"/>
               <wp:wrapNone/>
-              <wp:docPr id="874349672" name="Straight Connector 4"/>
-              <wp:cNvGraphicFramePr/>
+              <wp:docPr id="1441893849" name="Straight Connector 5"/>
+              <wp:cNvGraphicFramePr>
+                <a:graphicFrameLocks xmlns:a="http://schemas.openxmlformats.org/drawingml/2006/main"/>
+              </wp:cNvGraphicFramePr>
               <a:graphic xmlns:a="http://schemas.openxmlformats.org/drawingml/2006/main">
                 <a:graphicData uri="http://schemas.microsoft.com/office/word/2010/wordprocessingShape">
                   <wps:wsp>
-                    <wps:cNvCnPr/>
+                    <wps:cNvCnPr>
+                      <a:cxnSpLocks/>
+                    </wps:cNvCnPr>
                     <wps:spPr>
-                      <a:xfrm flipH="1">
+                      <a:xfrm>
                         <a:off x="0" y="0"/>
-                        <a:ext cx="2520043" cy="0"/>
+                        <a:ext cx="2305050" cy="0"/>
                       </a:xfrm>
                       <a:prstGeom prst="line">
                         <a:avLst/>
                       </a:prstGeom>
-                      <a:ln>
-                        <a:solidFill>
-                          <a:schemeClr val="tx1"/>
-                        </a:solidFill>
-                      </a:ln>
                     </wps:spPr>
                     <wps:style>
                       <a:lnRef idx="1">
-                        <a:schemeClr val="accent1"/>
+                        <a:schemeClr val="dk1"/>
                       </a:lnRef>
                       <a:fillRef idx="0">
-                        <a:schemeClr val="accent1"/>
+                        <a:schemeClr val="dk1"/>
                       </a:fillRef>
                       <a:effectRef idx="0">
-                        <a:schemeClr val="accent1"/>
+                        <a:schemeClr val="dk1"/>
                       </a:effectRef>
                       <a:fontRef idx="minor">
                         <a:schemeClr val="tx1"/>
@@ -3724,8 +3603,9 @@
         </mc:Choice>
         <mc:Fallback>
           <w:pict>
-            <v:line w14:anchorId="32F397C6" id="Straight Connector 4" o:spid="_x0000_s1026" style="position:absolute;flip:x;z-index:251661312;visibility:visible;mso-wrap-style:square;mso-width-percent:0;mso-height-percent:0;mso-wrap-distance-left:9pt;mso-wrap-distance-top:0;mso-wrap-distance-right:9pt;mso-wrap-distance-bottom:0;mso-position-horizontal:absolute;mso-position-horizontal-relative:margin;mso-position-vertical:absolute;mso-position-vertical-relative:text;mso-width-percent:0;mso-height-percent:0;mso-width-relative:margin;mso-height-relative:margin" from="356.1pt,-44.2pt" to="554.55pt,-44.2pt" o:gfxdata="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" strokecolor="black [3213]" strokeweight=".5pt">
+            <v:line w14:anchorId="7A7377FF" id="Straight Connector 5" o:spid="_x0000_s1026" style="position:absolute;z-index:251658240;visibility:visible;mso-wrap-style:square;mso-width-percent:0;mso-height-percent:0;mso-wrap-distance-left:9pt;mso-wrap-distance-top:-3e-5mm;mso-wrap-distance-right:9pt;mso-wrap-distance-bottom:-3e-5mm;mso-position-horizontal:absolute;mso-position-horizontal-relative:margin;mso-position-vertical:absolute;mso-position-vertical-relative:text;mso-width-percent:0;mso-height-percent:0;mso-width-relative:margin;mso-height-relative:margin" from="373.65pt,.1pt" to="555.15pt,.1pt" o:gfxdata="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" strokecolor="black [3200]" strokeweight=".5pt">
               <v:stroke joinstyle="miter"/>
+              <o:lock v:ext="edit" shapetype="f"/>
               <w10:wrap anchorx="margin"/>
             </v:line>
           </w:pict>
@@ -3734,53 +3614,50 @@
     </w:r>
     <w:r>
       <w:rPr>
-        <w:b/>
-        <w:bCs/>
         <w:noProof/>
       </w:rPr>
       <mc:AlternateContent>
         <mc:Choice Requires="wps">
           <w:drawing>
-            <wp:anchor distT="0" distB="0" distL="114300" distR="114300" simplePos="0" relativeHeight="251659264" behindDoc="0" locked="0" layoutInCell="1" allowOverlap="1" wp14:anchorId="022B9BAB" wp14:editId="2E1B16F0">
+            <wp:anchor distT="0" distB="0" distL="114299" distR="114299" simplePos="0" relativeHeight="251657216" behindDoc="0" locked="0" layoutInCell="1" allowOverlap="1" wp14:anchorId="25C93602" wp14:editId="0512124B">
               <wp:simplePos x="0" y="0"/>
-              <wp:positionH relativeFrom="rightMargin">
-                <wp:posOffset>-2532530</wp:posOffset>
+              <wp:positionH relativeFrom="column">
+                <wp:posOffset>4749164</wp:posOffset>
               </wp:positionH>
               <wp:positionV relativeFrom="paragraph">
-                <wp:posOffset>-557978</wp:posOffset>
+                <wp:posOffset>1270</wp:posOffset>
               </wp:positionV>
-              <wp:extent cx="4482" cy="748552"/>
-              <wp:effectExtent l="0" t="0" r="33655" b="33020"/>
+              <wp:extent cx="0" cy="853440"/>
+              <wp:effectExtent l="0" t="0" r="38100" b="22860"/>
               <wp:wrapNone/>
-              <wp:docPr id="2115318239" name="Straight Connector 4"/>
-              <wp:cNvGraphicFramePr/>
+              <wp:docPr id="374851183" name="Straight Connector 3"/>
+              <wp:cNvGraphicFramePr>
+                <a:graphicFrameLocks xmlns:a="http://schemas.openxmlformats.org/drawingml/2006/main"/>
+              </wp:cNvGraphicFramePr>
               <a:graphic xmlns:a="http://schemas.openxmlformats.org/drawingml/2006/main">
                 <a:graphicData uri="http://schemas.microsoft.com/office/word/2010/wordprocessingShape">
                   <wps:wsp>
-                    <wps:cNvCnPr/>
+                    <wps:cNvCnPr>
+                      <a:cxnSpLocks/>
+                    </wps:cNvCnPr>
                     <wps:spPr>
                       <a:xfrm>
                         <a:off x="0" y="0"/>
-                        <a:ext cx="4482" cy="748552"/>
+                        <a:ext cx="0" cy="853440"/>
                       </a:xfrm>
                       <a:prstGeom prst="line">
                         <a:avLst/>
                       </a:prstGeom>
-                      <a:ln>
-                        <a:solidFill>
-                          <a:schemeClr val="tx1"/>
-                        </a:solidFill>
-                      </a:ln>
                     </wps:spPr>
                     <wps:style>
                       <a:lnRef idx="1">
-                        <a:schemeClr val="accent1"/>
+                        <a:schemeClr val="dk1"/>
                       </a:lnRef>
                       <a:fillRef idx="0">
-                        <a:schemeClr val="accent1"/>
+                        <a:schemeClr val="dk1"/>
                       </a:fillRef>
                       <a:effectRef idx="0">
-                        <a:schemeClr val="accent1"/>
+                        <a:schemeClr val="dk1"/>
                       </a:effectRef>
                       <a:fontRef idx="minor">
                         <a:schemeClr val="tx1"/>
@@ -3790,90 +3667,220 @@
                   </wps:wsp>
                 </a:graphicData>
               </a:graphic>
+              <wp14:sizeRelH relativeFrom="page">
+                <wp14:pctWidth>0</wp14:pctWidth>
+              </wp14:sizeRelH>
+              <wp14:sizeRelV relativeFrom="page">
+                <wp14:pctHeight>0</wp14:pctHeight>
+              </wp14:sizeRelV>
             </wp:anchor>
           </w:drawing>
         </mc:Choice>
         <mc:Fallback>
           <w:pict>
-            <v:line w14:anchorId="542302A2" id="Straight Connector 4" o:spid="_x0000_s1026" style="position:absolute;z-index:251659264;visibility:visible;mso-wrap-style:square;mso-wrap-distance-left:9pt;mso-wrap-distance-top:0;mso-wrap-distance-right:9pt;mso-wrap-distance-bottom:0;mso-position-horizontal:absolute;mso-position-horizontal-relative:right-margin-area;mso-position-vertical:absolute;mso-position-vertical-relative:text" from="-199.4pt,-43.95pt" to="-199.05pt,15pt" o:gfxdata="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" strokecolor="black [3213]" strokeweight=".5pt">
+            <v:line w14:anchorId="6E7E06D1" id="Straight Connector 3" o:spid="_x0000_s1026" style="position:absolute;z-index:251658240;visibility:visible;mso-wrap-style:square;mso-width-percent:0;mso-height-percent:0;mso-wrap-distance-left:3.17497mm;mso-wrap-distance-top:0;mso-wrap-distance-right:3.17497mm;mso-wrap-distance-bottom:0;mso-position-horizontal:absolute;mso-position-horizontal-relative:text;mso-position-vertical:absolute;mso-position-vertical-relative:text;mso-width-percent:0;mso-height-percent:0;mso-width-relative:page;mso-height-relative:page" from="373.95pt,.1pt" to="373.95pt,67.3pt" o:gfxdata="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" strokecolor="black [3200]" strokeweight=".5pt">
               <v:stroke joinstyle="miter"/>
-              <w10:wrap anchorx="margin"/>
+              <o:lock v:ext="edit" shapetype="f"/>
             </v:line>
           </w:pict>
         </mc:Fallback>
       </mc:AlternateContent>
     </w:r>
     <w:r>
+      <w:t xml:space="preserve">                                                                                                                                           Thanking You,</w:t>
+    </w:r>
+    <w:r>
+      <w:tab/>
+    </w:r>
+    <w:r>
+      <w:tab/>
+      <w:t xml:space="preserve">   </w:t>
+    </w:r>
+  </w:p>
+  <w:p>
+    <w:pPr>
+      <w:pStyle w:val="Footer"/>
+      <w:ind w:left="720"/>
+    </w:pPr>
+    <w:r>
       <w:rPr>
         <w:b/>
         <w:bCs/>
+        <w:spacing w:val="60"/>
       </w:rPr>
-      <w:fldChar w:fldCharType="begin"/>
+      <w:t xml:space="preserve">                                                               </w:t>
     </w:r>
     <w:r>
       <w:rPr>
         <w:b/>
         <w:bCs/>
+        <w:spacing w:val="60"/>
       </w:rPr>
-      <w:instrText xml:space="preserve"> PAGE   \* MERGEFORMAT </w:instrText>
+      <w:t>ALFA</w:t>
     </w:r>
     <w:r>
       <w:rPr>
         <w:b/>
         <w:bCs/>
+        <w:spacing w:val="60"/>
       </w:rPr>
-      <w:fldChar w:fldCharType="separate"/>
+      <w:t xml:space="preserve">  </w:t>
     </w:r>
     <w:r>
       <w:rPr>
         <w:b/>
         <w:bCs/>
-        <w:noProof/>
+        <w:spacing w:val="60"/>
       </w:rPr>
-      <w:t>1</w:t>
+      <w:t xml:space="preserve"> ICA</w:t>
     </w:r>
     <w:r>
       <w:rPr>
         <w:b/>
         <w:bCs/>
+        <w:spacing w:val="60"/>
+      </w:rPr>
+      <w:t xml:space="preserve">  </w:t>
+    </w:r>
+    <w:r>
+      <w:rPr>
+        <w:b/>
+        <w:bCs/>
+        <w:spacing w:val="60"/>
+      </w:rPr>
+      <w:t xml:space="preserve"> </w:t>
+    </w:r>
+    <w:r>
+      <w:rPr>
+        <w:b/>
+        <w:bCs/>
+        <w:spacing w:val="60"/>
+      </w:rPr>
+      <w:t xml:space="preserve"> </w:t>
+    </w:r>
+    <w:r>
+      <w:rPr>
+        <w:b/>
+        <w:bCs/>
+        <w:spacing w:val="60"/>
+      </w:rPr>
+      <w:t>(I)</w:t>
+    </w:r>
+    <w:r>
+      <w:rPr>
+        <w:b/>
+        <w:bCs/>
+        <w:spacing w:val="60"/>
+      </w:rPr>
+      <w:t xml:space="preserve"> </w:t>
+    </w:r>
+    <w:r>
+      <w:rPr>
+        <w:b/>
+        <w:bCs/>
+        <w:spacing w:val="60"/>
+      </w:rPr>
+      <w:t xml:space="preserve"> </w:t>
+    </w:r>
+    <w:r>
+      <w:rPr>
+        <w:b/>
+        <w:bCs/>
+        <w:spacing w:val="60"/>
+      </w:rPr>
+      <w:t xml:space="preserve"> </w:t>
+    </w:r>
+    <w:r>
+      <w:rPr>
+        <w:b/>
+        <w:bCs/>
+        <w:spacing w:val="60"/>
+      </w:rPr>
+      <w:t>LTD</w:t>
+    </w:r>
+  </w:p>
+  <w:p>
+    <w:pPr>
+      <w:pStyle w:val="Footer"/>
+      <w:tabs>
+        <w:tab w:val="clear" w:pos="4513"/>
+        <w:tab w:val="clear" w:pos="9026"/>
+        <w:tab w:val="left" w:pos="7548"/>
+      </w:tabs>
+      <w:ind w:left="2880"/>
+    </w:pPr>
+    <w:r>
+      <w:tab/>
+    </w:r>
+  </w:p>
+  <w:p>
+    <w:pPr>
+      <w:pStyle w:val="Footer"/>
+    </w:pPr>
+  </w:p>
+  <w:p>
+    <w:pPr>
+      <w:pStyle w:val="Footer"/>
+    </w:pPr>
+    <w:r>
+      <w:t xml:space="preserve"> Page | </w:t>
+    </w:r>
+    <w:r>
+      <w:fldChar w:fldCharType="begin"/>
+    </w:r>
+    <w:r>
+      <w:instrText xml:space="preserve"> PAGE   \* MERGEFORMAT </w:instrText>
+    </w:r>
+    <w:r>
+      <w:fldChar w:fldCharType="separate"/>
+    </w:r>
+    <w:r>
+      <w:rPr>
+        <w:noProof/>
+      </w:rPr>
+      <w:t>2</w:t>
+    </w:r>
+    <w:r>
+      <w:rPr>
         <w:noProof/>
       </w:rPr>
       <w:fldChar w:fldCharType="end"/>
     </w:r>
     <w:r>
       <w:rPr>
-        <w:b/>
-        <w:bCs/>
+        <w:noProof/>
       </w:rPr>
-      <w:t xml:space="preserve"> | </w:t>
+      <w:tab/>
     </w:r>
     <w:r>
       <w:rPr>
-        <w:b/>
-        <w:bCs/>
-        <w:color w:val="7F7F7F" w:themeColor="background1" w:themeShade="7F"/>
-        <w:spacing w:val="60"/>
+        <w:noProof/>
       </w:rPr>
-      <w:t>Page</w:t>
+      <w:tab/>
     </w:r>
     <w:r>
       <w:rPr>
-        <w:b/>
-        <w:bCs/>
-        <w:color w:val="7F7F7F" w:themeColor="background1" w:themeShade="7F"/>
-        <w:spacing w:val="60"/>
+        <w:noProof/>
       </w:rPr>
-      <w:t xml:space="preserve">                                                  </w:t>
+      <w:tab/>
+      <w:t xml:space="preserve">          DIRECTOR</w:t>
     </w:r>
     <w:r>
       <w:rPr>
-        <w:b/>
-        <w:bCs/>
-        <w:color w:val="7F7F7F" w:themeColor="background1" w:themeShade="7F"/>
-        <w:spacing w:val="60"/>
+        <w:noProof/>
       </w:rPr>
-      <w:t>DIRECTOR-ALFA ICA(I) LTD</w:t>
+      <w:tab/>
     </w:r>
+  </w:p>
+</w:ftr>
+</file>
+
+<file path=word/footer3.xml><?xml version="1.0" encoding="utf-8"?>
+<w:ftr xmlns:wpc="http://schemas.microsoft.com/office/word/2010/wordprocessingCanvas" xmlns:cx="http://schemas.microsoft.com/office/drawing/2014/chartex" xmlns:cx1="http://schemas.microsoft.com/office/drawing/2015/9/8/chartex" xmlns:cx2="http://schemas.microsoft.com/office/drawing/2015/10/21/chartex" xmlns:cx3="http://schemas.microsoft.com/office/drawing/2016/5/9/chartex" xmlns:cx4="http://schemas.microsoft.com/office/drawing/2016/5/10/chartex" xmlns:cx5="http://schemas.microsoft.com/office/drawing/2016/5/11/chartex" xmlns:cx6="http://schemas.microsoft.com/office/drawing/2016/5/12/chartex" xmlns:cx7="http://schemas.microsoft.com/office/drawing/2016/5/13/chartex" xmlns:cx8="http://schemas.microsoft.com/office/drawing/2016/5/14/chartex" xmlns:mc="http://schemas.openxmlformats.org/markup-compatibility/2006" xmlns:aink="http://schemas.microsoft.com/office/drawing/2016/ink" xmlns:am3d="http://schemas.microsoft.com/office/drawing/2017/model3d" xmlns:o="urn:schemas-microsoft-com:office:office" xmlns:oel="http://schemas.microsoft.com/office/2019/extlst" xmlns:r="http://schemas.openxmlformats.org/officeDocument/2006/relationships" xmlns:m="http://schemas.openxmlformats.org/officeDocument/2006/math" xmlns:v="urn:schemas-microsoft-com:vml" xmlns:wp14="http://schemas.microsoft.com/office/word/2010/wordprocessingDrawing" xmlns:wp="http://schemas.openxmlformats.org/drawingml/2006/wordprocessingDrawing" xmlns:w10="urn:schemas-microsoft-com:office:word" xmlns:w="http://schemas.openxmlformats.org/wordprocessingml/2006/main" xmlns:w14="http://schemas.microsoft.com/office/word/2010/wordml" xmlns:w15="http://schemas.microsoft.com/office/word/2012/wordml" xmlns:w16cex="http://schemas.microsoft.com/office/word/2018/wordml/cex" xmlns:w16cid="http://schemas.microsoft.com/office/word/2016/wordml/cid" xmlns:w16="http://schemas.microsoft.com/office/word/2018/wordml" xmlns:w16du="http://schemas.microsoft.com/office/word/2023/wordml/word16du" xmlns:w16sdtdh="http://schemas.microsoft.com/office/word/2020/wordml/sdtdatahash" xmlns:w16sdtfl="http://schemas.microsoft.com/office/word/2024/wordml/sdtformatlock" xmlns:w16se="http://schemas.microsoft.com/office/word/2015/wordml/symex" xmlns:wpg="http://schemas.microsoft.com/office/word/2010/wordprocessingGroup" xmlns:wpi="http://schemas.microsoft.com/office/word/2010/wordprocessingInk" xmlns:wne="http://schemas.microsoft.com/office/word/2006/wordml" xmlns:wps="http://schemas.microsoft.com/office/word/2010/wordprocessingShape" mc:Ignorable="w14 w15 w16se w16cid w16 w16cex w16sdtdh w16sdtfl w16du wp14">
+  <w:p>
+    <w:pPr>
+      <w:pStyle w:val="Footer"/>
+    </w:pPr>
   </w:p>
 </w:ftr>
 </file>
@@ -3908,6 +3915,16 @@
   <w:p>
     <w:pPr>
       <w:pStyle w:val="Header"/>
+    </w:pPr>
+  </w:p>
+</w:hdr>
+</file>
+
+<file path=word/header2.xml><?xml version="1.0" encoding="utf-8"?>
+<w:hdr xmlns:wpc="http://schemas.microsoft.com/office/word/2010/wordprocessingCanvas" xmlns:cx="http://schemas.microsoft.com/office/drawing/2014/chartex" xmlns:cx1="http://schemas.microsoft.com/office/drawing/2015/9/8/chartex" xmlns:cx2="http://schemas.microsoft.com/office/drawing/2015/10/21/chartex" xmlns:cx3="http://schemas.microsoft.com/office/drawing/2016/5/9/chartex" xmlns:cx4="http://schemas.microsoft.com/office/drawing/2016/5/10/chartex" xmlns:cx5="http://schemas.microsoft.com/office/drawing/2016/5/11/chartex" xmlns:cx6="http://schemas.microsoft.com/office/drawing/2016/5/12/chartex" xmlns:cx7="http://schemas.microsoft.com/office/drawing/2016/5/13/chartex" xmlns:cx8="http://schemas.microsoft.com/office/drawing/2016/5/14/chartex" xmlns:mc="http://schemas.openxmlformats.org/markup-compatibility/2006" xmlns:aink="http://schemas.microsoft.com/office/drawing/2016/ink" xmlns:am3d="http://schemas.microsoft.com/office/drawing/2017/model3d" xmlns:o="urn:schemas-microsoft-com:office:office" xmlns:oel="http://schemas.microsoft.com/office/2019/extlst" xmlns:r="http://schemas.openxmlformats.org/officeDocument/2006/relationships" xmlns:m="http://schemas.openxmlformats.org/officeDocument/2006/math" xmlns:v="urn:schemas-microsoft-com:vml" xmlns:wp14="http://schemas.microsoft.com/office/word/2010/wordprocessingDrawing" xmlns:wp="http://schemas.openxmlformats.org/drawingml/2006/wordprocessingDrawing" xmlns:w10="urn:schemas-microsoft-com:office:word" xmlns:w="http://schemas.openxmlformats.org/wordprocessingml/2006/main" xmlns:w14="http://schemas.microsoft.com/office/word/2010/wordml" xmlns:w15="http://schemas.microsoft.com/office/word/2012/wordml" xmlns:w16cex="http://schemas.microsoft.com/office/word/2018/wordml/cex" xmlns:w16cid="http://schemas.microsoft.com/office/word/2016/wordml/cid" xmlns:w16="http://schemas.microsoft.com/office/word/2018/wordml" xmlns:w16du="http://schemas.microsoft.com/office/word/2023/wordml/word16du" xmlns:w16sdtdh="http://schemas.microsoft.com/office/word/2020/wordml/sdtdatahash" xmlns:w16sdtfl="http://schemas.microsoft.com/office/word/2024/wordml/sdtformatlock" xmlns:w16se="http://schemas.microsoft.com/office/word/2015/wordml/symex" xmlns:wpg="http://schemas.microsoft.com/office/word/2010/wordprocessingGroup" xmlns:wpi="http://schemas.microsoft.com/office/word/2010/wordprocessingInk" xmlns:wne="http://schemas.microsoft.com/office/word/2006/wordml" xmlns:wps="http://schemas.microsoft.com/office/word/2010/wordprocessingShape" mc:Ignorable="w14 w15 w16se w16cid w16 w16cex w16sdtdh w16sdtfl w16du wp14">
+  <w:p>
+    <w:pPr>
+      <w:pStyle w:val="Header"/>
       <w:jc w:val="center"/>
       <w:rPr>
         <w:b/>
@@ -3925,6 +3942,16 @@
       </w:rPr>
       <w:t>Packing List</w:t>
     </w:r>
+  </w:p>
+</w:hdr>
+</file>
+
+<file path=word/header3.xml><?xml version="1.0" encoding="utf-8"?>
+<w:hdr xmlns:wpc="http://schemas.microsoft.com/office/word/2010/wordprocessingCanvas" xmlns:cx="http://schemas.microsoft.com/office/drawing/2014/chartex" xmlns:cx1="http://schemas.microsoft.com/office/drawing/2015/9/8/chartex" xmlns:cx2="http://schemas.microsoft.com/office/drawing/2015/10/21/chartex" xmlns:cx3="http://schemas.microsoft.com/office/drawing/2016/5/9/chartex" xmlns:cx4="http://schemas.microsoft.com/office/drawing/2016/5/10/chartex" xmlns:cx5="http://schemas.microsoft.com/office/drawing/2016/5/11/chartex" xmlns:cx6="http://schemas.microsoft.com/office/drawing/2016/5/12/chartex" xmlns:cx7="http://schemas.microsoft.com/office/drawing/2016/5/13/chartex" xmlns:cx8="http://schemas.microsoft.com/office/drawing/2016/5/14/chartex" xmlns:mc="http://schemas.openxmlformats.org/markup-compatibility/2006" xmlns:aink="http://schemas.microsoft.com/office/drawing/2016/ink" xmlns:am3d="http://schemas.microsoft.com/office/drawing/2017/model3d" xmlns:o="urn:schemas-microsoft-com:office:office" xmlns:oel="http://schemas.microsoft.com/office/2019/extlst" xmlns:r="http://schemas.openxmlformats.org/officeDocument/2006/relationships" xmlns:m="http://schemas.openxmlformats.org/officeDocument/2006/math" xmlns:v="urn:schemas-microsoft-com:vml" xmlns:wp14="http://schemas.microsoft.com/office/word/2010/wordprocessingDrawing" xmlns:wp="http://schemas.openxmlformats.org/drawingml/2006/wordprocessingDrawing" xmlns:w10="urn:schemas-microsoft-com:office:word" xmlns:w="http://schemas.openxmlformats.org/wordprocessingml/2006/main" xmlns:w14="http://schemas.microsoft.com/office/word/2010/wordml" xmlns:w15="http://schemas.microsoft.com/office/word/2012/wordml" xmlns:w16cex="http://schemas.microsoft.com/office/word/2018/wordml/cex" xmlns:w16cid="http://schemas.microsoft.com/office/word/2016/wordml/cid" xmlns:w16="http://schemas.microsoft.com/office/word/2018/wordml" xmlns:w16du="http://schemas.microsoft.com/office/word/2023/wordml/word16du" xmlns:w16sdtdh="http://schemas.microsoft.com/office/word/2020/wordml/sdtdatahash" xmlns:w16sdtfl="http://schemas.microsoft.com/office/word/2024/wordml/sdtformatlock" xmlns:w16se="http://schemas.microsoft.com/office/word/2015/wordml/symex" xmlns:wpg="http://schemas.microsoft.com/office/word/2010/wordprocessingGroup" xmlns:wpi="http://schemas.microsoft.com/office/word/2010/wordprocessingInk" xmlns:wne="http://schemas.microsoft.com/office/word/2006/wordml" xmlns:wps="http://schemas.microsoft.com/office/word/2010/wordprocessingShape" mc:Ignorable="w14 w15 w16se w16cid w16 w16cex w16sdtdh w16sdtfl w16du wp14">
+  <w:p>
+    <w:pPr>
+      <w:pStyle w:val="Header"/>
+    </w:pPr>
   </w:p>
 </w:hdr>
 </file>

--- a/electron/database/generate-document/templates/packing.docx
+++ b/electron/database/generate-document/templates/packing.docx
@@ -1184,6 +1184,7 @@
               <w:t>{^</w:t>
             </w:r>
             <w:proofErr w:type="spellStart"/>
+            <w:proofErr w:type="gramStart"/>
             <w:r>
               <w:rPr>
                 <w:rFonts w:cstheme="minorHAnsi"/>
@@ -1202,6 +1203,7 @@
               <w:t>}{</w:t>
             </w:r>
             <w:proofErr w:type="spellStart"/>
+            <w:proofErr w:type="gramEnd"/>
             <w:r>
               <w:rPr>
                 <w:rFonts w:cstheme="minorHAnsi"/>
@@ -1389,6 +1391,7 @@
               <w:t>{^</w:t>
             </w:r>
             <w:proofErr w:type="spellStart"/>
+            <w:proofErr w:type="gramStart"/>
             <w:r>
               <w:rPr>
                 <w:rFonts w:cstheme="minorHAnsi"/>
@@ -1416,6 +1419,7 @@
               <w:t>{</w:t>
             </w:r>
             <w:proofErr w:type="spellStart"/>
+            <w:proofErr w:type="gramEnd"/>
             <w:r>
               <w:rPr>
                 <w:rFonts w:ascii="SansSerif" w:hAnsi="SansSerif" w:cs="SansSerif"/>
@@ -1802,7 +1806,7 @@
           <w:tbl>
             <w:tblPr>
               <w:tblStyle w:val="TableGrid"/>
-              <w:tblW w:w="0" w:type="auto"/>
+              <w:tblW w:w="11096" w:type="dxa"/>
               <w:tblBorders>
                 <w:top w:val="none" w:sz="0" w:space="0" w:color="auto"/>
                 <w:left w:val="none" w:sz="0" w:space="0" w:color="auto"/>
@@ -2158,7 +2162,47 @@
                       <w:sz w:val="18"/>
                       <w:szCs w:val="18"/>
                     </w:rPr>
-                    <w:t>{#invoiceItems}{#showThickness}{thicknessDetail}{/showThickness}</w:t>
+                    <w:t>{#</w:t>
+                  </w:r>
+                  <w:proofErr w:type="gramStart"/>
+                  <w:r>
+                    <w:rPr>
+                      <w:b/>
+                      <w:bCs/>
+                      <w:sz w:val="18"/>
+                      <w:szCs w:val="18"/>
+                    </w:rPr>
+                    <w:t>invoiceItems}{</w:t>
+                  </w:r>
+                  <w:proofErr w:type="gramEnd"/>
+                  <w:r>
+                    <w:rPr>
+                      <w:b/>
+                      <w:bCs/>
+                      <w:sz w:val="18"/>
+                      <w:szCs w:val="18"/>
+                    </w:rPr>
+                    <w:t>#</w:t>
+                  </w:r>
+                  <w:proofErr w:type="gramStart"/>
+                  <w:r>
+                    <w:rPr>
+                      <w:b/>
+                      <w:bCs/>
+                      <w:sz w:val="18"/>
+                      <w:szCs w:val="18"/>
+                    </w:rPr>
+                    <w:t>showThickness}{</w:t>
+                  </w:r>
+                  <w:proofErr w:type="gramEnd"/>
+                  <w:r>
+                    <w:rPr>
+                      <w:b/>
+                      <w:bCs/>
+                      <w:sz w:val="18"/>
+                      <w:szCs w:val="18"/>
+                    </w:rPr>
+                    <w:t>thicknessDetail}{/showThickness}</w:t>
                   </w:r>
                 </w:p>
                 <w:p>
@@ -2289,7 +2333,55 @@
                       <w:sz w:val="18"/>
                       <w:szCs w:val="18"/>
                     </w:rPr>
-                    <w:t>{#invoices}{#prefixCode}{prefixCode}/{/prefixCode}{containerFrom}{#containerTo} to {</w:t>
+                    <w:t>{#</w:t>
+                  </w:r>
+                  <w:proofErr w:type="gramStart"/>
+                  <w:r>
+                    <w:rPr>
+                      <w:sz w:val="18"/>
+                      <w:szCs w:val="18"/>
+                    </w:rPr>
+                    <w:t>invoices}{</w:t>
+                  </w:r>
+                  <w:proofErr w:type="gramEnd"/>
+                  <w:r>
+                    <w:rPr>
+                      <w:sz w:val="18"/>
+                      <w:szCs w:val="18"/>
+                    </w:rPr>
+                    <w:t>#</w:t>
+                  </w:r>
+                  <w:proofErr w:type="gramStart"/>
+                  <w:r>
+                    <w:rPr>
+                      <w:sz w:val="18"/>
+                      <w:szCs w:val="18"/>
+                    </w:rPr>
+                    <w:t>prefixCode}{</w:t>
+                  </w:r>
+                  <w:proofErr w:type="gramEnd"/>
+                  <w:r>
+                    <w:rPr>
+                      <w:sz w:val="18"/>
+                      <w:szCs w:val="18"/>
+                    </w:rPr>
+                    <w:t>prefixCode}/{/</w:t>
+                  </w:r>
+                  <w:proofErr w:type="gramStart"/>
+                  <w:r>
+                    <w:rPr>
+                      <w:sz w:val="18"/>
+                      <w:szCs w:val="18"/>
+                    </w:rPr>
+                    <w:t>prefixCode}{</w:t>
+                  </w:r>
+                  <w:proofErr w:type="gramEnd"/>
+                  <w:r>
+                    <w:rPr>
+                      <w:sz w:val="18"/>
+                      <w:szCs w:val="18"/>
+                    </w:rPr>
+                    <w:t>containerFrom}{#containerTo} to {</w:t>
                   </w:r>
                   <w:proofErr w:type="spellStart"/>
                   <w:r>
@@ -2673,6 +2765,7 @@
                     <w:t>{</w:t>
                   </w:r>
                   <w:proofErr w:type="spellStart"/>
+                  <w:proofErr w:type="gramStart"/>
                   <w:r>
                     <w:rPr>
                       <w:sz w:val="18"/>
@@ -2700,7 +2793,15 @@
                       <w:sz w:val="18"/>
                       <w:szCs w:val="18"/>
                     </w:rPr>
-                    <w:t xml:space="preserve"> {/invoices} {/</w:t>
+                    <w:t xml:space="preserve"> {</w:t>
+                  </w:r>
+                  <w:proofErr w:type="gramEnd"/>
+                  <w:r>
+                    <w:rPr>
+                      <w:sz w:val="18"/>
+                      <w:szCs w:val="18"/>
+                    </w:rPr>
+                    <w:t>/invoices} {/</w:t>
                   </w:r>
                   <w:proofErr w:type="spellStart"/>
                   <w:r>
@@ -2713,6 +2814,988 @@
                   <w:proofErr w:type="spellEnd"/>
                   <w:r>
                     <w:rPr>
+                      <w:sz w:val="18"/>
+                      <w:szCs w:val="18"/>
+                    </w:rPr>
+                    <w:t>}</w:t>
+                  </w:r>
+                </w:p>
+              </w:tc>
+            </w:tr>
+            <w:tr>
+              <w:tc>
+                <w:tcPr>
+                  <w:tcW w:w="6799" w:type="dxa"/>
+                  <w:gridSpan w:val="5"/>
+                  <w:tcBorders>
+                    <w:right w:val="single" w:sz="4" w:space="0" w:color="auto"/>
+                  </w:tcBorders>
+                </w:tcPr>
+                <w:p>
+                  <w:pPr>
+                    <w:framePr w:hSpace="180" w:wrap="around" w:vAnchor="page" w:hAnchor="margin" w:y="481"/>
+                    <w:tabs>
+                      <w:tab w:val="left" w:pos="960"/>
+                    </w:tabs>
+                    <w:spacing w:before="80" w:line="276" w:lineRule="auto"/>
+                    <w:rPr>
+                      <w:rFonts w:cstheme="minorHAnsi"/>
+                      <w:sz w:val="18"/>
+                      <w:szCs w:val="18"/>
+                    </w:rPr>
+                  </w:pPr>
+                  <w:r>
+                    <w:rPr>
+                      <w:rFonts w:cstheme="minorHAnsi"/>
+                      <w:sz w:val="18"/>
+                      <w:szCs w:val="18"/>
+                    </w:rPr>
+                    <w:t>{#</w:t>
+                  </w:r>
+                  <w:r>
+                    <w:rPr>
+                      <w:rFonts w:cstheme="minorHAnsi"/>
+                      <w:sz w:val="18"/>
+                      <w:szCs w:val="18"/>
+                    </w:rPr>
+                    <w:t>sampleBox</w:t>
+                  </w:r>
+                  <w:r>
+                    <w:rPr>
+                      <w:rFonts w:cstheme="minorHAnsi"/>
+                      <w:sz w:val="18"/>
+                      <w:szCs w:val="18"/>
+                    </w:rPr>
+                    <w:t>}</w:t>
+                  </w:r>
+                  <w:r>
+                    <w:rPr>
+                      <w:rFonts w:cstheme="minorHAnsi"/>
+                      <w:b/>
+                      <w:bCs/>
+                      <w:sz w:val="18"/>
+                      <w:szCs w:val="18"/>
+                    </w:rPr>
+                    <w:t>SAMPLE BOX</w:t>
+                  </w:r>
+                </w:p>
+              </w:tc>
+              <w:tc>
+                <w:tcPr>
+                  <w:tcW w:w="843" w:type="dxa"/>
+                  <w:tcBorders>
+                    <w:left w:val="single" w:sz="4" w:space="0" w:color="auto"/>
+                    <w:right w:val="single" w:sz="4" w:space="0" w:color="auto"/>
+                  </w:tcBorders>
+                </w:tcPr>
+                <w:p>
+                  <w:pPr>
+                    <w:framePr w:hSpace="180" w:wrap="around" w:vAnchor="page" w:hAnchor="margin" w:y="481"/>
+                    <w:tabs>
+                      <w:tab w:val="left" w:pos="960"/>
+                    </w:tabs>
+                    <w:spacing w:line="276" w:lineRule="auto"/>
+                    <w:jc w:val="right"/>
+                    <w:rPr>
+                      <w:rFonts w:cstheme="minorHAnsi"/>
+                      <w:sz w:val="18"/>
+                      <w:szCs w:val="18"/>
+                    </w:rPr>
+                  </w:pPr>
+                </w:p>
+              </w:tc>
+              <w:tc>
+                <w:tcPr>
+                  <w:tcW w:w="858" w:type="dxa"/>
+                  <w:tcBorders>
+                    <w:left w:val="single" w:sz="4" w:space="0" w:color="auto"/>
+                    <w:right w:val="single" w:sz="4" w:space="0" w:color="auto"/>
+                  </w:tcBorders>
+                </w:tcPr>
+                <w:p>
+                  <w:pPr>
+                    <w:framePr w:hSpace="180" w:wrap="around" w:vAnchor="page" w:hAnchor="margin" w:y="481"/>
+                    <w:tabs>
+                      <w:tab w:val="left" w:pos="960"/>
+                    </w:tabs>
+                    <w:spacing w:line="276" w:lineRule="auto"/>
+                    <w:jc w:val="right"/>
+                    <w:rPr>
+                      <w:rFonts w:cstheme="minorHAnsi"/>
+                      <w:sz w:val="18"/>
+                      <w:szCs w:val="18"/>
+                    </w:rPr>
+                  </w:pPr>
+                </w:p>
+              </w:tc>
+              <w:tc>
+                <w:tcPr>
+                  <w:tcW w:w="993" w:type="dxa"/>
+                  <w:tcBorders>
+                    <w:left w:val="single" w:sz="4" w:space="0" w:color="auto"/>
+                    <w:right w:val="single" w:sz="4" w:space="0" w:color="auto"/>
+                  </w:tcBorders>
+                </w:tcPr>
+                <w:p>
+                  <w:pPr>
+                    <w:framePr w:hSpace="180" w:wrap="around" w:vAnchor="page" w:hAnchor="margin" w:y="481"/>
+                    <w:tabs>
+                      <w:tab w:val="left" w:pos="960"/>
+                    </w:tabs>
+                    <w:spacing w:line="276" w:lineRule="auto"/>
+                    <w:jc w:val="right"/>
+                    <w:rPr>
+                      <w:rFonts w:cstheme="minorHAnsi"/>
+                      <w:sz w:val="18"/>
+                      <w:szCs w:val="18"/>
+                    </w:rPr>
+                  </w:pPr>
+                </w:p>
+              </w:tc>
+              <w:tc>
+                <w:tcPr>
+                  <w:tcW w:w="1603" w:type="dxa"/>
+                  <w:tcBorders>
+                    <w:left w:val="single" w:sz="4" w:space="0" w:color="auto"/>
+                  </w:tcBorders>
+                </w:tcPr>
+                <w:p>
+                  <w:pPr>
+                    <w:framePr w:hSpace="180" w:wrap="around" w:vAnchor="page" w:hAnchor="margin" w:y="481"/>
+                    <w:tabs>
+                      <w:tab w:val="left" w:pos="960"/>
+                    </w:tabs>
+                    <w:spacing w:line="276" w:lineRule="auto"/>
+                    <w:jc w:val="center"/>
+                    <w:rPr>
+                      <w:sz w:val="18"/>
+                      <w:szCs w:val="18"/>
+                    </w:rPr>
+                  </w:pPr>
+                </w:p>
+              </w:tc>
+            </w:tr>
+            <w:tr>
+              <w:tc>
+                <w:tcPr>
+                  <w:tcW w:w="1271" w:type="dxa"/>
+                </w:tcPr>
+                <w:p>
+                  <w:pPr>
+                    <w:framePr w:hSpace="180" w:wrap="around" w:vAnchor="page" w:hAnchor="margin" w:y="481"/>
+                    <w:tabs>
+                      <w:tab w:val="left" w:pos="960"/>
+                    </w:tabs>
+                    <w:spacing w:line="276" w:lineRule="auto"/>
+                    <w:rPr>
+                      <w:sz w:val="18"/>
+                      <w:szCs w:val="18"/>
+                    </w:rPr>
+                  </w:pPr>
+                  <w:r>
+                    <w:rPr>
+                      <w:rFonts w:cstheme="minorHAnsi"/>
+                      <w:sz w:val="18"/>
+                      <w:szCs w:val="18"/>
+                    </w:rPr>
+                    <w:t>{#</w:t>
+                  </w:r>
+                  <w:proofErr w:type="gramStart"/>
+                  <w:r>
+                    <w:rPr>
+                      <w:rFonts w:cstheme="minorHAnsi"/>
+                      <w:sz w:val="18"/>
+                      <w:szCs w:val="18"/>
+                    </w:rPr>
+                    <w:t>isCustom}</w:t>
+                  </w:r>
+                  <w:r>
+                    <w:rPr>
+                      <w:sz w:val="18"/>
+                      <w:szCs w:val="18"/>
+                    </w:rPr>
+                    <w:t>{</w:t>
+                  </w:r>
+                  <w:proofErr w:type="gramEnd"/>
+                  <w:r>
+                    <w:rPr>
+                      <w:sz w:val="18"/>
+                      <w:szCs w:val="18"/>
+                    </w:rPr>
+                    <w:t>#</w:t>
+                  </w:r>
+                  <w:proofErr w:type="gramStart"/>
+                  <w:r>
+                    <w:rPr>
+                      <w:sz w:val="18"/>
+                      <w:szCs w:val="18"/>
+                    </w:rPr>
+                    <w:t>prefixCode}{</w:t>
+                  </w:r>
+                  <w:proofErr w:type="gramEnd"/>
+                  <w:r>
+                    <w:rPr>
+                      <w:sz w:val="18"/>
+                      <w:szCs w:val="18"/>
+                    </w:rPr>
+                    <w:t>prefixCode}/{/</w:t>
+                  </w:r>
+                  <w:proofErr w:type="gramStart"/>
+                  <w:r>
+                    <w:rPr>
+                      <w:sz w:val="18"/>
+                      <w:szCs w:val="18"/>
+                    </w:rPr>
+                    <w:t>prefixCode}{</w:t>
+                  </w:r>
+                  <w:proofErr w:type="gramEnd"/>
+                  <w:r>
+                    <w:rPr>
+                      <w:sz w:val="18"/>
+                      <w:szCs w:val="18"/>
+                    </w:rPr>
+                    <w:t>containerFrom}{#containerTo} to {</w:t>
+                  </w:r>
+                  <w:proofErr w:type="spellStart"/>
+                  <w:r>
+                    <w:rPr>
+                      <w:sz w:val="18"/>
+                      <w:szCs w:val="18"/>
+                    </w:rPr>
+                    <w:t>containerTo</w:t>
+                  </w:r>
+                  <w:proofErr w:type="spellEnd"/>
+                  <w:r>
+                    <w:rPr>
+                      <w:sz w:val="18"/>
+                      <w:szCs w:val="18"/>
+                    </w:rPr>
+                    <w:t>} {/</w:t>
+                  </w:r>
+                  <w:proofErr w:type="spellStart"/>
+                  <w:r>
+                    <w:rPr>
+                      <w:sz w:val="18"/>
+                      <w:szCs w:val="18"/>
+                    </w:rPr>
+                    <w:t>containerTo</w:t>
+                  </w:r>
+                  <w:proofErr w:type="spellEnd"/>
+                  <w:r>
+                    <w:rPr>
+                      <w:sz w:val="18"/>
+                      <w:szCs w:val="18"/>
+                    </w:rPr>
+                    <w:t>}</w:t>
+                  </w:r>
+                </w:p>
+              </w:tc>
+              <w:tc>
+                <w:tcPr>
+                  <w:tcW w:w="1418" w:type="dxa"/>
+                </w:tcPr>
+                <w:p>
+                  <w:pPr>
+                    <w:pStyle w:val="NoSpacing"/>
+                    <w:framePr w:hSpace="180" w:wrap="around" w:vAnchor="page" w:hAnchor="margin" w:y="481"/>
+                    <w:spacing w:line="276" w:lineRule="auto"/>
+                    <w:rPr>
+                      <w:rFonts w:cstheme="minorHAnsi"/>
+                      <w:sz w:val="18"/>
+                      <w:szCs w:val="18"/>
+                    </w:rPr>
+                  </w:pPr>
+                </w:p>
+              </w:tc>
+              <w:tc>
+                <w:tcPr>
+                  <w:tcW w:w="1417" w:type="dxa"/>
+                </w:tcPr>
+                <w:p>
+                  <w:pPr>
+                    <w:framePr w:hSpace="180" w:wrap="around" w:vAnchor="page" w:hAnchor="margin" w:y="481"/>
+                    <w:tabs>
+                      <w:tab w:val="left" w:pos="960"/>
+                    </w:tabs>
+                    <w:spacing w:line="276" w:lineRule="auto"/>
+                    <w:rPr>
+                      <w:rFonts w:cstheme="minorHAnsi"/>
+                      <w:sz w:val="18"/>
+                      <w:szCs w:val="18"/>
+                    </w:rPr>
+                  </w:pPr>
+                </w:p>
+              </w:tc>
+              <w:tc>
+                <w:tcPr>
+                  <w:tcW w:w="1418" w:type="dxa"/>
+                </w:tcPr>
+                <w:p>
+                  <w:pPr>
+                    <w:framePr w:hSpace="180" w:wrap="around" w:vAnchor="page" w:hAnchor="margin" w:y="481"/>
+                    <w:tabs>
+                      <w:tab w:val="left" w:pos="960"/>
+                    </w:tabs>
+                    <w:spacing w:line="276" w:lineRule="auto"/>
+                    <w:rPr>
+                      <w:rFonts w:cstheme="minorHAnsi"/>
+                      <w:sz w:val="18"/>
+                      <w:szCs w:val="18"/>
+                    </w:rPr>
+                  </w:pPr>
+                  <w:r>
+                    <w:rPr>
+                      <w:rFonts w:cstheme="minorHAnsi"/>
+                      <w:sz w:val="18"/>
+                      <w:szCs w:val="18"/>
+                    </w:rPr>
+                    <w:t>{</w:t>
+                  </w:r>
+                  <w:proofErr w:type="spellStart"/>
+                  <w:r>
+                    <w:rPr>
+                      <w:rFonts w:cstheme="minorHAnsi"/>
+                      <w:sz w:val="18"/>
+                      <w:szCs w:val="18"/>
+                    </w:rPr>
+                    <w:t>designType</w:t>
+                  </w:r>
+                  <w:proofErr w:type="spellEnd"/>
+                  <w:r>
+                    <w:rPr>
+                      <w:rFonts w:cstheme="minorHAnsi"/>
+                      <w:sz w:val="18"/>
+                      <w:szCs w:val="18"/>
+                    </w:rPr>
+                    <w:t>}</w:t>
+                  </w:r>
+                </w:p>
+              </w:tc>
+              <w:tc>
+                <w:tcPr>
+                  <w:tcW w:w="1275" w:type="dxa"/>
+                  <w:tcBorders>
+                    <w:right w:val="single" w:sz="4" w:space="0" w:color="auto"/>
+                  </w:tcBorders>
+                </w:tcPr>
+                <w:p>
+                  <w:pPr>
+                    <w:framePr w:hSpace="180" w:wrap="around" w:vAnchor="page" w:hAnchor="margin" w:y="481"/>
+                    <w:tabs>
+                      <w:tab w:val="left" w:pos="960"/>
+                    </w:tabs>
+                    <w:spacing w:line="276" w:lineRule="auto"/>
+                    <w:rPr>
+                      <w:rFonts w:cstheme="minorHAnsi"/>
+                      <w:sz w:val="18"/>
+                      <w:szCs w:val="18"/>
+                    </w:rPr>
+                  </w:pPr>
+                  <w:r>
+                    <w:rPr>
+                      <w:rFonts w:cstheme="minorHAnsi"/>
+                      <w:sz w:val="18"/>
+                      <w:szCs w:val="18"/>
+                    </w:rPr>
+                    <w:t>{</w:t>
+                  </w:r>
+                  <w:proofErr w:type="spellStart"/>
+                  <w:r>
+                    <w:rPr>
+                      <w:rFonts w:cstheme="minorHAnsi"/>
+                      <w:sz w:val="18"/>
+                      <w:szCs w:val="18"/>
+                    </w:rPr>
+                    <w:t>finishType</w:t>
+                  </w:r>
+                  <w:proofErr w:type="spellEnd"/>
+                  <w:r>
+                    <w:rPr>
+                      <w:rFonts w:cstheme="minorHAnsi"/>
+                      <w:sz w:val="18"/>
+                      <w:szCs w:val="18"/>
+                    </w:rPr>
+                    <w:t>}</w:t>
+                  </w:r>
+                </w:p>
+              </w:tc>
+              <w:tc>
+                <w:tcPr>
+                  <w:tcW w:w="843" w:type="dxa"/>
+                  <w:tcBorders>
+                    <w:left w:val="single" w:sz="4" w:space="0" w:color="auto"/>
+                    <w:right w:val="single" w:sz="4" w:space="0" w:color="auto"/>
+                  </w:tcBorders>
+                </w:tcPr>
+                <w:p>
+                  <w:pPr>
+                    <w:framePr w:hSpace="180" w:wrap="around" w:vAnchor="page" w:hAnchor="margin" w:y="481"/>
+                    <w:tabs>
+                      <w:tab w:val="left" w:pos="960"/>
+                    </w:tabs>
+                    <w:spacing w:line="276" w:lineRule="auto"/>
+                    <w:jc w:val="right"/>
+                    <w:rPr>
+                      <w:rFonts w:cstheme="minorHAnsi"/>
+                      <w:sz w:val="18"/>
+                      <w:szCs w:val="18"/>
+                    </w:rPr>
+                  </w:pPr>
+                  <w:r>
+                    <w:rPr>
+                      <w:rFonts w:cstheme="minorHAnsi"/>
+                      <w:sz w:val="18"/>
+                      <w:szCs w:val="18"/>
+                    </w:rPr>
+                    <w:t>0</w:t>
+                  </w:r>
+                </w:p>
+              </w:tc>
+              <w:tc>
+                <w:tcPr>
+                  <w:tcW w:w="858" w:type="dxa"/>
+                  <w:tcBorders>
+                    <w:left w:val="single" w:sz="4" w:space="0" w:color="auto"/>
+                    <w:right w:val="single" w:sz="4" w:space="0" w:color="auto"/>
+                  </w:tcBorders>
+                </w:tcPr>
+                <w:p>
+                  <w:pPr>
+                    <w:framePr w:hSpace="180" w:wrap="around" w:vAnchor="page" w:hAnchor="margin" w:y="481"/>
+                    <w:tabs>
+                      <w:tab w:val="left" w:pos="960"/>
+                    </w:tabs>
+                    <w:spacing w:line="276" w:lineRule="auto"/>
+                    <w:jc w:val="right"/>
+                    <w:rPr>
+                      <w:rFonts w:cstheme="minorHAnsi"/>
+                      <w:sz w:val="18"/>
+                      <w:szCs w:val="18"/>
+                    </w:rPr>
+                  </w:pPr>
+                  <w:r>
+                    <w:rPr>
+                      <w:rFonts w:cstheme="minorHAnsi"/>
+                      <w:sz w:val="18"/>
+                      <w:szCs w:val="18"/>
+                    </w:rPr>
+                    <w:t>22</w:t>
+                  </w:r>
+                </w:p>
+              </w:tc>
+              <w:tc>
+                <w:tcPr>
+                  <w:tcW w:w="993" w:type="dxa"/>
+                  <w:tcBorders>
+                    <w:left w:val="single" w:sz="4" w:space="0" w:color="auto"/>
+                    <w:right w:val="single" w:sz="4" w:space="0" w:color="auto"/>
+                  </w:tcBorders>
+                </w:tcPr>
+                <w:p>
+                  <w:pPr>
+                    <w:framePr w:hSpace="180" w:wrap="around" w:vAnchor="page" w:hAnchor="margin" w:y="481"/>
+                    <w:tabs>
+                      <w:tab w:val="left" w:pos="960"/>
+                    </w:tabs>
+                    <w:spacing w:line="276" w:lineRule="auto"/>
+                    <w:jc w:val="right"/>
+                    <w:rPr>
+                      <w:rFonts w:cstheme="minorHAnsi"/>
+                      <w:sz w:val="18"/>
+                      <w:szCs w:val="18"/>
+                    </w:rPr>
+                  </w:pPr>
+                  <w:r>
+                    <w:rPr>
+                      <w:rFonts w:cstheme="minorHAnsi"/>
+                      <w:sz w:val="18"/>
+                      <w:szCs w:val="18"/>
+                    </w:rPr>
+                    <w:t>24</w:t>
+                  </w:r>
+                </w:p>
+              </w:tc>
+              <w:tc>
+                <w:tcPr>
+                  <w:tcW w:w="1603" w:type="dxa"/>
+                  <w:tcBorders>
+                    <w:left w:val="single" w:sz="4" w:space="0" w:color="auto"/>
+                  </w:tcBorders>
+                </w:tcPr>
+                <w:p>
+                  <w:pPr>
+                    <w:framePr w:hSpace="180" w:wrap="around" w:vAnchor="page" w:hAnchor="margin" w:y="481"/>
+                    <w:tabs>
+                      <w:tab w:val="left" w:pos="960"/>
+                    </w:tabs>
+                    <w:spacing w:line="276" w:lineRule="auto"/>
+                    <w:jc w:val="center"/>
+                    <w:rPr>
+                      <w:sz w:val="18"/>
+                      <w:szCs w:val="18"/>
+                    </w:rPr>
+                  </w:pPr>
+                  <w:r>
+                    <w:rPr>
+                      <w:rFonts w:cstheme="minorHAnsi"/>
+                      <w:sz w:val="18"/>
+                      <w:szCs w:val="18"/>
+                    </w:rPr>
+                    <w:t xml:space="preserve">25 X 25 X </w:t>
+                  </w:r>
+                  <w:proofErr w:type="gramStart"/>
+                  <w:r>
+                    <w:rPr>
+                      <w:rFonts w:cstheme="minorHAnsi"/>
+                      <w:sz w:val="18"/>
+                      <w:szCs w:val="18"/>
+                    </w:rPr>
+                    <w:t xml:space="preserve">4”  </w:t>
+                  </w:r>
+                  <w:r>
+                    <w:rPr>
+                      <w:rFonts w:cstheme="minorHAnsi"/>
+                      <w:sz w:val="18"/>
+                      <w:szCs w:val="18"/>
+                    </w:rPr>
+                    <w:t>{</w:t>
+                  </w:r>
+                  <w:proofErr w:type="gramEnd"/>
+                  <w:r>
+                    <w:rPr>
+                      <w:rFonts w:cstheme="minorHAnsi"/>
+                      <w:sz w:val="18"/>
+                      <w:szCs w:val="18"/>
+                    </w:rPr>
+                    <w:t>/</w:t>
+                  </w:r>
+                  <w:proofErr w:type="spellStart"/>
+                  <w:r>
+                    <w:rPr>
+                      <w:rFonts w:cstheme="minorHAnsi"/>
+                      <w:sz w:val="18"/>
+                      <w:szCs w:val="18"/>
+                    </w:rPr>
+                    <w:t>isCustom</w:t>
+                  </w:r>
+                  <w:proofErr w:type="spellEnd"/>
+                  <w:r>
+                    <w:rPr>
+                      <w:rFonts w:cstheme="minorHAnsi"/>
+                      <w:sz w:val="18"/>
+                      <w:szCs w:val="18"/>
+                    </w:rPr>
+                    <w:t>}</w:t>
+                  </w:r>
+                </w:p>
+              </w:tc>
+            </w:tr>
+            <w:tr>
+              <w:tc>
+                <w:tcPr>
+                  <w:tcW w:w="1271" w:type="dxa"/>
+                </w:tcPr>
+                <w:p>
+                  <w:pPr>
+                    <w:framePr w:hSpace="180" w:wrap="around" w:vAnchor="page" w:hAnchor="margin" w:y="481"/>
+                    <w:tabs>
+                      <w:tab w:val="left" w:pos="960"/>
+                    </w:tabs>
+                    <w:spacing w:line="276" w:lineRule="auto"/>
+                    <w:rPr>
+                      <w:rFonts w:cstheme="minorHAnsi"/>
+                      <w:sz w:val="18"/>
+                      <w:szCs w:val="18"/>
+                    </w:rPr>
+                  </w:pPr>
+                  <w:r>
+                    <w:rPr>
+                      <w:rFonts w:cstheme="minorHAnsi"/>
+                      <w:sz w:val="18"/>
+                      <w:szCs w:val="18"/>
+                    </w:rPr>
+                    <w:t>{</w:t>
+                  </w:r>
+                  <w:r>
+                    <w:rPr>
+                      <w:rFonts w:cstheme="minorHAnsi"/>
+                      <w:sz w:val="18"/>
+                      <w:szCs w:val="18"/>
+                    </w:rPr>
+                    <w:t>^</w:t>
+                  </w:r>
+                  <w:proofErr w:type="gramStart"/>
+                  <w:r>
+                    <w:rPr>
+                      <w:rFonts w:cstheme="minorHAnsi"/>
+                      <w:sz w:val="18"/>
+                      <w:szCs w:val="18"/>
+                    </w:rPr>
+                    <w:t>isCustom}</w:t>
+                  </w:r>
+                  <w:r>
+                    <w:rPr>
+                      <w:sz w:val="18"/>
+                      <w:szCs w:val="18"/>
+                    </w:rPr>
+                    <w:t>{</w:t>
+                  </w:r>
+                  <w:proofErr w:type="gramEnd"/>
+                  <w:r>
+                    <w:rPr>
+                      <w:sz w:val="18"/>
+                      <w:szCs w:val="18"/>
+                    </w:rPr>
+                    <w:t>#</w:t>
+                  </w:r>
+                  <w:proofErr w:type="gramStart"/>
+                  <w:r>
+                    <w:rPr>
+                      <w:sz w:val="18"/>
+                      <w:szCs w:val="18"/>
+                    </w:rPr>
+                    <w:t>prefixCode}{</w:t>
+                  </w:r>
+                  <w:proofErr w:type="gramEnd"/>
+                  <w:r>
+                    <w:rPr>
+                      <w:sz w:val="18"/>
+                      <w:szCs w:val="18"/>
+                    </w:rPr>
+                    <w:t>prefixCode}/{/</w:t>
+                  </w:r>
+                  <w:proofErr w:type="gramStart"/>
+                  <w:r>
+                    <w:rPr>
+                      <w:sz w:val="18"/>
+                      <w:szCs w:val="18"/>
+                    </w:rPr>
+                    <w:t>prefixCode}{</w:t>
+                  </w:r>
+                  <w:proofErr w:type="gramEnd"/>
+                  <w:r>
+                    <w:rPr>
+                      <w:sz w:val="18"/>
+                      <w:szCs w:val="18"/>
+                    </w:rPr>
+                    <w:t xml:space="preserve">containerFrom}{#containerTo} to </w:t>
+                  </w:r>
+                  <w:r>
+                    <w:rPr>
+                      <w:sz w:val="18"/>
+                      <w:szCs w:val="18"/>
+                    </w:rPr>
+                    <w:lastRenderedPageBreak/>
+                    <w:t>{</w:t>
+                  </w:r>
+                  <w:proofErr w:type="spellStart"/>
+                  <w:r>
+                    <w:rPr>
+                      <w:sz w:val="18"/>
+                      <w:szCs w:val="18"/>
+                    </w:rPr>
+                    <w:t>containerTo</w:t>
+                  </w:r>
+                  <w:proofErr w:type="spellEnd"/>
+                  <w:r>
+                    <w:rPr>
+                      <w:sz w:val="18"/>
+                      <w:szCs w:val="18"/>
+                    </w:rPr>
+                    <w:t>} {/</w:t>
+                  </w:r>
+                  <w:proofErr w:type="spellStart"/>
+                  <w:r>
+                    <w:rPr>
+                      <w:sz w:val="18"/>
+                      <w:szCs w:val="18"/>
+                    </w:rPr>
+                    <w:t>containerTo</w:t>
+                  </w:r>
+                  <w:proofErr w:type="spellEnd"/>
+                  <w:r>
+                    <w:rPr>
+                      <w:sz w:val="18"/>
+                      <w:szCs w:val="18"/>
+                    </w:rPr>
+                    <w:t>}</w:t>
+                  </w:r>
+                </w:p>
+              </w:tc>
+              <w:tc>
+                <w:tcPr>
+                  <w:tcW w:w="5528" w:type="dxa"/>
+                  <w:gridSpan w:val="4"/>
+                  <w:tcBorders>
+                    <w:right w:val="single" w:sz="4" w:space="0" w:color="auto"/>
+                  </w:tcBorders>
+                </w:tcPr>
+                <w:p>
+                  <w:pPr>
+                    <w:framePr w:hSpace="180" w:wrap="around" w:vAnchor="page" w:hAnchor="margin" w:y="481"/>
+                    <w:tabs>
+                      <w:tab w:val="left" w:pos="960"/>
+                    </w:tabs>
+                    <w:spacing w:line="276" w:lineRule="auto"/>
+                    <w:jc w:val="center"/>
+                    <w:rPr>
+                      <w:rFonts w:cstheme="minorHAnsi"/>
+                      <w:sz w:val="18"/>
+                      <w:szCs w:val="18"/>
+                    </w:rPr>
+                  </w:pPr>
+                  <w:r>
+                    <w:rPr>
+                      <w:rFonts w:cstheme="minorHAnsi"/>
+                      <w:sz w:val="18"/>
+                      <w:szCs w:val="18"/>
+                    </w:rPr>
+                    <w:lastRenderedPageBreak/>
+                    <w:t>2’ X 2’ -12MM - 5102 D102 – 1PC / 5071 D105 – 1PC /</w:t>
+                  </w:r>
+                </w:p>
+                <w:p>
+                  <w:pPr>
+                    <w:framePr w:hSpace="180" w:wrap="around" w:vAnchor="page" w:hAnchor="margin" w:y="481"/>
+                    <w:tabs>
+                      <w:tab w:val="left" w:pos="960"/>
+                    </w:tabs>
+                    <w:spacing w:line="276" w:lineRule="auto"/>
+                    <w:jc w:val="center"/>
+                    <w:rPr>
+                      <w:rFonts w:cstheme="minorHAnsi"/>
+                      <w:sz w:val="18"/>
+                      <w:szCs w:val="18"/>
+                    </w:rPr>
+                  </w:pPr>
+                  <w:r>
+                    <w:rPr>
+                      <w:rFonts w:cstheme="minorHAnsi"/>
+                      <w:sz w:val="18"/>
+                      <w:szCs w:val="18"/>
+                    </w:rPr>
+                    <w:t xml:space="preserve">  7085 D102 – 1PC / 7232 D102-1PC </w:t>
+                  </w:r>
+                  <w:proofErr w:type="gramStart"/>
+                  <w:r>
+                    <w:rPr>
+                      <w:rFonts w:cstheme="minorHAnsi"/>
+                      <w:sz w:val="18"/>
+                      <w:szCs w:val="18"/>
+                    </w:rPr>
+                    <w:t>/  1</w:t>
+                  </w:r>
+                  <w:proofErr w:type="gramEnd"/>
+                  <w:r>
+                    <w:rPr>
+                      <w:rFonts w:cstheme="minorHAnsi"/>
+                      <w:sz w:val="18"/>
+                      <w:szCs w:val="18"/>
+                    </w:rPr>
+                    <w:t>MM – HD19 D96 – 1 PC</w:t>
+                  </w:r>
+                </w:p>
+              </w:tc>
+              <w:tc>
+                <w:tcPr>
+                  <w:tcW w:w="843" w:type="dxa"/>
+                  <w:tcBorders>
+                    <w:left w:val="single" w:sz="4" w:space="0" w:color="auto"/>
+                    <w:right w:val="single" w:sz="4" w:space="0" w:color="auto"/>
+                  </w:tcBorders>
+                </w:tcPr>
+                <w:p>
+                  <w:pPr>
+                    <w:framePr w:hSpace="180" w:wrap="around" w:vAnchor="page" w:hAnchor="margin" w:y="481"/>
+                    <w:tabs>
+                      <w:tab w:val="left" w:pos="960"/>
+                    </w:tabs>
+                    <w:spacing w:line="276" w:lineRule="auto"/>
+                    <w:jc w:val="right"/>
+                    <w:rPr>
+                      <w:rFonts w:cstheme="minorHAnsi"/>
+                      <w:sz w:val="18"/>
+                      <w:szCs w:val="18"/>
+                    </w:rPr>
+                  </w:pPr>
+                  <w:r>
+                    <w:rPr>
+                      <w:rFonts w:cstheme="minorHAnsi"/>
+                      <w:sz w:val="18"/>
+                      <w:szCs w:val="18"/>
+                    </w:rPr>
+                    <w:t>0</w:t>
+                  </w:r>
+                </w:p>
+              </w:tc>
+              <w:tc>
+                <w:tcPr>
+                  <w:tcW w:w="858" w:type="dxa"/>
+                  <w:tcBorders>
+                    <w:left w:val="single" w:sz="4" w:space="0" w:color="auto"/>
+                    <w:right w:val="single" w:sz="4" w:space="0" w:color="auto"/>
+                  </w:tcBorders>
+                </w:tcPr>
+                <w:p>
+                  <w:pPr>
+                    <w:framePr w:hSpace="180" w:wrap="around" w:vAnchor="page" w:hAnchor="margin" w:y="481"/>
+                    <w:tabs>
+                      <w:tab w:val="left" w:pos="960"/>
+                    </w:tabs>
+                    <w:spacing w:line="276" w:lineRule="auto"/>
+                    <w:jc w:val="right"/>
+                    <w:rPr>
+                      <w:rFonts w:cstheme="minorHAnsi"/>
+                      <w:sz w:val="18"/>
+                      <w:szCs w:val="18"/>
+                    </w:rPr>
+                  </w:pPr>
+                  <w:r>
+                    <w:rPr>
+                      <w:rFonts w:cstheme="minorHAnsi"/>
+                      <w:sz w:val="18"/>
+                      <w:szCs w:val="18"/>
+                    </w:rPr>
+                    <w:t>22</w:t>
+                  </w:r>
+                </w:p>
+              </w:tc>
+              <w:tc>
+                <w:tcPr>
+                  <w:tcW w:w="993" w:type="dxa"/>
+                  <w:tcBorders>
+                    <w:left w:val="single" w:sz="4" w:space="0" w:color="auto"/>
+                    <w:right w:val="single" w:sz="4" w:space="0" w:color="auto"/>
+                  </w:tcBorders>
+                </w:tcPr>
+                <w:p>
+                  <w:pPr>
+                    <w:framePr w:hSpace="180" w:wrap="around" w:vAnchor="page" w:hAnchor="margin" w:y="481"/>
+                    <w:tabs>
+                      <w:tab w:val="left" w:pos="960"/>
+                    </w:tabs>
+                    <w:spacing w:line="276" w:lineRule="auto"/>
+                    <w:jc w:val="right"/>
+                    <w:rPr>
+                      <w:rFonts w:cstheme="minorHAnsi"/>
+                      <w:sz w:val="18"/>
+                      <w:szCs w:val="18"/>
+                    </w:rPr>
+                  </w:pPr>
+                  <w:r>
+                    <w:rPr>
+                      <w:rFonts w:cstheme="minorHAnsi"/>
+                      <w:sz w:val="18"/>
+                      <w:szCs w:val="18"/>
+                    </w:rPr>
+                    <w:t>24</w:t>
+                  </w:r>
+                </w:p>
+              </w:tc>
+              <w:tc>
+                <w:tcPr>
+                  <w:tcW w:w="1603" w:type="dxa"/>
+                  <w:tcBorders>
+                    <w:left w:val="single" w:sz="4" w:space="0" w:color="auto"/>
+                  </w:tcBorders>
+                </w:tcPr>
+                <w:p>
+                  <w:pPr>
+                    <w:framePr w:hSpace="180" w:wrap="around" w:vAnchor="page" w:hAnchor="margin" w:y="481"/>
+                    <w:tabs>
+                      <w:tab w:val="left" w:pos="960"/>
+                    </w:tabs>
+                    <w:spacing w:line="276" w:lineRule="auto"/>
+                    <w:jc w:val="center"/>
+                    <w:rPr>
+                      <w:rFonts w:cstheme="minorHAnsi"/>
+                      <w:sz w:val="18"/>
+                      <w:szCs w:val="18"/>
+                    </w:rPr>
+                  </w:pPr>
+                  <w:r>
+                    <w:rPr>
+                      <w:rFonts w:cstheme="minorHAnsi"/>
+                      <w:sz w:val="18"/>
+                      <w:szCs w:val="18"/>
+                    </w:rPr>
+                    <w:t xml:space="preserve">25 X 25 X </w:t>
+                  </w:r>
+                  <w:proofErr w:type="gramStart"/>
+                  <w:r>
+                    <w:rPr>
+                      <w:rFonts w:cstheme="minorHAnsi"/>
+                      <w:sz w:val="18"/>
+                      <w:szCs w:val="18"/>
+                    </w:rPr>
+                    <w:t xml:space="preserve">4”  </w:t>
+                  </w:r>
+                  <w:r>
+                    <w:rPr>
+                      <w:rFonts w:cstheme="minorHAnsi"/>
+                      <w:sz w:val="18"/>
+                      <w:szCs w:val="18"/>
+                    </w:rPr>
+                    <w:t>{</w:t>
+                  </w:r>
+                  <w:proofErr w:type="gramEnd"/>
+                  <w:r>
+                    <w:rPr>
+                      <w:rFonts w:cstheme="minorHAnsi"/>
+                      <w:sz w:val="18"/>
+                      <w:szCs w:val="18"/>
+                    </w:rPr>
+                    <w:t>/</w:t>
+                  </w:r>
+                  <w:proofErr w:type="spellStart"/>
+                  <w:proofErr w:type="gramStart"/>
+                  <w:r>
+                    <w:rPr>
+                      <w:rFonts w:cstheme="minorHAnsi"/>
+                      <w:sz w:val="18"/>
+                      <w:szCs w:val="18"/>
+                    </w:rPr>
+                    <w:t>isCustom</w:t>
+                  </w:r>
+                  <w:proofErr w:type="spellEnd"/>
+                  <w:r>
+                    <w:rPr>
+                      <w:rFonts w:cstheme="minorHAnsi"/>
+                      <w:sz w:val="18"/>
+                      <w:szCs w:val="18"/>
+                    </w:rPr>
+                    <w:t>}</w:t>
+                  </w:r>
+                  <w:r>
+                    <w:rPr>
+                      <w:rFonts w:cstheme="minorHAnsi"/>
+                      <w:sz w:val="18"/>
+                      <w:szCs w:val="18"/>
+                    </w:rPr>
+                    <w:t>{</w:t>
+                  </w:r>
+                  <w:proofErr w:type="gramEnd"/>
+                  <w:r>
+                    <w:rPr>
+                      <w:rFonts w:cstheme="minorHAnsi"/>
+                      <w:sz w:val="18"/>
+                      <w:szCs w:val="18"/>
+                    </w:rPr>
+                    <w:t>/</w:t>
+                  </w:r>
+                  <w:proofErr w:type="spellStart"/>
+                  <w:r>
+                    <w:rPr>
+                      <w:rFonts w:cstheme="minorHAnsi"/>
+                      <w:sz w:val="18"/>
+                      <w:szCs w:val="18"/>
+                    </w:rPr>
+                    <w:t>sampleBox</w:t>
+                  </w:r>
+                  <w:proofErr w:type="spellEnd"/>
+                  <w:r>
+                    <w:rPr>
+                      <w:rFonts w:cstheme="minorHAnsi"/>
                       <w:sz w:val="18"/>
                       <w:szCs w:val="18"/>
                     </w:rPr>
@@ -3072,9 +4155,28 @@
                 <w:sz w:val="20"/>
                 <w:szCs w:val="20"/>
               </w:rPr>
-              <w:t xml:space="preserve">{#isCustom}Total </w:t>
+              <w:t>{#</w:t>
+            </w:r>
+            <w:proofErr w:type="gramStart"/>
+            <w:r>
+              <w:rPr>
+                <w:rFonts w:cstheme="minorHAnsi"/>
+                <w:sz w:val="20"/>
+                <w:szCs w:val="20"/>
+              </w:rPr>
+              <w:t>isCustom}Total</w:t>
+            </w:r>
+            <w:proofErr w:type="gramEnd"/>
+            <w:r>
+              <w:rPr>
+                <w:rFonts w:cstheme="minorHAnsi"/>
+                <w:sz w:val="20"/>
+                <w:szCs w:val="20"/>
+              </w:rPr>
+              <w:t xml:space="preserve"> </w:t>
             </w:r>
             <w:proofErr w:type="spellStart"/>
+            <w:proofErr w:type="gramStart"/>
             <w:r>
               <w:rPr>
                 <w:rFonts w:cstheme="minorHAnsi"/>
@@ -3084,6 +4186,7 @@
               <w:t>Sq.Meter</w:t>
             </w:r>
             <w:proofErr w:type="spellEnd"/>
+            <w:proofErr w:type="gramEnd"/>
             <w:r>
               <w:rPr>
                 <w:rFonts w:cstheme="minorHAnsi"/>
@@ -3248,7 +4351,47 @@
                 <w:sz w:val="20"/>
                 <w:szCs w:val="20"/>
               </w:rPr>
-              <w:t>{#isCustom}Avg/Wt(Kg)</w:t>
+              <w:t>{#</w:t>
+            </w:r>
+            <w:proofErr w:type="gramStart"/>
+            <w:r>
+              <w:rPr>
+                <w:b/>
+                <w:bCs/>
+                <w:sz w:val="20"/>
+                <w:szCs w:val="20"/>
+              </w:rPr>
+              <w:t>isCustom}Avg</w:t>
+            </w:r>
+            <w:proofErr w:type="gramEnd"/>
+            <w:r>
+              <w:rPr>
+                <w:b/>
+                <w:bCs/>
+                <w:sz w:val="20"/>
+                <w:szCs w:val="20"/>
+              </w:rPr>
+              <w:t>/</w:t>
+            </w:r>
+            <w:proofErr w:type="gramStart"/>
+            <w:r>
+              <w:rPr>
+                <w:b/>
+                <w:bCs/>
+                <w:sz w:val="20"/>
+                <w:szCs w:val="20"/>
+              </w:rPr>
+              <w:t>Wt(</w:t>
+            </w:r>
+            <w:proofErr w:type="gramEnd"/>
+            <w:r>
+              <w:rPr>
+                <w:b/>
+                <w:bCs/>
+                <w:sz w:val="20"/>
+                <w:szCs w:val="20"/>
+              </w:rPr>
+              <w:t>Kg)</w:t>
             </w:r>
           </w:p>
         </w:tc>
@@ -3350,7 +4493,23 @@
                 <w:sz w:val="20"/>
                 <w:szCs w:val="20"/>
               </w:rPr>
-              <w:t>{#isCustom}{#containerSummary} {</w:t>
+              <w:t>{#</w:t>
+            </w:r>
+            <w:proofErr w:type="gramStart"/>
+            <w:r>
+              <w:rPr>
+                <w:sz w:val="20"/>
+                <w:szCs w:val="20"/>
+              </w:rPr>
+              <w:t>isCustom}{</w:t>
+            </w:r>
+            <w:proofErr w:type="gramEnd"/>
+            <w:r>
+              <w:rPr>
+                <w:sz w:val="20"/>
+                <w:szCs w:val="20"/>
+              </w:rPr>
+              <w:t>#containerSummary} {</w:t>
             </w:r>
             <w:proofErr w:type="spellStart"/>
             <w:r>
@@ -3431,6 +4590,7 @@
               <w:t>{length} X {width} X {height} MM{/</w:t>
             </w:r>
             <w:proofErr w:type="spellStart"/>
+            <w:proofErr w:type="gramStart"/>
             <w:r>
               <w:rPr>
                 <w:sz w:val="20"/>
@@ -3444,7 +4604,15 @@
                 <w:sz w:val="20"/>
                 <w:szCs w:val="20"/>
               </w:rPr>
-              <w:t>}{/</w:t>
+              <w:t>}{</w:t>
+            </w:r>
+            <w:proofErr w:type="gramEnd"/>
+            <w:r>
+              <w:rPr>
+                <w:sz w:val="20"/>
+                <w:szCs w:val="20"/>
+              </w:rPr>
+              <w:t>/</w:t>
             </w:r>
             <w:proofErr w:type="spellStart"/>
             <w:r>
@@ -3740,7 +4908,16 @@
         <w:bCs/>
         <w:spacing w:val="60"/>
       </w:rPr>
-      <w:t xml:space="preserve">  </w:t>
+      <w:t xml:space="preserve"> </w:t>
+    </w:r>
+    <w:proofErr w:type="gramStart"/>
+    <w:r>
+      <w:rPr>
+        <w:b/>
+        <w:bCs/>
+        <w:spacing w:val="60"/>
+      </w:rPr>
+      <w:t xml:space="preserve"> </w:t>
     </w:r>
     <w:r>
       <w:rPr>
@@ -3764,7 +4941,16 @@
         <w:bCs/>
         <w:spacing w:val="60"/>
       </w:rPr>
-      <w:t>(I)</w:t>
+      <w:t>(</w:t>
+    </w:r>
+    <w:proofErr w:type="gramEnd"/>
+    <w:r>
+      <w:rPr>
+        <w:b/>
+        <w:bCs/>
+        <w:spacing w:val="60"/>
+      </w:rPr>
+      <w:t>I)</w:t>
     </w:r>
     <w:r>
       <w:rPr>

--- a/electron/database/generate-document/templates/packing.docx
+++ b/electron/database/generate-document/templates/packing.docx
@@ -4649,7 +4649,7 @@
       <w:headerReference w:type="first" r:id="rId12"/>
       <w:footerReference w:type="first" r:id="rId13"/>
       <w:pgSz w:w="12240" w:h="15840" w:code="1"/>
-      <w:pgMar w:top="482" w:right="567" w:bottom="1701" w:left="567" w:header="113" w:footer="510" w:gutter="0"/>
+      <w:pgMar w:top="482" w:right="567" w:bottom="1701" w:left="567" w:header="198" w:footer="510" w:gutter="0"/>
       <w:pgBorders w:offsetFrom="page">
         <w:top w:val="single" w:sz="4" w:space="24" w:color="auto"/>
         <w:left w:val="single" w:sz="4" w:space="28" w:color="auto"/>

--- a/electron/database/generate-document/templates/packing.docx
+++ b/electron/database/generate-document/templates/packing.docx
@@ -1184,7 +1184,6 @@
               <w:t>{^</w:t>
             </w:r>
             <w:proofErr w:type="spellStart"/>
-            <w:proofErr w:type="gramStart"/>
             <w:r>
               <w:rPr>
                 <w:rFonts w:cstheme="minorHAnsi"/>
@@ -1203,7 +1202,6 @@
               <w:t>}{</w:t>
             </w:r>
             <w:proofErr w:type="spellStart"/>
-            <w:proofErr w:type="gramEnd"/>
             <w:r>
               <w:rPr>
                 <w:rFonts w:cstheme="minorHAnsi"/>
@@ -1391,7 +1389,6 @@
               <w:t>{^</w:t>
             </w:r>
             <w:proofErr w:type="spellStart"/>
-            <w:proofErr w:type="gramStart"/>
             <w:r>
               <w:rPr>
                 <w:rFonts w:cstheme="minorHAnsi"/>
@@ -1419,7 +1416,6 @@
               <w:t>{</w:t>
             </w:r>
             <w:proofErr w:type="spellStart"/>
-            <w:proofErr w:type="gramEnd"/>
             <w:r>
               <w:rPr>
                 <w:rFonts w:ascii="SansSerif" w:hAnsi="SansSerif" w:cs="SansSerif"/>
@@ -2162,47 +2158,7 @@
                       <w:sz w:val="18"/>
                       <w:szCs w:val="18"/>
                     </w:rPr>
-                    <w:t>{#</w:t>
-                  </w:r>
-                  <w:proofErr w:type="gramStart"/>
-                  <w:r>
-                    <w:rPr>
-                      <w:b/>
-                      <w:bCs/>
-                      <w:sz w:val="18"/>
-                      <w:szCs w:val="18"/>
-                    </w:rPr>
-                    <w:t>invoiceItems}{</w:t>
-                  </w:r>
-                  <w:proofErr w:type="gramEnd"/>
-                  <w:r>
-                    <w:rPr>
-                      <w:b/>
-                      <w:bCs/>
-                      <w:sz w:val="18"/>
-                      <w:szCs w:val="18"/>
-                    </w:rPr>
-                    <w:t>#</w:t>
-                  </w:r>
-                  <w:proofErr w:type="gramStart"/>
-                  <w:r>
-                    <w:rPr>
-                      <w:b/>
-                      <w:bCs/>
-                      <w:sz w:val="18"/>
-                      <w:szCs w:val="18"/>
-                    </w:rPr>
-                    <w:t>showThickness}{</w:t>
-                  </w:r>
-                  <w:proofErr w:type="gramEnd"/>
-                  <w:r>
-                    <w:rPr>
-                      <w:b/>
-                      <w:bCs/>
-                      <w:sz w:val="18"/>
-                      <w:szCs w:val="18"/>
-                    </w:rPr>
-                    <w:t>thicknessDetail}{/showThickness}</w:t>
+                    <w:t>{#invoiceItems}{#showThickness}{thicknessDetail}{/showThickness}</w:t>
                   </w:r>
                 </w:p>
                 <w:p>
@@ -2333,55 +2289,7 @@
                       <w:sz w:val="18"/>
                       <w:szCs w:val="18"/>
                     </w:rPr>
-                    <w:t>{#</w:t>
-                  </w:r>
-                  <w:proofErr w:type="gramStart"/>
-                  <w:r>
-                    <w:rPr>
-                      <w:sz w:val="18"/>
-                      <w:szCs w:val="18"/>
-                    </w:rPr>
-                    <w:t>invoices}{</w:t>
-                  </w:r>
-                  <w:proofErr w:type="gramEnd"/>
-                  <w:r>
-                    <w:rPr>
-                      <w:sz w:val="18"/>
-                      <w:szCs w:val="18"/>
-                    </w:rPr>
-                    <w:t>#</w:t>
-                  </w:r>
-                  <w:proofErr w:type="gramStart"/>
-                  <w:r>
-                    <w:rPr>
-                      <w:sz w:val="18"/>
-                      <w:szCs w:val="18"/>
-                    </w:rPr>
-                    <w:t>prefixCode}{</w:t>
-                  </w:r>
-                  <w:proofErr w:type="gramEnd"/>
-                  <w:r>
-                    <w:rPr>
-                      <w:sz w:val="18"/>
-                      <w:szCs w:val="18"/>
-                    </w:rPr>
-                    <w:t>prefixCode}/{/</w:t>
-                  </w:r>
-                  <w:proofErr w:type="gramStart"/>
-                  <w:r>
-                    <w:rPr>
-                      <w:sz w:val="18"/>
-                      <w:szCs w:val="18"/>
-                    </w:rPr>
-                    <w:t>prefixCode}{</w:t>
-                  </w:r>
-                  <w:proofErr w:type="gramEnd"/>
-                  <w:r>
-                    <w:rPr>
-                      <w:sz w:val="18"/>
-                      <w:szCs w:val="18"/>
-                    </w:rPr>
-                    <w:t>containerFrom}{#containerTo} to {</w:t>
+                    <w:t>{#invoices}{#prefixCode}{prefixCode}/{/prefixCode}{containerFrom}{#containerTo} to {</w:t>
                   </w:r>
                   <w:proofErr w:type="spellStart"/>
                   <w:r>
@@ -2765,7 +2673,6 @@
                     <w:t>{</w:t>
                   </w:r>
                   <w:proofErr w:type="spellStart"/>
-                  <w:proofErr w:type="gramStart"/>
                   <w:r>
                     <w:rPr>
                       <w:sz w:val="18"/>
@@ -2793,15 +2700,7 @@
                       <w:sz w:val="18"/>
                       <w:szCs w:val="18"/>
                     </w:rPr>
-                    <w:t xml:space="preserve"> {</w:t>
-                  </w:r>
-                  <w:proofErr w:type="gramEnd"/>
-                  <w:r>
-                    <w:rPr>
-                      <w:sz w:val="18"/>
-                      <w:szCs w:val="18"/>
-                    </w:rPr>
-                    <w:t>/invoices} {/</w:t>
+                    <w:t xml:space="preserve"> {/invoices} {/</w:t>
                   </w:r>
                   <w:proofErr w:type="spellStart"/>
                   <w:r>
@@ -2998,63 +2897,14 @@
                       <w:sz w:val="18"/>
                       <w:szCs w:val="18"/>
                     </w:rPr>
-                    <w:t>{#</w:t>
-                  </w:r>
-                  <w:proofErr w:type="gramStart"/>
-                  <w:r>
-                    <w:rPr>
-                      <w:rFonts w:cstheme="minorHAnsi"/>
-                      <w:sz w:val="18"/>
-                      <w:szCs w:val="18"/>
-                    </w:rPr>
-                    <w:t>isCustom}</w:t>
-                  </w:r>
-                  <w:r>
-                    <w:rPr>
-                      <w:sz w:val="18"/>
-                      <w:szCs w:val="18"/>
-                    </w:rPr>
-                    <w:t>{</w:t>
-                  </w:r>
-                  <w:proofErr w:type="gramEnd"/>
-                  <w:r>
-                    <w:rPr>
-                      <w:sz w:val="18"/>
-                      <w:szCs w:val="18"/>
-                    </w:rPr>
-                    <w:t>#</w:t>
-                  </w:r>
-                  <w:proofErr w:type="gramStart"/>
-                  <w:r>
-                    <w:rPr>
-                      <w:sz w:val="18"/>
-                      <w:szCs w:val="18"/>
-                    </w:rPr>
-                    <w:t>prefixCode}{</w:t>
-                  </w:r>
-                  <w:proofErr w:type="gramEnd"/>
-                  <w:r>
-                    <w:rPr>
-                      <w:sz w:val="18"/>
-                      <w:szCs w:val="18"/>
-                    </w:rPr>
-                    <w:t>prefixCode}/{/</w:t>
-                  </w:r>
-                  <w:proofErr w:type="gramStart"/>
-                  <w:r>
-                    <w:rPr>
-                      <w:sz w:val="18"/>
-                      <w:szCs w:val="18"/>
-                    </w:rPr>
-                    <w:t>prefixCode}{</w:t>
-                  </w:r>
-                  <w:proofErr w:type="gramEnd"/>
-                  <w:r>
-                    <w:rPr>
-                      <w:sz w:val="18"/>
-                      <w:szCs w:val="18"/>
-                    </w:rPr>
-                    <w:t>containerFrom}{#containerTo} to {</w:t>
+                    <w:t>{#isCustom}</w:t>
+                  </w:r>
+                  <w:r>
+                    <w:rPr>
+                      <w:sz w:val="18"/>
+                      <w:szCs w:val="18"/>
+                    </w:rPr>
+                    <w:t>{#prefixCode}{prefixCode}/{/prefixCode}{containerFrom}{#containerTo} to {</w:t>
                   </w:r>
                   <w:proofErr w:type="spellStart"/>
                   <w:r>
@@ -3241,14 +3091,6 @@
                       <w:szCs w:val="18"/>
                     </w:rPr>
                   </w:pPr>
-                  <w:r>
-                    <w:rPr>
-                      <w:rFonts w:cstheme="minorHAnsi"/>
-                      <w:sz w:val="18"/>
-                      <w:szCs w:val="18"/>
-                    </w:rPr>
-                    <w:t>0</w:t>
-                  </w:r>
                 </w:p>
               </w:tc>
               <w:tc>
@@ -3273,14 +3115,6 @@
                       <w:szCs w:val="18"/>
                     </w:rPr>
                   </w:pPr>
-                  <w:r>
-                    <w:rPr>
-                      <w:rFonts w:cstheme="minorHAnsi"/>
-                      <w:sz w:val="18"/>
-                      <w:szCs w:val="18"/>
-                    </w:rPr>
-                    <w:t>22</w:t>
-                  </w:r>
                 </w:p>
               </w:tc>
               <w:tc>
@@ -3305,14 +3139,6 @@
                       <w:szCs w:val="18"/>
                     </w:rPr>
                   </w:pPr>
-                  <w:r>
-                    <w:rPr>
-                      <w:rFonts w:cstheme="minorHAnsi"/>
-                      <w:sz w:val="18"/>
-                      <w:szCs w:val="18"/>
-                    </w:rPr>
-                    <w:t>24</w:t>
-                  </w:r>
                 </w:p>
               </w:tc>
               <w:tc>
@@ -3341,16 +3167,7 @@
                       <w:sz w:val="18"/>
                       <w:szCs w:val="18"/>
                     </w:rPr>
-                    <w:t xml:space="preserve">25 X 25 X </w:t>
-                  </w:r>
-                  <w:proofErr w:type="gramStart"/>
-                  <w:r>
-                    <w:rPr>
-                      <w:rFonts w:cstheme="minorHAnsi"/>
-                      <w:sz w:val="18"/>
-                      <w:szCs w:val="18"/>
-                    </w:rPr>
-                    <w:t xml:space="preserve">4”  </w:t>
+                    <w:t xml:space="preserve">  </w:t>
                   </w:r>
                   <w:r>
                     <w:rPr>
@@ -3360,7 +3177,6 @@
                     </w:rPr>
                     <w:t>{</w:t>
                   </w:r>
-                  <w:proofErr w:type="gramEnd"/>
                   <w:r>
                     <w:rPr>
                       <w:rFonts w:cstheme="minorHAnsi"/>
@@ -3424,7 +3240,6 @@
                     </w:rPr>
                     <w:t>^</w:t>
                   </w:r>
-                  <w:proofErr w:type="gramStart"/>
                   <w:r>
                     <w:rPr>
                       <w:rFonts w:cstheme="minorHAnsi"/>
@@ -3438,47 +3253,7 @@
                       <w:sz w:val="18"/>
                       <w:szCs w:val="18"/>
                     </w:rPr>
-                    <w:t>{</w:t>
-                  </w:r>
-                  <w:proofErr w:type="gramEnd"/>
-                  <w:r>
-                    <w:rPr>
-                      <w:sz w:val="18"/>
-                      <w:szCs w:val="18"/>
-                    </w:rPr>
-                    <w:t>#</w:t>
-                  </w:r>
-                  <w:proofErr w:type="gramStart"/>
-                  <w:r>
-                    <w:rPr>
-                      <w:sz w:val="18"/>
-                      <w:szCs w:val="18"/>
-                    </w:rPr>
-                    <w:t>prefixCode}{</w:t>
-                  </w:r>
-                  <w:proofErr w:type="gramEnd"/>
-                  <w:r>
-                    <w:rPr>
-                      <w:sz w:val="18"/>
-                      <w:szCs w:val="18"/>
-                    </w:rPr>
-                    <w:t>prefixCode}/{/</w:t>
-                  </w:r>
-                  <w:proofErr w:type="gramStart"/>
-                  <w:r>
-                    <w:rPr>
-                      <w:sz w:val="18"/>
-                      <w:szCs w:val="18"/>
-                    </w:rPr>
-                    <w:t>prefixCode}{</w:t>
-                  </w:r>
-                  <w:proofErr w:type="gramEnd"/>
-                  <w:r>
-                    <w:rPr>
-                      <w:sz w:val="18"/>
-                      <w:szCs w:val="18"/>
-                    </w:rPr>
-                    <w:t xml:space="preserve">containerFrom}{#containerTo} to </w:t>
+                    <w:t xml:space="preserve">{#prefixCode}{prefixCode}/{/prefixCode}{containerFrom}{#containerTo} to </w:t>
                   </w:r>
                   <w:r>
                     <w:rPr>
@@ -3544,56 +3319,6 @@
                       <w:szCs w:val="18"/>
                     </w:rPr>
                   </w:pPr>
-                  <w:r>
-                    <w:rPr>
-                      <w:rFonts w:cstheme="minorHAnsi"/>
-                      <w:sz w:val="18"/>
-                      <w:szCs w:val="18"/>
-                    </w:rPr>
-                    <w:lastRenderedPageBreak/>
-                    <w:t>2’ X 2’ -12MM - 5102 D102 – 1PC / 5071 D105 – 1PC /</w:t>
-                  </w:r>
-                </w:p>
-                <w:p>
-                  <w:pPr>
-                    <w:framePr w:hSpace="180" w:wrap="around" w:vAnchor="page" w:hAnchor="margin" w:y="481"/>
-                    <w:tabs>
-                      <w:tab w:val="left" w:pos="960"/>
-                    </w:tabs>
-                    <w:spacing w:line="276" w:lineRule="auto"/>
-                    <w:jc w:val="center"/>
-                    <w:rPr>
-                      <w:rFonts w:cstheme="minorHAnsi"/>
-                      <w:sz w:val="18"/>
-                      <w:szCs w:val="18"/>
-                    </w:rPr>
-                  </w:pPr>
-                  <w:r>
-                    <w:rPr>
-                      <w:rFonts w:cstheme="minorHAnsi"/>
-                      <w:sz w:val="18"/>
-                      <w:szCs w:val="18"/>
-                    </w:rPr>
-                    <w:t xml:space="preserve">  7085 D102 – 1PC / 7232 D102-1PC </w:t>
-                  </w:r>
-                  <w:proofErr w:type="gramStart"/>
-                  <w:r>
-                    <w:rPr>
-                      <w:rFonts w:cstheme="minorHAnsi"/>
-                      <w:sz w:val="18"/>
-                      <w:szCs w:val="18"/>
-                    </w:rPr>
-                    <w:t>/  1</w:t>
-                  </w:r>
-                  <w:proofErr w:type="gramEnd"/>
-                  <w:r>
-                    <w:rPr>
-                      <w:rFonts w:cstheme="minorHAnsi"/>
-                      <w:sz w:val="18"/>
-                      <w:szCs w:val="18"/>
-                    </w:rPr>
-                    <w:t>MM – HD19 D96 – 1 PC</w:t>
-                  </w:r>
                 </w:p>
               </w:tc>
               <w:tc>
@@ -3618,14 +3343,6 @@
                       <w:szCs w:val="18"/>
                     </w:rPr>
                   </w:pPr>
-                  <w:r>
-                    <w:rPr>
-                      <w:rFonts w:cstheme="minorHAnsi"/>
-                      <w:sz w:val="18"/>
-                      <w:szCs w:val="18"/>
-                    </w:rPr>
-                    <w:t>0</w:t>
-                  </w:r>
                 </w:p>
               </w:tc>
               <w:tc>
@@ -3650,14 +3367,6 @@
                       <w:szCs w:val="18"/>
                     </w:rPr>
                   </w:pPr>
-                  <w:r>
-                    <w:rPr>
-                      <w:rFonts w:cstheme="minorHAnsi"/>
-                      <w:sz w:val="18"/>
-                      <w:szCs w:val="18"/>
-                    </w:rPr>
-                    <w:t>22</w:t>
-                  </w:r>
                 </w:p>
               </w:tc>
               <w:tc>
@@ -3682,14 +3391,6 @@
                       <w:szCs w:val="18"/>
                     </w:rPr>
                   </w:pPr>
-                  <w:r>
-                    <w:rPr>
-                      <w:rFonts w:cstheme="minorHAnsi"/>
-                      <w:sz w:val="18"/>
-                      <w:szCs w:val="18"/>
-                    </w:rPr>
-                    <w:t>24</w:t>
-                  </w:r>
                 </w:p>
               </w:tc>
               <w:tc>
@@ -3706,7 +3407,6 @@
                       <w:tab w:val="left" w:pos="960"/>
                     </w:tabs>
                     <w:spacing w:line="276" w:lineRule="auto"/>
-                    <w:jc w:val="center"/>
                     <w:rPr>
                       <w:rFonts w:cstheme="minorHAnsi"/>
                       <w:sz w:val="18"/>
@@ -3719,26 +3419,8 @@
                       <w:sz w:val="18"/>
                       <w:szCs w:val="18"/>
                     </w:rPr>
-                    <w:t xml:space="preserve">25 X 25 X </w:t>
-                  </w:r>
-                  <w:proofErr w:type="gramStart"/>
-                  <w:r>
-                    <w:rPr>
-                      <w:rFonts w:cstheme="minorHAnsi"/>
-                      <w:sz w:val="18"/>
-                      <w:szCs w:val="18"/>
-                    </w:rPr>
-                    <w:t xml:space="preserve">4”  </w:t>
-                  </w:r>
-                  <w:r>
-                    <w:rPr>
-                      <w:rFonts w:cstheme="minorHAnsi"/>
-                      <w:sz w:val="18"/>
-                      <w:szCs w:val="18"/>
-                    </w:rPr>
                     <w:t>{</w:t>
                   </w:r>
-                  <w:proofErr w:type="gramEnd"/>
                   <w:r>
                     <w:rPr>
                       <w:rFonts w:cstheme="minorHAnsi"/>
@@ -3748,7 +3430,6 @@
                     <w:t>/</w:t>
                   </w:r>
                   <w:proofErr w:type="spellStart"/>
-                  <w:proofErr w:type="gramStart"/>
                   <w:r>
                     <w:rPr>
                       <w:rFonts w:cstheme="minorHAnsi"/>
@@ -3772,16 +3453,7 @@
                       <w:sz w:val="18"/>
                       <w:szCs w:val="18"/>
                     </w:rPr>
-                    <w:t>{</w:t>
-                  </w:r>
-                  <w:proofErr w:type="gramEnd"/>
-                  <w:r>
-                    <w:rPr>
-                      <w:rFonts w:cstheme="minorHAnsi"/>
-                      <w:sz w:val="18"/>
-                      <w:szCs w:val="18"/>
-                    </w:rPr>
-                    <w:t>/</w:t>
+                    <w:t>{/</w:t>
                   </w:r>
                   <w:proofErr w:type="spellStart"/>
                   <w:r>
@@ -4155,28 +3827,9 @@
                 <w:sz w:val="20"/>
                 <w:szCs w:val="20"/>
               </w:rPr>
-              <w:t>{#</w:t>
-            </w:r>
-            <w:proofErr w:type="gramStart"/>
-            <w:r>
-              <w:rPr>
-                <w:rFonts w:cstheme="minorHAnsi"/>
-                <w:sz w:val="20"/>
-                <w:szCs w:val="20"/>
-              </w:rPr>
-              <w:t>isCustom}Total</w:t>
-            </w:r>
-            <w:proofErr w:type="gramEnd"/>
-            <w:r>
-              <w:rPr>
-                <w:rFonts w:cstheme="minorHAnsi"/>
-                <w:sz w:val="20"/>
-                <w:szCs w:val="20"/>
-              </w:rPr>
-              <w:t xml:space="preserve"> </w:t>
+              <w:t xml:space="preserve">{#isCustom}Total </w:t>
             </w:r>
             <w:proofErr w:type="spellStart"/>
-            <w:proofErr w:type="gramStart"/>
             <w:r>
               <w:rPr>
                 <w:rFonts w:cstheme="minorHAnsi"/>
@@ -4186,7 +3839,6 @@
               <w:t>Sq.Meter</w:t>
             </w:r>
             <w:proofErr w:type="spellEnd"/>
-            <w:proofErr w:type="gramEnd"/>
             <w:r>
               <w:rPr>
                 <w:rFonts w:cstheme="minorHAnsi"/>
@@ -4351,47 +4003,7 @@
                 <w:sz w:val="20"/>
                 <w:szCs w:val="20"/>
               </w:rPr>
-              <w:t>{#</w:t>
-            </w:r>
-            <w:proofErr w:type="gramStart"/>
-            <w:r>
-              <w:rPr>
-                <w:b/>
-                <w:bCs/>
-                <w:sz w:val="20"/>
-                <w:szCs w:val="20"/>
-              </w:rPr>
-              <w:t>isCustom}Avg</w:t>
-            </w:r>
-            <w:proofErr w:type="gramEnd"/>
-            <w:r>
-              <w:rPr>
-                <w:b/>
-                <w:bCs/>
-                <w:sz w:val="20"/>
-                <w:szCs w:val="20"/>
-              </w:rPr>
-              <w:t>/</w:t>
-            </w:r>
-            <w:proofErr w:type="gramStart"/>
-            <w:r>
-              <w:rPr>
-                <w:b/>
-                <w:bCs/>
-                <w:sz w:val="20"/>
-                <w:szCs w:val="20"/>
-              </w:rPr>
-              <w:t>Wt(</w:t>
-            </w:r>
-            <w:proofErr w:type="gramEnd"/>
-            <w:r>
-              <w:rPr>
-                <w:b/>
-                <w:bCs/>
-                <w:sz w:val="20"/>
-                <w:szCs w:val="20"/>
-              </w:rPr>
-              <w:t>Kg)</w:t>
+              <w:t>{#isCustom}Avg/Wt(Kg)</w:t>
             </w:r>
           </w:p>
         </w:tc>
@@ -4493,23 +4105,7 @@
                 <w:sz w:val="20"/>
                 <w:szCs w:val="20"/>
               </w:rPr>
-              <w:t>{#</w:t>
-            </w:r>
-            <w:proofErr w:type="gramStart"/>
-            <w:r>
-              <w:rPr>
-                <w:sz w:val="20"/>
-                <w:szCs w:val="20"/>
-              </w:rPr>
-              <w:t>isCustom}{</w:t>
-            </w:r>
-            <w:proofErr w:type="gramEnd"/>
-            <w:r>
-              <w:rPr>
-                <w:sz w:val="20"/>
-                <w:szCs w:val="20"/>
-              </w:rPr>
-              <w:t>#containerSummary} {</w:t>
+              <w:t>{#isCustom}{#containerSummary} {</w:t>
             </w:r>
             <w:proofErr w:type="spellStart"/>
             <w:r>
@@ -4590,7 +4186,6 @@
               <w:t>{length} X {width} X {height} MM{/</w:t>
             </w:r>
             <w:proofErr w:type="spellStart"/>
-            <w:proofErr w:type="gramStart"/>
             <w:r>
               <w:rPr>
                 <w:sz w:val="20"/>
@@ -4604,15 +4199,7 @@
                 <w:sz w:val="20"/>
                 <w:szCs w:val="20"/>
               </w:rPr>
-              <w:t>}{</w:t>
-            </w:r>
-            <w:proofErr w:type="gramEnd"/>
-            <w:r>
-              <w:rPr>
-                <w:sz w:val="20"/>
-                <w:szCs w:val="20"/>
-              </w:rPr>
-              <w:t>/</w:t>
+              <w:t>}{/</w:t>
             </w:r>
             <w:proofErr w:type="spellStart"/>
             <w:r>
@@ -4908,16 +4495,7 @@
         <w:bCs/>
         <w:spacing w:val="60"/>
       </w:rPr>
-      <w:t xml:space="preserve"> </w:t>
-    </w:r>
-    <w:proofErr w:type="gramStart"/>
-    <w:r>
-      <w:rPr>
-        <w:b/>
-        <w:bCs/>
-        <w:spacing w:val="60"/>
-      </w:rPr>
-      <w:t xml:space="preserve"> </w:t>
+      <w:t xml:space="preserve">  </w:t>
     </w:r>
     <w:r>
       <w:rPr>
@@ -4941,16 +4519,7 @@
         <w:bCs/>
         <w:spacing w:val="60"/>
       </w:rPr>
-      <w:t>(</w:t>
-    </w:r>
-    <w:proofErr w:type="gramEnd"/>
-    <w:r>
-      <w:rPr>
-        <w:b/>
-        <w:bCs/>
-        <w:spacing w:val="60"/>
-      </w:rPr>
-      <w:t>I)</w:t>
+      <w:t>(I)</w:t>
     </w:r>
     <w:r>
       <w:rPr>

--- a/electron/database/generate-document/templates/packing.docx
+++ b/electron/database/generate-document/templates/packing.docx
@@ -1184,6 +1184,7 @@
               <w:t>{^</w:t>
             </w:r>
             <w:proofErr w:type="spellStart"/>
+            <w:proofErr w:type="gramStart"/>
             <w:r>
               <w:rPr>
                 <w:rFonts w:cstheme="minorHAnsi"/>
@@ -1202,6 +1203,7 @@
               <w:t>}{</w:t>
             </w:r>
             <w:proofErr w:type="spellStart"/>
+            <w:proofErr w:type="gramEnd"/>
             <w:r>
               <w:rPr>
                 <w:rFonts w:cstheme="minorHAnsi"/>
@@ -1389,6 +1391,7 @@
               <w:t>{^</w:t>
             </w:r>
             <w:proofErr w:type="spellStart"/>
+            <w:proofErr w:type="gramStart"/>
             <w:r>
               <w:rPr>
                 <w:rFonts w:cstheme="minorHAnsi"/>
@@ -1416,6 +1419,7 @@
               <w:t>{</w:t>
             </w:r>
             <w:proofErr w:type="spellStart"/>
+            <w:proofErr w:type="gramEnd"/>
             <w:r>
               <w:rPr>
                 <w:rFonts w:ascii="SansSerif" w:hAnsi="SansSerif" w:cs="SansSerif"/>
@@ -1820,8 +1824,7 @@
             </w:tblPr>
             <w:tblGrid>
               <w:gridCol w:w="1271"/>
-              <w:gridCol w:w="1418"/>
-              <w:gridCol w:w="1417"/>
+              <w:gridCol w:w="2835"/>
               <w:gridCol w:w="1418"/>
               <w:gridCol w:w="1275"/>
               <w:gridCol w:w="843"/>
@@ -1856,7 +1859,7 @@
               </w:tc>
               <w:tc>
                 <w:tcPr>
-                  <w:tcW w:w="1418" w:type="dxa"/>
+                  <w:tcW w:w="2835" w:type="dxa"/>
                 </w:tcPr>
                 <w:p>
                   <w:pPr>
@@ -1874,31 +1877,7 @@
                       <w:sz w:val="20"/>
                       <w:szCs w:val="20"/>
                     </w:rPr>
-                    <w:t>Grade</w:t>
-                  </w:r>
-                </w:p>
-              </w:tc>
-              <w:tc>
-                <w:tcPr>
-                  <w:tcW w:w="1417" w:type="dxa"/>
-                </w:tcPr>
-                <w:p>
-                  <w:pPr>
-                    <w:framePr w:hSpace="180" w:wrap="around" w:vAnchor="page" w:hAnchor="margin" w:y="481"/>
-                    <w:tabs>
-                      <w:tab w:val="left" w:pos="960"/>
-                    </w:tabs>
-                    <w:jc w:val="both"/>
-                  </w:pPr>
-                  <w:r>
-                    <w:rPr>
-                      <w:rFonts w:cstheme="minorHAnsi"/>
-                      <w:b/>
-                      <w:bCs/>
-                      <w:sz w:val="20"/>
-                      <w:szCs w:val="20"/>
-                    </w:rPr>
-                    <w:t>Brand</w:t>
+                    <w:t xml:space="preserve">Code </w:t>
                   </w:r>
                 </w:p>
               </w:tc>
@@ -2133,7 +2112,7 @@
               <w:tc>
                 <w:tcPr>
                   <w:tcW w:w="6799" w:type="dxa"/>
-                  <w:gridSpan w:val="5"/>
+                  <w:gridSpan w:val="4"/>
                   <w:tcBorders>
                     <w:right w:val="single" w:sz="4" w:space="0" w:color="auto"/>
                   </w:tcBorders>
@@ -2158,7 +2137,47 @@
                       <w:sz w:val="18"/>
                       <w:szCs w:val="18"/>
                     </w:rPr>
-                    <w:t>{#invoiceItems}{#showThickness}{thicknessDetail}{/showThickness}</w:t>
+                    <w:t>{#</w:t>
+                  </w:r>
+                  <w:proofErr w:type="gramStart"/>
+                  <w:r>
+                    <w:rPr>
+                      <w:b/>
+                      <w:bCs/>
+                      <w:sz w:val="18"/>
+                      <w:szCs w:val="18"/>
+                    </w:rPr>
+                    <w:t>invoiceItems}{</w:t>
+                  </w:r>
+                  <w:proofErr w:type="gramEnd"/>
+                  <w:r>
+                    <w:rPr>
+                      <w:b/>
+                      <w:bCs/>
+                      <w:sz w:val="18"/>
+                      <w:szCs w:val="18"/>
+                    </w:rPr>
+                    <w:t>#</w:t>
+                  </w:r>
+                  <w:proofErr w:type="gramStart"/>
+                  <w:r>
+                    <w:rPr>
+                      <w:b/>
+                      <w:bCs/>
+                      <w:sz w:val="18"/>
+                      <w:szCs w:val="18"/>
+                    </w:rPr>
+                    <w:t>showThickness}{</w:t>
+                  </w:r>
+                  <w:proofErr w:type="gramEnd"/>
+                  <w:r>
+                    <w:rPr>
+                      <w:b/>
+                      <w:bCs/>
+                      <w:sz w:val="18"/>
+                      <w:szCs w:val="18"/>
+                    </w:rPr>
+                    <w:t>thicknessDetail}{/showThickness}</w:t>
                   </w:r>
                 </w:p>
                 <w:p>
@@ -2289,7 +2308,55 @@
                       <w:sz w:val="18"/>
                       <w:szCs w:val="18"/>
                     </w:rPr>
-                    <w:t>{#invoices}{#prefixCode}{prefixCode}/{/prefixCode}{containerFrom}{#containerTo} to {</w:t>
+                    <w:t>{#</w:t>
+                  </w:r>
+                  <w:proofErr w:type="gramStart"/>
+                  <w:r>
+                    <w:rPr>
+                      <w:sz w:val="18"/>
+                      <w:szCs w:val="18"/>
+                    </w:rPr>
+                    <w:t>invoices}{</w:t>
+                  </w:r>
+                  <w:proofErr w:type="gramEnd"/>
+                  <w:r>
+                    <w:rPr>
+                      <w:sz w:val="18"/>
+                      <w:szCs w:val="18"/>
+                    </w:rPr>
+                    <w:t>#</w:t>
+                  </w:r>
+                  <w:proofErr w:type="gramStart"/>
+                  <w:r>
+                    <w:rPr>
+                      <w:sz w:val="18"/>
+                      <w:szCs w:val="18"/>
+                    </w:rPr>
+                    <w:t>prefixCode}{</w:t>
+                  </w:r>
+                  <w:proofErr w:type="gramEnd"/>
+                  <w:r>
+                    <w:rPr>
+                      <w:sz w:val="18"/>
+                      <w:szCs w:val="18"/>
+                    </w:rPr>
+                    <w:t>prefixCode}/{/</w:t>
+                  </w:r>
+                  <w:proofErr w:type="gramStart"/>
+                  <w:r>
+                    <w:rPr>
+                      <w:sz w:val="18"/>
+                      <w:szCs w:val="18"/>
+                    </w:rPr>
+                    <w:t>prefixCode}{</w:t>
+                  </w:r>
+                  <w:proofErr w:type="gramEnd"/>
+                  <w:r>
+                    <w:rPr>
+                      <w:sz w:val="18"/>
+                      <w:szCs w:val="18"/>
+                    </w:rPr>
+                    <w:t>containerFrom}{#containerTo} to {</w:t>
                   </w:r>
                   <w:proofErr w:type="spellStart"/>
                   <w:r>
@@ -2327,7 +2394,7 @@
               </w:tc>
               <w:tc>
                 <w:tcPr>
-                  <w:tcW w:w="1418" w:type="dxa"/>
+                  <w:tcW w:w="2835" w:type="dxa"/>
                 </w:tcPr>
                 <w:p>
                   <w:pPr>
@@ -2335,7 +2402,6 @@
                     <w:framePr w:hSpace="180" w:wrap="around" w:vAnchor="page" w:hAnchor="margin" w:y="481"/>
                     <w:spacing w:line="276" w:lineRule="auto"/>
                     <w:rPr>
-                      <w:rFonts w:cstheme="minorHAnsi"/>
                       <w:sz w:val="18"/>
                       <w:szCs w:val="18"/>
                     </w:rPr>
@@ -2349,6 +2415,7 @@
                     <w:t>{</w:t>
                   </w:r>
                   <w:proofErr w:type="spellStart"/>
+                  <w:proofErr w:type="gramStart"/>
                   <w:r>
                     <w:rPr>
                       <w:rFonts w:cstheme="minorHAnsi"/>
@@ -2358,19 +2425,6 @@
                     <w:t>materialGrade</w:t>
                   </w:r>
                   <w:proofErr w:type="spellEnd"/>
-                </w:p>
-                <w:p>
-                  <w:pPr>
-                    <w:framePr w:hSpace="180" w:wrap="around" w:vAnchor="page" w:hAnchor="margin" w:y="481"/>
-                    <w:tabs>
-                      <w:tab w:val="left" w:pos="960"/>
-                    </w:tabs>
-                    <w:spacing w:line="276" w:lineRule="auto"/>
-                    <w:rPr>
-                      <w:sz w:val="18"/>
-                      <w:szCs w:val="18"/>
-                    </w:rPr>
-                  </w:pPr>
                   <w:r>
                     <w:rPr>
                       <w:rFonts w:cstheme="minorHAnsi"/>
@@ -2379,24 +2433,14 @@
                     </w:rPr>
                     <w:t>}</w:t>
                   </w:r>
-                </w:p>
-              </w:tc>
-              <w:tc>
-                <w:tcPr>
-                  <w:tcW w:w="1417" w:type="dxa"/>
-                </w:tcPr>
-                <w:p>
-                  <w:pPr>
-                    <w:framePr w:hSpace="180" w:wrap="around" w:vAnchor="page" w:hAnchor="margin" w:y="481"/>
-                    <w:tabs>
-                      <w:tab w:val="left" w:pos="960"/>
-                    </w:tabs>
-                    <w:spacing w:line="276" w:lineRule="auto"/>
-                    <w:rPr>
-                      <w:sz w:val="18"/>
-                      <w:szCs w:val="18"/>
-                    </w:rPr>
-                  </w:pPr>
+                  <w:r>
+                    <w:rPr>
+                      <w:rFonts w:cstheme="minorHAnsi"/>
+                      <w:sz w:val="18"/>
+                      <w:szCs w:val="18"/>
+                    </w:rPr>
+                    <w:t xml:space="preserve">  </w:t>
+                  </w:r>
                   <w:r>
                     <w:rPr>
                       <w:rFonts w:cstheme="minorHAnsi"/>
@@ -2406,6 +2450,7 @@
                     <w:t>{</w:t>
                   </w:r>
                   <w:proofErr w:type="spellStart"/>
+                  <w:proofErr w:type="gramEnd"/>
                   <w:r>
                     <w:rPr>
                       <w:rFonts w:cstheme="minorHAnsi"/>
@@ -2673,6 +2718,7 @@
                     <w:t>{</w:t>
                   </w:r>
                   <w:proofErr w:type="spellStart"/>
+                  <w:proofErr w:type="gramStart"/>
                   <w:r>
                     <w:rPr>
                       <w:sz w:val="18"/>
@@ -2700,7 +2746,15 @@
                       <w:sz w:val="18"/>
                       <w:szCs w:val="18"/>
                     </w:rPr>
-                    <w:t xml:space="preserve"> {/invoices} {/</w:t>
+                    <w:t xml:space="preserve"> {</w:t>
+                  </w:r>
+                  <w:proofErr w:type="gramEnd"/>
+                  <w:r>
+                    <w:rPr>
+                      <w:sz w:val="18"/>
+                      <w:szCs w:val="18"/>
+                    </w:rPr>
+                    <w:t>/invoices} {/</w:t>
                   </w:r>
                   <w:proofErr w:type="spellStart"/>
                   <w:r>
@@ -2725,7 +2779,7 @@
               <w:tc>
                 <w:tcPr>
                   <w:tcW w:w="6799" w:type="dxa"/>
-                  <w:gridSpan w:val="5"/>
+                  <w:gridSpan w:val="4"/>
                   <w:tcBorders>
                     <w:right w:val="single" w:sz="4" w:space="0" w:color="auto"/>
                   </w:tcBorders>
@@ -2897,14 +2951,63 @@
                       <w:sz w:val="18"/>
                       <w:szCs w:val="18"/>
                     </w:rPr>
-                    <w:t>{#isCustom}</w:t>
-                  </w:r>
-                  <w:r>
-                    <w:rPr>
-                      <w:sz w:val="18"/>
-                      <w:szCs w:val="18"/>
-                    </w:rPr>
-                    <w:t>{#prefixCode}{prefixCode}/{/prefixCode}{containerFrom}{#containerTo} to {</w:t>
+                    <w:t>{#</w:t>
+                  </w:r>
+                  <w:proofErr w:type="gramStart"/>
+                  <w:r>
+                    <w:rPr>
+                      <w:rFonts w:cstheme="minorHAnsi"/>
+                      <w:sz w:val="18"/>
+                      <w:szCs w:val="18"/>
+                    </w:rPr>
+                    <w:t>isCustom}</w:t>
+                  </w:r>
+                  <w:r>
+                    <w:rPr>
+                      <w:sz w:val="18"/>
+                      <w:szCs w:val="18"/>
+                    </w:rPr>
+                    <w:t>{</w:t>
+                  </w:r>
+                  <w:proofErr w:type="gramEnd"/>
+                  <w:r>
+                    <w:rPr>
+                      <w:sz w:val="18"/>
+                      <w:szCs w:val="18"/>
+                    </w:rPr>
+                    <w:t>#</w:t>
+                  </w:r>
+                  <w:proofErr w:type="gramStart"/>
+                  <w:r>
+                    <w:rPr>
+                      <w:sz w:val="18"/>
+                      <w:szCs w:val="18"/>
+                    </w:rPr>
+                    <w:t>prefixCode}{</w:t>
+                  </w:r>
+                  <w:proofErr w:type="gramEnd"/>
+                  <w:r>
+                    <w:rPr>
+                      <w:sz w:val="18"/>
+                      <w:szCs w:val="18"/>
+                    </w:rPr>
+                    <w:t>prefixCode}/{/</w:t>
+                  </w:r>
+                  <w:proofErr w:type="gramStart"/>
+                  <w:r>
+                    <w:rPr>
+                      <w:sz w:val="18"/>
+                      <w:szCs w:val="18"/>
+                    </w:rPr>
+                    <w:t>prefixCode}{</w:t>
+                  </w:r>
+                  <w:proofErr w:type="gramEnd"/>
+                  <w:r>
+                    <w:rPr>
+                      <w:sz w:val="18"/>
+                      <w:szCs w:val="18"/>
+                    </w:rPr>
+                    <w:t>containerFrom}{#containerTo} to {</w:t>
                   </w:r>
                   <w:proofErr w:type="spellStart"/>
                   <w:r>
@@ -2942,24 +3045,7 @@
               </w:tc>
               <w:tc>
                 <w:tcPr>
-                  <w:tcW w:w="1418" w:type="dxa"/>
-                </w:tcPr>
-                <w:p>
-                  <w:pPr>
-                    <w:pStyle w:val="NoSpacing"/>
-                    <w:framePr w:hSpace="180" w:wrap="around" w:vAnchor="page" w:hAnchor="margin" w:y="481"/>
-                    <w:spacing w:line="276" w:lineRule="auto"/>
-                    <w:rPr>
-                      <w:rFonts w:cstheme="minorHAnsi"/>
-                      <w:sz w:val="18"/>
-                      <w:szCs w:val="18"/>
-                    </w:rPr>
-                  </w:pPr>
-                </w:p>
-              </w:tc>
-              <w:tc>
-                <w:tcPr>
-                  <w:tcW w:w="1417" w:type="dxa"/>
+                  <w:tcW w:w="2835" w:type="dxa"/>
                 </w:tcPr>
                 <w:p>
                   <w:pPr>
@@ -3240,6 +3326,7 @@
                     </w:rPr>
                     <w:t>^</w:t>
                   </w:r>
+                  <w:proofErr w:type="gramStart"/>
                   <w:r>
                     <w:rPr>
                       <w:rFonts w:cstheme="minorHAnsi"/>
@@ -3253,7 +3340,47 @@
                       <w:sz w:val="18"/>
                       <w:szCs w:val="18"/>
                     </w:rPr>
-                    <w:t xml:space="preserve">{#prefixCode}{prefixCode}/{/prefixCode}{containerFrom}{#containerTo} to </w:t>
+                    <w:t>{</w:t>
+                  </w:r>
+                  <w:proofErr w:type="gramEnd"/>
+                  <w:r>
+                    <w:rPr>
+                      <w:sz w:val="18"/>
+                      <w:szCs w:val="18"/>
+                    </w:rPr>
+                    <w:t>#</w:t>
+                  </w:r>
+                  <w:proofErr w:type="gramStart"/>
+                  <w:r>
+                    <w:rPr>
+                      <w:sz w:val="18"/>
+                      <w:szCs w:val="18"/>
+                    </w:rPr>
+                    <w:t>prefixCode}{</w:t>
+                  </w:r>
+                  <w:proofErr w:type="gramEnd"/>
+                  <w:r>
+                    <w:rPr>
+                      <w:sz w:val="18"/>
+                      <w:szCs w:val="18"/>
+                    </w:rPr>
+                    <w:t>prefixCode}/{/</w:t>
+                  </w:r>
+                  <w:proofErr w:type="gramStart"/>
+                  <w:r>
+                    <w:rPr>
+                      <w:sz w:val="18"/>
+                      <w:szCs w:val="18"/>
+                    </w:rPr>
+                    <w:t>prefixCode}{</w:t>
+                  </w:r>
+                  <w:proofErr w:type="gramEnd"/>
+                  <w:r>
+                    <w:rPr>
+                      <w:sz w:val="18"/>
+                      <w:szCs w:val="18"/>
+                    </w:rPr>
+                    <w:t xml:space="preserve">containerFrom}{#containerTo} to </w:t>
                   </w:r>
                   <w:r>
                     <w:rPr>
@@ -3300,7 +3427,7 @@
               <w:tc>
                 <w:tcPr>
                   <w:tcW w:w="5528" w:type="dxa"/>
-                  <w:gridSpan w:val="4"/>
+                  <w:gridSpan w:val="3"/>
                   <w:tcBorders>
                     <w:right w:val="single" w:sz="4" w:space="0" w:color="auto"/>
                   </w:tcBorders>
@@ -3430,6 +3557,7 @@
                     <w:t>/</w:t>
                   </w:r>
                   <w:proofErr w:type="spellStart"/>
+                  <w:proofErr w:type="gramStart"/>
                   <w:r>
                     <w:rPr>
                       <w:rFonts w:cstheme="minorHAnsi"/>
@@ -3453,7 +3581,16 @@
                       <w:sz w:val="18"/>
                       <w:szCs w:val="18"/>
                     </w:rPr>
-                    <w:t>{/</w:t>
+                    <w:t>{</w:t>
+                  </w:r>
+                  <w:proofErr w:type="gramEnd"/>
+                  <w:r>
+                    <w:rPr>
+                      <w:rFonts w:cstheme="minorHAnsi"/>
+                      <w:sz w:val="18"/>
+                      <w:szCs w:val="18"/>
+                    </w:rPr>
+                    <w:t>/</w:t>
                   </w:r>
                   <w:proofErr w:type="spellStart"/>
                   <w:r>
@@ -3827,9 +3964,28 @@
                 <w:sz w:val="20"/>
                 <w:szCs w:val="20"/>
               </w:rPr>
-              <w:t xml:space="preserve">{#isCustom}Total </w:t>
+              <w:t>{#</w:t>
+            </w:r>
+            <w:proofErr w:type="gramStart"/>
+            <w:r>
+              <w:rPr>
+                <w:rFonts w:cstheme="minorHAnsi"/>
+                <w:sz w:val="20"/>
+                <w:szCs w:val="20"/>
+              </w:rPr>
+              <w:t>isCustom}Total</w:t>
+            </w:r>
+            <w:proofErr w:type="gramEnd"/>
+            <w:r>
+              <w:rPr>
+                <w:rFonts w:cstheme="minorHAnsi"/>
+                <w:sz w:val="20"/>
+                <w:szCs w:val="20"/>
+              </w:rPr>
+              <w:t xml:space="preserve"> </w:t>
             </w:r>
             <w:proofErr w:type="spellStart"/>
+            <w:proofErr w:type="gramStart"/>
             <w:r>
               <w:rPr>
                 <w:rFonts w:cstheme="minorHAnsi"/>
@@ -3839,6 +3995,7 @@
               <w:t>Sq.Meter</w:t>
             </w:r>
             <w:proofErr w:type="spellEnd"/>
+            <w:proofErr w:type="gramEnd"/>
             <w:r>
               <w:rPr>
                 <w:rFonts w:cstheme="minorHAnsi"/>
@@ -4003,7 +4160,47 @@
                 <w:sz w:val="20"/>
                 <w:szCs w:val="20"/>
               </w:rPr>
-              <w:t>{#isCustom}Avg/Wt(Kg)</w:t>
+              <w:t>{#</w:t>
+            </w:r>
+            <w:proofErr w:type="gramStart"/>
+            <w:r>
+              <w:rPr>
+                <w:b/>
+                <w:bCs/>
+                <w:sz w:val="20"/>
+                <w:szCs w:val="20"/>
+              </w:rPr>
+              <w:t>isCustom}Avg</w:t>
+            </w:r>
+            <w:proofErr w:type="gramEnd"/>
+            <w:r>
+              <w:rPr>
+                <w:b/>
+                <w:bCs/>
+                <w:sz w:val="20"/>
+                <w:szCs w:val="20"/>
+              </w:rPr>
+              <w:t>/</w:t>
+            </w:r>
+            <w:proofErr w:type="gramStart"/>
+            <w:r>
+              <w:rPr>
+                <w:b/>
+                <w:bCs/>
+                <w:sz w:val="20"/>
+                <w:szCs w:val="20"/>
+              </w:rPr>
+              <w:t>Wt(</w:t>
+            </w:r>
+            <w:proofErr w:type="gramEnd"/>
+            <w:r>
+              <w:rPr>
+                <w:b/>
+                <w:bCs/>
+                <w:sz w:val="20"/>
+                <w:szCs w:val="20"/>
+              </w:rPr>
+              <w:t>Kg)</w:t>
             </w:r>
           </w:p>
         </w:tc>
@@ -4105,7 +4302,23 @@
                 <w:sz w:val="20"/>
                 <w:szCs w:val="20"/>
               </w:rPr>
-              <w:t>{#isCustom}{#containerSummary} {</w:t>
+              <w:t>{#</w:t>
+            </w:r>
+            <w:proofErr w:type="gramStart"/>
+            <w:r>
+              <w:rPr>
+                <w:sz w:val="20"/>
+                <w:szCs w:val="20"/>
+              </w:rPr>
+              <w:t>isCustom}{</w:t>
+            </w:r>
+            <w:proofErr w:type="gramEnd"/>
+            <w:r>
+              <w:rPr>
+                <w:sz w:val="20"/>
+                <w:szCs w:val="20"/>
+              </w:rPr>
+              <w:t>#containerSummary} {</w:t>
             </w:r>
             <w:proofErr w:type="spellStart"/>
             <w:r>
@@ -4186,6 +4399,7 @@
               <w:t>{length} X {width} X {height} MM{/</w:t>
             </w:r>
             <w:proofErr w:type="spellStart"/>
+            <w:proofErr w:type="gramStart"/>
             <w:r>
               <w:rPr>
                 <w:sz w:val="20"/>
@@ -4199,7 +4413,15 @@
                 <w:sz w:val="20"/>
                 <w:szCs w:val="20"/>
               </w:rPr>
-              <w:t>}{/</w:t>
+              <w:t>}{</w:t>
+            </w:r>
+            <w:proofErr w:type="gramEnd"/>
+            <w:r>
+              <w:rPr>
+                <w:sz w:val="20"/>
+                <w:szCs w:val="20"/>
+              </w:rPr>
+              <w:t>/</w:t>
             </w:r>
             <w:proofErr w:type="spellStart"/>
             <w:r>
@@ -4495,7 +4717,16 @@
         <w:bCs/>
         <w:spacing w:val="60"/>
       </w:rPr>
-      <w:t xml:space="preserve">  </w:t>
+      <w:t xml:space="preserve"> </w:t>
+    </w:r>
+    <w:proofErr w:type="gramStart"/>
+    <w:r>
+      <w:rPr>
+        <w:b/>
+        <w:bCs/>
+        <w:spacing w:val="60"/>
+      </w:rPr>
+      <w:t xml:space="preserve"> </w:t>
     </w:r>
     <w:r>
       <w:rPr>
@@ -4519,7 +4750,16 @@
         <w:bCs/>
         <w:spacing w:val="60"/>
       </w:rPr>
-      <w:t>(I)</w:t>
+      <w:t>(</w:t>
+    </w:r>
+    <w:proofErr w:type="gramEnd"/>
+    <w:r>
+      <w:rPr>
+        <w:b/>
+        <w:bCs/>
+        <w:spacing w:val="60"/>
+      </w:rPr>
+      <w:t>I)</w:t>
     </w:r>
     <w:r>
       <w:rPr>

--- a/electron/database/generate-document/templates/packing.docx
+++ b/electron/database/generate-document/templates/packing.docx
@@ -214,14 +214,12 @@
               </w:rPr>
               <w:t>{</w:t>
             </w:r>
-            <w:proofErr w:type="spellStart"/>
             <w:r>
               <w:rPr>
                 <w:rFonts w:cstheme="minorHAnsi"/>
               </w:rPr>
               <w:t>modifyInvNo</w:t>
             </w:r>
-            <w:proofErr w:type="spellEnd"/>
             <w:r>
               <w:rPr>
                 <w:rFonts w:cstheme="minorHAnsi"/>
@@ -262,14 +260,12 @@
               </w:rPr>
               <w:t>{</w:t>
             </w:r>
-            <w:proofErr w:type="spellStart"/>
             <w:r>
               <w:rPr>
                 <w:rFonts w:cstheme="minorHAnsi"/>
               </w:rPr>
               <w:t>invoiceDate</w:t>
             </w:r>
-            <w:proofErr w:type="spellEnd"/>
             <w:r>
               <w:rPr>
                 <w:rFonts w:cstheme="minorHAnsi"/>
@@ -332,14 +328,12 @@
               </w:rPr>
               <w:t>{</w:t>
             </w:r>
-            <w:proofErr w:type="spellStart"/>
             <w:r>
               <w:rPr>
                 <w:rFonts w:cstheme="minorHAnsi"/>
               </w:rPr>
               <w:t>buyersOrderNo</w:t>
             </w:r>
-            <w:proofErr w:type="spellEnd"/>
             <w:r>
               <w:rPr>
                 <w:rFonts w:cstheme="minorHAnsi"/>
@@ -381,14 +375,12 @@
               </w:rPr>
               <w:t>{</w:t>
             </w:r>
-            <w:proofErr w:type="spellStart"/>
             <w:r>
               <w:rPr>
                 <w:rFonts w:cstheme="minorHAnsi"/>
               </w:rPr>
               <w:t>orderDate</w:t>
             </w:r>
-            <w:proofErr w:type="spellEnd"/>
             <w:r>
               <w:rPr>
                 <w:rFonts w:cstheme="minorHAnsi"/>
@@ -493,7 +485,6 @@
               </w:rPr>
               <w:t>{</w:t>
             </w:r>
-            <w:proofErr w:type="spellStart"/>
             <w:r>
               <w:rPr>
                 <w:rFonts w:cstheme="minorHAnsi"/>
@@ -502,7 +493,6 @@
               </w:rPr>
               <w:t>consigneeCountry</w:t>
             </w:r>
-            <w:proofErr w:type="spellEnd"/>
             <w:r>
               <w:rPr>
                 <w:rFonts w:cstheme="minorHAnsi"/>
@@ -528,7 +518,6 @@
               </w:rPr>
               <w:t>{/</w:t>
             </w:r>
-            <w:proofErr w:type="spellStart"/>
             <w:r>
               <w:rPr>
                 <w:rFonts w:cstheme="minorHAnsi"/>
@@ -537,7 +526,6 @@
               </w:rPr>
               <w:t>isCustom</w:t>
             </w:r>
-            <w:proofErr w:type="spellEnd"/>
             <w:r>
               <w:rPr>
                 <w:rFonts w:cstheme="minorHAnsi"/>
@@ -563,7 +551,6 @@
               </w:rPr>
               <w:t>{</w:t>
             </w:r>
-            <w:proofErr w:type="spellStart"/>
             <w:r>
               <w:rPr>
                 <w:rFonts w:cstheme="minorHAnsi"/>
@@ -572,7 +559,6 @@
               </w:rPr>
               <w:t>consigneeName</w:t>
             </w:r>
-            <w:proofErr w:type="spellEnd"/>
             <w:r>
               <w:rPr>
                 <w:rFonts w:cstheme="minorHAnsi"/>
@@ -598,7 +584,6 @@
               </w:rPr>
               <w:t>{</w:t>
             </w:r>
-            <w:proofErr w:type="spellStart"/>
             <w:r>
               <w:rPr>
                 <w:rFonts w:cstheme="minorHAnsi"/>
@@ -607,7 +592,6 @@
               </w:rPr>
               <w:t>consigneeAddress</w:t>
             </w:r>
-            <w:proofErr w:type="spellEnd"/>
             <w:r>
               <w:rPr>
                 <w:rFonts w:cstheme="minorHAnsi"/>
@@ -616,7 +600,6 @@
               </w:rPr>
               <w:t>} {</w:t>
             </w:r>
-            <w:proofErr w:type="spellStart"/>
             <w:r>
               <w:rPr>
                 <w:rFonts w:cstheme="minorHAnsi"/>
@@ -625,7 +608,6 @@
               </w:rPr>
               <w:t>consigneeCity</w:t>
             </w:r>
-            <w:proofErr w:type="spellEnd"/>
             <w:r>
               <w:rPr>
                 <w:rFonts w:cstheme="minorHAnsi"/>
@@ -634,7 +616,6 @@
               </w:rPr>
               <w:t>} {</w:t>
             </w:r>
-            <w:proofErr w:type="spellStart"/>
             <w:r>
               <w:rPr>
                 <w:rFonts w:cstheme="minorHAnsi"/>
@@ -643,7 +624,6 @@
               </w:rPr>
               <w:t>consigneeState</w:t>
             </w:r>
-            <w:proofErr w:type="spellEnd"/>
             <w:r>
               <w:rPr>
                 <w:rFonts w:cstheme="minorHAnsi"/>
@@ -669,7 +649,6 @@
               </w:rPr>
               <w:t>{</w:t>
             </w:r>
-            <w:proofErr w:type="spellStart"/>
             <w:r>
               <w:rPr>
                 <w:rFonts w:cstheme="minorHAnsi"/>
@@ -678,7 +657,6 @@
               </w:rPr>
               <w:t>consigneeCountry</w:t>
             </w:r>
-            <w:proofErr w:type="spellEnd"/>
             <w:r>
               <w:rPr>
                 <w:rFonts w:cstheme="minorHAnsi"/>
@@ -687,7 +665,6 @@
               </w:rPr>
               <w:t>} {</w:t>
             </w:r>
-            <w:proofErr w:type="spellStart"/>
             <w:r>
               <w:rPr>
                 <w:rFonts w:cstheme="minorHAnsi"/>
@@ -696,7 +673,6 @@
               </w:rPr>
               <w:t>consigneeZip</w:t>
             </w:r>
-            <w:proofErr w:type="spellEnd"/>
             <w:r>
               <w:rPr>
                 <w:rFonts w:cstheme="minorHAnsi"/>
@@ -749,7 +725,6 @@
               </w:rPr>
               <w:t>{</w:t>
             </w:r>
-            <w:proofErr w:type="spellStart"/>
             <w:r>
               <w:rPr>
                 <w:rFonts w:cstheme="minorHAnsi"/>
@@ -758,7 +733,6 @@
               </w:rPr>
               <w:t>buyerName</w:t>
             </w:r>
-            <w:proofErr w:type="spellEnd"/>
             <w:r>
               <w:rPr>
                 <w:rFonts w:cstheme="minorHAnsi"/>
@@ -784,7 +758,6 @@
               </w:rPr>
               <w:t>{</w:t>
             </w:r>
-            <w:proofErr w:type="spellStart"/>
             <w:r>
               <w:rPr>
                 <w:rFonts w:cstheme="minorHAnsi"/>
@@ -793,7 +766,6 @@
               </w:rPr>
               <w:t>buyerAddress</w:t>
             </w:r>
-            <w:proofErr w:type="spellEnd"/>
             <w:r>
               <w:rPr>
                 <w:rFonts w:cstheme="minorHAnsi"/>
@@ -802,7 +774,6 @@
               </w:rPr>
               <w:t>} {</w:t>
             </w:r>
-            <w:proofErr w:type="spellStart"/>
             <w:r>
               <w:rPr>
                 <w:rFonts w:cstheme="minorHAnsi"/>
@@ -811,7 +782,6 @@
               </w:rPr>
               <w:t>buyerCity</w:t>
             </w:r>
-            <w:proofErr w:type="spellEnd"/>
             <w:r>
               <w:rPr>
                 <w:rFonts w:cstheme="minorHAnsi"/>
@@ -820,7 +790,6 @@
               </w:rPr>
               <w:t>} {</w:t>
             </w:r>
-            <w:proofErr w:type="spellStart"/>
             <w:r>
               <w:rPr>
                 <w:rFonts w:cstheme="minorHAnsi"/>
@@ -829,7 +798,6 @@
               </w:rPr>
               <w:t>buyerState</w:t>
             </w:r>
-            <w:proofErr w:type="spellEnd"/>
             <w:r>
               <w:rPr>
                 <w:rFonts w:cstheme="minorHAnsi"/>
@@ -855,7 +823,6 @@
               </w:rPr>
               <w:t>{</w:t>
             </w:r>
-            <w:proofErr w:type="spellStart"/>
             <w:r>
               <w:rPr>
                 <w:rFonts w:cstheme="minorHAnsi"/>
@@ -864,7 +831,6 @@
               </w:rPr>
               <w:t>buyerCountry</w:t>
             </w:r>
-            <w:proofErr w:type="spellEnd"/>
             <w:r>
               <w:rPr>
                 <w:rFonts w:cstheme="minorHAnsi"/>
@@ -873,7 +839,6 @@
               </w:rPr>
               <w:t>} {</w:t>
             </w:r>
-            <w:proofErr w:type="spellStart"/>
             <w:r>
               <w:rPr>
                 <w:rFonts w:cstheme="minorHAnsi"/>
@@ -882,7 +847,6 @@
               </w:rPr>
               <w:t>buyerZip</w:t>
             </w:r>
-            <w:proofErr w:type="spellEnd"/>
             <w:r>
               <w:rPr>
                 <w:rFonts w:cstheme="minorHAnsi"/>
@@ -954,7 +918,6 @@
               </w:rPr>
               <w:t>{</w:t>
             </w:r>
-            <w:proofErr w:type="spellStart"/>
             <w:r>
               <w:rPr>
                 <w:rFonts w:cstheme="minorHAnsi"/>
@@ -963,7 +926,6 @@
               </w:rPr>
               <w:t>originOfGoods</w:t>
             </w:r>
-            <w:proofErr w:type="spellEnd"/>
             <w:r>
               <w:rPr>
                 <w:rFonts w:cstheme="minorHAnsi"/>
@@ -1014,7 +976,6 @@
               </w:rPr>
               <w:t>{</w:t>
             </w:r>
-            <w:proofErr w:type="spellStart"/>
             <w:r>
               <w:rPr>
                 <w:rFonts w:cstheme="minorHAnsi"/>
@@ -1023,7 +984,6 @@
               </w:rPr>
               <w:t>finalDestination</w:t>
             </w:r>
-            <w:proofErr w:type="spellEnd"/>
             <w:r>
               <w:rPr>
                 <w:rFonts w:cstheme="minorHAnsi"/>
@@ -1100,7 +1060,6 @@
               </w:rPr>
               <w:t>{</w:t>
             </w:r>
-            <w:proofErr w:type="spellStart"/>
             <w:r>
               <w:rPr>
                 <w:rFonts w:cstheme="minorHAnsi"/>
@@ -1109,7 +1068,6 @@
               </w:rPr>
               <w:t>termOfDeliveryAndPayment</w:t>
             </w:r>
-            <w:proofErr w:type="spellEnd"/>
             <w:r>
               <w:rPr>
                 <w:rFonts w:cstheme="minorHAnsi"/>
@@ -1145,7 +1103,6 @@
                 <w:szCs w:val="20"/>
               </w:rPr>
             </w:pPr>
-            <w:proofErr w:type="spellStart"/>
             <w:r>
               <w:rPr>
                 <w:rFonts w:ascii="SansSerif" w:hAnsi="SansSerif" w:cs="SansSerif"/>
@@ -1153,17 +1110,7 @@
                 <w:sz w:val="20"/>
                 <w:szCs w:val="20"/>
               </w:rPr>
-              <w:t>Precarriage</w:t>
-            </w:r>
-            <w:proofErr w:type="spellEnd"/>
-            <w:r>
-              <w:rPr>
-                <w:rFonts w:ascii="SansSerif" w:hAnsi="SansSerif" w:cs="SansSerif"/>
-                <w:color w:val="000000"/>
-                <w:sz w:val="20"/>
-                <w:szCs w:val="20"/>
-              </w:rPr>
-              <w:t xml:space="preserve"> by:</w:t>
+              <w:t>Precarriage by:</w:t>
             </w:r>
           </w:p>
           <w:p>
@@ -1183,8 +1130,6 @@
               </w:rPr>
               <w:t>{^</w:t>
             </w:r>
-            <w:proofErr w:type="spellStart"/>
-            <w:proofErr w:type="gramStart"/>
             <w:r>
               <w:rPr>
                 <w:rFonts w:cstheme="minorHAnsi"/>
@@ -1193,7 +1138,6 @@
               </w:rPr>
               <w:t>isCustom</w:t>
             </w:r>
-            <w:proofErr w:type="spellEnd"/>
             <w:r>
               <w:rPr>
                 <w:rFonts w:cstheme="minorHAnsi"/>
@@ -1202,8 +1146,6 @@
               </w:rPr>
               <w:t>}{</w:t>
             </w:r>
-            <w:proofErr w:type="spellStart"/>
-            <w:proofErr w:type="gramEnd"/>
             <w:r>
               <w:rPr>
                 <w:rFonts w:cstheme="minorHAnsi"/>
@@ -1212,7 +1154,6 @@
               </w:rPr>
               <w:t>precarriageBy</w:t>
             </w:r>
-            <w:proofErr w:type="spellEnd"/>
             <w:r>
               <w:rPr>
                 <w:rFonts w:cstheme="minorHAnsi"/>
@@ -1221,7 +1162,6 @@
               </w:rPr>
               <w:t>}{/</w:t>
             </w:r>
-            <w:proofErr w:type="spellStart"/>
             <w:r>
               <w:rPr>
                 <w:rFonts w:cstheme="minorHAnsi"/>
@@ -1230,7 +1170,6 @@
               </w:rPr>
               <w:t>isCustom</w:t>
             </w:r>
-            <w:proofErr w:type="spellEnd"/>
             <w:r>
               <w:rPr>
                 <w:rFonts w:cstheme="minorHAnsi"/>
@@ -1291,7 +1230,6 @@
               </w:rPr>
               <w:t>{</w:t>
             </w:r>
-            <w:proofErr w:type="spellStart"/>
             <w:r>
               <w:rPr>
                 <w:rFonts w:ascii="SansSerif" w:hAnsi="SansSerif" w:cs="SansSerif"/>
@@ -1301,7 +1239,6 @@
               </w:rPr>
               <w:t>placeOfReceipt</w:t>
             </w:r>
-            <w:proofErr w:type="spellEnd"/>
             <w:r>
               <w:rPr>
                 <w:rFonts w:ascii="SansSerif" w:hAnsi="SansSerif" w:cs="SansSerif"/>
@@ -1390,8 +1327,6 @@
               </w:rPr>
               <w:t>{^</w:t>
             </w:r>
-            <w:proofErr w:type="spellStart"/>
-            <w:proofErr w:type="gramStart"/>
             <w:r>
               <w:rPr>
                 <w:rFonts w:cstheme="minorHAnsi"/>
@@ -1400,7 +1335,6 @@
               </w:rPr>
               <w:t>isCustom</w:t>
             </w:r>
-            <w:proofErr w:type="spellEnd"/>
             <w:r>
               <w:rPr>
                 <w:rFonts w:cstheme="minorHAnsi"/>
@@ -1418,8 +1352,6 @@
               </w:rPr>
               <w:t>{</w:t>
             </w:r>
-            <w:proofErr w:type="spellStart"/>
-            <w:proofErr w:type="gramEnd"/>
             <w:r>
               <w:rPr>
                 <w:rFonts w:ascii="SansSerif" w:hAnsi="SansSerif" w:cs="SansSerif"/>
@@ -1429,7 +1361,6 @@
               </w:rPr>
               <w:t>vesselNo</w:t>
             </w:r>
-            <w:proofErr w:type="spellEnd"/>
             <w:r>
               <w:rPr>
                 <w:rFonts w:ascii="SansSerif" w:hAnsi="SansSerif" w:cs="SansSerif"/>
@@ -1447,7 +1378,6 @@
               </w:rPr>
               <w:t>{/</w:t>
             </w:r>
-            <w:proofErr w:type="spellStart"/>
             <w:r>
               <w:rPr>
                 <w:rFonts w:cstheme="minorHAnsi"/>
@@ -1462,16 +1392,7 @@
                 <w:sz w:val="20"/>
                 <w:szCs w:val="20"/>
               </w:rPr>
-              <w:t>m</w:t>
-            </w:r>
-            <w:proofErr w:type="spellEnd"/>
-            <w:r>
-              <w:rPr>
-                <w:rFonts w:cstheme="minorHAnsi"/>
-                <w:sz w:val="20"/>
-                <w:szCs w:val="20"/>
-              </w:rPr>
-              <w:t>}</w:t>
+              <w:t>m}</w:t>
             </w:r>
           </w:p>
         </w:tc>
@@ -1525,7 +1446,6 @@
               </w:rPr>
               <w:t>{</w:t>
             </w:r>
-            <w:proofErr w:type="spellStart"/>
             <w:r>
               <w:rPr>
                 <w:rFonts w:ascii="SansSerif" w:hAnsi="SansSerif" w:cs="SansSerif"/>
@@ -1535,7 +1455,6 @@
               </w:rPr>
               <w:t>portOfLoading</w:t>
             </w:r>
-            <w:proofErr w:type="spellEnd"/>
             <w:r>
               <w:rPr>
                 <w:rFonts w:ascii="SansSerif" w:hAnsi="SansSerif" w:cs="SansSerif"/>
@@ -1620,7 +1539,6 @@
               </w:rPr>
               <w:t>{</w:t>
             </w:r>
-            <w:proofErr w:type="spellStart"/>
             <w:r>
               <w:rPr>
                 <w:rFonts w:ascii="SansSerif" w:hAnsi="SansSerif" w:cs="SansSerif"/>
@@ -1630,7 +1548,6 @@
               </w:rPr>
               <w:t>portOfDischarge</w:t>
             </w:r>
-            <w:proofErr w:type="spellEnd"/>
             <w:r>
               <w:rPr>
                 <w:rFonts w:ascii="SansSerif" w:hAnsi="SansSerif" w:cs="SansSerif"/>
@@ -1688,7 +1605,6 @@
               </w:rPr>
               <w:t>{</w:t>
             </w:r>
-            <w:proofErr w:type="spellStart"/>
             <w:r>
               <w:rPr>
                 <w:rFonts w:ascii="SansSerif" w:hAnsi="SansSerif" w:cs="SansSerif"/>
@@ -1698,7 +1614,6 @@
               </w:rPr>
               <w:t>finalDestination</w:t>
             </w:r>
-            <w:proofErr w:type="spellEnd"/>
             <w:r>
               <w:rPr>
                 <w:rFonts w:ascii="SansSerif" w:hAnsi="SansSerif" w:cs="SansSerif"/>
@@ -1769,7 +1684,6 @@
               </w:rPr>
               <w:t>{</w:t>
             </w:r>
-            <w:proofErr w:type="spellStart"/>
             <w:r>
               <w:rPr>
                 <w:rFonts w:cstheme="minorHAnsi"/>
@@ -1778,7 +1692,6 @@
               </w:rPr>
               <w:t>privateRemark</w:t>
             </w:r>
-            <w:proofErr w:type="spellEnd"/>
             <w:r>
               <w:rPr>
                 <w:rFonts w:cstheme="minorHAnsi"/>
@@ -1982,7 +1895,6 @@
                       <w:szCs w:val="19"/>
                     </w:rPr>
                   </w:pPr>
-                  <w:proofErr w:type="spellStart"/>
                   <w:r>
                     <w:rPr>
                       <w:rFonts w:cstheme="minorHAnsi"/>
@@ -1993,7 +1905,6 @@
                     </w:rPr>
                     <w:t>NetWt</w:t>
                   </w:r>
-                  <w:proofErr w:type="spellEnd"/>
                 </w:p>
                 <w:p>
                   <w:pPr>
@@ -2031,7 +1942,6 @@
                     </w:tabs>
                     <w:jc w:val="center"/>
                   </w:pPr>
-                  <w:proofErr w:type="spellStart"/>
                   <w:r>
                     <w:rPr>
                       <w:rFonts w:cstheme="minorHAnsi"/>
@@ -2040,18 +1950,7 @@
                       <w:sz w:val="19"/>
                       <w:szCs w:val="19"/>
                     </w:rPr>
-                    <w:t>GrossWt</w:t>
-                  </w:r>
-                  <w:proofErr w:type="spellEnd"/>
-                  <w:r>
-                    <w:rPr>
-                      <w:rFonts w:cstheme="minorHAnsi"/>
-                      <w:b/>
-                      <w:bCs/>
-                      <w:sz w:val="19"/>
-                      <w:szCs w:val="19"/>
-                    </w:rPr>
-                    <w:t xml:space="preserve"> [kg]</w:t>
+                    <w:t>GrossWt [kg]</w:t>
                   </w:r>
                 </w:p>
               </w:tc>
@@ -2137,47 +2036,7 @@
                       <w:sz w:val="18"/>
                       <w:szCs w:val="18"/>
                     </w:rPr>
-                    <w:t>{#</w:t>
-                  </w:r>
-                  <w:proofErr w:type="gramStart"/>
-                  <w:r>
-                    <w:rPr>
-                      <w:b/>
-                      <w:bCs/>
-                      <w:sz w:val="18"/>
-                      <w:szCs w:val="18"/>
-                    </w:rPr>
-                    <w:t>invoiceItems}{</w:t>
-                  </w:r>
-                  <w:proofErr w:type="gramEnd"/>
-                  <w:r>
-                    <w:rPr>
-                      <w:b/>
-                      <w:bCs/>
-                      <w:sz w:val="18"/>
-                      <w:szCs w:val="18"/>
-                    </w:rPr>
-                    <w:t>#</w:t>
-                  </w:r>
-                  <w:proofErr w:type="gramStart"/>
-                  <w:r>
-                    <w:rPr>
-                      <w:b/>
-                      <w:bCs/>
-                      <w:sz w:val="18"/>
-                      <w:szCs w:val="18"/>
-                    </w:rPr>
-                    <w:t>showThickness}{</w:t>
-                  </w:r>
-                  <w:proofErr w:type="gramEnd"/>
-                  <w:r>
-                    <w:rPr>
-                      <w:b/>
-                      <w:bCs/>
-                      <w:sz w:val="18"/>
-                      <w:szCs w:val="18"/>
-                    </w:rPr>
-                    <w:t>thicknessDetail}{/showThickness}</w:t>
+                    <w:t>{#invoiceItems}{#showThickness}{thicknessDetail}{/showThickness}</w:t>
                   </w:r>
                 </w:p>
                 <w:p>
@@ -2308,87 +2167,7 @@
                       <w:sz w:val="18"/>
                       <w:szCs w:val="18"/>
                     </w:rPr>
-                    <w:t>{#</w:t>
-                  </w:r>
-                  <w:proofErr w:type="gramStart"/>
-                  <w:r>
-                    <w:rPr>
-                      <w:sz w:val="18"/>
-                      <w:szCs w:val="18"/>
-                    </w:rPr>
-                    <w:t>invoices}{</w:t>
-                  </w:r>
-                  <w:proofErr w:type="gramEnd"/>
-                  <w:r>
-                    <w:rPr>
-                      <w:sz w:val="18"/>
-                      <w:szCs w:val="18"/>
-                    </w:rPr>
-                    <w:t>#</w:t>
-                  </w:r>
-                  <w:proofErr w:type="gramStart"/>
-                  <w:r>
-                    <w:rPr>
-                      <w:sz w:val="18"/>
-                      <w:szCs w:val="18"/>
-                    </w:rPr>
-                    <w:t>prefixCode}{</w:t>
-                  </w:r>
-                  <w:proofErr w:type="gramEnd"/>
-                  <w:r>
-                    <w:rPr>
-                      <w:sz w:val="18"/>
-                      <w:szCs w:val="18"/>
-                    </w:rPr>
-                    <w:t>prefixCode}/{/</w:t>
-                  </w:r>
-                  <w:proofErr w:type="gramStart"/>
-                  <w:r>
-                    <w:rPr>
-                      <w:sz w:val="18"/>
-                      <w:szCs w:val="18"/>
-                    </w:rPr>
-                    <w:t>prefixCode}{</w:t>
-                  </w:r>
-                  <w:proofErr w:type="gramEnd"/>
-                  <w:r>
-                    <w:rPr>
-                      <w:sz w:val="18"/>
-                      <w:szCs w:val="18"/>
-                    </w:rPr>
-                    <w:t>containerFrom}{#containerTo} to {</w:t>
-                  </w:r>
-                  <w:proofErr w:type="spellStart"/>
-                  <w:r>
-                    <w:rPr>
-                      <w:sz w:val="18"/>
-                      <w:szCs w:val="18"/>
-                    </w:rPr>
-                    <w:t>containerTo</w:t>
-                  </w:r>
-                  <w:proofErr w:type="spellEnd"/>
-                  <w:r>
-                    <w:rPr>
-                      <w:sz w:val="18"/>
-                      <w:szCs w:val="18"/>
-                    </w:rPr>
-                    <w:t>} {/</w:t>
-                  </w:r>
-                  <w:proofErr w:type="spellStart"/>
-                  <w:r>
-                    <w:rPr>
-                      <w:sz w:val="18"/>
-                      <w:szCs w:val="18"/>
-                    </w:rPr>
-                    <w:t>containerTo</w:t>
-                  </w:r>
-                  <w:proofErr w:type="spellEnd"/>
-                  <w:r>
-                    <w:rPr>
-                      <w:sz w:val="18"/>
-                      <w:szCs w:val="18"/>
-                    </w:rPr>
-                    <w:t>}</w:t>
+                    <w:t>{#invoices}{#prefixCode}{prefixCode}/{/prefixCode}{containerFrom}{#containerTo} to {containerTo} {/containerTo}</w:t>
                   </w:r>
                 </w:p>
               </w:tc>
@@ -2412,26 +2191,7 @@
                       <w:sz w:val="18"/>
                       <w:szCs w:val="18"/>
                     </w:rPr>
-                    <w:t>{</w:t>
-                  </w:r>
-                  <w:proofErr w:type="spellStart"/>
-                  <w:proofErr w:type="gramStart"/>
-                  <w:r>
-                    <w:rPr>
-                      <w:rFonts w:cstheme="minorHAnsi"/>
-                      <w:sz w:val="18"/>
-                      <w:szCs w:val="18"/>
-                    </w:rPr>
-                    <w:t>materialGrade</w:t>
-                  </w:r>
-                  <w:proofErr w:type="spellEnd"/>
-                  <w:r>
-                    <w:rPr>
-                      <w:rFonts w:cstheme="minorHAnsi"/>
-                      <w:sz w:val="18"/>
-                      <w:szCs w:val="18"/>
-                    </w:rPr>
-                    <w:t>}</w:t>
+                    <w:t>{materialGrade}</w:t>
                   </w:r>
                   <w:r>
                     <w:rPr>
@@ -2447,26 +2207,7 @@
                       <w:sz w:val="18"/>
                       <w:szCs w:val="18"/>
                     </w:rPr>
-                    <w:t>{</w:t>
-                  </w:r>
-                  <w:proofErr w:type="spellStart"/>
-                  <w:proofErr w:type="gramEnd"/>
-                  <w:r>
-                    <w:rPr>
-                      <w:rFonts w:cstheme="minorHAnsi"/>
-                      <w:sz w:val="18"/>
-                      <w:szCs w:val="18"/>
-                    </w:rPr>
-                    <w:t>brandName</w:t>
-                  </w:r>
-                  <w:proofErr w:type="spellEnd"/>
-                  <w:r>
-                    <w:rPr>
-                      <w:rFonts w:cstheme="minorHAnsi"/>
-                      <w:sz w:val="18"/>
-                      <w:szCs w:val="18"/>
-                    </w:rPr>
-                    <w:t>}</w:t>
+                    <w:t>{brandName}</w:t>
                   </w:r>
                 </w:p>
               </w:tc>
@@ -2492,25 +2233,7 @@
                       <w:sz w:val="18"/>
                       <w:szCs w:val="18"/>
                     </w:rPr>
-                    <w:t>{</w:t>
-                  </w:r>
-                  <w:proofErr w:type="spellStart"/>
-                  <w:r>
-                    <w:rPr>
-                      <w:rFonts w:cstheme="minorHAnsi"/>
-                      <w:sz w:val="18"/>
-                      <w:szCs w:val="18"/>
-                    </w:rPr>
-                    <w:t>designType</w:t>
-                  </w:r>
-                  <w:proofErr w:type="spellEnd"/>
-                  <w:r>
-                    <w:rPr>
-                      <w:rFonts w:cstheme="minorHAnsi"/>
-                      <w:sz w:val="18"/>
-                      <w:szCs w:val="18"/>
-                    </w:rPr>
-                    <w:t>}</w:t>
+                    <w:t>{designType}</w:t>
                   </w:r>
                 </w:p>
               </w:tc>
@@ -2539,25 +2262,7 @@
                       <w:sz w:val="18"/>
                       <w:szCs w:val="18"/>
                     </w:rPr>
-                    <w:t>{</w:t>
-                  </w:r>
-                  <w:proofErr w:type="spellStart"/>
-                  <w:r>
-                    <w:rPr>
-                      <w:rFonts w:cstheme="minorHAnsi"/>
-                      <w:sz w:val="18"/>
-                      <w:szCs w:val="18"/>
-                    </w:rPr>
-                    <w:t>finishType</w:t>
-                  </w:r>
-                  <w:proofErr w:type="spellEnd"/>
-                  <w:r>
-                    <w:rPr>
-                      <w:rFonts w:cstheme="minorHAnsi"/>
-                      <w:sz w:val="18"/>
-                      <w:szCs w:val="18"/>
-                    </w:rPr>
-                    <w:t>}</w:t>
+                    <w:t>{finishType}</w:t>
                   </w:r>
                 </w:p>
               </w:tc>
@@ -2619,25 +2324,7 @@
                       <w:sz w:val="18"/>
                       <w:szCs w:val="18"/>
                     </w:rPr>
-                    <w:t>{</w:t>
-                  </w:r>
-                  <w:proofErr w:type="spellStart"/>
-                  <w:r>
-                    <w:rPr>
-                      <w:rFonts w:cstheme="minorHAnsi"/>
-                      <w:sz w:val="18"/>
-                      <w:szCs w:val="18"/>
-                    </w:rPr>
-                    <w:t>netWeight</w:t>
-                  </w:r>
-                  <w:proofErr w:type="spellEnd"/>
-                  <w:r>
-                    <w:rPr>
-                      <w:rFonts w:cstheme="minorHAnsi"/>
-                      <w:sz w:val="18"/>
-                      <w:szCs w:val="18"/>
-                    </w:rPr>
-                    <w:t>}</w:t>
+                    <w:t>{netWeight}</w:t>
                   </w:r>
                 </w:p>
               </w:tc>
@@ -2668,25 +2355,7 @@
                       <w:sz w:val="18"/>
                       <w:szCs w:val="18"/>
                     </w:rPr>
-                    <w:t>{</w:t>
-                  </w:r>
-                  <w:proofErr w:type="spellStart"/>
-                  <w:r>
-                    <w:rPr>
-                      <w:rFonts w:cstheme="minorHAnsi"/>
-                      <w:sz w:val="18"/>
-                      <w:szCs w:val="18"/>
-                    </w:rPr>
-                    <w:t>grossWeight</w:t>
-                  </w:r>
-                  <w:proofErr w:type="spellEnd"/>
-                  <w:r>
-                    <w:rPr>
-                      <w:rFonts w:cstheme="minorHAnsi"/>
-                      <w:sz w:val="18"/>
-                      <w:szCs w:val="18"/>
-                    </w:rPr>
-                    <w:t>}</w:t>
+                    <w:t>{grossWeight}</w:t>
                   </w:r>
                 </w:p>
               </w:tc>
@@ -2715,24 +2384,7 @@
                       <w:sz w:val="18"/>
                       <w:szCs w:val="18"/>
                     </w:rPr>
-                    <w:t>{</w:t>
-                  </w:r>
-                  <w:proofErr w:type="spellStart"/>
-                  <w:proofErr w:type="gramStart"/>
-                  <w:r>
-                    <w:rPr>
-                      <w:sz w:val="18"/>
-                      <w:szCs w:val="18"/>
-                    </w:rPr>
-                    <w:t>sizeInch</w:t>
-                  </w:r>
-                  <w:proofErr w:type="spellEnd"/>
-                  <w:r>
-                    <w:rPr>
-                      <w:sz w:val="18"/>
-                      <w:szCs w:val="18"/>
-                    </w:rPr>
-                    <w:t>}</w:t>
+                    <w:t>{sizeInch}</w:t>
                   </w:r>
                   <w:r>
                     <w:rPr>
@@ -2746,31 +2398,7 @@
                       <w:sz w:val="18"/>
                       <w:szCs w:val="18"/>
                     </w:rPr>
-                    <w:t xml:space="preserve"> {</w:t>
-                  </w:r>
-                  <w:proofErr w:type="gramEnd"/>
-                  <w:r>
-                    <w:rPr>
-                      <w:sz w:val="18"/>
-                      <w:szCs w:val="18"/>
-                    </w:rPr>
-                    <w:t>/invoices} {/</w:t>
-                  </w:r>
-                  <w:proofErr w:type="spellStart"/>
-                  <w:r>
-                    <w:rPr>
-                      <w:sz w:val="18"/>
-                      <w:szCs w:val="18"/>
-                    </w:rPr>
-                    <w:t>invoiceItems</w:t>
-                  </w:r>
-                  <w:proofErr w:type="spellEnd"/>
-                  <w:r>
-                    <w:rPr>
-                      <w:sz w:val="18"/>
-                      <w:szCs w:val="18"/>
-                    </w:rPr>
-                    <w:t>}</w:t>
+                    <w:t xml:space="preserve"> {/invoices} {/invoiceItems}</w:t>
                   </w:r>
                 </w:p>
               </w:tc>
@@ -2951,165 +2579,21 @@
                       <w:sz w:val="18"/>
                       <w:szCs w:val="18"/>
                     </w:rPr>
-                    <w:t>{#</w:t>
-                  </w:r>
-                  <w:proofErr w:type="gramStart"/>
-                  <w:r>
-                    <w:rPr>
-                      <w:rFonts w:cstheme="minorHAnsi"/>
-                      <w:sz w:val="18"/>
-                      <w:szCs w:val="18"/>
-                    </w:rPr>
-                    <w:t>isCustom}</w:t>
+                    <w:t>{#isCustom}</w:t>
                   </w:r>
                   <w:r>
                     <w:rPr>
                       <w:sz w:val="18"/>
                       <w:szCs w:val="18"/>
                     </w:rPr>
-                    <w:t>{</w:t>
-                  </w:r>
-                  <w:proofErr w:type="gramEnd"/>
-                  <w:r>
-                    <w:rPr>
-                      <w:sz w:val="18"/>
-                      <w:szCs w:val="18"/>
-                    </w:rPr>
-                    <w:t>#</w:t>
-                  </w:r>
-                  <w:proofErr w:type="gramStart"/>
-                  <w:r>
-                    <w:rPr>
-                      <w:sz w:val="18"/>
-                      <w:szCs w:val="18"/>
-                    </w:rPr>
-                    <w:t>prefixCode}{</w:t>
-                  </w:r>
-                  <w:proofErr w:type="gramEnd"/>
-                  <w:r>
-                    <w:rPr>
-                      <w:sz w:val="18"/>
-                      <w:szCs w:val="18"/>
-                    </w:rPr>
-                    <w:t>prefixCode}/{/</w:t>
-                  </w:r>
-                  <w:proofErr w:type="gramStart"/>
-                  <w:r>
-                    <w:rPr>
-                      <w:sz w:val="18"/>
-                      <w:szCs w:val="18"/>
-                    </w:rPr>
-                    <w:t>prefixCode}{</w:t>
-                  </w:r>
-                  <w:proofErr w:type="gramEnd"/>
-                  <w:r>
-                    <w:rPr>
-                      <w:sz w:val="18"/>
-                      <w:szCs w:val="18"/>
-                    </w:rPr>
-                    <w:t>containerFrom}{#containerTo} to {</w:t>
-                  </w:r>
-                  <w:proofErr w:type="spellStart"/>
-                  <w:r>
-                    <w:rPr>
-                      <w:sz w:val="18"/>
-                      <w:szCs w:val="18"/>
-                    </w:rPr>
-                    <w:t>containerTo</w:t>
-                  </w:r>
-                  <w:proofErr w:type="spellEnd"/>
-                  <w:r>
-                    <w:rPr>
-                      <w:sz w:val="18"/>
-                      <w:szCs w:val="18"/>
-                    </w:rPr>
-                    <w:t>} {/</w:t>
-                  </w:r>
-                  <w:proofErr w:type="spellStart"/>
-                  <w:r>
-                    <w:rPr>
-                      <w:sz w:val="18"/>
-                      <w:szCs w:val="18"/>
-                    </w:rPr>
-                    <w:t>containerTo</w:t>
-                  </w:r>
-                  <w:proofErr w:type="spellEnd"/>
-                  <w:r>
-                    <w:rPr>
-                      <w:sz w:val="18"/>
-                      <w:szCs w:val="18"/>
-                    </w:rPr>
-                    <w:t>}</w:t>
+                    <w:t>{#prefixCode}{prefixCode}/{/prefixCode}{containerFrom}{#containerTo} to {containerTo} {/containerTo}</w:t>
                   </w:r>
                 </w:p>
               </w:tc>
               <w:tc>
                 <w:tcPr>
-                  <w:tcW w:w="2835" w:type="dxa"/>
-                </w:tcPr>
-                <w:p>
-                  <w:pPr>
-                    <w:framePr w:hSpace="180" w:wrap="around" w:vAnchor="page" w:hAnchor="margin" w:y="481"/>
-                    <w:tabs>
-                      <w:tab w:val="left" w:pos="960"/>
-                    </w:tabs>
-                    <w:spacing w:line="276" w:lineRule="auto"/>
-                    <w:rPr>
-                      <w:rFonts w:cstheme="minorHAnsi"/>
-                      <w:sz w:val="18"/>
-                      <w:szCs w:val="18"/>
-                    </w:rPr>
-                  </w:pPr>
-                </w:p>
-              </w:tc>
-              <w:tc>
-                <w:tcPr>
-                  <w:tcW w:w="1418" w:type="dxa"/>
-                </w:tcPr>
-                <w:p>
-                  <w:pPr>
-                    <w:framePr w:hSpace="180" w:wrap="around" w:vAnchor="page" w:hAnchor="margin" w:y="481"/>
-                    <w:tabs>
-                      <w:tab w:val="left" w:pos="960"/>
-                    </w:tabs>
-                    <w:spacing w:line="276" w:lineRule="auto"/>
-                    <w:rPr>
-                      <w:rFonts w:cstheme="minorHAnsi"/>
-                      <w:sz w:val="18"/>
-                      <w:szCs w:val="18"/>
-                    </w:rPr>
-                  </w:pPr>
-                  <w:r>
-                    <w:rPr>
-                      <w:rFonts w:cstheme="minorHAnsi"/>
-                      <w:sz w:val="18"/>
-                      <w:szCs w:val="18"/>
-                    </w:rPr>
-                    <w:t>{</w:t>
-                  </w:r>
-                  <w:proofErr w:type="spellStart"/>
-                  <w:r>
-                    <w:rPr>
-                      <w:rFonts w:cstheme="minorHAnsi"/>
-                      <w:sz w:val="18"/>
-                      <w:szCs w:val="18"/>
-                    </w:rPr>
-                    <w:t>designType</w:t>
-                  </w:r>
-                  <w:proofErr w:type="spellEnd"/>
-                  <w:r>
-                    <w:rPr>
-                      <w:rFonts w:cstheme="minorHAnsi"/>
-                      <w:sz w:val="18"/>
-                      <w:szCs w:val="18"/>
-                    </w:rPr>
-                    <w:t>}</w:t>
-                  </w:r>
-                </w:p>
-              </w:tc>
-              <w:tc>
-                <w:tcPr>
-                  <w:tcW w:w="1275" w:type="dxa"/>
+                  <w:tcW w:w="5528" w:type="dxa"/>
+                  <w:gridSpan w:val="3"/>
                   <w:tcBorders>
                     <w:right w:val="single" w:sz="4" w:space="0" w:color="auto"/>
                   </w:tcBorders>
@@ -3121,6 +2605,7 @@
                       <w:tab w:val="left" w:pos="960"/>
                     </w:tabs>
                     <w:spacing w:line="276" w:lineRule="auto"/>
+                    <w:jc w:val="center"/>
                     <w:rPr>
                       <w:rFonts w:cstheme="minorHAnsi"/>
                       <w:sz w:val="18"/>
@@ -3133,25 +2618,23 @@
                       <w:sz w:val="18"/>
                       <w:szCs w:val="18"/>
                     </w:rPr>
-                    <w:t>{</w:t>
+                    <w:t xml:space="preserve">{materialGrade}  {brandName} </w:t>
                   </w:r>
-                  <w:proofErr w:type="spellStart"/>
                   <w:r>
                     <w:rPr>
                       <w:rFonts w:cstheme="minorHAnsi"/>
                       <w:sz w:val="18"/>
                       <w:szCs w:val="18"/>
                     </w:rPr>
-                    <w:t>finishType</w:t>
+                    <w:t xml:space="preserve"> </w:t>
                   </w:r>
-                  <w:proofErr w:type="spellEnd"/>
                   <w:r>
                     <w:rPr>
                       <w:rFonts w:cstheme="minorHAnsi"/>
                       <w:sz w:val="18"/>
                       <w:szCs w:val="18"/>
                     </w:rPr>
-                    <w:t>}</w:t>
+                    <w:t>{designType}  {finishType}</w:t>
                   </w:r>
                 </w:p>
               </w:tc>
@@ -3271,23 +2754,13 @@
                     </w:rPr>
                     <w:t>/</w:t>
                   </w:r>
-                  <w:proofErr w:type="spellStart"/>
                   <w:r>
                     <w:rPr>
                       <w:rFonts w:cstheme="minorHAnsi"/>
                       <w:sz w:val="18"/>
                       <w:szCs w:val="18"/>
                     </w:rPr>
-                    <w:t>isCustom</w:t>
-                  </w:r>
-                  <w:proofErr w:type="spellEnd"/>
-                  <w:r>
-                    <w:rPr>
-                      <w:rFonts w:cstheme="minorHAnsi"/>
-                      <w:sz w:val="18"/>
-                      <w:szCs w:val="18"/>
-                    </w:rPr>
-                    <w:t>}</w:t>
+                    <w:t>isCustom}</w:t>
                   </w:r>
                 </w:p>
               </w:tc>
@@ -3326,7 +2799,6 @@
                     </w:rPr>
                     <w:t>^</w:t>
                   </w:r>
-                  <w:proofErr w:type="gramStart"/>
                   <w:r>
                     <w:rPr>
                       <w:rFonts w:cstheme="minorHAnsi"/>
@@ -3340,47 +2812,7 @@
                       <w:sz w:val="18"/>
                       <w:szCs w:val="18"/>
                     </w:rPr>
-                    <w:t>{</w:t>
-                  </w:r>
-                  <w:proofErr w:type="gramEnd"/>
-                  <w:r>
-                    <w:rPr>
-                      <w:sz w:val="18"/>
-                      <w:szCs w:val="18"/>
-                    </w:rPr>
-                    <w:t>#</w:t>
-                  </w:r>
-                  <w:proofErr w:type="gramStart"/>
-                  <w:r>
-                    <w:rPr>
-                      <w:sz w:val="18"/>
-                      <w:szCs w:val="18"/>
-                    </w:rPr>
-                    <w:t>prefixCode}{</w:t>
-                  </w:r>
-                  <w:proofErr w:type="gramEnd"/>
-                  <w:r>
-                    <w:rPr>
-                      <w:sz w:val="18"/>
-                      <w:szCs w:val="18"/>
-                    </w:rPr>
-                    <w:t>prefixCode}/{/</w:t>
-                  </w:r>
-                  <w:proofErr w:type="gramStart"/>
-                  <w:r>
-                    <w:rPr>
-                      <w:sz w:val="18"/>
-                      <w:szCs w:val="18"/>
-                    </w:rPr>
-                    <w:t>prefixCode}{</w:t>
-                  </w:r>
-                  <w:proofErr w:type="gramEnd"/>
-                  <w:r>
-                    <w:rPr>
-                      <w:sz w:val="18"/>
-                      <w:szCs w:val="18"/>
-                    </w:rPr>
-                    <w:t xml:space="preserve">containerFrom}{#containerTo} to </w:t>
+                    <w:t xml:space="preserve">{#prefixCode}{prefixCode}/{/prefixCode}{containerFrom}{#containerTo} to </w:t>
                   </w:r>
                   <w:r>
                     <w:rPr>
@@ -3388,39 +2820,7 @@
                       <w:szCs w:val="18"/>
                     </w:rPr>
                     <w:lastRenderedPageBreak/>
-                    <w:t>{</w:t>
-                  </w:r>
-                  <w:proofErr w:type="spellStart"/>
-                  <w:r>
-                    <w:rPr>
-                      <w:sz w:val="18"/>
-                      <w:szCs w:val="18"/>
-                    </w:rPr>
-                    <w:t>containerTo</w:t>
-                  </w:r>
-                  <w:proofErr w:type="spellEnd"/>
-                  <w:r>
-                    <w:rPr>
-                      <w:sz w:val="18"/>
-                      <w:szCs w:val="18"/>
-                    </w:rPr>
-                    <w:t>} {/</w:t>
-                  </w:r>
-                  <w:proofErr w:type="spellStart"/>
-                  <w:r>
-                    <w:rPr>
-                      <w:sz w:val="18"/>
-                      <w:szCs w:val="18"/>
-                    </w:rPr>
-                    <w:t>containerTo</w:t>
-                  </w:r>
-                  <w:proofErr w:type="spellEnd"/>
-                  <w:r>
-                    <w:rPr>
-                      <w:sz w:val="18"/>
-                      <w:szCs w:val="18"/>
-                    </w:rPr>
-                    <w:t>}</w:t>
+                    <w:t>{containerTo} {/containerTo}</w:t>
                   </w:r>
                 </w:p>
               </w:tc>
@@ -3446,6 +2846,31 @@
                       <w:szCs w:val="18"/>
                     </w:rPr>
                   </w:pPr>
+                  <w:r>
+                    <w:rPr>
+                      <w:rFonts w:cstheme="minorHAnsi"/>
+                      <w:sz w:val="18"/>
+                      <w:szCs w:val="18"/>
+                    </w:rPr>
+                    <w:lastRenderedPageBreak/>
+                    <w:t xml:space="preserve">{materialGrade}  {brandName} </w:t>
+                  </w:r>
+                  <w:r>
+                    <w:rPr>
+                      <w:rFonts w:cstheme="minorHAnsi"/>
+                      <w:sz w:val="18"/>
+                      <w:szCs w:val="18"/>
+                    </w:rPr>
+                    <w:t xml:space="preserve"> </w:t>
+                  </w:r>
+                  <w:r>
+                    <w:rPr>
+                      <w:rFonts w:cstheme="minorHAnsi"/>
+                      <w:sz w:val="18"/>
+                      <w:szCs w:val="18"/>
+                    </w:rPr>
+                    <w:t>{designType}  {finishType}</w:t>
+                  </w:r>
                 </w:p>
               </w:tc>
               <w:tc>
@@ -3556,24 +2981,13 @@
                     </w:rPr>
                     <w:t>/</w:t>
                   </w:r>
-                  <w:proofErr w:type="spellStart"/>
-                  <w:proofErr w:type="gramStart"/>
                   <w:r>
                     <w:rPr>
                       <w:rFonts w:cstheme="minorHAnsi"/>
                       <w:sz w:val="18"/>
                       <w:szCs w:val="18"/>
                     </w:rPr>
-                    <w:t>isCustom</w:t>
-                  </w:r>
-                  <w:proofErr w:type="spellEnd"/>
-                  <w:r>
-                    <w:rPr>
-                      <w:rFonts w:cstheme="minorHAnsi"/>
-                      <w:sz w:val="18"/>
-                      <w:szCs w:val="18"/>
-                    </w:rPr>
-                    <w:t>}</w:t>
+                    <w:t>isCustom}</w:t>
                   </w:r>
                   <w:r>
                     <w:rPr>
@@ -3581,18 +2995,8 @@
                       <w:sz w:val="18"/>
                       <w:szCs w:val="18"/>
                     </w:rPr>
-                    <w:t>{</w:t>
+                    <w:t>{/</w:t>
                   </w:r>
-                  <w:proofErr w:type="gramEnd"/>
-                  <w:r>
-                    <w:rPr>
-                      <w:rFonts w:cstheme="minorHAnsi"/>
-                      <w:sz w:val="18"/>
-                      <w:szCs w:val="18"/>
-                    </w:rPr>
-                    <w:t>/</w:t>
-                  </w:r>
-                  <w:proofErr w:type="spellStart"/>
                   <w:r>
                     <w:rPr>
                       <w:rFonts w:cstheme="minorHAnsi"/>
@@ -3601,7 +3005,6 @@
                     </w:rPr>
                     <w:t>sampleBox</w:t>
                   </w:r>
-                  <w:proofErr w:type="spellEnd"/>
                   <w:r>
                     <w:rPr>
                       <w:rFonts w:cstheme="minorHAnsi"/>
@@ -3711,7 +3114,6 @@
               </w:rPr>
               <w:t>{</w:t>
             </w:r>
-            <w:proofErr w:type="spellStart"/>
             <w:r>
               <w:rPr>
                 <w:rFonts w:cstheme="minorHAnsi"/>
@@ -3720,7 +3122,6 @@
               </w:rPr>
               <w:t>totalQuantity</w:t>
             </w:r>
-            <w:proofErr w:type="spellEnd"/>
             <w:r>
               <w:rPr>
                 <w:rFonts w:cstheme="minorHAnsi"/>
@@ -3785,7 +3186,6 @@
               </w:rPr>
               <w:t>{</w:t>
             </w:r>
-            <w:proofErr w:type="spellStart"/>
             <w:r>
               <w:rPr>
                 <w:rFonts w:cstheme="minorHAnsi"/>
@@ -3794,7 +3194,6 @@
               </w:rPr>
               <w:t>totalBox</w:t>
             </w:r>
-            <w:proofErr w:type="spellEnd"/>
             <w:r>
               <w:rPr>
                 <w:rFonts w:cstheme="minorHAnsi"/>
@@ -3879,7 +3278,6 @@
               </w:rPr>
               <w:t>{</w:t>
             </w:r>
-            <w:proofErr w:type="spellStart"/>
             <w:r>
               <w:rPr>
                 <w:rFonts w:cstheme="minorHAnsi"/>
@@ -3888,7 +3286,6 @@
               </w:rPr>
               <w:t>totalNetWeight</w:t>
             </w:r>
-            <w:proofErr w:type="spellEnd"/>
             <w:r>
               <w:rPr>
                 <w:rFonts w:cstheme="minorHAnsi"/>
@@ -3917,7 +3314,6 @@
               </w:rPr>
               <w:t>{</w:t>
             </w:r>
-            <w:proofErr w:type="spellStart"/>
             <w:r>
               <w:rPr>
                 <w:rFonts w:cstheme="minorHAnsi"/>
@@ -3926,7 +3322,6 @@
               </w:rPr>
               <w:t>totalGrossWeight</w:t>
             </w:r>
-            <w:proofErr w:type="spellEnd"/>
             <w:r>
               <w:rPr>
                 <w:rFonts w:cstheme="minorHAnsi"/>
@@ -3964,45 +3359,7 @@
                 <w:sz w:val="20"/>
                 <w:szCs w:val="20"/>
               </w:rPr>
-              <w:t>{#</w:t>
-            </w:r>
-            <w:proofErr w:type="gramStart"/>
-            <w:r>
-              <w:rPr>
-                <w:rFonts w:cstheme="minorHAnsi"/>
-                <w:sz w:val="20"/>
-                <w:szCs w:val="20"/>
-              </w:rPr>
-              <w:t>isCustom}Total</w:t>
-            </w:r>
-            <w:proofErr w:type="gramEnd"/>
-            <w:r>
-              <w:rPr>
-                <w:rFonts w:cstheme="minorHAnsi"/>
-                <w:sz w:val="20"/>
-                <w:szCs w:val="20"/>
-              </w:rPr>
-              <w:t xml:space="preserve"> </w:t>
-            </w:r>
-            <w:proofErr w:type="spellStart"/>
-            <w:proofErr w:type="gramStart"/>
-            <w:r>
-              <w:rPr>
-                <w:rFonts w:cstheme="minorHAnsi"/>
-                <w:sz w:val="20"/>
-                <w:szCs w:val="20"/>
-              </w:rPr>
-              <w:t>Sq.Meter</w:t>
-            </w:r>
-            <w:proofErr w:type="spellEnd"/>
-            <w:proofErr w:type="gramEnd"/>
-            <w:r>
-              <w:rPr>
-                <w:rFonts w:cstheme="minorHAnsi"/>
-                <w:sz w:val="20"/>
-                <w:szCs w:val="20"/>
-              </w:rPr>
-              <w:t>:</w:t>
+              <w:t>{#isCustom}Total Sq.Meter:</w:t>
             </w:r>
           </w:p>
         </w:tc>
@@ -4027,25 +3384,7 @@
                 <w:sz w:val="20"/>
                 <w:szCs w:val="20"/>
               </w:rPr>
-              <w:t>{</w:t>
-            </w:r>
-            <w:proofErr w:type="spellStart"/>
-            <w:r>
-              <w:rPr>
-                <w:rFonts w:cstheme="minorHAnsi"/>
-                <w:sz w:val="20"/>
-                <w:szCs w:val="20"/>
-              </w:rPr>
-              <w:t>totalSqMt</w:t>
-            </w:r>
-            <w:proofErr w:type="spellEnd"/>
-            <w:r>
-              <w:rPr>
-                <w:rFonts w:cstheme="minorHAnsi"/>
-                <w:sz w:val="20"/>
-                <w:szCs w:val="20"/>
-              </w:rPr>
-              <w:t>}</w:t>
+              <w:t>{totalSqMt}</w:t>
             </w:r>
             <w:r>
               <w:rPr>
@@ -4061,25 +3400,7 @@
                 <w:sz w:val="20"/>
                 <w:szCs w:val="20"/>
               </w:rPr>
-              <w:t>M{/</w:t>
-            </w:r>
-            <w:proofErr w:type="spellStart"/>
-            <w:r>
-              <w:rPr>
-                <w:rFonts w:cstheme="minorHAnsi"/>
-                <w:sz w:val="20"/>
-                <w:szCs w:val="20"/>
-              </w:rPr>
-              <w:t>isCustom</w:t>
-            </w:r>
-            <w:proofErr w:type="spellEnd"/>
-            <w:r>
-              <w:rPr>
-                <w:rFonts w:cstheme="minorHAnsi"/>
-                <w:sz w:val="20"/>
-                <w:szCs w:val="20"/>
-              </w:rPr>
-              <w:t>}</w:t>
+              <w:t>M{/isCustom}</w:t>
             </w:r>
           </w:p>
         </w:tc>
@@ -4160,47 +3481,7 @@
                 <w:sz w:val="20"/>
                 <w:szCs w:val="20"/>
               </w:rPr>
-              <w:t>{#</w:t>
-            </w:r>
-            <w:proofErr w:type="gramStart"/>
-            <w:r>
-              <w:rPr>
-                <w:b/>
-                <w:bCs/>
-                <w:sz w:val="20"/>
-                <w:szCs w:val="20"/>
-              </w:rPr>
-              <w:t>isCustom}Avg</w:t>
-            </w:r>
-            <w:proofErr w:type="gramEnd"/>
-            <w:r>
-              <w:rPr>
-                <w:b/>
-                <w:bCs/>
-                <w:sz w:val="20"/>
-                <w:szCs w:val="20"/>
-              </w:rPr>
-              <w:t>/</w:t>
-            </w:r>
-            <w:proofErr w:type="gramStart"/>
-            <w:r>
-              <w:rPr>
-                <w:b/>
-                <w:bCs/>
-                <w:sz w:val="20"/>
-                <w:szCs w:val="20"/>
-              </w:rPr>
-              <w:t>Wt(</w:t>
-            </w:r>
-            <w:proofErr w:type="gramEnd"/>
-            <w:r>
-              <w:rPr>
-                <w:b/>
-                <w:bCs/>
-                <w:sz w:val="20"/>
-                <w:szCs w:val="20"/>
-              </w:rPr>
-              <w:t>Kg)</w:t>
+              <w:t>{#isCustom}Avg/Wt(Kg)</w:t>
             </w:r>
           </w:p>
         </w:tc>
@@ -4254,27 +3535,7 @@
                 <w:sz w:val="20"/>
                 <w:szCs w:val="20"/>
               </w:rPr>
-              <w:t>Size{/</w:t>
-            </w:r>
-            <w:proofErr w:type="spellStart"/>
-            <w:r>
-              <w:rPr>
-                <w:b/>
-                <w:bCs/>
-                <w:sz w:val="20"/>
-                <w:szCs w:val="20"/>
-              </w:rPr>
-              <w:t>isCustom</w:t>
-            </w:r>
-            <w:proofErr w:type="spellEnd"/>
-            <w:r>
-              <w:rPr>
-                <w:b/>
-                <w:bCs/>
-                <w:sz w:val="20"/>
-                <w:szCs w:val="20"/>
-              </w:rPr>
-              <w:t>}</w:t>
+              <w:t>Size{/isCustom}</w:t>
             </w:r>
           </w:p>
         </w:tc>
@@ -4302,39 +3563,7 @@
                 <w:sz w:val="20"/>
                 <w:szCs w:val="20"/>
               </w:rPr>
-              <w:t>{#</w:t>
-            </w:r>
-            <w:proofErr w:type="gramStart"/>
-            <w:r>
-              <w:rPr>
-                <w:sz w:val="20"/>
-                <w:szCs w:val="20"/>
-              </w:rPr>
-              <w:t>isCustom}{</w:t>
-            </w:r>
-            <w:proofErr w:type="gramEnd"/>
-            <w:r>
-              <w:rPr>
-                <w:sz w:val="20"/>
-                <w:szCs w:val="20"/>
-              </w:rPr>
-              <w:t>#containerSummary} {</w:t>
-            </w:r>
-            <w:proofErr w:type="spellStart"/>
-            <w:r>
-              <w:rPr>
-                <w:sz w:val="20"/>
-                <w:szCs w:val="20"/>
-              </w:rPr>
-              <w:t>avgWeight</w:t>
-            </w:r>
-            <w:proofErr w:type="spellEnd"/>
-            <w:r>
-              <w:rPr>
-                <w:sz w:val="20"/>
-                <w:szCs w:val="20"/>
-              </w:rPr>
-              <w:t>}</w:t>
+              <w:t>{#isCustom}{#containerSummary} {avgWeight}</w:t>
             </w:r>
           </w:p>
         </w:tc>
@@ -4357,23 +3586,7 @@
                 <w:sz w:val="20"/>
                 <w:szCs w:val="20"/>
               </w:rPr>
-              <w:t>{</w:t>
-            </w:r>
-            <w:proofErr w:type="spellStart"/>
-            <w:r>
-              <w:rPr>
-                <w:sz w:val="20"/>
-                <w:szCs w:val="20"/>
-              </w:rPr>
-              <w:t>totalSqMtPerType</w:t>
-            </w:r>
-            <w:proofErr w:type="spellEnd"/>
-            <w:r>
-              <w:rPr>
-                <w:sz w:val="20"/>
-                <w:szCs w:val="20"/>
-              </w:rPr>
-              <w:t>}</w:t>
+              <w:t>{totalSqMtPerType}</w:t>
             </w:r>
           </w:p>
         </w:tc>
@@ -4396,48 +3609,7 @@
                 <w:sz w:val="20"/>
                 <w:szCs w:val="20"/>
               </w:rPr>
-              <w:t>{length} X {width} X {height} MM{/</w:t>
-            </w:r>
-            <w:proofErr w:type="spellStart"/>
-            <w:proofErr w:type="gramStart"/>
-            <w:r>
-              <w:rPr>
-                <w:sz w:val="20"/>
-                <w:szCs w:val="20"/>
-              </w:rPr>
-              <w:t>containerSummary</w:t>
-            </w:r>
-            <w:proofErr w:type="spellEnd"/>
-            <w:r>
-              <w:rPr>
-                <w:sz w:val="20"/>
-                <w:szCs w:val="20"/>
-              </w:rPr>
-              <w:t>}{</w:t>
-            </w:r>
-            <w:proofErr w:type="gramEnd"/>
-            <w:r>
-              <w:rPr>
-                <w:sz w:val="20"/>
-                <w:szCs w:val="20"/>
-              </w:rPr>
-              <w:t>/</w:t>
-            </w:r>
-            <w:proofErr w:type="spellStart"/>
-            <w:r>
-              <w:rPr>
-                <w:sz w:val="20"/>
-                <w:szCs w:val="20"/>
-              </w:rPr>
-              <w:t>isCustom</w:t>
-            </w:r>
-            <w:proofErr w:type="spellEnd"/>
-            <w:r>
-              <w:rPr>
-                <w:sz w:val="20"/>
-                <w:szCs w:val="20"/>
-              </w:rPr>
-              <w:t>}</w:t>
+              <w:t>{length} X {width} X {height} MM{/containerSummary}{/isCustom}</w:t>
             </w:r>
           </w:p>
         </w:tc>
@@ -4717,16 +3889,7 @@
         <w:bCs/>
         <w:spacing w:val="60"/>
       </w:rPr>
-      <w:t xml:space="preserve"> </w:t>
-    </w:r>
-    <w:proofErr w:type="gramStart"/>
-    <w:r>
-      <w:rPr>
-        <w:b/>
-        <w:bCs/>
-        <w:spacing w:val="60"/>
-      </w:rPr>
-      <w:t xml:space="preserve"> </w:t>
+      <w:t xml:space="preserve">  </w:t>
     </w:r>
     <w:r>
       <w:rPr>
@@ -4750,16 +3913,7 @@
         <w:bCs/>
         <w:spacing w:val="60"/>
       </w:rPr>
-      <w:t>(</w:t>
-    </w:r>
-    <w:proofErr w:type="gramEnd"/>
-    <w:r>
-      <w:rPr>
-        <w:b/>
-        <w:bCs/>
-        <w:spacing w:val="60"/>
-      </w:rPr>
-      <w:t>I)</w:t>
+      <w:t>(I)</w:t>
     </w:r>
     <w:r>
       <w:rPr>
@@ -5555,7 +4709,6 @@
   <w:style w:type="character" w:default="1" w:styleId="DefaultParagraphFont">
     <w:name w:val="Default Paragraph Font"/>
     <w:uiPriority w:val="1"/>
-    <w:semiHidden/>
     <w:unhideWhenUsed/>
   </w:style>
   <w:style w:type="table" w:default="1" w:styleId="TableNormal">

--- a/electron/database/generate-document/templates/packing.docx
+++ b/electron/database/generate-document/templates/packing.docx
@@ -7,11 +7,17 @@
         <w:tblStyle w:val="TableGrid"/>
         <w:tblpPr w:leftFromText="180" w:rightFromText="180" w:vertAnchor="page" w:horzAnchor="margin" w:tblpY="481"/>
         <w:tblW w:w="11106" w:type="dxa"/>
+        <w:tblBorders>
+          <w:left w:val="none" w:sz="0" w:space="0" w:color="auto"/>
+          <w:bottom w:val="none" w:sz="0" w:space="0" w:color="auto"/>
+          <w:right w:val="none" w:sz="0" w:space="0" w:color="auto"/>
+        </w:tblBorders>
         <w:tblLayout w:type="fixed"/>
         <w:tblLook w:val="04A0" w:firstRow="1" w:lastRow="0" w:firstColumn="1" w:lastColumn="0" w:noHBand="0" w:noVBand="1"/>
       </w:tblPr>
       <w:tblGrid>
-        <w:gridCol w:w="2920"/>
+        <w:gridCol w:w="1560"/>
+        <w:gridCol w:w="1360"/>
         <w:gridCol w:w="2665"/>
         <w:gridCol w:w="2805"/>
         <w:gridCol w:w="2716"/>
@@ -22,11 +28,11 @@
         </w:trPr>
         <w:tc>
           <w:tcPr>
-            <w:tcW w:w="5585" w:type="dxa"/>
-            <w:gridSpan w:val="2"/>
+            <w:tcW w:w="1560" w:type="dxa"/>
             <w:vMerge w:val="restart"/>
             <w:tcBorders>
-              <w:left w:val="nil"/>
+              <w:bottom w:val="single" w:sz="4" w:space="0" w:color="auto"/>
+              <w:right w:val="nil"/>
             </w:tcBorders>
           </w:tcPr>
           <w:p>
@@ -40,81 +46,64 @@
             <w:bookmarkStart w:id="0" w:name="_Hlk193468052"/>
             <w:r>
               <w:rPr>
-                <w:rFonts w:cstheme="minorHAnsi"/>
                 <w:noProof/>
-                <w:sz w:val="20"/>
-                <w:szCs w:val="20"/>
               </w:rPr>
               <w:drawing>
-                <wp:anchor distT="0" distB="0" distL="114300" distR="114300" simplePos="0" relativeHeight="251662336" behindDoc="0" locked="0" layoutInCell="0" allowOverlap="1" wp14:anchorId="2702D626" wp14:editId="32DE2D66">
-                  <wp:simplePos x="0" y="0"/>
-                  <wp:positionH relativeFrom="page">
-                    <wp:posOffset>43815</wp:posOffset>
-                  </wp:positionH>
-                  <wp:positionV relativeFrom="page">
-                    <wp:posOffset>57785</wp:posOffset>
-                  </wp:positionV>
-                  <wp:extent cx="812800" cy="787400"/>
-                  <wp:effectExtent l="0" t="0" r="6350" b="0"/>
-                  <wp:wrapThrough wrapText="bothSides">
-                    <wp:wrapPolygon edited="0">
-                      <wp:start x="7088" y="0"/>
-                      <wp:lineTo x="0" y="1568"/>
-                      <wp:lineTo x="0" y="20903"/>
-                      <wp:lineTo x="21263" y="20903"/>
-                      <wp:lineTo x="21263" y="1568"/>
-                      <wp:lineTo x="14175" y="0"/>
-                      <wp:lineTo x="7088" y="0"/>
-                    </wp:wrapPolygon>
-                  </wp:wrapThrough>
-                  <wp:docPr id="274" name="Picture 69"/>
+                <wp:inline distT="0" distB="0" distL="0" distR="0" wp14:anchorId="18657669" wp14:editId="077C46CE">
+                  <wp:extent cx="819048" cy="780952"/>
+                  <wp:effectExtent l="0" t="0" r="635" b="635"/>
+                  <wp:docPr id="270826026" name="Picture 1"/>
                   <wp:cNvGraphicFramePr>
-                    <a:graphicFrameLocks xmlns:a="http://schemas.openxmlformats.org/drawingml/2006/main"/>
+                    <a:graphicFrameLocks xmlns:a="http://schemas.openxmlformats.org/drawingml/2006/main" noChangeAspect="1"/>
                   </wp:cNvGraphicFramePr>
                   <a:graphic xmlns:a="http://schemas.openxmlformats.org/drawingml/2006/main">
                     <a:graphicData uri="http://schemas.openxmlformats.org/drawingml/2006/picture">
                       <pic:pic xmlns:pic="http://schemas.openxmlformats.org/drawingml/2006/picture">
                         <pic:nvPicPr>
-                          <pic:cNvPr id="0" name="Picture 69"/>
-                          <pic:cNvPicPr>
-                            <a:picLocks noChangeArrowheads="1"/>
-                          </pic:cNvPicPr>
+                          <pic:cNvPr id="270826026" name=""/>
+                          <pic:cNvPicPr/>
                         </pic:nvPicPr>
                         <pic:blipFill>
-                          <a:blip r:embed="rId7" cstate="print">
-                            <a:extLst>
-                              <a:ext uri="{28A0092B-C50C-407E-A947-70E740481C1C}">
-                                <a14:useLocalDpi xmlns:a14="http://schemas.microsoft.com/office/drawing/2010/main" val="0"/>
-                              </a:ext>
-                            </a:extLst>
-                          </a:blip>
-                          <a:srcRect/>
+                          <a:blip r:embed="rId7"/>
                           <a:stretch>
                             <a:fillRect/>
                           </a:stretch>
                         </pic:blipFill>
-                        <pic:spPr bwMode="auto">
+                        <pic:spPr>
                           <a:xfrm>
                             <a:off x="0" y="0"/>
-                            <a:ext cx="812800" cy="787400"/>
+                            <a:ext cx="819048" cy="780952"/>
                           </a:xfrm>
                           <a:prstGeom prst="rect">
                             <a:avLst/>
                           </a:prstGeom>
-                          <a:noFill/>
                         </pic:spPr>
                       </pic:pic>
                     </a:graphicData>
                   </a:graphic>
-                  <wp14:sizeRelH relativeFrom="page">
-                    <wp14:pctWidth>0</wp14:pctWidth>
-                  </wp14:sizeRelH>
-                  <wp14:sizeRelV relativeFrom="page">
-                    <wp14:pctHeight>0</wp14:pctHeight>
-                  </wp14:sizeRelV>
-                </wp:anchor>
+                </wp:inline>
               </w:drawing>
             </w:r>
+          </w:p>
+        </w:tc>
+        <w:tc>
+          <w:tcPr>
+            <w:tcW w:w="4025" w:type="dxa"/>
+            <w:gridSpan w:val="2"/>
+            <w:vMerge w:val="restart"/>
+            <w:tcBorders>
+              <w:left w:val="nil"/>
+              <w:bottom w:val="single" w:sz="4" w:space="0" w:color="auto"/>
+            </w:tcBorders>
+          </w:tcPr>
+          <w:p>
+            <w:pPr>
+              <w:rPr>
+                <w:rFonts w:cstheme="minorHAnsi"/>
+                <w:sz w:val="20"/>
+                <w:szCs w:val="20"/>
+              </w:rPr>
+            </w:pPr>
             <w:r>
               <w:rPr>
                 <w:rFonts w:cstheme="minorHAnsi"/>
@@ -214,12 +203,14 @@
               </w:rPr>
               <w:t>{</w:t>
             </w:r>
+            <w:proofErr w:type="spellStart"/>
             <w:r>
               <w:rPr>
                 <w:rFonts w:cstheme="minorHAnsi"/>
               </w:rPr>
               <w:t>modifyInvNo</w:t>
             </w:r>
+            <w:proofErr w:type="spellEnd"/>
             <w:r>
               <w:rPr>
                 <w:rFonts w:cstheme="minorHAnsi"/>
@@ -231,9 +222,6 @@
         <w:tc>
           <w:tcPr>
             <w:tcW w:w="2716" w:type="dxa"/>
-            <w:tcBorders>
-              <w:right w:val="nil"/>
-            </w:tcBorders>
           </w:tcPr>
           <w:p>
             <w:pPr>
@@ -260,12 +248,14 @@
               </w:rPr>
               <w:t>{</w:t>
             </w:r>
+            <w:proofErr w:type="spellStart"/>
             <w:r>
               <w:rPr>
                 <w:rFonts w:cstheme="minorHAnsi"/>
               </w:rPr>
               <w:t>invoiceDate</w:t>
             </w:r>
+            <w:proofErr w:type="spellEnd"/>
             <w:r>
               <w:rPr>
                 <w:rFonts w:cstheme="minorHAnsi"/>
@@ -281,70 +271,8 @@
         </w:trPr>
         <w:tc>
           <w:tcPr>
-            <w:tcW w:w="5585" w:type="dxa"/>
-            <w:gridSpan w:val="2"/>
+            <w:tcW w:w="1560" w:type="dxa"/>
             <w:vMerge/>
-            <w:tcBorders>
-              <w:left w:val="nil"/>
-            </w:tcBorders>
-          </w:tcPr>
-          <w:p>
-            <w:pPr>
-              <w:rPr>
-                <w:rFonts w:cstheme="minorHAnsi"/>
-              </w:rPr>
-            </w:pPr>
-          </w:p>
-        </w:tc>
-        <w:tc>
-          <w:tcPr>
-            <w:tcW w:w="2805" w:type="dxa"/>
-            <w:tcBorders>
-              <w:bottom w:val="single" w:sz="4" w:space="0" w:color="auto"/>
-            </w:tcBorders>
-          </w:tcPr>
-          <w:p>
-            <w:pPr>
-              <w:rPr>
-                <w:rFonts w:cstheme="minorHAnsi"/>
-              </w:rPr>
-            </w:pPr>
-            <w:r>
-              <w:rPr>
-                <w:rFonts w:cstheme="minorHAnsi"/>
-              </w:rPr>
-              <w:t xml:space="preserve">Buyer's Order No. </w:t>
-            </w:r>
-          </w:p>
-          <w:p>
-            <w:pPr>
-              <w:rPr>
-                <w:rFonts w:cstheme="minorHAnsi"/>
-              </w:rPr>
-            </w:pPr>
-            <w:r>
-              <w:rPr>
-                <w:rFonts w:cstheme="minorHAnsi"/>
-              </w:rPr>
-              <w:t>{</w:t>
-            </w:r>
-            <w:r>
-              <w:rPr>
-                <w:rFonts w:cstheme="minorHAnsi"/>
-              </w:rPr>
-              <w:t>buyersOrderNo</w:t>
-            </w:r>
-            <w:r>
-              <w:rPr>
-                <w:rFonts w:cstheme="minorHAnsi"/>
-              </w:rPr>
-              <w:t>}</w:t>
-            </w:r>
-          </w:p>
-        </w:tc>
-        <w:tc>
-          <w:tcPr>
-            <w:tcW w:w="2716" w:type="dxa"/>
             <w:tcBorders>
               <w:bottom w:val="single" w:sz="4" w:space="0" w:color="auto"/>
               <w:right w:val="nil"/>
@@ -356,11 +284,41 @@
                 <w:rFonts w:cstheme="minorHAnsi"/>
               </w:rPr>
             </w:pPr>
-            <w:r>
-              <w:rPr>
-                <w:rFonts w:cstheme="minorHAnsi"/>
-              </w:rPr>
-              <w:t xml:space="preserve">Date </w:t>
+          </w:p>
+        </w:tc>
+        <w:tc>
+          <w:tcPr>
+            <w:tcW w:w="4025" w:type="dxa"/>
+            <w:gridSpan w:val="2"/>
+            <w:vMerge/>
+            <w:tcBorders>
+              <w:left w:val="nil"/>
+              <w:bottom w:val="single" w:sz="4" w:space="0" w:color="auto"/>
+            </w:tcBorders>
+          </w:tcPr>
+          <w:p>
+            <w:pPr>
+              <w:rPr>
+                <w:rFonts w:cstheme="minorHAnsi"/>
+              </w:rPr>
+            </w:pPr>
+          </w:p>
+        </w:tc>
+        <w:tc>
+          <w:tcPr>
+            <w:tcW w:w="2805" w:type="dxa"/>
+          </w:tcPr>
+          <w:p>
+            <w:pPr>
+              <w:rPr>
+                <w:rFonts w:cstheme="minorHAnsi"/>
+              </w:rPr>
+            </w:pPr>
+            <w:r>
+              <w:rPr>
+                <w:rFonts w:cstheme="minorHAnsi"/>
+              </w:rPr>
+              <w:t xml:space="preserve">Buyer's Order No. </w:t>
             </w:r>
           </w:p>
           <w:p>
@@ -375,12 +333,59 @@
               </w:rPr>
               <w:t>{</w:t>
             </w:r>
+            <w:proofErr w:type="spellStart"/>
+            <w:r>
+              <w:rPr>
+                <w:rFonts w:cstheme="minorHAnsi"/>
+              </w:rPr>
+              <w:t>buyersOrderNo</w:t>
+            </w:r>
+            <w:proofErr w:type="spellEnd"/>
+            <w:r>
+              <w:rPr>
+                <w:rFonts w:cstheme="minorHAnsi"/>
+              </w:rPr>
+              <w:t>}</w:t>
+            </w:r>
+          </w:p>
+        </w:tc>
+        <w:tc>
+          <w:tcPr>
+            <w:tcW w:w="2716" w:type="dxa"/>
+          </w:tcPr>
+          <w:p>
+            <w:pPr>
+              <w:rPr>
+                <w:rFonts w:cstheme="minorHAnsi"/>
+              </w:rPr>
+            </w:pPr>
+            <w:r>
+              <w:rPr>
+                <w:rFonts w:cstheme="minorHAnsi"/>
+              </w:rPr>
+              <w:t xml:space="preserve">Date </w:t>
+            </w:r>
+          </w:p>
+          <w:p>
+            <w:pPr>
+              <w:rPr>
+                <w:rFonts w:cstheme="minorHAnsi"/>
+              </w:rPr>
+            </w:pPr>
+            <w:r>
+              <w:rPr>
+                <w:rFonts w:cstheme="minorHAnsi"/>
+              </w:rPr>
+              <w:t>{</w:t>
+            </w:r>
+            <w:proofErr w:type="spellStart"/>
             <w:r>
               <w:rPr>
                 <w:rFonts w:cstheme="minorHAnsi"/>
               </w:rPr>
               <w:t>orderDate</w:t>
             </w:r>
+            <w:proofErr w:type="spellEnd"/>
             <w:r>
               <w:rPr>
                 <w:rFonts w:cstheme="minorHAnsi"/>
@@ -397,11 +402,10 @@
         <w:tc>
           <w:tcPr>
             <w:tcW w:w="5585" w:type="dxa"/>
-            <w:gridSpan w:val="2"/>
+            <w:gridSpan w:val="3"/>
             <w:vMerge w:val="restart"/>
             <w:tcBorders>
-              <w:left w:val="nil"/>
-              <w:right w:val="single" w:sz="4" w:space="0" w:color="auto"/>
+              <w:top w:val="single" w:sz="4" w:space="0" w:color="auto"/>
             </w:tcBorders>
           </w:tcPr>
           <w:p>
@@ -485,6 +489,7 @@
               </w:rPr>
               <w:t>{</w:t>
             </w:r>
+            <w:proofErr w:type="spellStart"/>
             <w:r>
               <w:rPr>
                 <w:rFonts w:cstheme="minorHAnsi"/>
@@ -493,6 +498,7 @@
               </w:rPr>
               <w:t>consigneeCountry</w:t>
             </w:r>
+            <w:proofErr w:type="spellEnd"/>
             <w:r>
               <w:rPr>
                 <w:rFonts w:cstheme="minorHAnsi"/>
@@ -518,6 +524,7 @@
               </w:rPr>
               <w:t>{/</w:t>
             </w:r>
+            <w:proofErr w:type="spellStart"/>
             <w:r>
               <w:rPr>
                 <w:rFonts w:cstheme="minorHAnsi"/>
@@ -526,6 +533,7 @@
               </w:rPr>
               <w:t>isCustom</w:t>
             </w:r>
+            <w:proofErr w:type="spellEnd"/>
             <w:r>
               <w:rPr>
                 <w:rFonts w:cstheme="minorHAnsi"/>
@@ -551,6 +559,7 @@
               </w:rPr>
               <w:t>{</w:t>
             </w:r>
+            <w:proofErr w:type="spellStart"/>
             <w:r>
               <w:rPr>
                 <w:rFonts w:cstheme="minorHAnsi"/>
@@ -559,6 +568,7 @@
               </w:rPr>
               <w:t>consigneeName</w:t>
             </w:r>
+            <w:proofErr w:type="spellEnd"/>
             <w:r>
               <w:rPr>
                 <w:rFonts w:cstheme="minorHAnsi"/>
@@ -584,6 +594,7 @@
               </w:rPr>
               <w:t>{</w:t>
             </w:r>
+            <w:proofErr w:type="spellStart"/>
             <w:r>
               <w:rPr>
                 <w:rFonts w:cstheme="minorHAnsi"/>
@@ -592,6 +603,7 @@
               </w:rPr>
               <w:t>consigneeAddress</w:t>
             </w:r>
+            <w:proofErr w:type="spellEnd"/>
             <w:r>
               <w:rPr>
                 <w:rFonts w:cstheme="minorHAnsi"/>
@@ -600,6 +612,7 @@
               </w:rPr>
               <w:t>} {</w:t>
             </w:r>
+            <w:proofErr w:type="spellStart"/>
             <w:r>
               <w:rPr>
                 <w:rFonts w:cstheme="minorHAnsi"/>
@@ -608,6 +621,7 @@
               </w:rPr>
               <w:t>consigneeCity</w:t>
             </w:r>
+            <w:proofErr w:type="spellEnd"/>
             <w:r>
               <w:rPr>
                 <w:rFonts w:cstheme="minorHAnsi"/>
@@ -616,6 +630,7 @@
               </w:rPr>
               <w:t>} {</w:t>
             </w:r>
+            <w:proofErr w:type="spellStart"/>
             <w:r>
               <w:rPr>
                 <w:rFonts w:cstheme="minorHAnsi"/>
@@ -624,6 +639,7 @@
               </w:rPr>
               <w:t>consigneeState</w:t>
             </w:r>
+            <w:proofErr w:type="spellEnd"/>
             <w:r>
               <w:rPr>
                 <w:rFonts w:cstheme="minorHAnsi"/>
@@ -649,6 +665,7 @@
               </w:rPr>
               <w:t>{</w:t>
             </w:r>
+            <w:proofErr w:type="spellStart"/>
             <w:r>
               <w:rPr>
                 <w:rFonts w:cstheme="minorHAnsi"/>
@@ -657,6 +674,7 @@
               </w:rPr>
               <w:t>consigneeCountry</w:t>
             </w:r>
+            <w:proofErr w:type="spellEnd"/>
             <w:r>
               <w:rPr>
                 <w:rFonts w:cstheme="minorHAnsi"/>
@@ -665,6 +683,7 @@
               </w:rPr>
               <w:t>} {</w:t>
             </w:r>
+            <w:proofErr w:type="spellStart"/>
             <w:r>
               <w:rPr>
                 <w:rFonts w:cstheme="minorHAnsi"/>
@@ -673,6 +692,7 @@
               </w:rPr>
               <w:t>consigneeZip</w:t>
             </w:r>
+            <w:proofErr w:type="spellEnd"/>
             <w:r>
               <w:rPr>
                 <w:rFonts w:cstheme="minorHAnsi"/>
@@ -687,10 +707,6 @@
           <w:tcPr>
             <w:tcW w:w="5521" w:type="dxa"/>
             <w:gridSpan w:val="2"/>
-            <w:tcBorders>
-              <w:left w:val="single" w:sz="4" w:space="0" w:color="auto"/>
-              <w:right w:val="nil"/>
-            </w:tcBorders>
           </w:tcPr>
           <w:p>
             <w:pPr>
@@ -725,6 +741,7 @@
               </w:rPr>
               <w:t>{</w:t>
             </w:r>
+            <w:proofErr w:type="spellStart"/>
             <w:r>
               <w:rPr>
                 <w:rFonts w:cstheme="minorHAnsi"/>
@@ -733,6 +750,7 @@
               </w:rPr>
               <w:t>buyerName</w:t>
             </w:r>
+            <w:proofErr w:type="spellEnd"/>
             <w:r>
               <w:rPr>
                 <w:rFonts w:cstheme="minorHAnsi"/>
@@ -758,6 +776,7 @@
               </w:rPr>
               <w:t>{</w:t>
             </w:r>
+            <w:proofErr w:type="spellStart"/>
             <w:r>
               <w:rPr>
                 <w:rFonts w:cstheme="minorHAnsi"/>
@@ -766,6 +785,7 @@
               </w:rPr>
               <w:t>buyerAddress</w:t>
             </w:r>
+            <w:proofErr w:type="spellEnd"/>
             <w:r>
               <w:rPr>
                 <w:rFonts w:cstheme="minorHAnsi"/>
@@ -774,6 +794,7 @@
               </w:rPr>
               <w:t>} {</w:t>
             </w:r>
+            <w:proofErr w:type="spellStart"/>
             <w:r>
               <w:rPr>
                 <w:rFonts w:cstheme="minorHAnsi"/>
@@ -782,6 +803,7 @@
               </w:rPr>
               <w:t>buyerCity</w:t>
             </w:r>
+            <w:proofErr w:type="spellEnd"/>
             <w:r>
               <w:rPr>
                 <w:rFonts w:cstheme="minorHAnsi"/>
@@ -790,6 +812,7 @@
               </w:rPr>
               <w:t>} {</w:t>
             </w:r>
+            <w:proofErr w:type="spellStart"/>
             <w:r>
               <w:rPr>
                 <w:rFonts w:cstheme="minorHAnsi"/>
@@ -798,6 +821,7 @@
               </w:rPr>
               <w:t>buyerState</w:t>
             </w:r>
+            <w:proofErr w:type="spellEnd"/>
             <w:r>
               <w:rPr>
                 <w:rFonts w:cstheme="minorHAnsi"/>
@@ -823,6 +847,7 @@
               </w:rPr>
               <w:t>{</w:t>
             </w:r>
+            <w:proofErr w:type="spellStart"/>
             <w:r>
               <w:rPr>
                 <w:rFonts w:cstheme="minorHAnsi"/>
@@ -831,6 +856,7 @@
               </w:rPr>
               <w:t>buyerCountry</w:t>
             </w:r>
+            <w:proofErr w:type="spellEnd"/>
             <w:r>
               <w:rPr>
                 <w:rFonts w:cstheme="minorHAnsi"/>
@@ -839,6 +865,7 @@
               </w:rPr>
               <w:t>} {</w:t>
             </w:r>
+            <w:proofErr w:type="spellStart"/>
             <w:r>
               <w:rPr>
                 <w:rFonts w:cstheme="minorHAnsi"/>
@@ -847,6 +874,7 @@
               </w:rPr>
               <w:t>buyerZip</w:t>
             </w:r>
+            <w:proofErr w:type="spellEnd"/>
             <w:r>
               <w:rPr>
                 <w:rFonts w:cstheme="minorHAnsi"/>
@@ -865,11 +893,8 @@
         <w:tc>
           <w:tcPr>
             <w:tcW w:w="5585" w:type="dxa"/>
-            <w:gridSpan w:val="2"/>
+            <w:gridSpan w:val="3"/>
             <w:vMerge/>
-            <w:tcBorders>
-              <w:left w:val="nil"/>
-            </w:tcBorders>
           </w:tcPr>
           <w:p>
             <w:pPr>
@@ -918,6 +943,7 @@
               </w:rPr>
               <w:t>{</w:t>
             </w:r>
+            <w:proofErr w:type="spellStart"/>
             <w:r>
               <w:rPr>
                 <w:rFonts w:cstheme="minorHAnsi"/>
@@ -926,6 +952,7 @@
               </w:rPr>
               <w:t>originOfGoods</w:t>
             </w:r>
+            <w:proofErr w:type="spellEnd"/>
             <w:r>
               <w:rPr>
                 <w:rFonts w:cstheme="minorHAnsi"/>
@@ -939,9 +966,6 @@
         <w:tc>
           <w:tcPr>
             <w:tcW w:w="2716" w:type="dxa"/>
-            <w:tcBorders>
-              <w:right w:val="nil"/>
-            </w:tcBorders>
           </w:tcPr>
           <w:p>
             <w:pPr>
@@ -976,6 +1000,7 @@
               </w:rPr>
               <w:t>{</w:t>
             </w:r>
+            <w:proofErr w:type="spellStart"/>
             <w:r>
               <w:rPr>
                 <w:rFonts w:cstheme="minorHAnsi"/>
@@ -984,6 +1009,7 @@
               </w:rPr>
               <w:t>finalDestination</w:t>
             </w:r>
+            <w:proofErr w:type="spellEnd"/>
             <w:r>
               <w:rPr>
                 <w:rFonts w:cstheme="minorHAnsi"/>
@@ -1002,11 +1028,8 @@
         <w:tc>
           <w:tcPr>
             <w:tcW w:w="5585" w:type="dxa"/>
-            <w:gridSpan w:val="2"/>
+            <w:gridSpan w:val="3"/>
             <w:vMerge/>
-            <w:tcBorders>
-              <w:left w:val="nil"/>
-            </w:tcBorders>
           </w:tcPr>
           <w:p>
             <w:pPr>
@@ -1023,9 +1046,6 @@
             <w:tcW w:w="5521" w:type="dxa"/>
             <w:gridSpan w:val="2"/>
             <w:vMerge w:val="restart"/>
-            <w:tcBorders>
-              <w:right w:val="nil"/>
-            </w:tcBorders>
           </w:tcPr>
           <w:p>
             <w:pPr>
@@ -1060,6 +1080,7 @@
               </w:rPr>
               <w:t>{</w:t>
             </w:r>
+            <w:proofErr w:type="spellStart"/>
             <w:r>
               <w:rPr>
                 <w:rFonts w:cstheme="minorHAnsi"/>
@@ -1068,6 +1089,7 @@
               </w:rPr>
               <w:t>termOfDeliveryAndPayment</w:t>
             </w:r>
+            <w:proofErr w:type="spellEnd"/>
             <w:r>
               <w:rPr>
                 <w:rFonts w:cstheme="minorHAnsi"/>
@@ -1086,9 +1108,7 @@
         <w:tc>
           <w:tcPr>
             <w:tcW w:w="2920" w:type="dxa"/>
-            <w:tcBorders>
-              <w:left w:val="nil"/>
-            </w:tcBorders>
+            <w:gridSpan w:val="2"/>
           </w:tcPr>
           <w:p>
             <w:pPr>
@@ -1103,6 +1123,7 @@
                 <w:szCs w:val="20"/>
               </w:rPr>
             </w:pPr>
+            <w:proofErr w:type="spellStart"/>
             <w:r>
               <w:rPr>
                 <w:rFonts w:ascii="SansSerif" w:hAnsi="SansSerif" w:cs="SansSerif"/>
@@ -1110,7 +1131,17 @@
                 <w:sz w:val="20"/>
                 <w:szCs w:val="20"/>
               </w:rPr>
-              <w:t>Precarriage by:</w:t>
+              <w:t>Precarriage</w:t>
+            </w:r>
+            <w:proofErr w:type="spellEnd"/>
+            <w:r>
+              <w:rPr>
+                <w:rFonts w:ascii="SansSerif" w:hAnsi="SansSerif" w:cs="SansSerif"/>
+                <w:color w:val="000000"/>
+                <w:sz w:val="20"/>
+                <w:szCs w:val="20"/>
+              </w:rPr>
+              <w:t xml:space="preserve"> by:</w:t>
             </w:r>
           </w:p>
           <w:p>
@@ -1130,6 +1161,8 @@
               </w:rPr>
               <w:t>{^</w:t>
             </w:r>
+            <w:proofErr w:type="spellStart"/>
+            <w:proofErr w:type="gramStart"/>
             <w:r>
               <w:rPr>
                 <w:rFonts w:cstheme="minorHAnsi"/>
@@ -1138,6 +1171,7 @@
               </w:rPr>
               <w:t>isCustom</w:t>
             </w:r>
+            <w:proofErr w:type="spellEnd"/>
             <w:r>
               <w:rPr>
                 <w:rFonts w:cstheme="minorHAnsi"/>
@@ -1146,6 +1180,8 @@
               </w:rPr>
               <w:t>}{</w:t>
             </w:r>
+            <w:proofErr w:type="spellStart"/>
+            <w:proofErr w:type="gramEnd"/>
             <w:r>
               <w:rPr>
                 <w:rFonts w:cstheme="minorHAnsi"/>
@@ -1154,6 +1190,7 @@
               </w:rPr>
               <w:t>precarriageBy</w:t>
             </w:r>
+            <w:proofErr w:type="spellEnd"/>
             <w:r>
               <w:rPr>
                 <w:rFonts w:cstheme="minorHAnsi"/>
@@ -1162,6 +1199,7 @@
               </w:rPr>
               <w:t>}{/</w:t>
             </w:r>
+            <w:proofErr w:type="spellStart"/>
             <w:r>
               <w:rPr>
                 <w:rFonts w:cstheme="minorHAnsi"/>
@@ -1170,6 +1208,7 @@
               </w:rPr>
               <w:t>isCustom</w:t>
             </w:r>
+            <w:proofErr w:type="spellEnd"/>
             <w:r>
               <w:rPr>
                 <w:rFonts w:cstheme="minorHAnsi"/>
@@ -1230,6 +1269,7 @@
               </w:rPr>
               <w:t>{</w:t>
             </w:r>
+            <w:proofErr w:type="spellStart"/>
             <w:r>
               <w:rPr>
                 <w:rFonts w:ascii="SansSerif" w:hAnsi="SansSerif" w:cs="SansSerif"/>
@@ -1239,6 +1279,7 @@
               </w:rPr>
               <w:t>placeOfReceipt</w:t>
             </w:r>
+            <w:proofErr w:type="spellEnd"/>
             <w:r>
               <w:rPr>
                 <w:rFonts w:ascii="SansSerif" w:hAnsi="SansSerif" w:cs="SansSerif"/>
@@ -1255,9 +1296,6 @@
             <w:tcW w:w="5521" w:type="dxa"/>
             <w:gridSpan w:val="2"/>
             <w:vMerge/>
-            <w:tcBorders>
-              <w:right w:val="nil"/>
-            </w:tcBorders>
           </w:tcPr>
           <w:p>
             <w:pPr>
@@ -1277,9 +1315,7 @@
         <w:tc>
           <w:tcPr>
             <w:tcW w:w="2920" w:type="dxa"/>
-            <w:tcBorders>
-              <w:left w:val="nil"/>
-            </w:tcBorders>
+            <w:gridSpan w:val="2"/>
           </w:tcPr>
           <w:p>
             <w:pPr>
@@ -1327,6 +1363,8 @@
               </w:rPr>
               <w:t>{^</w:t>
             </w:r>
+            <w:proofErr w:type="spellStart"/>
+            <w:proofErr w:type="gramStart"/>
             <w:r>
               <w:rPr>
                 <w:rFonts w:cstheme="minorHAnsi"/>
@@ -1335,6 +1373,7 @@
               </w:rPr>
               <w:t>isCustom</w:t>
             </w:r>
+            <w:proofErr w:type="spellEnd"/>
             <w:r>
               <w:rPr>
                 <w:rFonts w:cstheme="minorHAnsi"/>
@@ -1352,6 +1391,8 @@
               </w:rPr>
               <w:t>{</w:t>
             </w:r>
+            <w:proofErr w:type="spellStart"/>
+            <w:proofErr w:type="gramEnd"/>
             <w:r>
               <w:rPr>
                 <w:rFonts w:ascii="SansSerif" w:hAnsi="SansSerif" w:cs="SansSerif"/>
@@ -1361,6 +1402,7 @@
               </w:rPr>
               <w:t>vesselNo</w:t>
             </w:r>
+            <w:proofErr w:type="spellEnd"/>
             <w:r>
               <w:rPr>
                 <w:rFonts w:ascii="SansSerif" w:hAnsi="SansSerif" w:cs="SansSerif"/>
@@ -1378,6 +1420,7 @@
               </w:rPr>
               <w:t>{/</w:t>
             </w:r>
+            <w:proofErr w:type="spellStart"/>
             <w:r>
               <w:rPr>
                 <w:rFonts w:cstheme="minorHAnsi"/>
@@ -1392,7 +1435,16 @@
                 <w:sz w:val="20"/>
                 <w:szCs w:val="20"/>
               </w:rPr>
-              <w:t>m}</w:t>
+              <w:t>m</w:t>
+            </w:r>
+            <w:proofErr w:type="spellEnd"/>
+            <w:r>
+              <w:rPr>
+                <w:rFonts w:cstheme="minorHAnsi"/>
+                <w:sz w:val="20"/>
+                <w:szCs w:val="20"/>
+              </w:rPr>
+              <w:t>}</w:t>
             </w:r>
           </w:p>
         </w:tc>
@@ -1446,6 +1498,7 @@
               </w:rPr>
               <w:t>{</w:t>
             </w:r>
+            <w:proofErr w:type="spellStart"/>
             <w:r>
               <w:rPr>
                 <w:rFonts w:ascii="SansSerif" w:hAnsi="SansSerif" w:cs="SansSerif"/>
@@ -1455,6 +1508,7 @@
               </w:rPr>
               <w:t>portOfLoading</w:t>
             </w:r>
+            <w:proofErr w:type="spellEnd"/>
             <w:r>
               <w:rPr>
                 <w:rFonts w:ascii="SansSerif" w:hAnsi="SansSerif" w:cs="SansSerif"/>
@@ -1471,9 +1525,6 @@
             <w:tcW w:w="5521" w:type="dxa"/>
             <w:gridSpan w:val="2"/>
             <w:vMerge/>
-            <w:tcBorders>
-              <w:right w:val="nil"/>
-            </w:tcBorders>
           </w:tcPr>
           <w:p>
             <w:pPr>
@@ -1493,9 +1544,7 @@
         <w:tc>
           <w:tcPr>
             <w:tcW w:w="2920" w:type="dxa"/>
-            <w:tcBorders>
-              <w:left w:val="nil"/>
-            </w:tcBorders>
+            <w:gridSpan w:val="2"/>
           </w:tcPr>
           <w:p>
             <w:pPr>
@@ -1539,6 +1588,7 @@
               </w:rPr>
               <w:t>{</w:t>
             </w:r>
+            <w:proofErr w:type="spellStart"/>
             <w:r>
               <w:rPr>
                 <w:rFonts w:ascii="SansSerif" w:hAnsi="SansSerif" w:cs="SansSerif"/>
@@ -1548,6 +1598,7 @@
               </w:rPr>
               <w:t>portOfDischarge</w:t>
             </w:r>
+            <w:proofErr w:type="spellEnd"/>
             <w:r>
               <w:rPr>
                 <w:rFonts w:ascii="SansSerif" w:hAnsi="SansSerif" w:cs="SansSerif"/>
@@ -1605,6 +1656,7 @@
               </w:rPr>
               <w:t>{</w:t>
             </w:r>
+            <w:proofErr w:type="spellStart"/>
             <w:r>
               <w:rPr>
                 <w:rFonts w:ascii="SansSerif" w:hAnsi="SansSerif" w:cs="SansSerif"/>
@@ -1614,6 +1666,7 @@
               </w:rPr>
               <w:t>finalDestination</w:t>
             </w:r>
+            <w:proofErr w:type="spellEnd"/>
             <w:r>
               <w:rPr>
                 <w:rFonts w:ascii="SansSerif" w:hAnsi="SansSerif" w:cs="SansSerif"/>
@@ -1630,9 +1683,6 @@
             <w:tcW w:w="5521" w:type="dxa"/>
             <w:gridSpan w:val="2"/>
             <w:vMerge/>
-            <w:tcBorders>
-              <w:right w:val="nil"/>
-            </w:tcBorders>
           </w:tcPr>
           <w:p>
             <w:pPr>
@@ -1652,11 +1702,7 @@
         <w:tc>
           <w:tcPr>
             <w:tcW w:w="11106" w:type="dxa"/>
-            <w:gridSpan w:val="4"/>
-            <w:tcBorders>
-              <w:left w:val="nil"/>
-              <w:right w:val="nil"/>
-            </w:tcBorders>
+            <w:gridSpan w:val="5"/>
           </w:tcPr>
           <w:p>
             <w:pPr>
@@ -1684,6 +1730,7 @@
               </w:rPr>
               <w:t>{</w:t>
             </w:r>
+            <w:proofErr w:type="spellStart"/>
             <w:r>
               <w:rPr>
                 <w:rFonts w:cstheme="minorHAnsi"/>
@@ -1692,6 +1739,7 @@
               </w:rPr>
               <w:t>privateRemark</w:t>
             </w:r>
+            <w:proofErr w:type="spellEnd"/>
             <w:r>
               <w:rPr>
                 <w:rFonts w:cstheme="minorHAnsi"/>
@@ -1710,10 +1758,9 @@
         <w:tc>
           <w:tcPr>
             <w:tcW w:w="11106" w:type="dxa"/>
-            <w:gridSpan w:val="4"/>
+            <w:gridSpan w:val="5"/>
             <w:tcBorders>
-              <w:left w:val="nil"/>
-              <w:right w:val="nil"/>
+              <w:bottom w:val="single" w:sz="4" w:space="0" w:color="auto"/>
             </w:tcBorders>
           </w:tcPr>
           <w:tbl>
@@ -1895,6 +1942,7 @@
                       <w:szCs w:val="19"/>
                     </w:rPr>
                   </w:pPr>
+                  <w:proofErr w:type="spellStart"/>
                   <w:r>
                     <w:rPr>
                       <w:rFonts w:cstheme="minorHAnsi"/>
@@ -1905,6 +1953,7 @@
                     </w:rPr>
                     <w:t>NetWt</w:t>
                   </w:r>
+                  <w:proofErr w:type="spellEnd"/>
                 </w:p>
                 <w:p>
                   <w:pPr>
@@ -1942,6 +1991,7 @@
                     </w:tabs>
                     <w:jc w:val="center"/>
                   </w:pPr>
+                  <w:proofErr w:type="spellStart"/>
                   <w:r>
                     <w:rPr>
                       <w:rFonts w:cstheme="minorHAnsi"/>
@@ -1950,7 +2000,18 @@
                       <w:sz w:val="19"/>
                       <w:szCs w:val="19"/>
                     </w:rPr>
-                    <w:t>GrossWt [kg]</w:t>
+                    <w:t>GrossWt</w:t>
+                  </w:r>
+                  <w:proofErr w:type="spellEnd"/>
+                  <w:r>
+                    <w:rPr>
+                      <w:rFonts w:cstheme="minorHAnsi"/>
+                      <w:b/>
+                      <w:bCs/>
+                      <w:sz w:val="19"/>
+                      <w:szCs w:val="19"/>
+                    </w:rPr>
+                    <w:t xml:space="preserve"> [kg]</w:t>
                   </w:r>
                 </w:p>
               </w:tc>
@@ -2036,7 +2097,47 @@
                       <w:sz w:val="18"/>
                       <w:szCs w:val="18"/>
                     </w:rPr>
-                    <w:t>{#invoiceItems}{#showThickness}{thicknessDetail}{/showThickness}</w:t>
+                    <w:t>{#</w:t>
+                  </w:r>
+                  <w:proofErr w:type="gramStart"/>
+                  <w:r>
+                    <w:rPr>
+                      <w:b/>
+                      <w:bCs/>
+                      <w:sz w:val="18"/>
+                      <w:szCs w:val="18"/>
+                    </w:rPr>
+                    <w:t>invoiceItems}{</w:t>
+                  </w:r>
+                  <w:proofErr w:type="gramEnd"/>
+                  <w:r>
+                    <w:rPr>
+                      <w:b/>
+                      <w:bCs/>
+                      <w:sz w:val="18"/>
+                      <w:szCs w:val="18"/>
+                    </w:rPr>
+                    <w:t>#</w:t>
+                  </w:r>
+                  <w:proofErr w:type="gramStart"/>
+                  <w:r>
+                    <w:rPr>
+                      <w:b/>
+                      <w:bCs/>
+                      <w:sz w:val="18"/>
+                      <w:szCs w:val="18"/>
+                    </w:rPr>
+                    <w:t>showThickness}{</w:t>
+                  </w:r>
+                  <w:proofErr w:type="gramEnd"/>
+                  <w:r>
+                    <w:rPr>
+                      <w:b/>
+                      <w:bCs/>
+                      <w:sz w:val="18"/>
+                      <w:szCs w:val="18"/>
+                    </w:rPr>
+                    <w:t>thicknessDetail}{/showThickness}</w:t>
                   </w:r>
                 </w:p>
                 <w:p>
@@ -2167,7 +2268,87 @@
                       <w:sz w:val="18"/>
                       <w:szCs w:val="18"/>
                     </w:rPr>
-                    <w:t>{#invoices}{#prefixCode}{prefixCode}/{/prefixCode}{containerFrom}{#containerTo} to {containerTo} {/containerTo}</w:t>
+                    <w:t>{#</w:t>
+                  </w:r>
+                  <w:proofErr w:type="gramStart"/>
+                  <w:r>
+                    <w:rPr>
+                      <w:sz w:val="18"/>
+                      <w:szCs w:val="18"/>
+                    </w:rPr>
+                    <w:t>invoices}{</w:t>
+                  </w:r>
+                  <w:proofErr w:type="gramEnd"/>
+                  <w:r>
+                    <w:rPr>
+                      <w:sz w:val="18"/>
+                      <w:szCs w:val="18"/>
+                    </w:rPr>
+                    <w:t>#</w:t>
+                  </w:r>
+                  <w:proofErr w:type="gramStart"/>
+                  <w:r>
+                    <w:rPr>
+                      <w:sz w:val="18"/>
+                      <w:szCs w:val="18"/>
+                    </w:rPr>
+                    <w:t>prefixCode}{</w:t>
+                  </w:r>
+                  <w:proofErr w:type="gramEnd"/>
+                  <w:r>
+                    <w:rPr>
+                      <w:sz w:val="18"/>
+                      <w:szCs w:val="18"/>
+                    </w:rPr>
+                    <w:t>prefixCode}/{/</w:t>
+                  </w:r>
+                  <w:proofErr w:type="gramStart"/>
+                  <w:r>
+                    <w:rPr>
+                      <w:sz w:val="18"/>
+                      <w:szCs w:val="18"/>
+                    </w:rPr>
+                    <w:t>prefixCode}{</w:t>
+                  </w:r>
+                  <w:proofErr w:type="gramEnd"/>
+                  <w:r>
+                    <w:rPr>
+                      <w:sz w:val="18"/>
+                      <w:szCs w:val="18"/>
+                    </w:rPr>
+                    <w:t>containerFrom}{#containerTo} to {</w:t>
+                  </w:r>
+                  <w:proofErr w:type="spellStart"/>
+                  <w:r>
+                    <w:rPr>
+                      <w:sz w:val="18"/>
+                      <w:szCs w:val="18"/>
+                    </w:rPr>
+                    <w:t>containerTo</w:t>
+                  </w:r>
+                  <w:proofErr w:type="spellEnd"/>
+                  <w:r>
+                    <w:rPr>
+                      <w:sz w:val="18"/>
+                      <w:szCs w:val="18"/>
+                    </w:rPr>
+                    <w:t>} {/</w:t>
+                  </w:r>
+                  <w:proofErr w:type="spellStart"/>
+                  <w:r>
+                    <w:rPr>
+                      <w:sz w:val="18"/>
+                      <w:szCs w:val="18"/>
+                    </w:rPr>
+                    <w:t>containerTo</w:t>
+                  </w:r>
+                  <w:proofErr w:type="spellEnd"/>
+                  <w:r>
+                    <w:rPr>
+                      <w:sz w:val="18"/>
+                      <w:szCs w:val="18"/>
+                    </w:rPr>
+                    <w:t>}</w:t>
                   </w:r>
                 </w:p>
               </w:tc>
@@ -2191,7 +2372,26 @@
                       <w:sz w:val="18"/>
                       <w:szCs w:val="18"/>
                     </w:rPr>
-                    <w:t>{materialGrade}</w:t>
+                    <w:t>{</w:t>
+                  </w:r>
+                  <w:proofErr w:type="spellStart"/>
+                  <w:proofErr w:type="gramStart"/>
+                  <w:r>
+                    <w:rPr>
+                      <w:rFonts w:cstheme="minorHAnsi"/>
+                      <w:sz w:val="18"/>
+                      <w:szCs w:val="18"/>
+                    </w:rPr>
+                    <w:t>materialGrade</w:t>
+                  </w:r>
+                  <w:proofErr w:type="spellEnd"/>
+                  <w:r>
+                    <w:rPr>
+                      <w:rFonts w:cstheme="minorHAnsi"/>
+                      <w:sz w:val="18"/>
+                      <w:szCs w:val="18"/>
+                    </w:rPr>
+                    <w:t>}</w:t>
                   </w:r>
                   <w:r>
                     <w:rPr>
@@ -2207,7 +2407,26 @@
                       <w:sz w:val="18"/>
                       <w:szCs w:val="18"/>
                     </w:rPr>
-                    <w:t>{brandName}</w:t>
+                    <w:t>{</w:t>
+                  </w:r>
+                  <w:proofErr w:type="spellStart"/>
+                  <w:proofErr w:type="gramEnd"/>
+                  <w:r>
+                    <w:rPr>
+                      <w:rFonts w:cstheme="minorHAnsi"/>
+                      <w:sz w:val="18"/>
+                      <w:szCs w:val="18"/>
+                    </w:rPr>
+                    <w:t>brandName</w:t>
+                  </w:r>
+                  <w:proofErr w:type="spellEnd"/>
+                  <w:r>
+                    <w:rPr>
+                      <w:rFonts w:cstheme="minorHAnsi"/>
+                      <w:sz w:val="18"/>
+                      <w:szCs w:val="18"/>
+                    </w:rPr>
+                    <w:t>}</w:t>
                   </w:r>
                 </w:p>
               </w:tc>
@@ -2233,7 +2452,25 @@
                       <w:sz w:val="18"/>
                       <w:szCs w:val="18"/>
                     </w:rPr>
-                    <w:t>{designType}</w:t>
+                    <w:t>{</w:t>
+                  </w:r>
+                  <w:proofErr w:type="spellStart"/>
+                  <w:r>
+                    <w:rPr>
+                      <w:rFonts w:cstheme="minorHAnsi"/>
+                      <w:sz w:val="18"/>
+                      <w:szCs w:val="18"/>
+                    </w:rPr>
+                    <w:t>designType</w:t>
+                  </w:r>
+                  <w:proofErr w:type="spellEnd"/>
+                  <w:r>
+                    <w:rPr>
+                      <w:rFonts w:cstheme="minorHAnsi"/>
+                      <w:sz w:val="18"/>
+                      <w:szCs w:val="18"/>
+                    </w:rPr>
+                    <w:t>}</w:t>
                   </w:r>
                 </w:p>
               </w:tc>
@@ -2262,7 +2499,25 @@
                       <w:sz w:val="18"/>
                       <w:szCs w:val="18"/>
                     </w:rPr>
-                    <w:t>{finishType}</w:t>
+                    <w:t>{</w:t>
+                  </w:r>
+                  <w:proofErr w:type="spellStart"/>
+                  <w:r>
+                    <w:rPr>
+                      <w:rFonts w:cstheme="minorHAnsi"/>
+                      <w:sz w:val="18"/>
+                      <w:szCs w:val="18"/>
+                    </w:rPr>
+                    <w:t>finishType</w:t>
+                  </w:r>
+                  <w:proofErr w:type="spellEnd"/>
+                  <w:r>
+                    <w:rPr>
+                      <w:rFonts w:cstheme="minorHAnsi"/>
+                      <w:sz w:val="18"/>
+                      <w:szCs w:val="18"/>
+                    </w:rPr>
+                    <w:t>}</w:t>
                   </w:r>
                 </w:p>
               </w:tc>
@@ -2324,7 +2579,25 @@
                       <w:sz w:val="18"/>
                       <w:szCs w:val="18"/>
                     </w:rPr>
-                    <w:t>{netWeight}</w:t>
+                    <w:t>{</w:t>
+                  </w:r>
+                  <w:proofErr w:type="spellStart"/>
+                  <w:r>
+                    <w:rPr>
+                      <w:rFonts w:cstheme="minorHAnsi"/>
+                      <w:sz w:val="18"/>
+                      <w:szCs w:val="18"/>
+                    </w:rPr>
+                    <w:t>netWeight</w:t>
+                  </w:r>
+                  <w:proofErr w:type="spellEnd"/>
+                  <w:r>
+                    <w:rPr>
+                      <w:rFonts w:cstheme="minorHAnsi"/>
+                      <w:sz w:val="18"/>
+                      <w:szCs w:val="18"/>
+                    </w:rPr>
+                    <w:t>}</w:t>
                   </w:r>
                 </w:p>
               </w:tc>
@@ -2355,7 +2628,25 @@
                       <w:sz w:val="18"/>
                       <w:szCs w:val="18"/>
                     </w:rPr>
-                    <w:t>{grossWeight}</w:t>
+                    <w:t>{</w:t>
+                  </w:r>
+                  <w:proofErr w:type="spellStart"/>
+                  <w:r>
+                    <w:rPr>
+                      <w:rFonts w:cstheme="minorHAnsi"/>
+                      <w:sz w:val="18"/>
+                      <w:szCs w:val="18"/>
+                    </w:rPr>
+                    <w:t>grossWeight</w:t>
+                  </w:r>
+                  <w:proofErr w:type="spellEnd"/>
+                  <w:r>
+                    <w:rPr>
+                      <w:rFonts w:cstheme="minorHAnsi"/>
+                      <w:sz w:val="18"/>
+                      <w:szCs w:val="18"/>
+                    </w:rPr>
+                    <w:t>}</w:t>
                   </w:r>
                 </w:p>
               </w:tc>
@@ -2384,7 +2675,24 @@
                       <w:sz w:val="18"/>
                       <w:szCs w:val="18"/>
                     </w:rPr>
-                    <w:t>{sizeInch}</w:t>
+                    <w:t>{</w:t>
+                  </w:r>
+                  <w:proofErr w:type="spellStart"/>
+                  <w:proofErr w:type="gramStart"/>
+                  <w:r>
+                    <w:rPr>
+                      <w:sz w:val="18"/>
+                      <w:szCs w:val="18"/>
+                    </w:rPr>
+                    <w:t>sizeInch</w:t>
+                  </w:r>
+                  <w:proofErr w:type="spellEnd"/>
+                  <w:r>
+                    <w:rPr>
+                      <w:sz w:val="18"/>
+                      <w:szCs w:val="18"/>
+                    </w:rPr>
+                    <w:t>}</w:t>
                   </w:r>
                   <w:r>
                     <w:rPr>
@@ -2398,7 +2706,31 @@
                       <w:sz w:val="18"/>
                       <w:szCs w:val="18"/>
                     </w:rPr>
-                    <w:t xml:space="preserve"> {/invoices} {/invoiceItems}</w:t>
+                    <w:t xml:space="preserve"> {</w:t>
+                  </w:r>
+                  <w:proofErr w:type="gramEnd"/>
+                  <w:r>
+                    <w:rPr>
+                      <w:sz w:val="18"/>
+                      <w:szCs w:val="18"/>
+                    </w:rPr>
+                    <w:t>/invoices} {/</w:t>
+                  </w:r>
+                  <w:proofErr w:type="spellStart"/>
+                  <w:r>
+                    <w:rPr>
+                      <w:sz w:val="18"/>
+                      <w:szCs w:val="18"/>
+                    </w:rPr>
+                    <w:t>invoiceItems</w:t>
+                  </w:r>
+                  <w:proofErr w:type="spellEnd"/>
+                  <w:r>
+                    <w:rPr>
+                      <w:sz w:val="18"/>
+                      <w:szCs w:val="18"/>
+                    </w:rPr>
+                    <w:t>}</w:t>
                   </w:r>
                 </w:p>
               </w:tc>
@@ -2579,14 +2911,95 @@
                       <w:sz w:val="18"/>
                       <w:szCs w:val="18"/>
                     </w:rPr>
-                    <w:t>{#isCustom}</w:t>
-                  </w:r>
-                  <w:r>
-                    <w:rPr>
-                      <w:sz w:val="18"/>
-                      <w:szCs w:val="18"/>
-                    </w:rPr>
-                    <w:t>{#prefixCode}{prefixCode}/{/prefixCode}{containerFrom}{#containerTo} to {containerTo} {/containerTo}</w:t>
+                    <w:t>{#</w:t>
+                  </w:r>
+                  <w:proofErr w:type="gramStart"/>
+                  <w:r>
+                    <w:rPr>
+                      <w:rFonts w:cstheme="minorHAnsi"/>
+                      <w:sz w:val="18"/>
+                      <w:szCs w:val="18"/>
+                    </w:rPr>
+                    <w:t>isCustom}</w:t>
+                  </w:r>
+                  <w:r>
+                    <w:rPr>
+                      <w:sz w:val="18"/>
+                      <w:szCs w:val="18"/>
+                    </w:rPr>
+                    <w:t>{</w:t>
+                  </w:r>
+                  <w:proofErr w:type="gramEnd"/>
+                  <w:r>
+                    <w:rPr>
+                      <w:sz w:val="18"/>
+                      <w:szCs w:val="18"/>
+                    </w:rPr>
+                    <w:t>#</w:t>
+                  </w:r>
+                  <w:proofErr w:type="gramStart"/>
+                  <w:r>
+                    <w:rPr>
+                      <w:sz w:val="18"/>
+                      <w:szCs w:val="18"/>
+                    </w:rPr>
+                    <w:t>prefixCode}{</w:t>
+                  </w:r>
+                  <w:proofErr w:type="gramEnd"/>
+                  <w:r>
+                    <w:rPr>
+                      <w:sz w:val="18"/>
+                      <w:szCs w:val="18"/>
+                    </w:rPr>
+                    <w:t>prefixCode}/{/</w:t>
+                  </w:r>
+                  <w:proofErr w:type="gramStart"/>
+                  <w:r>
+                    <w:rPr>
+                      <w:sz w:val="18"/>
+                      <w:szCs w:val="18"/>
+                    </w:rPr>
+                    <w:t>prefixCode}{</w:t>
+                  </w:r>
+                  <w:proofErr w:type="gramEnd"/>
+                  <w:r>
+                    <w:rPr>
+                      <w:sz w:val="18"/>
+                      <w:szCs w:val="18"/>
+                    </w:rPr>
+                    <w:t>containerFrom}{#containerTo} to {</w:t>
+                  </w:r>
+                  <w:proofErr w:type="spellStart"/>
+                  <w:r>
+                    <w:rPr>
+                      <w:sz w:val="18"/>
+                      <w:szCs w:val="18"/>
+                    </w:rPr>
+                    <w:t>containerTo</w:t>
+                  </w:r>
+                  <w:proofErr w:type="spellEnd"/>
+                  <w:r>
+                    <w:rPr>
+                      <w:sz w:val="18"/>
+                      <w:szCs w:val="18"/>
+                    </w:rPr>
+                    <w:t>} {/</w:t>
+                  </w:r>
+                  <w:proofErr w:type="spellStart"/>
+                  <w:r>
+                    <w:rPr>
+                      <w:sz w:val="18"/>
+                      <w:szCs w:val="18"/>
+                    </w:rPr>
+                    <w:t>containerTo</w:t>
+                  </w:r>
+                  <w:proofErr w:type="spellEnd"/>
+                  <w:r>
+                    <w:rPr>
+                      <w:sz w:val="18"/>
+                      <w:szCs w:val="18"/>
+                    </w:rPr>
+                    <w:t>}</w:t>
                   </w:r>
                 </w:p>
               </w:tc>
@@ -2618,7 +3031,44 @@
                       <w:sz w:val="18"/>
                       <w:szCs w:val="18"/>
                     </w:rPr>
-                    <w:t xml:space="preserve">{materialGrade}  {brandName} </w:t>
+                    <w:t>{</w:t>
+                  </w:r>
+                  <w:proofErr w:type="spellStart"/>
+                  <w:proofErr w:type="gramStart"/>
+                  <w:r>
+                    <w:rPr>
+                      <w:rFonts w:cstheme="minorHAnsi"/>
+                      <w:sz w:val="18"/>
+                      <w:szCs w:val="18"/>
+                    </w:rPr>
+                    <w:t>materialGrade</w:t>
+                  </w:r>
+                  <w:proofErr w:type="spellEnd"/>
+                  <w:r>
+                    <w:rPr>
+                      <w:rFonts w:cstheme="minorHAnsi"/>
+                      <w:sz w:val="18"/>
+                      <w:szCs w:val="18"/>
+                    </w:rPr>
+                    <w:t>}  {</w:t>
+                  </w:r>
+                  <w:proofErr w:type="spellStart"/>
+                  <w:r>
+                    <w:rPr>
+                      <w:rFonts w:cstheme="minorHAnsi"/>
+                      <w:sz w:val="18"/>
+                      <w:szCs w:val="18"/>
+                    </w:rPr>
+                    <w:t>brandName</w:t>
+                  </w:r>
+                  <w:proofErr w:type="spellEnd"/>
+                  <w:r>
+                    <w:rPr>
+                      <w:rFonts w:cstheme="minorHAnsi"/>
+                      <w:sz w:val="18"/>
+                      <w:szCs w:val="18"/>
+                    </w:rPr>
+                    <w:t xml:space="preserve">} </w:t>
                   </w:r>
                   <w:r>
                     <w:rPr>
@@ -2634,7 +3084,44 @@
                       <w:sz w:val="18"/>
                       <w:szCs w:val="18"/>
                     </w:rPr>
-                    <w:t>{designType}  {finishType}</w:t>
+                    <w:t>{</w:t>
+                  </w:r>
+                  <w:proofErr w:type="spellStart"/>
+                  <w:r>
+                    <w:rPr>
+                      <w:rFonts w:cstheme="minorHAnsi"/>
+                      <w:sz w:val="18"/>
+                      <w:szCs w:val="18"/>
+                    </w:rPr>
+                    <w:t>designType</w:t>
+                  </w:r>
+                  <w:proofErr w:type="spellEnd"/>
+                  <w:r>
+                    <w:rPr>
+                      <w:rFonts w:cstheme="minorHAnsi"/>
+                      <w:sz w:val="18"/>
+                      <w:szCs w:val="18"/>
+                    </w:rPr>
+                    <w:t>}  {</w:t>
+                  </w:r>
+                  <w:proofErr w:type="spellStart"/>
+                  <w:proofErr w:type="gramEnd"/>
+                  <w:r>
+                    <w:rPr>
+                      <w:rFonts w:cstheme="minorHAnsi"/>
+                      <w:sz w:val="18"/>
+                      <w:szCs w:val="18"/>
+                    </w:rPr>
+                    <w:t>finishType</w:t>
+                  </w:r>
+                  <w:proofErr w:type="spellEnd"/>
+                  <w:r>
+                    <w:rPr>
+                      <w:rFonts w:cstheme="minorHAnsi"/>
+                      <w:sz w:val="18"/>
+                      <w:szCs w:val="18"/>
+                    </w:rPr>
+                    <w:t>}</w:t>
                   </w:r>
                 </w:p>
               </w:tc>
@@ -2754,13 +3241,23 @@
                     </w:rPr>
                     <w:t>/</w:t>
                   </w:r>
-                  <w:r>
-                    <w:rPr>
-                      <w:rFonts w:cstheme="minorHAnsi"/>
-                      <w:sz w:val="18"/>
-                      <w:szCs w:val="18"/>
-                    </w:rPr>
-                    <w:t>isCustom}</w:t>
+                  <w:proofErr w:type="spellStart"/>
+                  <w:r>
+                    <w:rPr>
+                      <w:rFonts w:cstheme="minorHAnsi"/>
+                      <w:sz w:val="18"/>
+                      <w:szCs w:val="18"/>
+                    </w:rPr>
+                    <w:t>isCustom</w:t>
+                  </w:r>
+                  <w:proofErr w:type="spellEnd"/>
+                  <w:r>
+                    <w:rPr>
+                      <w:rFonts w:cstheme="minorHAnsi"/>
+                      <w:sz w:val="18"/>
+                      <w:szCs w:val="18"/>
+                    </w:rPr>
+                    <w:t>}</w:t>
                   </w:r>
                 </w:p>
               </w:tc>
@@ -2799,6 +3296,7 @@
                     </w:rPr>
                     <w:t>^</w:t>
                   </w:r>
+                  <w:proofErr w:type="gramStart"/>
                   <w:r>
                     <w:rPr>
                       <w:rFonts w:cstheme="minorHAnsi"/>
@@ -2812,7 +3310,47 @@
                       <w:sz w:val="18"/>
                       <w:szCs w:val="18"/>
                     </w:rPr>
-                    <w:t xml:space="preserve">{#prefixCode}{prefixCode}/{/prefixCode}{containerFrom}{#containerTo} to </w:t>
+                    <w:t>{</w:t>
+                  </w:r>
+                  <w:proofErr w:type="gramEnd"/>
+                  <w:r>
+                    <w:rPr>
+                      <w:sz w:val="18"/>
+                      <w:szCs w:val="18"/>
+                    </w:rPr>
+                    <w:t>#</w:t>
+                  </w:r>
+                  <w:proofErr w:type="gramStart"/>
+                  <w:r>
+                    <w:rPr>
+                      <w:sz w:val="18"/>
+                      <w:szCs w:val="18"/>
+                    </w:rPr>
+                    <w:t>prefixCode}{</w:t>
+                  </w:r>
+                  <w:proofErr w:type="gramEnd"/>
+                  <w:r>
+                    <w:rPr>
+                      <w:sz w:val="18"/>
+                      <w:szCs w:val="18"/>
+                    </w:rPr>
+                    <w:t>prefixCode}/{/</w:t>
+                  </w:r>
+                  <w:proofErr w:type="gramStart"/>
+                  <w:r>
+                    <w:rPr>
+                      <w:sz w:val="18"/>
+                      <w:szCs w:val="18"/>
+                    </w:rPr>
+                    <w:t>prefixCode}{</w:t>
+                  </w:r>
+                  <w:proofErr w:type="gramEnd"/>
+                  <w:r>
+                    <w:rPr>
+                      <w:sz w:val="18"/>
+                      <w:szCs w:val="18"/>
+                    </w:rPr>
+                    <w:t xml:space="preserve">containerFrom}{#containerTo} to </w:t>
                   </w:r>
                   <w:r>
                     <w:rPr>
@@ -2820,7 +3358,39 @@
                       <w:szCs w:val="18"/>
                     </w:rPr>
                     <w:lastRenderedPageBreak/>
-                    <w:t>{containerTo} {/containerTo}</w:t>
+                    <w:t>{</w:t>
+                  </w:r>
+                  <w:proofErr w:type="spellStart"/>
+                  <w:r>
+                    <w:rPr>
+                      <w:sz w:val="18"/>
+                      <w:szCs w:val="18"/>
+                    </w:rPr>
+                    <w:t>containerTo</w:t>
+                  </w:r>
+                  <w:proofErr w:type="spellEnd"/>
+                  <w:r>
+                    <w:rPr>
+                      <w:sz w:val="18"/>
+                      <w:szCs w:val="18"/>
+                    </w:rPr>
+                    <w:t>} {/</w:t>
+                  </w:r>
+                  <w:proofErr w:type="spellStart"/>
+                  <w:r>
+                    <w:rPr>
+                      <w:sz w:val="18"/>
+                      <w:szCs w:val="18"/>
+                    </w:rPr>
+                    <w:t>containerTo</w:t>
+                  </w:r>
+                  <w:proofErr w:type="spellEnd"/>
+                  <w:r>
+                    <w:rPr>
+                      <w:sz w:val="18"/>
+                      <w:szCs w:val="18"/>
+                    </w:rPr>
+                    <w:t>}</w:t>
                   </w:r>
                 </w:p>
               </w:tc>
@@ -2853,7 +3423,44 @@
                       <w:szCs w:val="18"/>
                     </w:rPr>
                     <w:lastRenderedPageBreak/>
-                    <w:t xml:space="preserve">{materialGrade}  {brandName} </w:t>
+                    <w:t>{</w:t>
+                  </w:r>
+                  <w:proofErr w:type="spellStart"/>
+                  <w:proofErr w:type="gramStart"/>
+                  <w:r>
+                    <w:rPr>
+                      <w:rFonts w:cstheme="minorHAnsi"/>
+                      <w:sz w:val="18"/>
+                      <w:szCs w:val="18"/>
+                    </w:rPr>
+                    <w:t>materialGrade</w:t>
+                  </w:r>
+                  <w:proofErr w:type="spellEnd"/>
+                  <w:r>
+                    <w:rPr>
+                      <w:rFonts w:cstheme="minorHAnsi"/>
+                      <w:sz w:val="18"/>
+                      <w:szCs w:val="18"/>
+                    </w:rPr>
+                    <w:t>}  {</w:t>
+                  </w:r>
+                  <w:proofErr w:type="spellStart"/>
+                  <w:r>
+                    <w:rPr>
+                      <w:rFonts w:cstheme="minorHAnsi"/>
+                      <w:sz w:val="18"/>
+                      <w:szCs w:val="18"/>
+                    </w:rPr>
+                    <w:t>brandName</w:t>
+                  </w:r>
+                  <w:proofErr w:type="spellEnd"/>
+                  <w:r>
+                    <w:rPr>
+                      <w:rFonts w:cstheme="minorHAnsi"/>
+                      <w:sz w:val="18"/>
+                      <w:szCs w:val="18"/>
+                    </w:rPr>
+                    <w:t xml:space="preserve">} </w:t>
                   </w:r>
                   <w:r>
                     <w:rPr>
@@ -2869,7 +3476,44 @@
                       <w:sz w:val="18"/>
                       <w:szCs w:val="18"/>
                     </w:rPr>
-                    <w:t>{designType}  {finishType}</w:t>
+                    <w:t>{</w:t>
+                  </w:r>
+                  <w:proofErr w:type="spellStart"/>
+                  <w:r>
+                    <w:rPr>
+                      <w:rFonts w:cstheme="minorHAnsi"/>
+                      <w:sz w:val="18"/>
+                      <w:szCs w:val="18"/>
+                    </w:rPr>
+                    <w:t>designType</w:t>
+                  </w:r>
+                  <w:proofErr w:type="spellEnd"/>
+                  <w:r>
+                    <w:rPr>
+                      <w:rFonts w:cstheme="minorHAnsi"/>
+                      <w:sz w:val="18"/>
+                      <w:szCs w:val="18"/>
+                    </w:rPr>
+                    <w:t>}  {</w:t>
+                  </w:r>
+                  <w:proofErr w:type="spellStart"/>
+                  <w:proofErr w:type="gramEnd"/>
+                  <w:r>
+                    <w:rPr>
+                      <w:rFonts w:cstheme="minorHAnsi"/>
+                      <w:sz w:val="18"/>
+                      <w:szCs w:val="18"/>
+                    </w:rPr>
+                    <w:t>finishType</w:t>
+                  </w:r>
+                  <w:proofErr w:type="spellEnd"/>
+                  <w:r>
+                    <w:rPr>
+                      <w:rFonts w:cstheme="minorHAnsi"/>
+                      <w:sz w:val="18"/>
+                      <w:szCs w:val="18"/>
+                    </w:rPr>
+                    <w:t>}</w:t>
                   </w:r>
                 </w:p>
               </w:tc>
@@ -2981,22 +3625,43 @@
                     </w:rPr>
                     <w:t>/</w:t>
                   </w:r>
-                  <w:r>
-                    <w:rPr>
-                      <w:rFonts w:cstheme="minorHAnsi"/>
-                      <w:sz w:val="18"/>
-                      <w:szCs w:val="18"/>
-                    </w:rPr>
-                    <w:t>isCustom}</w:t>
-                  </w:r>
-                  <w:r>
-                    <w:rPr>
-                      <w:rFonts w:cstheme="minorHAnsi"/>
-                      <w:sz w:val="18"/>
-                      <w:szCs w:val="18"/>
-                    </w:rPr>
-                    <w:t>{/</w:t>
-                  </w:r>
+                  <w:proofErr w:type="spellStart"/>
+                  <w:proofErr w:type="gramStart"/>
+                  <w:r>
+                    <w:rPr>
+                      <w:rFonts w:cstheme="minorHAnsi"/>
+                      <w:sz w:val="18"/>
+                      <w:szCs w:val="18"/>
+                    </w:rPr>
+                    <w:t>isCustom</w:t>
+                  </w:r>
+                  <w:proofErr w:type="spellEnd"/>
+                  <w:r>
+                    <w:rPr>
+                      <w:rFonts w:cstheme="minorHAnsi"/>
+                      <w:sz w:val="18"/>
+                      <w:szCs w:val="18"/>
+                    </w:rPr>
+                    <w:t>}</w:t>
+                  </w:r>
+                  <w:r>
+                    <w:rPr>
+                      <w:rFonts w:cstheme="minorHAnsi"/>
+                      <w:sz w:val="18"/>
+                      <w:szCs w:val="18"/>
+                    </w:rPr>
+                    <w:t>{</w:t>
+                  </w:r>
+                  <w:proofErr w:type="gramEnd"/>
+                  <w:r>
+                    <w:rPr>
+                      <w:rFonts w:cstheme="minorHAnsi"/>
+                      <w:sz w:val="18"/>
+                      <w:szCs w:val="18"/>
+                    </w:rPr>
+                    <w:t>/</w:t>
+                  </w:r>
+                  <w:proofErr w:type="spellStart"/>
                   <w:r>
                     <w:rPr>
                       <w:rFonts w:cstheme="minorHAnsi"/>
@@ -3005,6 +3670,7 @@
                     </w:rPr>
                     <w:t>sampleBox</w:t>
                   </w:r>
+                  <w:proofErr w:type="spellEnd"/>
                   <w:r>
                     <w:rPr>
                       <w:rFonts w:cstheme="minorHAnsi"/>
@@ -3030,590 +3696,885 @@
           </w:p>
         </w:tc>
       </w:tr>
-      <w:bookmarkEnd w:id="0"/>
-    </w:tbl>
-    <w:p>
-      <w:pPr>
-        <w:pStyle w:val="NoSpacing"/>
-        <w:spacing w:line="276" w:lineRule="auto"/>
-        <w:rPr>
-          <w:rFonts w:cstheme="minorHAnsi"/>
-        </w:rPr>
-      </w:pPr>
-    </w:p>
-    <w:tbl>
-      <w:tblPr>
-        <w:tblStyle w:val="TableGrid"/>
-        <w:tblpPr w:leftFromText="180" w:rightFromText="180" w:vertAnchor="text" w:tblpY="1"/>
-        <w:tblOverlap w:val="never"/>
-        <w:tblW w:w="0" w:type="auto"/>
-        <w:tblBorders>
-          <w:top w:val="none" w:sz="0" w:space="0" w:color="auto"/>
-          <w:left w:val="none" w:sz="0" w:space="0" w:color="auto"/>
-          <w:bottom w:val="none" w:sz="0" w:space="0" w:color="auto"/>
-          <w:right w:val="none" w:sz="0" w:space="0" w:color="auto"/>
-          <w:insideH w:val="none" w:sz="0" w:space="0" w:color="auto"/>
-          <w:insideV w:val="none" w:sz="0" w:space="0" w:color="auto"/>
-        </w:tblBorders>
-        <w:tblLook w:val="04A0" w:firstRow="1" w:lastRow="0" w:firstColumn="1" w:lastColumn="0" w:noHBand="0" w:noVBand="1"/>
-      </w:tblPr>
-      <w:tblGrid>
-        <w:gridCol w:w="2255"/>
-        <w:gridCol w:w="2565"/>
-      </w:tblGrid>
       <w:tr>
         <w:trPr>
-          <w:cantSplit/>
-          <w:trHeight w:val="279"/>
+          <w:trHeight w:val="302"/>
         </w:trPr>
         <w:tc>
           <w:tcPr>
-            <w:tcW w:w="2255" w:type="dxa"/>
-          </w:tcPr>
-          <w:p>
-            <w:pPr>
-              <w:pStyle w:val="NoSpacing"/>
-              <w:keepNext/>
-              <w:spacing w:line="276" w:lineRule="auto"/>
-              <w:rPr>
-                <w:rFonts w:cstheme="minorHAnsi"/>
-                <w:sz w:val="20"/>
-                <w:szCs w:val="20"/>
-              </w:rPr>
-            </w:pPr>
-            <w:r>
-              <w:rPr>
-                <w:rFonts w:cstheme="minorHAnsi"/>
-                <w:sz w:val="20"/>
-                <w:szCs w:val="20"/>
-              </w:rPr>
-              <w:t>Total Sheets:</w:t>
-            </w:r>
-          </w:p>
-        </w:tc>
-        <w:tc>
-          <w:tcPr>
-            <w:tcW w:w="2565" w:type="dxa"/>
-          </w:tcPr>
-          <w:p>
-            <w:pPr>
-              <w:pStyle w:val="NoSpacing"/>
-              <w:keepNext/>
-              <w:spacing w:line="276" w:lineRule="auto"/>
-              <w:rPr>
-                <w:rFonts w:cstheme="minorHAnsi"/>
-                <w:sz w:val="20"/>
-                <w:szCs w:val="20"/>
-              </w:rPr>
-            </w:pPr>
-            <w:r>
-              <w:rPr>
-                <w:rFonts w:cstheme="minorHAnsi"/>
-                <w:sz w:val="20"/>
-                <w:szCs w:val="20"/>
-              </w:rPr>
-              <w:t>{</w:t>
-            </w:r>
-            <w:r>
-              <w:rPr>
-                <w:rFonts w:cstheme="minorHAnsi"/>
-                <w:sz w:val="20"/>
-                <w:szCs w:val="20"/>
-              </w:rPr>
-              <w:t>totalQuantity</w:t>
-            </w:r>
-            <w:r>
-              <w:rPr>
-                <w:rFonts w:cstheme="minorHAnsi"/>
-                <w:sz w:val="20"/>
-                <w:szCs w:val="20"/>
-              </w:rPr>
-              <w:t>}</w:t>
-            </w:r>
-          </w:p>
-        </w:tc>
-      </w:tr>
-      <w:tr>
-        <w:trPr>
-          <w:cantSplit/>
-          <w:trHeight w:val="279"/>
-        </w:trPr>
-        <w:tc>
-          <w:tcPr>
-            <w:tcW w:w="2255" w:type="dxa"/>
-          </w:tcPr>
-          <w:p>
-            <w:pPr>
-              <w:pStyle w:val="NoSpacing"/>
-              <w:keepNext/>
-              <w:spacing w:line="276" w:lineRule="auto"/>
-              <w:rPr>
-                <w:rFonts w:cstheme="minorHAnsi"/>
-                <w:sz w:val="20"/>
-                <w:szCs w:val="20"/>
-              </w:rPr>
-            </w:pPr>
-            <w:r>
-              <w:rPr>
-                <w:rFonts w:cstheme="minorHAnsi"/>
-                <w:sz w:val="20"/>
-                <w:szCs w:val="20"/>
-              </w:rPr>
-              <w:t>Total Boxes:</w:t>
-            </w:r>
-          </w:p>
-        </w:tc>
-        <w:tc>
-          <w:tcPr>
-            <w:tcW w:w="2565" w:type="dxa"/>
-          </w:tcPr>
-          <w:p>
-            <w:pPr>
-              <w:pStyle w:val="NoSpacing"/>
-              <w:keepNext/>
-              <w:spacing w:line="276" w:lineRule="auto"/>
-              <w:rPr>
-                <w:rFonts w:cstheme="minorHAnsi"/>
-                <w:sz w:val="20"/>
-                <w:szCs w:val="20"/>
-              </w:rPr>
-            </w:pPr>
-            <w:r>
-              <w:rPr>
-                <w:rFonts w:cstheme="minorHAnsi"/>
-                <w:sz w:val="20"/>
-                <w:szCs w:val="20"/>
-              </w:rPr>
-              <w:t>{</w:t>
-            </w:r>
-            <w:r>
-              <w:rPr>
-                <w:rFonts w:cstheme="minorHAnsi"/>
-                <w:sz w:val="20"/>
-                <w:szCs w:val="20"/>
-              </w:rPr>
-              <w:t>totalBox</w:t>
-            </w:r>
-            <w:r>
-              <w:rPr>
-                <w:rFonts w:cstheme="minorHAnsi"/>
-                <w:sz w:val="20"/>
-                <w:szCs w:val="20"/>
-              </w:rPr>
-              <w:t>}</w:t>
-            </w:r>
-          </w:p>
-        </w:tc>
-      </w:tr>
-      <w:tr>
-        <w:trPr>
-          <w:cantSplit/>
-          <w:trHeight w:val="279"/>
-        </w:trPr>
-        <w:tc>
-          <w:tcPr>
-            <w:tcW w:w="2255" w:type="dxa"/>
-          </w:tcPr>
-          <w:p>
-            <w:pPr>
-              <w:pStyle w:val="NoSpacing"/>
-              <w:keepNext/>
-              <w:spacing w:line="276" w:lineRule="auto"/>
-              <w:rPr>
-                <w:rFonts w:cstheme="minorHAnsi"/>
-                <w:sz w:val="20"/>
-                <w:szCs w:val="20"/>
-              </w:rPr>
-            </w:pPr>
-            <w:r>
-              <w:rPr>
-                <w:rFonts w:cstheme="minorHAnsi"/>
-                <w:sz w:val="20"/>
-                <w:szCs w:val="20"/>
-              </w:rPr>
-              <w:t>Total Net Weight:</w:t>
-            </w:r>
-          </w:p>
-          <w:p>
-            <w:pPr>
-              <w:pStyle w:val="NoSpacing"/>
-              <w:keepNext/>
-              <w:spacing w:line="276" w:lineRule="auto"/>
-              <w:rPr>
-                <w:rFonts w:cstheme="minorHAnsi"/>
-                <w:sz w:val="20"/>
-                <w:szCs w:val="20"/>
-              </w:rPr>
-            </w:pPr>
-            <w:r>
-              <w:rPr>
-                <w:rFonts w:cstheme="minorHAnsi"/>
-                <w:sz w:val="20"/>
-                <w:szCs w:val="20"/>
-              </w:rPr>
-              <w:t xml:space="preserve">Total Gross Weight: </w:t>
-            </w:r>
-          </w:p>
-        </w:tc>
-        <w:tc>
-          <w:tcPr>
-            <w:tcW w:w="2565" w:type="dxa"/>
-          </w:tcPr>
-          <w:p>
-            <w:pPr>
-              <w:pStyle w:val="NoSpacing"/>
-              <w:keepNext/>
-              <w:spacing w:line="276" w:lineRule="auto"/>
-              <w:rPr>
-                <w:rFonts w:cstheme="minorHAnsi"/>
-                <w:sz w:val="20"/>
-                <w:szCs w:val="20"/>
-              </w:rPr>
-            </w:pPr>
-            <w:r>
-              <w:rPr>
-                <w:rFonts w:cstheme="minorHAnsi"/>
-                <w:sz w:val="20"/>
-                <w:szCs w:val="20"/>
-              </w:rPr>
-              <w:t>{</w:t>
-            </w:r>
-            <w:r>
-              <w:rPr>
-                <w:rFonts w:cstheme="minorHAnsi"/>
-                <w:sz w:val="20"/>
-                <w:szCs w:val="20"/>
-              </w:rPr>
-              <w:t>totalNetWeight</w:t>
-            </w:r>
-            <w:r>
-              <w:rPr>
-                <w:rFonts w:cstheme="minorHAnsi"/>
-                <w:sz w:val="20"/>
-                <w:szCs w:val="20"/>
-              </w:rPr>
-              <w:t xml:space="preserve">} Kg </w:t>
-            </w:r>
-          </w:p>
-          <w:p>
-            <w:pPr>
-              <w:pStyle w:val="NoSpacing"/>
-              <w:keepNext/>
-              <w:spacing w:line="276" w:lineRule="auto"/>
-              <w:rPr>
-                <w:rFonts w:cstheme="minorHAnsi"/>
-                <w:sz w:val="20"/>
-                <w:szCs w:val="20"/>
-              </w:rPr>
-            </w:pPr>
-            <w:r>
-              <w:rPr>
-                <w:rFonts w:cstheme="minorHAnsi"/>
-                <w:sz w:val="20"/>
-                <w:szCs w:val="20"/>
-              </w:rPr>
-              <w:t>{</w:t>
-            </w:r>
-            <w:r>
-              <w:rPr>
-                <w:rFonts w:cstheme="minorHAnsi"/>
-                <w:sz w:val="20"/>
-                <w:szCs w:val="20"/>
-              </w:rPr>
-              <w:t>totalGrossWeight</w:t>
-            </w:r>
-            <w:r>
-              <w:rPr>
-                <w:rFonts w:cstheme="minorHAnsi"/>
-                <w:sz w:val="20"/>
-                <w:szCs w:val="20"/>
-              </w:rPr>
-              <w:t>} Kg</w:t>
-            </w:r>
-          </w:p>
-        </w:tc>
-      </w:tr>
-      <w:tr>
-        <w:trPr>
-          <w:cantSplit/>
-          <w:trHeight w:val="279"/>
-        </w:trPr>
-        <w:tc>
-          <w:tcPr>
-            <w:tcW w:w="2255" w:type="dxa"/>
-          </w:tcPr>
-          <w:p>
-            <w:pPr>
-              <w:pStyle w:val="NoSpacing"/>
-              <w:keepNext/>
-              <w:spacing w:line="276" w:lineRule="auto"/>
-              <w:rPr>
-                <w:rFonts w:cstheme="minorHAnsi"/>
-                <w:sz w:val="20"/>
-                <w:szCs w:val="20"/>
-              </w:rPr>
-            </w:pPr>
-            <w:r>
-              <w:rPr>
-                <w:rFonts w:cstheme="minorHAnsi"/>
-                <w:sz w:val="20"/>
-                <w:szCs w:val="20"/>
-              </w:rPr>
-              <w:t>{#isCustom}Total Sq.Meter:</w:t>
-            </w:r>
-          </w:p>
-        </w:tc>
-        <w:tc>
-          <w:tcPr>
-            <w:tcW w:w="2565" w:type="dxa"/>
-          </w:tcPr>
-          <w:p>
-            <w:pPr>
-              <w:pStyle w:val="NoSpacing"/>
-              <w:keepNext/>
-              <w:spacing w:line="276" w:lineRule="auto"/>
-              <w:rPr>
-                <w:rFonts w:cstheme="minorHAnsi"/>
-                <w:sz w:val="20"/>
-                <w:szCs w:val="20"/>
-              </w:rPr>
-            </w:pPr>
-            <w:r>
-              <w:rPr>
-                <w:rFonts w:cstheme="minorHAnsi"/>
-                <w:sz w:val="20"/>
-                <w:szCs w:val="20"/>
-              </w:rPr>
-              <w:t>{totalSqMt}</w:t>
-            </w:r>
-            <w:r>
-              <w:rPr>
-                <w:rFonts w:cstheme="minorHAnsi"/>
-                <w:sz w:val="20"/>
-                <w:szCs w:val="20"/>
-              </w:rPr>
-              <w:t xml:space="preserve"> M</w:t>
-            </w:r>
-            <w:r>
-              <w:rPr>
-                <w:rFonts w:cstheme="minorHAnsi"/>
-                <w:sz w:val="20"/>
-                <w:szCs w:val="20"/>
-              </w:rPr>
-              <w:t>M{/isCustom}</w:t>
-            </w:r>
-          </w:p>
-        </w:tc>
-      </w:tr>
-    </w:tbl>
-    <w:p>
-      <w:pPr>
-        <w:tabs>
-          <w:tab w:val="left" w:pos="960"/>
-        </w:tabs>
-      </w:pPr>
-    </w:p>
-    <w:p>
-      <w:pPr>
-        <w:tabs>
-          <w:tab w:val="left" w:pos="960"/>
-        </w:tabs>
-      </w:pPr>
-    </w:p>
-    <w:p>
-      <w:pPr>
-        <w:tabs>
-          <w:tab w:val="left" w:pos="960"/>
-        </w:tabs>
-      </w:pPr>
-    </w:p>
-    <w:p>
-      <w:pPr>
-        <w:tabs>
-          <w:tab w:val="left" w:pos="960"/>
-        </w:tabs>
-      </w:pPr>
-    </w:p>
-    <w:tbl>
-      <w:tblPr>
-        <w:tblStyle w:val="TableGrid"/>
-        <w:tblW w:w="0" w:type="auto"/>
-        <w:tblBorders>
-          <w:top w:val="none" w:sz="0" w:space="0" w:color="auto"/>
-          <w:left w:val="none" w:sz="0" w:space="0" w:color="auto"/>
-          <w:bottom w:val="none" w:sz="0" w:space="0" w:color="auto"/>
-          <w:right w:val="none" w:sz="0" w:space="0" w:color="auto"/>
-          <w:insideH w:val="none" w:sz="0" w:space="0" w:color="auto"/>
-          <w:insideV w:val="none" w:sz="0" w:space="0" w:color="auto"/>
-        </w:tblBorders>
-        <w:tblLayout w:type="fixed"/>
-        <w:tblLook w:val="04A0" w:firstRow="1" w:lastRow="0" w:firstColumn="1" w:lastColumn="0" w:noHBand="0" w:noVBand="1"/>
-      </w:tblPr>
-      <w:tblGrid>
-        <w:gridCol w:w="2263"/>
-        <w:gridCol w:w="2127"/>
-        <w:gridCol w:w="6706"/>
-      </w:tblGrid>
-      <w:tr>
-        <w:trPr>
-          <w:trHeight w:val="254"/>
-        </w:trPr>
-        <w:tc>
-          <w:tcPr>
-            <w:tcW w:w="2263" w:type="dxa"/>
+            <w:tcW w:w="11106" w:type="dxa"/>
+            <w:gridSpan w:val="5"/>
+            <w:tcBorders>
+              <w:bottom w:val="nil"/>
+            </w:tcBorders>
           </w:tcPr>
           <w:p>
             <w:pPr>
               <w:tabs>
                 <w:tab w:val="left" w:pos="960"/>
               </w:tabs>
-              <w:rPr>
+              <w:jc w:val="both"/>
+              <w:rPr>
+                <w:rFonts w:cstheme="minorHAnsi"/>
                 <w:b/>
                 <w:bCs/>
-                <w:sz w:val="20"/>
-                <w:szCs w:val="20"/>
+                <w:sz w:val="10"/>
+                <w:szCs w:val="10"/>
               </w:rPr>
             </w:pPr>
-            <w:r>
-              <w:rPr>
+          </w:p>
+          <w:tbl>
+            <w:tblPr>
+              <w:tblStyle w:val="TableGrid"/>
+              <w:tblpPr w:leftFromText="180" w:rightFromText="180" w:vertAnchor="text" w:tblpY="1"/>
+              <w:tblOverlap w:val="never"/>
+              <w:tblW w:w="0" w:type="auto"/>
+              <w:tblBorders>
+                <w:top w:val="none" w:sz="0" w:space="0" w:color="auto"/>
+                <w:left w:val="none" w:sz="0" w:space="0" w:color="auto"/>
+                <w:bottom w:val="none" w:sz="0" w:space="0" w:color="auto"/>
+                <w:right w:val="none" w:sz="0" w:space="0" w:color="auto"/>
+                <w:insideH w:val="none" w:sz="0" w:space="0" w:color="auto"/>
+                <w:insideV w:val="none" w:sz="0" w:space="0" w:color="auto"/>
+              </w:tblBorders>
+              <w:tblCellMar>
+                <w:left w:w="0" w:type="dxa"/>
+              </w:tblCellMar>
+              <w:tblLook w:val="04A0" w:firstRow="1" w:lastRow="0" w:firstColumn="1" w:lastColumn="0" w:noHBand="0" w:noVBand="1"/>
+            </w:tblPr>
+            <w:tblGrid>
+              <w:gridCol w:w="2255"/>
+              <w:gridCol w:w="2565"/>
+            </w:tblGrid>
+            <w:tr>
+              <w:trPr>
+                <w:cantSplit/>
+                <w:trHeight w:val="279"/>
+              </w:trPr>
+              <w:tc>
+                <w:tcPr>
+                  <w:tcW w:w="2255" w:type="dxa"/>
+                </w:tcPr>
+                <w:p>
+                  <w:pPr>
+                    <w:pStyle w:val="NoSpacing"/>
+                    <w:keepNext/>
+                    <w:spacing w:line="276" w:lineRule="auto"/>
+                    <w:rPr>
+                      <w:rFonts w:cstheme="minorHAnsi"/>
+                      <w:sz w:val="20"/>
+                      <w:szCs w:val="20"/>
+                    </w:rPr>
+                  </w:pPr>
+                  <w:r>
+                    <w:rPr>
+                      <w:rFonts w:cstheme="minorHAnsi"/>
+                      <w:sz w:val="20"/>
+                      <w:szCs w:val="20"/>
+                    </w:rPr>
+                    <w:t>Total Sheets:</w:t>
+                  </w:r>
+                </w:p>
+              </w:tc>
+              <w:tc>
+                <w:tcPr>
+                  <w:tcW w:w="2565" w:type="dxa"/>
+                </w:tcPr>
+                <w:p>
+                  <w:pPr>
+                    <w:pStyle w:val="NoSpacing"/>
+                    <w:keepNext/>
+                    <w:spacing w:line="276" w:lineRule="auto"/>
+                    <w:rPr>
+                      <w:rFonts w:cstheme="minorHAnsi"/>
+                      <w:sz w:val="20"/>
+                      <w:szCs w:val="20"/>
+                    </w:rPr>
+                  </w:pPr>
+                  <w:r>
+                    <w:rPr>
+                      <w:rFonts w:cstheme="minorHAnsi"/>
+                      <w:sz w:val="20"/>
+                      <w:szCs w:val="20"/>
+                    </w:rPr>
+                    <w:t>{</w:t>
+                  </w:r>
+                  <w:proofErr w:type="spellStart"/>
+                  <w:r>
+                    <w:rPr>
+                      <w:rFonts w:cstheme="minorHAnsi"/>
+                      <w:sz w:val="20"/>
+                      <w:szCs w:val="20"/>
+                    </w:rPr>
+                    <w:t>totalQuantity</w:t>
+                  </w:r>
+                  <w:proofErr w:type="spellEnd"/>
+                  <w:r>
+                    <w:rPr>
+                      <w:rFonts w:cstheme="minorHAnsi"/>
+                      <w:sz w:val="20"/>
+                      <w:szCs w:val="20"/>
+                    </w:rPr>
+                    <w:t>}</w:t>
+                  </w:r>
+                </w:p>
+              </w:tc>
+            </w:tr>
+            <w:tr>
+              <w:trPr>
+                <w:cantSplit/>
+                <w:trHeight w:val="279"/>
+              </w:trPr>
+              <w:tc>
+                <w:tcPr>
+                  <w:tcW w:w="2255" w:type="dxa"/>
+                </w:tcPr>
+                <w:p>
+                  <w:pPr>
+                    <w:pStyle w:val="NoSpacing"/>
+                    <w:keepNext/>
+                    <w:spacing w:line="276" w:lineRule="auto"/>
+                    <w:rPr>
+                      <w:rFonts w:cstheme="minorHAnsi"/>
+                      <w:sz w:val="20"/>
+                      <w:szCs w:val="20"/>
+                    </w:rPr>
+                  </w:pPr>
+                  <w:r>
+                    <w:rPr>
+                      <w:rFonts w:cstheme="minorHAnsi"/>
+                      <w:sz w:val="20"/>
+                      <w:szCs w:val="20"/>
+                    </w:rPr>
+                    <w:t>Total Boxes:</w:t>
+                  </w:r>
+                </w:p>
+              </w:tc>
+              <w:tc>
+                <w:tcPr>
+                  <w:tcW w:w="2565" w:type="dxa"/>
+                </w:tcPr>
+                <w:p>
+                  <w:pPr>
+                    <w:pStyle w:val="NoSpacing"/>
+                    <w:keepNext/>
+                    <w:spacing w:line="276" w:lineRule="auto"/>
+                    <w:rPr>
+                      <w:rFonts w:cstheme="minorHAnsi"/>
+                      <w:sz w:val="20"/>
+                      <w:szCs w:val="20"/>
+                    </w:rPr>
+                  </w:pPr>
+                  <w:r>
+                    <w:rPr>
+                      <w:rFonts w:cstheme="minorHAnsi"/>
+                      <w:sz w:val="20"/>
+                      <w:szCs w:val="20"/>
+                    </w:rPr>
+                    <w:t>{</w:t>
+                  </w:r>
+                  <w:proofErr w:type="spellStart"/>
+                  <w:r>
+                    <w:rPr>
+                      <w:rFonts w:cstheme="minorHAnsi"/>
+                      <w:sz w:val="20"/>
+                      <w:szCs w:val="20"/>
+                    </w:rPr>
+                    <w:t>totalBox</w:t>
+                  </w:r>
+                  <w:proofErr w:type="spellEnd"/>
+                  <w:r>
+                    <w:rPr>
+                      <w:rFonts w:cstheme="minorHAnsi"/>
+                      <w:sz w:val="20"/>
+                      <w:szCs w:val="20"/>
+                    </w:rPr>
+                    <w:t>}</w:t>
+                  </w:r>
+                </w:p>
+              </w:tc>
+            </w:tr>
+            <w:tr>
+              <w:trPr>
+                <w:cantSplit/>
+                <w:trHeight w:val="279"/>
+              </w:trPr>
+              <w:tc>
+                <w:tcPr>
+                  <w:tcW w:w="2255" w:type="dxa"/>
+                </w:tcPr>
+                <w:p>
+                  <w:pPr>
+                    <w:pStyle w:val="NoSpacing"/>
+                    <w:keepNext/>
+                    <w:spacing w:line="276" w:lineRule="auto"/>
+                    <w:rPr>
+                      <w:rFonts w:cstheme="minorHAnsi"/>
+                      <w:sz w:val="20"/>
+                      <w:szCs w:val="20"/>
+                    </w:rPr>
+                  </w:pPr>
+                  <w:r>
+                    <w:rPr>
+                      <w:rFonts w:cstheme="minorHAnsi"/>
+                      <w:sz w:val="20"/>
+                      <w:szCs w:val="20"/>
+                    </w:rPr>
+                    <w:t>Total Net Weight:</w:t>
+                  </w:r>
+                </w:p>
+                <w:p>
+                  <w:pPr>
+                    <w:pStyle w:val="NoSpacing"/>
+                    <w:keepNext/>
+                    <w:spacing w:line="276" w:lineRule="auto"/>
+                    <w:rPr>
+                      <w:rFonts w:cstheme="minorHAnsi"/>
+                      <w:sz w:val="20"/>
+                      <w:szCs w:val="20"/>
+                    </w:rPr>
+                  </w:pPr>
+                  <w:r>
+                    <w:rPr>
+                      <w:rFonts w:cstheme="minorHAnsi"/>
+                      <w:sz w:val="20"/>
+                      <w:szCs w:val="20"/>
+                    </w:rPr>
+                    <w:t xml:space="preserve">Total Gross Weight: </w:t>
+                  </w:r>
+                </w:p>
+              </w:tc>
+              <w:tc>
+                <w:tcPr>
+                  <w:tcW w:w="2565" w:type="dxa"/>
+                </w:tcPr>
+                <w:p>
+                  <w:pPr>
+                    <w:pStyle w:val="NoSpacing"/>
+                    <w:keepNext/>
+                    <w:spacing w:line="276" w:lineRule="auto"/>
+                    <w:rPr>
+                      <w:rFonts w:cstheme="minorHAnsi"/>
+                      <w:sz w:val="20"/>
+                      <w:szCs w:val="20"/>
+                    </w:rPr>
+                  </w:pPr>
+                  <w:r>
+                    <w:rPr>
+                      <w:rFonts w:cstheme="minorHAnsi"/>
+                      <w:sz w:val="20"/>
+                      <w:szCs w:val="20"/>
+                    </w:rPr>
+                    <w:t>{</w:t>
+                  </w:r>
+                  <w:proofErr w:type="spellStart"/>
+                  <w:r>
+                    <w:rPr>
+                      <w:rFonts w:cstheme="minorHAnsi"/>
+                      <w:sz w:val="20"/>
+                      <w:szCs w:val="20"/>
+                    </w:rPr>
+                    <w:t>totalNetWeight</w:t>
+                  </w:r>
+                  <w:proofErr w:type="spellEnd"/>
+                  <w:r>
+                    <w:rPr>
+                      <w:rFonts w:cstheme="minorHAnsi"/>
+                      <w:sz w:val="20"/>
+                      <w:szCs w:val="20"/>
+                    </w:rPr>
+                    <w:t xml:space="preserve">} Kg </w:t>
+                  </w:r>
+                </w:p>
+                <w:p>
+                  <w:pPr>
+                    <w:pStyle w:val="NoSpacing"/>
+                    <w:keepNext/>
+                    <w:spacing w:line="276" w:lineRule="auto"/>
+                    <w:rPr>
+                      <w:rFonts w:cstheme="minorHAnsi"/>
+                      <w:sz w:val="20"/>
+                      <w:szCs w:val="20"/>
+                    </w:rPr>
+                  </w:pPr>
+                  <w:r>
+                    <w:rPr>
+                      <w:rFonts w:cstheme="minorHAnsi"/>
+                      <w:sz w:val="20"/>
+                      <w:szCs w:val="20"/>
+                    </w:rPr>
+                    <w:t>{</w:t>
+                  </w:r>
+                  <w:proofErr w:type="spellStart"/>
+                  <w:r>
+                    <w:rPr>
+                      <w:rFonts w:cstheme="minorHAnsi"/>
+                      <w:sz w:val="20"/>
+                      <w:szCs w:val="20"/>
+                    </w:rPr>
+                    <w:t>totalGrossWeight</w:t>
+                  </w:r>
+                  <w:proofErr w:type="spellEnd"/>
+                  <w:r>
+                    <w:rPr>
+                      <w:rFonts w:cstheme="minorHAnsi"/>
+                      <w:sz w:val="20"/>
+                      <w:szCs w:val="20"/>
+                    </w:rPr>
+                    <w:t>} Kg</w:t>
+                  </w:r>
+                </w:p>
+              </w:tc>
+            </w:tr>
+            <w:tr>
+              <w:trPr>
+                <w:cantSplit/>
+                <w:trHeight w:val="279"/>
+              </w:trPr>
+              <w:tc>
+                <w:tcPr>
+                  <w:tcW w:w="2255" w:type="dxa"/>
+                </w:tcPr>
+                <w:p>
+                  <w:pPr>
+                    <w:pStyle w:val="NoSpacing"/>
+                    <w:keepNext/>
+                    <w:spacing w:line="276" w:lineRule="auto"/>
+                    <w:rPr>
+                      <w:rFonts w:cstheme="minorHAnsi"/>
+                      <w:sz w:val="20"/>
+                      <w:szCs w:val="20"/>
+                    </w:rPr>
+                  </w:pPr>
+                  <w:r>
+                    <w:rPr>
+                      <w:rFonts w:cstheme="minorHAnsi"/>
+                      <w:sz w:val="20"/>
+                      <w:szCs w:val="20"/>
+                    </w:rPr>
+                    <w:t>{#</w:t>
+                  </w:r>
+                  <w:proofErr w:type="gramStart"/>
+                  <w:r>
+                    <w:rPr>
+                      <w:rFonts w:cstheme="minorHAnsi"/>
+                      <w:sz w:val="20"/>
+                      <w:szCs w:val="20"/>
+                    </w:rPr>
+                    <w:t>isCustom}Total</w:t>
+                  </w:r>
+                  <w:proofErr w:type="gramEnd"/>
+                  <w:r>
+                    <w:rPr>
+                      <w:rFonts w:cstheme="minorHAnsi"/>
+                      <w:sz w:val="20"/>
+                      <w:szCs w:val="20"/>
+                    </w:rPr>
+                    <w:t xml:space="preserve"> </w:t>
+                  </w:r>
+                  <w:proofErr w:type="spellStart"/>
+                  <w:proofErr w:type="gramStart"/>
+                  <w:r>
+                    <w:rPr>
+                      <w:rFonts w:cstheme="minorHAnsi"/>
+                      <w:sz w:val="20"/>
+                      <w:szCs w:val="20"/>
+                    </w:rPr>
+                    <w:t>Sq.Meter</w:t>
+                  </w:r>
+                  <w:proofErr w:type="spellEnd"/>
+                  <w:proofErr w:type="gramEnd"/>
+                  <w:r>
+                    <w:rPr>
+                      <w:rFonts w:cstheme="minorHAnsi"/>
+                      <w:sz w:val="20"/>
+                      <w:szCs w:val="20"/>
+                    </w:rPr>
+                    <w:t>:</w:t>
+                  </w:r>
+                </w:p>
+              </w:tc>
+              <w:tc>
+                <w:tcPr>
+                  <w:tcW w:w="2565" w:type="dxa"/>
+                </w:tcPr>
+                <w:p>
+                  <w:pPr>
+                    <w:pStyle w:val="NoSpacing"/>
+                    <w:keepNext/>
+                    <w:spacing w:line="276" w:lineRule="auto"/>
+                    <w:rPr>
+                      <w:rFonts w:cstheme="minorHAnsi"/>
+                      <w:sz w:val="20"/>
+                      <w:szCs w:val="20"/>
+                    </w:rPr>
+                  </w:pPr>
+                  <w:r>
+                    <w:rPr>
+                      <w:rFonts w:cstheme="minorHAnsi"/>
+                      <w:sz w:val="20"/>
+                      <w:szCs w:val="20"/>
+                    </w:rPr>
+                    <w:t>{</w:t>
+                  </w:r>
+                  <w:proofErr w:type="spellStart"/>
+                  <w:r>
+                    <w:rPr>
+                      <w:rFonts w:cstheme="minorHAnsi"/>
+                      <w:sz w:val="20"/>
+                      <w:szCs w:val="20"/>
+                    </w:rPr>
+                    <w:t>totalSqMt</w:t>
+                  </w:r>
+                  <w:proofErr w:type="spellEnd"/>
+                  <w:r>
+                    <w:rPr>
+                      <w:rFonts w:cstheme="minorHAnsi"/>
+                      <w:sz w:val="20"/>
+                      <w:szCs w:val="20"/>
+                    </w:rPr>
+                    <w:t>}</w:t>
+                  </w:r>
+                  <w:r>
+                    <w:rPr>
+                      <w:rFonts w:cstheme="minorHAnsi"/>
+                      <w:sz w:val="20"/>
+                      <w:szCs w:val="20"/>
+                    </w:rPr>
+                    <w:t xml:space="preserve"> M</w:t>
+                  </w:r>
+                  <w:r>
+                    <w:rPr>
+                      <w:rFonts w:cstheme="minorHAnsi"/>
+                      <w:sz w:val="20"/>
+                      <w:szCs w:val="20"/>
+                    </w:rPr>
+                    <w:t>M{/</w:t>
+                  </w:r>
+                  <w:proofErr w:type="spellStart"/>
+                  <w:r>
+                    <w:rPr>
+                      <w:rFonts w:cstheme="minorHAnsi"/>
+                      <w:sz w:val="20"/>
+                      <w:szCs w:val="20"/>
+                    </w:rPr>
+                    <w:t>isCustom</w:t>
+                  </w:r>
+                  <w:proofErr w:type="spellEnd"/>
+                  <w:r>
+                    <w:rPr>
+                      <w:rFonts w:cstheme="minorHAnsi"/>
+                      <w:sz w:val="20"/>
+                      <w:szCs w:val="20"/>
+                    </w:rPr>
+                    <w:t>}</w:t>
+                  </w:r>
+                </w:p>
+              </w:tc>
+            </w:tr>
+          </w:tbl>
+          <w:p>
+            <w:pPr>
+              <w:tabs>
+                <w:tab w:val="left" w:pos="960"/>
+              </w:tabs>
+              <w:jc w:val="both"/>
+              <w:rPr>
+                <w:rFonts w:cstheme="minorHAnsi"/>
                 <w:b/>
                 <w:bCs/>
-                <w:sz w:val="20"/>
-                <w:szCs w:val="20"/>
-              </w:rPr>
-              <w:t>{#isCustom}Avg/Wt(Kg)</w:t>
-            </w:r>
+                <w:sz w:val="10"/>
+                <w:szCs w:val="10"/>
+              </w:rPr>
+            </w:pPr>
           </w:p>
         </w:tc>
+      </w:tr>
+      <w:tr>
+        <w:trPr>
+          <w:trHeight w:val="302"/>
+        </w:trPr>
         <w:tc>
           <w:tcPr>
-            <w:tcW w:w="2127" w:type="dxa"/>
+            <w:tcW w:w="11106" w:type="dxa"/>
+            <w:gridSpan w:val="5"/>
+            <w:tcBorders>
+              <w:top w:val="nil"/>
+              <w:bottom w:val="nil"/>
+            </w:tcBorders>
           </w:tcPr>
           <w:p>
             <w:pPr>
               <w:tabs>
                 <w:tab w:val="left" w:pos="960"/>
               </w:tabs>
-              <w:rPr>
+              <w:jc w:val="both"/>
+              <w:rPr>
+                <w:rFonts w:cstheme="minorHAnsi"/>
                 <w:b/>
                 <w:bCs/>
-                <w:sz w:val="20"/>
-                <w:szCs w:val="20"/>
+                <w:sz w:val="10"/>
+                <w:szCs w:val="10"/>
               </w:rPr>
             </w:pPr>
-            <w:r>
-              <w:rPr>
-                <w:b/>
-                <w:bCs/>
-                <w:sz w:val="20"/>
-                <w:szCs w:val="20"/>
-              </w:rPr>
-              <w:t>Total Sq. MT</w:t>
-            </w:r>
           </w:p>
-        </w:tc>
-        <w:tc>
-          <w:tcPr>
-            <w:tcW w:w="6706" w:type="dxa"/>
-          </w:tcPr>
+          <w:tbl>
+            <w:tblPr>
+              <w:tblStyle w:val="TableGrid"/>
+              <w:tblW w:w="0" w:type="auto"/>
+              <w:tblBorders>
+                <w:top w:val="none" w:sz="0" w:space="0" w:color="auto"/>
+                <w:left w:val="none" w:sz="0" w:space="0" w:color="auto"/>
+                <w:bottom w:val="none" w:sz="0" w:space="0" w:color="auto"/>
+                <w:right w:val="none" w:sz="0" w:space="0" w:color="auto"/>
+                <w:insideH w:val="none" w:sz="0" w:space="0" w:color="auto"/>
+                <w:insideV w:val="none" w:sz="0" w:space="0" w:color="auto"/>
+              </w:tblBorders>
+              <w:tblLayout w:type="fixed"/>
+              <w:tblCellMar>
+                <w:left w:w="0" w:type="dxa"/>
+              </w:tblCellMar>
+              <w:tblLook w:val="04A0" w:firstRow="1" w:lastRow="0" w:firstColumn="1" w:lastColumn="0" w:noHBand="0" w:noVBand="1"/>
+            </w:tblPr>
+            <w:tblGrid>
+              <w:gridCol w:w="2263"/>
+              <w:gridCol w:w="2127"/>
+              <w:gridCol w:w="6706"/>
+            </w:tblGrid>
+            <w:tr>
+              <w:trPr>
+                <w:trHeight w:val="254"/>
+              </w:trPr>
+              <w:tc>
+                <w:tcPr>
+                  <w:tcW w:w="2263" w:type="dxa"/>
+                </w:tcPr>
+                <w:p>
+                  <w:pPr>
+                    <w:framePr w:hSpace="180" w:wrap="around" w:vAnchor="page" w:hAnchor="margin" w:y="481"/>
+                    <w:tabs>
+                      <w:tab w:val="left" w:pos="960"/>
+                    </w:tabs>
+                    <w:rPr>
+                      <w:b/>
+                      <w:bCs/>
+                      <w:sz w:val="20"/>
+                      <w:szCs w:val="20"/>
+                    </w:rPr>
+                  </w:pPr>
+                  <w:r>
+                    <w:rPr>
+                      <w:b/>
+                      <w:bCs/>
+                      <w:sz w:val="20"/>
+                      <w:szCs w:val="20"/>
+                    </w:rPr>
+                    <w:t>{#</w:t>
+                  </w:r>
+                  <w:proofErr w:type="gramStart"/>
+                  <w:r>
+                    <w:rPr>
+                      <w:b/>
+                      <w:bCs/>
+                      <w:sz w:val="20"/>
+                      <w:szCs w:val="20"/>
+                    </w:rPr>
+                    <w:t>isCustom}Avg</w:t>
+                  </w:r>
+                  <w:proofErr w:type="gramEnd"/>
+                  <w:r>
+                    <w:rPr>
+                      <w:b/>
+                      <w:bCs/>
+                      <w:sz w:val="20"/>
+                      <w:szCs w:val="20"/>
+                    </w:rPr>
+                    <w:t>/</w:t>
+                  </w:r>
+                  <w:proofErr w:type="gramStart"/>
+                  <w:r>
+                    <w:rPr>
+                      <w:b/>
+                      <w:bCs/>
+                      <w:sz w:val="20"/>
+                      <w:szCs w:val="20"/>
+                    </w:rPr>
+                    <w:t>Wt(</w:t>
+                  </w:r>
+                  <w:proofErr w:type="gramEnd"/>
+                  <w:r>
+                    <w:rPr>
+                      <w:b/>
+                      <w:bCs/>
+                      <w:sz w:val="20"/>
+                      <w:szCs w:val="20"/>
+                    </w:rPr>
+                    <w:t>Kg)</w:t>
+                  </w:r>
+                </w:p>
+              </w:tc>
+              <w:tc>
+                <w:tcPr>
+                  <w:tcW w:w="2127" w:type="dxa"/>
+                </w:tcPr>
+                <w:p>
+                  <w:pPr>
+                    <w:framePr w:hSpace="180" w:wrap="around" w:vAnchor="page" w:hAnchor="margin" w:y="481"/>
+                    <w:tabs>
+                      <w:tab w:val="left" w:pos="960"/>
+                    </w:tabs>
+                    <w:rPr>
+                      <w:b/>
+                      <w:bCs/>
+                      <w:sz w:val="20"/>
+                      <w:szCs w:val="20"/>
+                    </w:rPr>
+                  </w:pPr>
+                  <w:r>
+                    <w:rPr>
+                      <w:b/>
+                      <w:bCs/>
+                      <w:sz w:val="20"/>
+                      <w:szCs w:val="20"/>
+                    </w:rPr>
+                    <w:t>Total Sq. MT</w:t>
+                  </w:r>
+                </w:p>
+              </w:tc>
+              <w:tc>
+                <w:tcPr>
+                  <w:tcW w:w="6706" w:type="dxa"/>
+                </w:tcPr>
+                <w:p>
+                  <w:pPr>
+                    <w:framePr w:hSpace="180" w:wrap="around" w:vAnchor="page" w:hAnchor="margin" w:y="481"/>
+                    <w:tabs>
+                      <w:tab w:val="left" w:pos="960"/>
+                    </w:tabs>
+                    <w:rPr>
+                      <w:b/>
+                      <w:bCs/>
+                      <w:sz w:val="20"/>
+                      <w:szCs w:val="20"/>
+                    </w:rPr>
+                  </w:pPr>
+                  <w:r>
+                    <w:rPr>
+                      <w:b/>
+                      <w:bCs/>
+                      <w:sz w:val="20"/>
+                      <w:szCs w:val="20"/>
+                    </w:rPr>
+                    <w:t>Size{/</w:t>
+                  </w:r>
+                  <w:proofErr w:type="spellStart"/>
+                  <w:r>
+                    <w:rPr>
+                      <w:b/>
+                      <w:bCs/>
+                      <w:sz w:val="20"/>
+                      <w:szCs w:val="20"/>
+                    </w:rPr>
+                    <w:t>isCustom</w:t>
+                  </w:r>
+                  <w:proofErr w:type="spellEnd"/>
+                  <w:r>
+                    <w:rPr>
+                      <w:b/>
+                      <w:bCs/>
+                      <w:sz w:val="20"/>
+                      <w:szCs w:val="20"/>
+                    </w:rPr>
+                    <w:t>}</w:t>
+                  </w:r>
+                </w:p>
+              </w:tc>
+            </w:tr>
+            <w:tr>
+              <w:trPr>
+                <w:trHeight w:val="254"/>
+              </w:trPr>
+              <w:tc>
+                <w:tcPr>
+                  <w:tcW w:w="2263" w:type="dxa"/>
+                </w:tcPr>
+                <w:p>
+                  <w:pPr>
+                    <w:framePr w:hSpace="180" w:wrap="around" w:vAnchor="page" w:hAnchor="margin" w:y="481"/>
+                    <w:tabs>
+                      <w:tab w:val="left" w:pos="960"/>
+                    </w:tabs>
+                    <w:rPr>
+                      <w:sz w:val="20"/>
+                      <w:szCs w:val="20"/>
+                    </w:rPr>
+                  </w:pPr>
+                  <w:r>
+                    <w:rPr>
+                      <w:sz w:val="20"/>
+                      <w:szCs w:val="20"/>
+                    </w:rPr>
+                    <w:t>{#</w:t>
+                  </w:r>
+                  <w:proofErr w:type="gramStart"/>
+                  <w:r>
+                    <w:rPr>
+                      <w:sz w:val="20"/>
+                      <w:szCs w:val="20"/>
+                    </w:rPr>
+                    <w:t>isCustom}{</w:t>
+                  </w:r>
+                  <w:proofErr w:type="gramEnd"/>
+                  <w:r>
+                    <w:rPr>
+                      <w:sz w:val="20"/>
+                      <w:szCs w:val="20"/>
+                    </w:rPr>
+                    <w:t>#</w:t>
+                  </w:r>
+                  <w:proofErr w:type="gramStart"/>
+                  <w:r>
+                    <w:rPr>
+                      <w:sz w:val="20"/>
+                      <w:szCs w:val="20"/>
+                    </w:rPr>
+                    <w:t>containerSummary}{</w:t>
+                  </w:r>
+                  <w:proofErr w:type="gramEnd"/>
+                  <w:r>
+                    <w:rPr>
+                      <w:sz w:val="20"/>
+                      <w:szCs w:val="20"/>
+                    </w:rPr>
+                    <w:t>avgWeight}</w:t>
+                  </w:r>
+                </w:p>
+              </w:tc>
+              <w:tc>
+                <w:tcPr>
+                  <w:tcW w:w="2127" w:type="dxa"/>
+                </w:tcPr>
+                <w:p>
+                  <w:pPr>
+                    <w:framePr w:hSpace="180" w:wrap="around" w:vAnchor="page" w:hAnchor="margin" w:y="481"/>
+                    <w:tabs>
+                      <w:tab w:val="left" w:pos="960"/>
+                    </w:tabs>
+                    <w:rPr>
+                      <w:sz w:val="20"/>
+                      <w:szCs w:val="20"/>
+                    </w:rPr>
+                  </w:pPr>
+                  <w:r>
+                    <w:rPr>
+                      <w:sz w:val="20"/>
+                      <w:szCs w:val="20"/>
+                    </w:rPr>
+                    <w:t>{</w:t>
+                  </w:r>
+                  <w:proofErr w:type="spellStart"/>
+                  <w:r>
+                    <w:rPr>
+                      <w:sz w:val="20"/>
+                      <w:szCs w:val="20"/>
+                    </w:rPr>
+                    <w:t>totalSqMtPerType</w:t>
+                  </w:r>
+                  <w:proofErr w:type="spellEnd"/>
+                  <w:r>
+                    <w:rPr>
+                      <w:sz w:val="20"/>
+                      <w:szCs w:val="20"/>
+                    </w:rPr>
+                    <w:t>}</w:t>
+                  </w:r>
+                </w:p>
+              </w:tc>
+              <w:tc>
+                <w:tcPr>
+                  <w:tcW w:w="6706" w:type="dxa"/>
+                </w:tcPr>
+                <w:p>
+                  <w:pPr>
+                    <w:framePr w:hSpace="180" w:wrap="around" w:vAnchor="page" w:hAnchor="margin" w:y="481"/>
+                    <w:tabs>
+                      <w:tab w:val="left" w:pos="960"/>
+                    </w:tabs>
+                    <w:rPr>
+                      <w:sz w:val="20"/>
+                      <w:szCs w:val="20"/>
+                    </w:rPr>
+                  </w:pPr>
+                  <w:r>
+                    <w:rPr>
+                      <w:sz w:val="20"/>
+                      <w:szCs w:val="20"/>
+                    </w:rPr>
+                    <w:t>{length} X {width} X {height} MM{/</w:t>
+                  </w:r>
+                  <w:proofErr w:type="spellStart"/>
+                  <w:proofErr w:type="gramStart"/>
+                  <w:r>
+                    <w:rPr>
+                      <w:sz w:val="20"/>
+                      <w:szCs w:val="20"/>
+                    </w:rPr>
+                    <w:t>containerSummary</w:t>
+                  </w:r>
+                  <w:proofErr w:type="spellEnd"/>
+                  <w:r>
+                    <w:rPr>
+                      <w:sz w:val="20"/>
+                      <w:szCs w:val="20"/>
+                    </w:rPr>
+                    <w:t>}{</w:t>
+                  </w:r>
+                  <w:proofErr w:type="gramEnd"/>
+                  <w:r>
+                    <w:rPr>
+                      <w:sz w:val="20"/>
+                      <w:szCs w:val="20"/>
+                    </w:rPr>
+                    <w:t>/</w:t>
+                  </w:r>
+                  <w:proofErr w:type="spellStart"/>
+                  <w:r>
+                    <w:rPr>
+                      <w:sz w:val="20"/>
+                      <w:szCs w:val="20"/>
+                    </w:rPr>
+                    <w:t>isCustom</w:t>
+                  </w:r>
+                  <w:proofErr w:type="spellEnd"/>
+                  <w:r>
+                    <w:rPr>
+                      <w:sz w:val="20"/>
+                      <w:szCs w:val="20"/>
+                    </w:rPr>
+                    <w:t>}</w:t>
+                  </w:r>
+                </w:p>
+              </w:tc>
+            </w:tr>
+          </w:tbl>
           <w:p>
             <w:pPr>
               <w:tabs>
                 <w:tab w:val="left" w:pos="960"/>
               </w:tabs>
-              <w:rPr>
+              <w:jc w:val="both"/>
+              <w:rPr>
+                <w:rFonts w:cstheme="minorHAnsi"/>
                 <w:b/>
                 <w:bCs/>
-                <w:sz w:val="20"/>
-                <w:szCs w:val="20"/>
+                <w:sz w:val="10"/>
+                <w:szCs w:val="10"/>
               </w:rPr>
             </w:pPr>
-            <w:r>
-              <w:rPr>
-                <w:b/>
-                <w:bCs/>
-                <w:sz w:val="20"/>
-                <w:szCs w:val="20"/>
-              </w:rPr>
-              <w:t>Size{/isCustom}</w:t>
-            </w:r>
           </w:p>
         </w:tc>
       </w:tr>
-      <w:tr>
-        <w:trPr>
-          <w:trHeight w:val="254"/>
-        </w:trPr>
-        <w:tc>
-          <w:tcPr>
-            <w:tcW w:w="2263" w:type="dxa"/>
-          </w:tcPr>
-          <w:p>
-            <w:pPr>
-              <w:tabs>
-                <w:tab w:val="left" w:pos="960"/>
-              </w:tabs>
-              <w:rPr>
-                <w:sz w:val="20"/>
-                <w:szCs w:val="20"/>
-              </w:rPr>
-            </w:pPr>
-            <w:r>
-              <w:rPr>
-                <w:sz w:val="20"/>
-                <w:szCs w:val="20"/>
-              </w:rPr>
-              <w:t>{#isCustom}{#containerSummary} {avgWeight}</w:t>
-            </w:r>
-          </w:p>
-        </w:tc>
-        <w:tc>
-          <w:tcPr>
-            <w:tcW w:w="2127" w:type="dxa"/>
-          </w:tcPr>
-          <w:p>
-            <w:pPr>
-              <w:tabs>
-                <w:tab w:val="left" w:pos="960"/>
-              </w:tabs>
-              <w:rPr>
-                <w:sz w:val="20"/>
-                <w:szCs w:val="20"/>
-              </w:rPr>
-            </w:pPr>
-            <w:r>
-              <w:rPr>
-                <w:sz w:val="20"/>
-                <w:szCs w:val="20"/>
-              </w:rPr>
-              <w:t>{totalSqMtPerType}</w:t>
-            </w:r>
-          </w:p>
-        </w:tc>
-        <w:tc>
-          <w:tcPr>
-            <w:tcW w:w="6706" w:type="dxa"/>
-          </w:tcPr>
-          <w:p>
-            <w:pPr>
-              <w:tabs>
-                <w:tab w:val="left" w:pos="960"/>
-              </w:tabs>
-              <w:rPr>
-                <w:sz w:val="20"/>
-                <w:szCs w:val="20"/>
-              </w:rPr>
-            </w:pPr>
-            <w:r>
-              <w:rPr>
-                <w:sz w:val="20"/>
-                <w:szCs w:val="20"/>
-              </w:rPr>
-              <w:t>{length} X {width} X {height} MM{/containerSummary}{/isCustom}</w:t>
-            </w:r>
-          </w:p>
-        </w:tc>
-      </w:tr>
+      <w:bookmarkEnd w:id="0"/>
     </w:tbl>
     <w:p>
       <w:pPr>
@@ -3889,7 +4850,16 @@
         <w:bCs/>
         <w:spacing w:val="60"/>
       </w:rPr>
-      <w:t xml:space="preserve">  </w:t>
+      <w:t xml:space="preserve"> </w:t>
+    </w:r>
+    <w:proofErr w:type="gramStart"/>
+    <w:r>
+      <w:rPr>
+        <w:b/>
+        <w:bCs/>
+        <w:spacing w:val="60"/>
+      </w:rPr>
+      <w:t xml:space="preserve"> </w:t>
     </w:r>
     <w:r>
       <w:rPr>
@@ -3913,7 +4883,16 @@
         <w:bCs/>
         <w:spacing w:val="60"/>
       </w:rPr>
-      <w:t>(I)</w:t>
+      <w:t>(</w:t>
+    </w:r>
+    <w:proofErr w:type="gramEnd"/>
+    <w:r>
+      <w:rPr>
+        <w:b/>
+        <w:bCs/>
+        <w:spacing w:val="60"/>
+      </w:rPr>
+      <w:t>I)</w:t>
     </w:r>
     <w:r>
       <w:rPr>
@@ -4709,6 +5688,7 @@
   <w:style w:type="character" w:default="1" w:styleId="DefaultParagraphFont">
     <w:name w:val="Default Paragraph Font"/>
     <w:uiPriority w:val="1"/>
+    <w:semiHidden/>
     <w:unhideWhenUsed/>
   </w:style>
   <w:style w:type="table" w:default="1" w:styleId="TableNormal">

--- a/electron/database/generate-document/templates/packing.docx
+++ b/electron/database/generate-document/templates/packing.docx
@@ -541,6 +541,31 @@
                 <w:szCs w:val="20"/>
               </w:rPr>
               <w:t>}</w:t>
+            </w:r>
+          </w:p>
+          <w:p>
+            <w:pPr>
+              <w:rPr>
+                <w:rFonts w:cstheme="minorHAnsi"/>
+                <w:sz w:val="20"/>
+                <w:szCs w:val="20"/>
+              </w:rPr>
+            </w:pPr>
+            <w:r>
+              <w:rPr>
+                <w:rFonts w:cstheme="minorHAnsi"/>
+                <w:sz w:val="20"/>
+                <w:szCs w:val="20"/>
+              </w:rPr>
+              <w:t xml:space="preserve">NOTIFY </w:t>
+            </w:r>
+            <w:r>
+              <w:rPr>
+                <w:rFonts w:cstheme="minorHAnsi"/>
+                <w:sz w:val="20"/>
+                <w:szCs w:val="20"/>
+              </w:rPr>
+              <w:t>–</w:t>
             </w:r>
           </w:p>
           <w:p>
@@ -2760,36 +2785,64 @@
                   <w:r>
                     <w:rPr>
                       <w:rFonts w:cstheme="minorHAnsi"/>
-                      <w:sz w:val="18"/>
-                      <w:szCs w:val="18"/>
-                    </w:rPr>
-                    <w:t>{#</w:t>
-                  </w:r>
-                  <w:r>
-                    <w:rPr>
-                      <w:rFonts w:cstheme="minorHAnsi"/>
-                      <w:sz w:val="18"/>
-                      <w:szCs w:val="18"/>
-                    </w:rPr>
-                    <w:t>sampleBox</w:t>
-                  </w:r>
-                  <w:r>
-                    <w:rPr>
-                      <w:rFonts w:cstheme="minorHAnsi"/>
-                      <w:sz w:val="18"/>
-                      <w:szCs w:val="18"/>
-                    </w:rPr>
-                    <w:t>}</w:t>
-                  </w:r>
-                  <w:r>
-                    <w:rPr>
-                      <w:rFonts w:cstheme="minorHAnsi"/>
                       <w:b/>
                       <w:bCs/>
                       <w:sz w:val="18"/>
                       <w:szCs w:val="18"/>
                     </w:rPr>
+                    <w:t>{#isSampleBox}</w:t>
+                  </w:r>
+                  <w:r>
+                    <w:rPr>
+                      <w:rFonts w:cstheme="minorHAnsi"/>
+                      <w:b/>
+                      <w:bCs/>
+                      <w:sz w:val="18"/>
+                      <w:szCs w:val="18"/>
+                    </w:rPr>
                     <w:t>SAMPLE BOX</w:t>
+                  </w:r>
+                  <w:r>
+                    <w:rPr>
+                      <w:rFonts w:cstheme="minorHAnsi"/>
+                      <w:b/>
+                      <w:bCs/>
+                      <w:sz w:val="18"/>
+                      <w:szCs w:val="18"/>
+                    </w:rPr>
+                    <w:t>{</w:t>
+                  </w:r>
+                  <w:r>
+                    <w:rPr>
+                      <w:rFonts w:cstheme="minorHAnsi"/>
+                      <w:b/>
+                      <w:bCs/>
+                      <w:sz w:val="18"/>
+                      <w:szCs w:val="18"/>
+                    </w:rPr>
+                    <w:t>/</w:t>
+                  </w:r>
+                  <w:proofErr w:type="spellStart"/>
+                  <w:r>
+                    <w:rPr>
+                      <w:rFonts w:cstheme="minorHAnsi"/>
+                      <w:b/>
+                      <w:bCs/>
+                      <w:sz w:val="18"/>
+                      <w:szCs w:val="18"/>
+                    </w:rPr>
+                    <w:t>isSampleBox</w:t>
+                  </w:r>
+                  <w:proofErr w:type="spellEnd"/>
+                  <w:r>
+                    <w:rPr>
+                      <w:rFonts w:cstheme="minorHAnsi"/>
+                      <w:b/>
+                      <w:bCs/>
+                      <w:sz w:val="18"/>
+                      <w:szCs w:val="18"/>
+                    </w:rPr>
+                    <w:t>}</w:t>
                   </w:r>
                 </w:p>
               </w:tc>
@@ -2920,7 +2973,15 @@
                       <w:sz w:val="18"/>
                       <w:szCs w:val="18"/>
                     </w:rPr>
-                    <w:t>isCustom}</w:t>
+                    <w:t>sampleBox</w:t>
+                  </w:r>
+                  <w:r>
+                    <w:rPr>
+                      <w:rFonts w:cstheme="minorHAnsi"/>
+                      <w:sz w:val="18"/>
+                      <w:szCs w:val="18"/>
+                    </w:rPr>
+                    <w:t>}</w:t>
                   </w:r>
                   <w:r>
                     <w:rPr>
@@ -3231,435 +3292,7 @@
                       <w:sz w:val="18"/>
                       <w:szCs w:val="18"/>
                     </w:rPr>
-                    <w:t>{</w:t>
-                  </w:r>
-                  <w:r>
-                    <w:rPr>
-                      <w:rFonts w:cstheme="minorHAnsi"/>
-                      <w:sz w:val="18"/>
-                      <w:szCs w:val="18"/>
-                    </w:rPr>
-                    <w:t>/</w:t>
-                  </w:r>
-                  <w:proofErr w:type="spellStart"/>
-                  <w:r>
-                    <w:rPr>
-                      <w:rFonts w:cstheme="minorHAnsi"/>
-                      <w:sz w:val="18"/>
-                      <w:szCs w:val="18"/>
-                    </w:rPr>
-                    <w:t>isCustom</w:t>
-                  </w:r>
-                  <w:proofErr w:type="spellEnd"/>
-                  <w:r>
-                    <w:rPr>
-                      <w:rFonts w:cstheme="minorHAnsi"/>
-                      <w:sz w:val="18"/>
-                      <w:szCs w:val="18"/>
-                    </w:rPr>
-                    <w:t>}</w:t>
-                  </w:r>
-                </w:p>
-              </w:tc>
-            </w:tr>
-            <w:tr>
-              <w:tc>
-                <w:tcPr>
-                  <w:tcW w:w="1271" w:type="dxa"/>
-                </w:tcPr>
-                <w:p>
-                  <w:pPr>
-                    <w:framePr w:hSpace="180" w:wrap="around" w:vAnchor="page" w:hAnchor="margin" w:y="481"/>
-                    <w:tabs>
-                      <w:tab w:val="left" w:pos="960"/>
-                    </w:tabs>
-                    <w:spacing w:line="276" w:lineRule="auto"/>
-                    <w:rPr>
-                      <w:rFonts w:cstheme="minorHAnsi"/>
-                      <w:sz w:val="18"/>
-                      <w:szCs w:val="18"/>
-                    </w:rPr>
-                  </w:pPr>
-                  <w:r>
-                    <w:rPr>
-                      <w:rFonts w:cstheme="minorHAnsi"/>
-                      <w:sz w:val="18"/>
-                      <w:szCs w:val="18"/>
-                    </w:rPr>
-                    <w:t>{</w:t>
-                  </w:r>
-                  <w:r>
-                    <w:rPr>
-                      <w:rFonts w:cstheme="minorHAnsi"/>
-                      <w:sz w:val="18"/>
-                      <w:szCs w:val="18"/>
-                    </w:rPr>
-                    <w:t>^</w:t>
-                  </w:r>
-                  <w:proofErr w:type="gramStart"/>
-                  <w:r>
-                    <w:rPr>
-                      <w:rFonts w:cstheme="minorHAnsi"/>
-                      <w:sz w:val="18"/>
-                      <w:szCs w:val="18"/>
-                    </w:rPr>
-                    <w:t>isCustom}</w:t>
-                  </w:r>
-                  <w:r>
-                    <w:rPr>
-                      <w:sz w:val="18"/>
-                      <w:szCs w:val="18"/>
-                    </w:rPr>
-                    <w:t>{</w:t>
-                  </w:r>
-                  <w:proofErr w:type="gramEnd"/>
-                  <w:r>
-                    <w:rPr>
-                      <w:sz w:val="18"/>
-                      <w:szCs w:val="18"/>
-                    </w:rPr>
-                    <w:t>#</w:t>
-                  </w:r>
-                  <w:proofErr w:type="gramStart"/>
-                  <w:r>
-                    <w:rPr>
-                      <w:sz w:val="18"/>
-                      <w:szCs w:val="18"/>
-                    </w:rPr>
-                    <w:t>prefixCode}{</w:t>
-                  </w:r>
-                  <w:proofErr w:type="gramEnd"/>
-                  <w:r>
-                    <w:rPr>
-                      <w:sz w:val="18"/>
-                      <w:szCs w:val="18"/>
-                    </w:rPr>
-                    <w:t>prefixCode}/{/</w:t>
-                  </w:r>
-                  <w:proofErr w:type="gramStart"/>
-                  <w:r>
-                    <w:rPr>
-                      <w:sz w:val="18"/>
-                      <w:szCs w:val="18"/>
-                    </w:rPr>
-                    <w:t>prefixCode}{</w:t>
-                  </w:r>
-                  <w:proofErr w:type="gramEnd"/>
-                  <w:r>
-                    <w:rPr>
-                      <w:sz w:val="18"/>
-                      <w:szCs w:val="18"/>
-                    </w:rPr>
-                    <w:t xml:space="preserve">containerFrom}{#containerTo} to </w:t>
-                  </w:r>
-                  <w:r>
-                    <w:rPr>
-                      <w:sz w:val="18"/>
-                      <w:szCs w:val="18"/>
-                    </w:rPr>
-                    <w:lastRenderedPageBreak/>
-                    <w:t>{</w:t>
-                  </w:r>
-                  <w:proofErr w:type="spellStart"/>
-                  <w:r>
-                    <w:rPr>
-                      <w:sz w:val="18"/>
-                      <w:szCs w:val="18"/>
-                    </w:rPr>
-                    <w:t>containerTo</w:t>
-                  </w:r>
-                  <w:proofErr w:type="spellEnd"/>
-                  <w:r>
-                    <w:rPr>
-                      <w:sz w:val="18"/>
-                      <w:szCs w:val="18"/>
-                    </w:rPr>
-                    <w:t>} {/</w:t>
-                  </w:r>
-                  <w:proofErr w:type="spellStart"/>
-                  <w:r>
-                    <w:rPr>
-                      <w:sz w:val="18"/>
-                      <w:szCs w:val="18"/>
-                    </w:rPr>
-                    <w:t>containerTo</w:t>
-                  </w:r>
-                  <w:proofErr w:type="spellEnd"/>
-                  <w:r>
-                    <w:rPr>
-                      <w:sz w:val="18"/>
-                      <w:szCs w:val="18"/>
-                    </w:rPr>
-                    <w:t>}</w:t>
-                  </w:r>
-                </w:p>
-              </w:tc>
-              <w:tc>
-                <w:tcPr>
-                  <w:tcW w:w="5528" w:type="dxa"/>
-                  <w:gridSpan w:val="3"/>
-                  <w:tcBorders>
-                    <w:right w:val="single" w:sz="4" w:space="0" w:color="auto"/>
-                  </w:tcBorders>
-                </w:tcPr>
-                <w:p>
-                  <w:pPr>
-                    <w:framePr w:hSpace="180" w:wrap="around" w:vAnchor="page" w:hAnchor="margin" w:y="481"/>
-                    <w:tabs>
-                      <w:tab w:val="left" w:pos="960"/>
-                    </w:tabs>
-                    <w:spacing w:line="276" w:lineRule="auto"/>
-                    <w:jc w:val="center"/>
-                    <w:rPr>
-                      <w:rFonts w:cstheme="minorHAnsi"/>
-                      <w:sz w:val="18"/>
-                      <w:szCs w:val="18"/>
-                    </w:rPr>
-                  </w:pPr>
-                  <w:r>
-                    <w:rPr>
-                      <w:rFonts w:cstheme="minorHAnsi"/>
-                      <w:sz w:val="18"/>
-                      <w:szCs w:val="18"/>
-                    </w:rPr>
-                    <w:lastRenderedPageBreak/>
-                    <w:t>{</w:t>
-                  </w:r>
-                  <w:proofErr w:type="spellStart"/>
-                  <w:proofErr w:type="gramStart"/>
-                  <w:r>
-                    <w:rPr>
-                      <w:rFonts w:cstheme="minorHAnsi"/>
-                      <w:sz w:val="18"/>
-                      <w:szCs w:val="18"/>
-                    </w:rPr>
-                    <w:t>materialGrade</w:t>
-                  </w:r>
-                  <w:proofErr w:type="spellEnd"/>
-                  <w:r>
-                    <w:rPr>
-                      <w:rFonts w:cstheme="minorHAnsi"/>
-                      <w:sz w:val="18"/>
-                      <w:szCs w:val="18"/>
-                    </w:rPr>
-                    <w:t>}  {</w:t>
-                  </w:r>
-                  <w:proofErr w:type="spellStart"/>
-                  <w:r>
-                    <w:rPr>
-                      <w:rFonts w:cstheme="minorHAnsi"/>
-                      <w:sz w:val="18"/>
-                      <w:szCs w:val="18"/>
-                    </w:rPr>
-                    <w:t>brandName</w:t>
-                  </w:r>
-                  <w:proofErr w:type="spellEnd"/>
-                  <w:r>
-                    <w:rPr>
-                      <w:rFonts w:cstheme="minorHAnsi"/>
-                      <w:sz w:val="18"/>
-                      <w:szCs w:val="18"/>
-                    </w:rPr>
-                    <w:t xml:space="preserve">} </w:t>
-                  </w:r>
-                  <w:r>
-                    <w:rPr>
-                      <w:rFonts w:cstheme="minorHAnsi"/>
-                      <w:sz w:val="18"/>
-                      <w:szCs w:val="18"/>
-                    </w:rPr>
-                    <w:t xml:space="preserve"> </w:t>
-                  </w:r>
-                  <w:r>
-                    <w:rPr>
-                      <w:rFonts w:cstheme="minorHAnsi"/>
-                      <w:sz w:val="18"/>
-                      <w:szCs w:val="18"/>
-                    </w:rPr>
-                    <w:t>{</w:t>
-                  </w:r>
-                  <w:proofErr w:type="spellStart"/>
-                  <w:r>
-                    <w:rPr>
-                      <w:rFonts w:cstheme="minorHAnsi"/>
-                      <w:sz w:val="18"/>
-                      <w:szCs w:val="18"/>
-                    </w:rPr>
-                    <w:t>designType</w:t>
-                  </w:r>
-                  <w:proofErr w:type="spellEnd"/>
-                  <w:r>
-                    <w:rPr>
-                      <w:rFonts w:cstheme="minorHAnsi"/>
-                      <w:sz w:val="18"/>
-                      <w:szCs w:val="18"/>
-                    </w:rPr>
-                    <w:t>}  {</w:t>
-                  </w:r>
-                  <w:proofErr w:type="spellStart"/>
-                  <w:proofErr w:type="gramEnd"/>
-                  <w:r>
-                    <w:rPr>
-                      <w:rFonts w:cstheme="minorHAnsi"/>
-                      <w:sz w:val="18"/>
-                      <w:szCs w:val="18"/>
-                    </w:rPr>
-                    <w:t>finishType</w:t>
-                  </w:r>
-                  <w:proofErr w:type="spellEnd"/>
-                  <w:r>
-                    <w:rPr>
-                      <w:rFonts w:cstheme="minorHAnsi"/>
-                      <w:sz w:val="18"/>
-                      <w:szCs w:val="18"/>
-                    </w:rPr>
-                    <w:t>}</w:t>
-                  </w:r>
-                </w:p>
-              </w:tc>
-              <w:tc>
-                <w:tcPr>
-                  <w:tcW w:w="843" w:type="dxa"/>
-                  <w:tcBorders>
-                    <w:left w:val="single" w:sz="4" w:space="0" w:color="auto"/>
-                    <w:right w:val="single" w:sz="4" w:space="0" w:color="auto"/>
-                  </w:tcBorders>
-                </w:tcPr>
-                <w:p>
-                  <w:pPr>
-                    <w:framePr w:hSpace="180" w:wrap="around" w:vAnchor="page" w:hAnchor="margin" w:y="481"/>
-                    <w:tabs>
-                      <w:tab w:val="left" w:pos="960"/>
-                    </w:tabs>
-                    <w:spacing w:line="276" w:lineRule="auto"/>
-                    <w:jc w:val="right"/>
-                    <w:rPr>
-                      <w:rFonts w:cstheme="minorHAnsi"/>
-                      <w:sz w:val="18"/>
-                      <w:szCs w:val="18"/>
-                    </w:rPr>
-                  </w:pPr>
-                </w:p>
-              </w:tc>
-              <w:tc>
-                <w:tcPr>
-                  <w:tcW w:w="858" w:type="dxa"/>
-                  <w:tcBorders>
-                    <w:left w:val="single" w:sz="4" w:space="0" w:color="auto"/>
-                    <w:right w:val="single" w:sz="4" w:space="0" w:color="auto"/>
-                  </w:tcBorders>
-                </w:tcPr>
-                <w:p>
-                  <w:pPr>
-                    <w:framePr w:hSpace="180" w:wrap="around" w:vAnchor="page" w:hAnchor="margin" w:y="481"/>
-                    <w:tabs>
-                      <w:tab w:val="left" w:pos="960"/>
-                    </w:tabs>
-                    <w:spacing w:line="276" w:lineRule="auto"/>
-                    <w:jc w:val="right"/>
-                    <w:rPr>
-                      <w:rFonts w:cstheme="minorHAnsi"/>
-                      <w:sz w:val="18"/>
-                      <w:szCs w:val="18"/>
-                    </w:rPr>
-                  </w:pPr>
-                </w:p>
-              </w:tc>
-              <w:tc>
-                <w:tcPr>
-                  <w:tcW w:w="993" w:type="dxa"/>
-                  <w:tcBorders>
-                    <w:left w:val="single" w:sz="4" w:space="0" w:color="auto"/>
-                    <w:right w:val="single" w:sz="4" w:space="0" w:color="auto"/>
-                  </w:tcBorders>
-                </w:tcPr>
-                <w:p>
-                  <w:pPr>
-                    <w:framePr w:hSpace="180" w:wrap="around" w:vAnchor="page" w:hAnchor="margin" w:y="481"/>
-                    <w:tabs>
-                      <w:tab w:val="left" w:pos="960"/>
-                    </w:tabs>
-                    <w:spacing w:line="276" w:lineRule="auto"/>
-                    <w:jc w:val="right"/>
-                    <w:rPr>
-                      <w:rFonts w:cstheme="minorHAnsi"/>
-                      <w:sz w:val="18"/>
-                      <w:szCs w:val="18"/>
-                    </w:rPr>
-                  </w:pPr>
-                </w:p>
-              </w:tc>
-              <w:tc>
-                <w:tcPr>
-                  <w:tcW w:w="1603" w:type="dxa"/>
-                  <w:tcBorders>
-                    <w:left w:val="single" w:sz="4" w:space="0" w:color="auto"/>
-                  </w:tcBorders>
-                </w:tcPr>
-                <w:p>
-                  <w:pPr>
-                    <w:framePr w:hSpace="180" w:wrap="around" w:vAnchor="page" w:hAnchor="margin" w:y="481"/>
-                    <w:tabs>
-                      <w:tab w:val="left" w:pos="960"/>
-                    </w:tabs>
-                    <w:spacing w:line="276" w:lineRule="auto"/>
-                    <w:rPr>
-                      <w:rFonts w:cstheme="minorHAnsi"/>
-                      <w:sz w:val="18"/>
-                      <w:szCs w:val="18"/>
-                    </w:rPr>
-                  </w:pPr>
-                  <w:r>
-                    <w:rPr>
-                      <w:rFonts w:cstheme="minorHAnsi"/>
-                      <w:sz w:val="18"/>
-                      <w:szCs w:val="18"/>
-                    </w:rPr>
-                    <w:t>{</w:t>
-                  </w:r>
-                  <w:r>
-                    <w:rPr>
-                      <w:rFonts w:cstheme="minorHAnsi"/>
-                      <w:sz w:val="18"/>
-                      <w:szCs w:val="18"/>
-                    </w:rPr>
-                    <w:t>/</w:t>
-                  </w:r>
-                  <w:proofErr w:type="spellStart"/>
-                  <w:proofErr w:type="gramStart"/>
-                  <w:r>
-                    <w:rPr>
-                      <w:rFonts w:cstheme="minorHAnsi"/>
-                      <w:sz w:val="18"/>
-                      <w:szCs w:val="18"/>
-                    </w:rPr>
-                    <w:t>isCustom</w:t>
-                  </w:r>
-                  <w:proofErr w:type="spellEnd"/>
-                  <w:r>
-                    <w:rPr>
-                      <w:rFonts w:cstheme="minorHAnsi"/>
-                      <w:sz w:val="18"/>
-                      <w:szCs w:val="18"/>
-                    </w:rPr>
-                    <w:t>}</w:t>
-                  </w:r>
-                  <w:r>
-                    <w:rPr>
-                      <w:rFonts w:cstheme="minorHAnsi"/>
-                      <w:sz w:val="18"/>
-                      <w:szCs w:val="18"/>
-                    </w:rPr>
-                    <w:t>{</w:t>
-                  </w:r>
-                  <w:proofErr w:type="gramEnd"/>
-                  <w:r>
-                    <w:rPr>
-                      <w:rFonts w:cstheme="minorHAnsi"/>
-                      <w:sz w:val="18"/>
-                      <w:szCs w:val="18"/>
-                    </w:rPr>
-                    <w:t>/</w:t>
+                    <w:t xml:space="preserve"> {/</w:t>
                   </w:r>
                   <w:proofErr w:type="spellStart"/>
                   <w:r>
@@ -3707,22 +3340,59 @@
             <w:tcBorders>
               <w:bottom w:val="nil"/>
             </w:tcBorders>
+            <w:vAlign w:val="center"/>
           </w:tcPr>
           <w:p>
             <w:pPr>
-              <w:tabs>
-                <w:tab w:val="left" w:pos="960"/>
-              </w:tabs>
-              <w:jc w:val="both"/>
-              <w:rPr>
-                <w:rFonts w:cstheme="minorHAnsi"/>
-                <w:b/>
-                <w:bCs/>
-                <w:sz w:val="10"/>
-                <w:szCs w:val="10"/>
+              <w:pStyle w:val="NoSpacing"/>
+              <w:rPr>
+                <w:rFonts w:cstheme="minorHAnsi"/>
+                <w:sz w:val="18"/>
+                <w:szCs w:val="18"/>
               </w:rPr>
             </w:pPr>
+            <w:r>
+              <w:rPr>
+                <w:rFonts w:cstheme="minorHAnsi"/>
+                <w:sz w:val="20"/>
+                <w:szCs w:val="20"/>
+              </w:rPr>
+              <w:t>{#</w:t>
+            </w:r>
+            <w:proofErr w:type="gramStart"/>
+            <w:r>
+              <w:rPr>
+                <w:rFonts w:cstheme="minorHAnsi"/>
+                <w:sz w:val="20"/>
+                <w:szCs w:val="20"/>
+              </w:rPr>
+              <w:t>specialInstruction}{</w:t>
+            </w:r>
+            <w:proofErr w:type="gramEnd"/>
+            <w:r>
+              <w:rPr>
+                <w:rFonts w:cstheme="minorHAnsi"/>
+                <w:sz w:val="20"/>
+                <w:szCs w:val="20"/>
+              </w:rPr>
+              <w:t>specialInstruction}{/specialInstruction}</w:t>
+            </w:r>
           </w:p>
+        </w:tc>
+      </w:tr>
+      <w:tr>
+        <w:trPr>
+          <w:trHeight w:val="302"/>
+        </w:trPr>
+        <w:tc>
+          <w:tcPr>
+            <w:tcW w:w="11106" w:type="dxa"/>
+            <w:gridSpan w:val="5"/>
+            <w:tcBorders>
+              <w:top w:val="nil"/>
+              <w:bottom w:val="nil"/>
+            </w:tcBorders>
+          </w:tcPr>
           <w:tbl>
             <w:tblPr>
               <w:tblStyle w:val="TableGrid"/>
@@ -4052,6 +3722,7 @@
                       <w:sz w:val="20"/>
                       <w:szCs w:val="20"/>
                     </w:rPr>
+                    <w:lastRenderedPageBreak/>
                     <w:t>{#</w:t>
                   </w:r>
                   <w:proofErr w:type="gramStart"/>

--- a/electron/database/generate-document/templates/packing.docx
+++ b/electron/database/generate-document/templates/packing.docx
@@ -557,7 +557,41 @@
                 <w:sz w:val="20"/>
                 <w:szCs w:val="20"/>
               </w:rPr>
-              <w:t xml:space="preserve">NOTIFY </w:t>
+              <w:t>{#</w:t>
+            </w:r>
+            <w:proofErr w:type="gramStart"/>
+            <w:r>
+              <w:rPr>
+                <w:rFonts w:cstheme="minorHAnsi"/>
+                <w:sz w:val="20"/>
+                <w:szCs w:val="20"/>
+              </w:rPr>
+              <w:t>isCustom</w:t>
+            </w:r>
+            <w:r>
+              <w:rPr>
+                <w:rFonts w:cstheme="minorHAnsi"/>
+                <w:sz w:val="20"/>
+                <w:szCs w:val="20"/>
+              </w:rPr>
+              <w:t>}</w:t>
+            </w:r>
+            <w:r>
+              <w:rPr>
+                <w:rFonts w:cstheme="minorHAnsi"/>
+                <w:sz w:val="20"/>
+                <w:szCs w:val="20"/>
+              </w:rPr>
+              <w:t>NOTIFY</w:t>
+            </w:r>
+            <w:proofErr w:type="gramEnd"/>
+            <w:r>
+              <w:rPr>
+                <w:rFonts w:cstheme="minorHAnsi"/>
+                <w:sz w:val="20"/>
+                <w:szCs w:val="20"/>
+              </w:rPr>
+              <w:t xml:space="preserve"> </w:t>
             </w:r>
             <w:r>
               <w:rPr>
@@ -566,6 +600,40 @@
                 <w:szCs w:val="20"/>
               </w:rPr>
               <w:t>–</w:t>
+            </w:r>
+            <w:r>
+              <w:rPr>
+                <w:rFonts w:cstheme="minorHAnsi"/>
+                <w:sz w:val="20"/>
+                <w:szCs w:val="20"/>
+              </w:rPr>
+              <w:t xml:space="preserve"> </w:t>
+            </w:r>
+            <w:r>
+              <w:rPr>
+                <w:rFonts w:cstheme="minorHAnsi"/>
+                <w:sz w:val="20"/>
+                <w:szCs w:val="20"/>
+              </w:rPr>
+              <w:t>{/</w:t>
+            </w:r>
+            <w:proofErr w:type="spellStart"/>
+            <w:r>
+              <w:rPr>
+                <w:rFonts w:cstheme="minorHAnsi"/>
+                <w:sz w:val="20"/>
+                <w:szCs w:val="20"/>
+              </w:rPr>
+              <w:t>isCustom</w:t>
+            </w:r>
+            <w:proofErr w:type="spellEnd"/>
+            <w:r>
+              <w:rPr>
+                <w:rFonts w:cstheme="minorHAnsi"/>
+                <w:sz w:val="20"/>
+                <w:szCs w:val="20"/>
+              </w:rPr>
+              <w:t>}</w:t>
             </w:r>
           </w:p>
           <w:p>

--- a/electron/database/generate-document/templates/packing.docx
+++ b/electron/database/generate-document/templates/packing.docx
@@ -607,15 +607,7 @@
                 <w:sz w:val="20"/>
                 <w:szCs w:val="20"/>
               </w:rPr>
-              <w:t xml:space="preserve"> </w:t>
-            </w:r>
-            <w:r>
-              <w:rPr>
-                <w:rFonts w:cstheme="minorHAnsi"/>
-                <w:sz w:val="20"/>
-                <w:szCs w:val="20"/>
-              </w:rPr>
-              <w:t>{/</w:t>
+              <w:t xml:space="preserve"> {/</w:t>
             </w:r>
             <w:proofErr w:type="spellStart"/>
             <w:r>
@@ -2177,6 +2169,7 @@
                       <w:tab w:val="left" w:pos="960"/>
                     </w:tabs>
                     <w:rPr>
+                      <w:rFonts w:ascii="Arial" w:hAnsi="Arial" w:cs="Arial"/>
                       <w:b/>
                       <w:bCs/>
                       <w:sz w:val="18"/>
@@ -2185,6 +2178,7 @@
                   </w:pPr>
                   <w:r>
                     <w:rPr>
+                      <w:rFonts w:ascii="Arial" w:hAnsi="Arial" w:cs="Arial"/>
                       <w:b/>
                       <w:bCs/>
                       <w:sz w:val="18"/>
@@ -2195,6 +2189,7 @@
                   <w:proofErr w:type="gramStart"/>
                   <w:r>
                     <w:rPr>
+                      <w:rFonts w:ascii="Arial" w:hAnsi="Arial" w:cs="Arial"/>
                       <w:b/>
                       <w:bCs/>
                       <w:sz w:val="18"/>
@@ -2205,6 +2200,7 @@
                   <w:proofErr w:type="gramEnd"/>
                   <w:r>
                     <w:rPr>
+                      <w:rFonts w:ascii="Arial" w:hAnsi="Arial" w:cs="Arial"/>
                       <w:b/>
                       <w:bCs/>
                       <w:sz w:val="18"/>
@@ -2215,6 +2211,7 @@
                   <w:proofErr w:type="gramStart"/>
                   <w:r>
                     <w:rPr>
+                      <w:rFonts w:ascii="Arial" w:hAnsi="Arial" w:cs="Arial"/>
                       <w:b/>
                       <w:bCs/>
                       <w:sz w:val="18"/>
@@ -2225,6 +2222,7 @@
                   <w:proofErr w:type="gramEnd"/>
                   <w:r>
                     <w:rPr>
+                      <w:rFonts w:ascii="Arial" w:hAnsi="Arial" w:cs="Arial"/>
                       <w:b/>
                       <w:bCs/>
                       <w:sz w:val="18"/>
@@ -2246,6 +2244,7 @@
                   </w:pPr>
                   <w:r>
                     <w:rPr>
+                      <w:rFonts w:ascii="Arial" w:hAnsi="Arial" w:cs="Arial"/>
                       <w:b/>
                       <w:bCs/>
                       <w:sz w:val="18"/>
@@ -2352,12 +2351,14 @@
                     </w:tabs>
                     <w:spacing w:line="276" w:lineRule="auto"/>
                     <w:rPr>
+                      <w:rFonts w:ascii="Arial" w:hAnsi="Arial" w:cs="Arial"/>
                       <w:sz w:val="18"/>
                       <w:szCs w:val="18"/>
                     </w:rPr>
                   </w:pPr>
                   <w:r>
                     <w:rPr>
+                      <w:rFonts w:ascii="Arial" w:hAnsi="Arial" w:cs="Arial"/>
                       <w:sz w:val="18"/>
                       <w:szCs w:val="18"/>
                     </w:rPr>
@@ -2366,6 +2367,7 @@
                   <w:proofErr w:type="gramStart"/>
                   <w:r>
                     <w:rPr>
+                      <w:rFonts w:ascii="Arial" w:hAnsi="Arial" w:cs="Arial"/>
                       <w:sz w:val="18"/>
                       <w:szCs w:val="18"/>
                     </w:rPr>
@@ -2374,6 +2376,7 @@
                   <w:proofErr w:type="gramEnd"/>
                   <w:r>
                     <w:rPr>
+                      <w:rFonts w:ascii="Arial" w:hAnsi="Arial" w:cs="Arial"/>
                       <w:sz w:val="18"/>
                       <w:szCs w:val="18"/>
                     </w:rPr>
@@ -2382,6 +2385,7 @@
                   <w:proofErr w:type="gramStart"/>
                   <w:r>
                     <w:rPr>
+                      <w:rFonts w:ascii="Arial" w:hAnsi="Arial" w:cs="Arial"/>
                       <w:sz w:val="18"/>
                       <w:szCs w:val="18"/>
                     </w:rPr>
@@ -2390,6 +2394,7 @@
                   <w:proofErr w:type="gramEnd"/>
                   <w:r>
                     <w:rPr>
+                      <w:rFonts w:ascii="Arial" w:hAnsi="Arial" w:cs="Arial"/>
                       <w:sz w:val="18"/>
                       <w:szCs w:val="18"/>
                     </w:rPr>
@@ -2398,6 +2403,7 @@
                   <w:proofErr w:type="gramStart"/>
                   <w:r>
                     <w:rPr>
+                      <w:rFonts w:ascii="Arial" w:hAnsi="Arial" w:cs="Arial"/>
                       <w:sz w:val="18"/>
                       <w:szCs w:val="18"/>
                     </w:rPr>
@@ -2406,6 +2412,7 @@
                   <w:proofErr w:type="gramEnd"/>
                   <w:r>
                     <w:rPr>
+                      <w:rFonts w:ascii="Arial" w:hAnsi="Arial" w:cs="Arial"/>
                       <w:sz w:val="18"/>
                       <w:szCs w:val="18"/>
                     </w:rPr>
@@ -2414,6 +2421,7 @@
                   <w:proofErr w:type="spellStart"/>
                   <w:r>
                     <w:rPr>
+                      <w:rFonts w:ascii="Arial" w:hAnsi="Arial" w:cs="Arial"/>
                       <w:sz w:val="18"/>
                       <w:szCs w:val="18"/>
                     </w:rPr>
@@ -2422,6 +2430,7 @@
                   <w:proofErr w:type="spellEnd"/>
                   <w:r>
                     <w:rPr>
+                      <w:rFonts w:ascii="Arial" w:hAnsi="Arial" w:cs="Arial"/>
                       <w:sz w:val="18"/>
                       <w:szCs w:val="18"/>
                     </w:rPr>
@@ -2430,6 +2439,7 @@
                   <w:proofErr w:type="spellStart"/>
                   <w:r>
                     <w:rPr>
+                      <w:rFonts w:ascii="Arial" w:hAnsi="Arial" w:cs="Arial"/>
                       <w:sz w:val="18"/>
                       <w:szCs w:val="18"/>
                     </w:rPr>
@@ -2438,6 +2448,7 @@
                   <w:proofErr w:type="spellEnd"/>
                   <w:r>
                     <w:rPr>
+                      <w:rFonts w:ascii="Arial" w:hAnsi="Arial" w:cs="Arial"/>
                       <w:sz w:val="18"/>
                       <w:szCs w:val="18"/>
                     </w:rPr>
@@ -2455,13 +2466,14 @@
                     <w:framePr w:hSpace="180" w:wrap="around" w:vAnchor="page" w:hAnchor="margin" w:y="481"/>
                     <w:spacing w:line="276" w:lineRule="auto"/>
                     <w:rPr>
+                      <w:rFonts w:ascii="Arial" w:hAnsi="Arial" w:cs="Arial"/>
                       <w:sz w:val="18"/>
                       <w:szCs w:val="18"/>
                     </w:rPr>
                   </w:pPr>
                   <w:r>
                     <w:rPr>
-                      <w:rFonts w:cstheme="minorHAnsi"/>
+                      <w:rFonts w:ascii="Arial" w:hAnsi="Arial" w:cs="Arial"/>
                       <w:sz w:val="18"/>
                       <w:szCs w:val="18"/>
                     </w:rPr>
@@ -2471,7 +2483,7 @@
                   <w:proofErr w:type="gramStart"/>
                   <w:r>
                     <w:rPr>
-                      <w:rFonts w:cstheme="minorHAnsi"/>
+                      <w:rFonts w:ascii="Arial" w:hAnsi="Arial" w:cs="Arial"/>
                       <w:sz w:val="18"/>
                       <w:szCs w:val="18"/>
                     </w:rPr>
@@ -2480,33 +2492,17 @@
                   <w:proofErr w:type="spellEnd"/>
                   <w:r>
                     <w:rPr>
-                      <w:rFonts w:cstheme="minorHAnsi"/>
-                      <w:sz w:val="18"/>
-                      <w:szCs w:val="18"/>
-                    </w:rPr>
-                    <w:t>}</w:t>
-                  </w:r>
-                  <w:r>
-                    <w:rPr>
-                      <w:rFonts w:cstheme="minorHAnsi"/>
-                      <w:sz w:val="18"/>
-                      <w:szCs w:val="18"/>
-                    </w:rPr>
-                    <w:t xml:space="preserve">  </w:t>
-                  </w:r>
-                  <w:r>
-                    <w:rPr>
-                      <w:rFonts w:cstheme="minorHAnsi"/>
-                      <w:sz w:val="18"/>
-                      <w:szCs w:val="18"/>
-                    </w:rPr>
-                    <w:t>{</w:t>
+                      <w:rFonts w:ascii="Arial" w:hAnsi="Arial" w:cs="Arial"/>
+                      <w:sz w:val="18"/>
+                      <w:szCs w:val="18"/>
+                    </w:rPr>
+                    <w:t>}  {</w:t>
                   </w:r>
                   <w:proofErr w:type="spellStart"/>
                   <w:proofErr w:type="gramEnd"/>
                   <w:r>
                     <w:rPr>
-                      <w:rFonts w:cstheme="minorHAnsi"/>
+                      <w:rFonts w:ascii="Arial" w:hAnsi="Arial" w:cs="Arial"/>
                       <w:sz w:val="18"/>
                       <w:szCs w:val="18"/>
                     </w:rPr>
@@ -2515,7 +2511,7 @@
                   <w:proofErr w:type="spellEnd"/>
                   <w:r>
                     <w:rPr>
-                      <w:rFonts w:cstheme="minorHAnsi"/>
+                      <w:rFonts w:ascii="Arial" w:hAnsi="Arial" w:cs="Arial"/>
                       <w:sz w:val="18"/>
                       <w:szCs w:val="18"/>
                     </w:rPr>
@@ -2535,13 +2531,14 @@
                     </w:tabs>
                     <w:spacing w:line="276" w:lineRule="auto"/>
                     <w:rPr>
+                      <w:rFonts w:ascii="Arial" w:hAnsi="Arial" w:cs="Arial"/>
                       <w:sz w:val="18"/>
                       <w:szCs w:val="18"/>
                     </w:rPr>
                   </w:pPr>
                   <w:r>
                     <w:rPr>
-                      <w:rFonts w:cstheme="minorHAnsi"/>
+                      <w:rFonts w:ascii="Arial" w:hAnsi="Arial" w:cs="Arial"/>
                       <w:sz w:val="18"/>
                       <w:szCs w:val="18"/>
                     </w:rPr>
@@ -2550,7 +2547,7 @@
                   <w:proofErr w:type="spellStart"/>
                   <w:r>
                     <w:rPr>
-                      <w:rFonts w:cstheme="minorHAnsi"/>
+                      <w:rFonts w:ascii="Arial" w:hAnsi="Arial" w:cs="Arial"/>
                       <w:sz w:val="18"/>
                       <w:szCs w:val="18"/>
                     </w:rPr>
@@ -2559,7 +2556,7 @@
                   <w:proofErr w:type="spellEnd"/>
                   <w:r>
                     <w:rPr>
-                      <w:rFonts w:cstheme="minorHAnsi"/>
+                      <w:rFonts w:ascii="Arial" w:hAnsi="Arial" w:cs="Arial"/>
                       <w:sz w:val="18"/>
                       <w:szCs w:val="18"/>
                     </w:rPr>
@@ -2582,13 +2579,14 @@
                     </w:tabs>
                     <w:spacing w:line="276" w:lineRule="auto"/>
                     <w:rPr>
+                      <w:rFonts w:ascii="Arial" w:hAnsi="Arial" w:cs="Arial"/>
                       <w:sz w:val="18"/>
                       <w:szCs w:val="18"/>
                     </w:rPr>
                   </w:pPr>
                   <w:r>
                     <w:rPr>
-                      <w:rFonts w:cstheme="minorHAnsi"/>
+                      <w:rFonts w:ascii="Arial" w:hAnsi="Arial" w:cs="Arial"/>
                       <w:sz w:val="18"/>
                       <w:szCs w:val="18"/>
                     </w:rPr>
@@ -2597,7 +2595,7 @@
                   <w:proofErr w:type="spellStart"/>
                   <w:r>
                     <w:rPr>
-                      <w:rFonts w:cstheme="minorHAnsi"/>
+                      <w:rFonts w:ascii="Arial" w:hAnsi="Arial" w:cs="Arial"/>
                       <w:sz w:val="18"/>
                       <w:szCs w:val="18"/>
                     </w:rPr>
@@ -2606,7 +2604,7 @@
                   <w:proofErr w:type="spellEnd"/>
                   <w:r>
                     <w:rPr>
-                      <w:rFonts w:cstheme="minorHAnsi"/>
+                      <w:rFonts w:ascii="Arial" w:hAnsi="Arial" w:cs="Arial"/>
                       <w:sz w:val="18"/>
                       <w:szCs w:val="18"/>
                     </w:rPr>
@@ -2631,13 +2629,14 @@
                     <w:spacing w:line="276" w:lineRule="auto"/>
                     <w:jc w:val="right"/>
                     <w:rPr>
+                      <w:rFonts w:ascii="Arial" w:hAnsi="Arial" w:cs="Arial"/>
                       <w:sz w:val="18"/>
                       <w:szCs w:val="18"/>
                     </w:rPr>
                   </w:pPr>
                   <w:r>
                     <w:rPr>
-                      <w:rFonts w:cstheme="minorHAnsi"/>
+                      <w:rFonts w:ascii="Arial" w:hAnsi="Arial" w:cs="Arial"/>
                       <w:sz w:val="18"/>
                       <w:szCs w:val="18"/>
                     </w:rPr>
@@ -2662,13 +2661,14 @@
                     <w:spacing w:line="276" w:lineRule="auto"/>
                     <w:jc w:val="right"/>
                     <w:rPr>
+                      <w:rFonts w:ascii="Arial" w:hAnsi="Arial" w:cs="Arial"/>
                       <w:sz w:val="18"/>
                       <w:szCs w:val="18"/>
                     </w:rPr>
                   </w:pPr>
                   <w:r>
                     <w:rPr>
-                      <w:rFonts w:cstheme="minorHAnsi"/>
+                      <w:rFonts w:ascii="Arial" w:hAnsi="Arial" w:cs="Arial"/>
                       <w:sz w:val="18"/>
                       <w:szCs w:val="18"/>
                     </w:rPr>
@@ -2677,7 +2677,7 @@
                   <w:proofErr w:type="spellStart"/>
                   <w:r>
                     <w:rPr>
-                      <w:rFonts w:cstheme="minorHAnsi"/>
+                      <w:rFonts w:ascii="Arial" w:hAnsi="Arial" w:cs="Arial"/>
                       <w:sz w:val="18"/>
                       <w:szCs w:val="18"/>
                     </w:rPr>
@@ -2686,7 +2686,7 @@
                   <w:proofErr w:type="spellEnd"/>
                   <w:r>
                     <w:rPr>
-                      <w:rFonts w:cstheme="minorHAnsi"/>
+                      <w:rFonts w:ascii="Arial" w:hAnsi="Arial" w:cs="Arial"/>
                       <w:sz w:val="18"/>
                       <w:szCs w:val="18"/>
                     </w:rPr>
@@ -2711,13 +2711,14 @@
                     <w:spacing w:line="276" w:lineRule="auto"/>
                     <w:jc w:val="right"/>
                     <w:rPr>
+                      <w:rFonts w:ascii="Arial" w:hAnsi="Arial" w:cs="Arial"/>
                       <w:sz w:val="18"/>
                       <w:szCs w:val="18"/>
                     </w:rPr>
                   </w:pPr>
                   <w:r>
                     <w:rPr>
-                      <w:rFonts w:cstheme="minorHAnsi"/>
+                      <w:rFonts w:ascii="Arial" w:hAnsi="Arial" w:cs="Arial"/>
                       <w:sz w:val="18"/>
                       <w:szCs w:val="18"/>
                     </w:rPr>
@@ -2726,7 +2727,7 @@
                   <w:proofErr w:type="spellStart"/>
                   <w:r>
                     <w:rPr>
-                      <w:rFonts w:cstheme="minorHAnsi"/>
+                      <w:rFonts w:ascii="Arial" w:hAnsi="Arial" w:cs="Arial"/>
                       <w:sz w:val="18"/>
                       <w:szCs w:val="18"/>
                     </w:rPr>
@@ -2735,7 +2736,7 @@
                   <w:proofErr w:type="spellEnd"/>
                   <w:r>
                     <w:rPr>
-                      <w:rFonts w:cstheme="minorHAnsi"/>
+                      <w:rFonts w:ascii="Arial" w:hAnsi="Arial" w:cs="Arial"/>
                       <w:sz w:val="18"/>
                       <w:szCs w:val="18"/>
                     </w:rPr>
@@ -2759,12 +2760,14 @@
                     <w:spacing w:line="276" w:lineRule="auto"/>
                     <w:jc w:val="center"/>
                     <w:rPr>
+                      <w:rFonts w:ascii="Arial" w:hAnsi="Arial" w:cs="Arial"/>
                       <w:sz w:val="18"/>
                       <w:szCs w:val="18"/>
                     </w:rPr>
                   </w:pPr>
                   <w:r>
                     <w:rPr>
+                      <w:rFonts w:ascii="Arial" w:hAnsi="Arial" w:cs="Arial"/>
                       <w:sz w:val="18"/>
                       <w:szCs w:val="18"/>
                     </w:rPr>
@@ -2774,6 +2777,7 @@
                   <w:proofErr w:type="gramStart"/>
                   <w:r>
                     <w:rPr>
+                      <w:rFonts w:ascii="Arial" w:hAnsi="Arial" w:cs="Arial"/>
                       <w:sz w:val="18"/>
                       <w:szCs w:val="18"/>
                     </w:rPr>
@@ -2782,28 +2786,16 @@
                   <w:proofErr w:type="spellEnd"/>
                   <w:r>
                     <w:rPr>
-                      <w:sz w:val="18"/>
-                      <w:szCs w:val="18"/>
-                    </w:rPr>
-                    <w:t>}</w:t>
-                  </w:r>
-                  <w:r>
-                    <w:rPr>
-                      <w:sz w:val="18"/>
-                      <w:szCs w:val="18"/>
-                    </w:rPr>
-                    <w:t xml:space="preserve"> </w:t>
-                  </w:r>
-                  <w:r>
-                    <w:rPr>
-                      <w:sz w:val="18"/>
-                      <w:szCs w:val="18"/>
-                    </w:rPr>
-                    <w:t xml:space="preserve"> {</w:t>
+                      <w:rFonts w:ascii="Arial" w:hAnsi="Arial" w:cs="Arial"/>
+                      <w:sz w:val="18"/>
+                      <w:szCs w:val="18"/>
+                    </w:rPr>
+                    <w:t>}  {</w:t>
                   </w:r>
                   <w:proofErr w:type="gramEnd"/>
                   <w:r>
                     <w:rPr>
+                      <w:rFonts w:ascii="Arial" w:hAnsi="Arial" w:cs="Arial"/>
                       <w:sz w:val="18"/>
                       <w:szCs w:val="18"/>
                     </w:rPr>
@@ -2812,6 +2804,7 @@
                   <w:proofErr w:type="spellStart"/>
                   <w:r>
                     <w:rPr>
+                      <w:rFonts w:ascii="Arial" w:hAnsi="Arial" w:cs="Arial"/>
                       <w:sz w:val="18"/>
                       <w:szCs w:val="18"/>
                     </w:rPr>
@@ -2820,6 +2813,7 @@
                   <w:proofErr w:type="spellEnd"/>
                   <w:r>
                     <w:rPr>
+                      <w:rFonts w:ascii="Arial" w:hAnsi="Arial" w:cs="Arial"/>
                       <w:sz w:val="18"/>
                       <w:szCs w:val="18"/>
                     </w:rPr>
@@ -2845,14 +2839,14 @@
                     </w:tabs>
                     <w:spacing w:before="80" w:line="276" w:lineRule="auto"/>
                     <w:rPr>
-                      <w:rFonts w:cstheme="minorHAnsi"/>
+                      <w:rFonts w:ascii="Arial" w:hAnsi="Arial" w:cs="Arial"/>
                       <w:sz w:val="18"/>
                       <w:szCs w:val="18"/>
                     </w:rPr>
                   </w:pPr>
                   <w:r>
                     <w:rPr>
-                      <w:rFonts w:cstheme="minorHAnsi"/>
+                      <w:rFonts w:ascii="Arial" w:hAnsi="Arial" w:cs="Arial"/>
                       <w:b/>
                       <w:bCs/>
                       <w:sz w:val="18"/>
@@ -2862,7 +2856,7 @@
                   </w:r>
                   <w:r>
                     <w:rPr>
-                      <w:rFonts w:cstheme="minorHAnsi"/>
+                      <w:rFonts w:ascii="Arial" w:hAnsi="Arial" w:cs="Arial"/>
                       <w:b/>
                       <w:bCs/>
                       <w:sz w:val="18"/>
@@ -2872,39 +2866,29 @@
                   </w:r>
                   <w:r>
                     <w:rPr>
-                      <w:rFonts w:cstheme="minorHAnsi"/>
+                      <w:rFonts w:ascii="Arial" w:hAnsi="Arial" w:cs="Arial"/>
                       <w:b/>
                       <w:bCs/>
                       <w:sz w:val="18"/>
                       <w:szCs w:val="18"/>
                     </w:rPr>
-                    <w:t>{</w:t>
-                  </w:r>
-                  <w:r>
-                    <w:rPr>
-                      <w:rFonts w:cstheme="minorHAnsi"/>
+                    <w:t>{/</w:t>
+                  </w:r>
+                  <w:proofErr w:type="spellStart"/>
+                  <w:r>
+                    <w:rPr>
+                      <w:rFonts w:ascii="Arial" w:hAnsi="Arial" w:cs="Arial"/>
                       <w:b/>
                       <w:bCs/>
                       <w:sz w:val="18"/>
                       <w:szCs w:val="18"/>
                     </w:rPr>
-                    <w:t>/</w:t>
-                  </w:r>
-                  <w:proofErr w:type="spellStart"/>
-                  <w:r>
-                    <w:rPr>
-                      <w:rFonts w:cstheme="minorHAnsi"/>
-                      <w:b/>
-                      <w:bCs/>
-                      <w:sz w:val="18"/>
-                      <w:szCs w:val="18"/>
-                    </w:rPr>
                     <w:t>isSampleBox</w:t>
                   </w:r>
                   <w:proofErr w:type="spellEnd"/>
                   <w:r>
                     <w:rPr>
-                      <w:rFonts w:cstheme="minorHAnsi"/>
+                      <w:rFonts w:ascii="Arial" w:hAnsi="Arial" w:cs="Arial"/>
                       <w:b/>
                       <w:bCs/>
                       <w:sz w:val="18"/>
@@ -3022,13 +3006,14 @@
                     </w:tabs>
                     <w:spacing w:line="276" w:lineRule="auto"/>
                     <w:rPr>
+                      <w:rFonts w:ascii="Arial" w:hAnsi="Arial" w:cs="Arial"/>
                       <w:sz w:val="18"/>
                       <w:szCs w:val="18"/>
                     </w:rPr>
                   </w:pPr>
                   <w:r>
                     <w:rPr>
-                      <w:rFonts w:cstheme="minorHAnsi"/>
+                      <w:rFonts w:ascii="Arial" w:hAnsi="Arial" w:cs="Arial"/>
                       <w:sz w:val="18"/>
                       <w:szCs w:val="18"/>
                     </w:rPr>
@@ -3037,22 +3022,15 @@
                   <w:proofErr w:type="gramStart"/>
                   <w:r>
                     <w:rPr>
-                      <w:rFonts w:cstheme="minorHAnsi"/>
-                      <w:sz w:val="18"/>
-                      <w:szCs w:val="18"/>
-                    </w:rPr>
-                    <w:t>sampleBox</w:t>
-                  </w:r>
-                  <w:r>
-                    <w:rPr>
-                      <w:rFonts w:cstheme="minorHAnsi"/>
-                      <w:sz w:val="18"/>
-                      <w:szCs w:val="18"/>
-                    </w:rPr>
-                    <w:t>}</w:t>
-                  </w:r>
-                  <w:r>
-                    <w:rPr>
+                      <w:rFonts w:ascii="Arial" w:hAnsi="Arial" w:cs="Arial"/>
+                      <w:sz w:val="18"/>
+                      <w:szCs w:val="18"/>
+                    </w:rPr>
+                    <w:t>sampleBox}</w:t>
+                  </w:r>
+                  <w:r>
+                    <w:rPr>
+                      <w:rFonts w:ascii="Arial" w:hAnsi="Arial" w:cs="Arial"/>
                       <w:sz w:val="18"/>
                       <w:szCs w:val="18"/>
                     </w:rPr>
@@ -3061,6 +3039,7 @@
                   <w:proofErr w:type="gramEnd"/>
                   <w:r>
                     <w:rPr>
+                      <w:rFonts w:ascii="Arial" w:hAnsi="Arial" w:cs="Arial"/>
                       <w:sz w:val="18"/>
                       <w:szCs w:val="18"/>
                     </w:rPr>
@@ -3069,6 +3048,7 @@
                   <w:proofErr w:type="gramStart"/>
                   <w:r>
                     <w:rPr>
+                      <w:rFonts w:ascii="Arial" w:hAnsi="Arial" w:cs="Arial"/>
                       <w:sz w:val="18"/>
                       <w:szCs w:val="18"/>
                     </w:rPr>
@@ -3077,6 +3057,7 @@
                   <w:proofErr w:type="gramEnd"/>
                   <w:r>
                     <w:rPr>
+                      <w:rFonts w:ascii="Arial" w:hAnsi="Arial" w:cs="Arial"/>
                       <w:sz w:val="18"/>
                       <w:szCs w:val="18"/>
                     </w:rPr>
@@ -3085,6 +3066,7 @@
                   <w:proofErr w:type="gramStart"/>
                   <w:r>
                     <w:rPr>
+                      <w:rFonts w:ascii="Arial" w:hAnsi="Arial" w:cs="Arial"/>
                       <w:sz w:val="18"/>
                       <w:szCs w:val="18"/>
                     </w:rPr>
@@ -3093,6 +3075,7 @@
                   <w:proofErr w:type="gramEnd"/>
                   <w:r>
                     <w:rPr>
+                      <w:rFonts w:ascii="Arial" w:hAnsi="Arial" w:cs="Arial"/>
                       <w:sz w:val="18"/>
                       <w:szCs w:val="18"/>
                     </w:rPr>
@@ -3101,6 +3084,7 @@
                   <w:proofErr w:type="spellStart"/>
                   <w:r>
                     <w:rPr>
+                      <w:rFonts w:ascii="Arial" w:hAnsi="Arial" w:cs="Arial"/>
                       <w:sz w:val="18"/>
                       <w:szCs w:val="18"/>
                     </w:rPr>
@@ -3109,6 +3093,7 @@
                   <w:proofErr w:type="spellEnd"/>
                   <w:r>
                     <w:rPr>
+                      <w:rFonts w:ascii="Arial" w:hAnsi="Arial" w:cs="Arial"/>
                       <w:sz w:val="18"/>
                       <w:szCs w:val="18"/>
                     </w:rPr>
@@ -3117,6 +3102,7 @@
                   <w:proofErr w:type="spellStart"/>
                   <w:r>
                     <w:rPr>
+                      <w:rFonts w:ascii="Arial" w:hAnsi="Arial" w:cs="Arial"/>
                       <w:sz w:val="18"/>
                       <w:szCs w:val="18"/>
                     </w:rPr>
@@ -3125,6 +3111,7 @@
                   <w:proofErr w:type="spellEnd"/>
                   <w:r>
                     <w:rPr>
+                      <w:rFonts w:ascii="Arial" w:hAnsi="Arial" w:cs="Arial"/>
                       <w:sz w:val="18"/>
                       <w:szCs w:val="18"/>
                     </w:rPr>
@@ -3149,14 +3136,14 @@
                     <w:spacing w:line="276" w:lineRule="auto"/>
                     <w:jc w:val="center"/>
                     <w:rPr>
-                      <w:rFonts w:cstheme="minorHAnsi"/>
+                      <w:rFonts w:ascii="Arial" w:hAnsi="Arial" w:cs="Arial"/>
                       <w:sz w:val="18"/>
                       <w:szCs w:val="18"/>
                     </w:rPr>
                   </w:pPr>
                   <w:r>
                     <w:rPr>
-                      <w:rFonts w:cstheme="minorHAnsi"/>
+                      <w:rFonts w:ascii="Arial" w:hAnsi="Arial" w:cs="Arial"/>
                       <w:sz w:val="18"/>
                       <w:szCs w:val="18"/>
                     </w:rPr>
@@ -3166,7 +3153,7 @@
                   <w:proofErr w:type="gramStart"/>
                   <w:r>
                     <w:rPr>
-                      <w:rFonts w:cstheme="minorHAnsi"/>
+                      <w:rFonts w:ascii="Arial" w:hAnsi="Arial" w:cs="Arial"/>
                       <w:sz w:val="18"/>
                       <w:szCs w:val="18"/>
                     </w:rPr>
@@ -3175,7 +3162,7 @@
                   <w:proofErr w:type="spellEnd"/>
                   <w:r>
                     <w:rPr>
-                      <w:rFonts w:cstheme="minorHAnsi"/>
+                      <w:rFonts w:ascii="Arial" w:hAnsi="Arial" w:cs="Arial"/>
                       <w:sz w:val="18"/>
                       <w:szCs w:val="18"/>
                     </w:rPr>
@@ -3184,7 +3171,7 @@
                   <w:proofErr w:type="spellStart"/>
                   <w:r>
                     <w:rPr>
-                      <w:rFonts w:cstheme="minorHAnsi"/>
+                      <w:rFonts w:ascii="Arial" w:hAnsi="Arial" w:cs="Arial"/>
                       <w:sz w:val="18"/>
                       <w:szCs w:val="18"/>
                     </w:rPr>
@@ -3193,32 +3180,16 @@
                   <w:proofErr w:type="spellEnd"/>
                   <w:r>
                     <w:rPr>
-                      <w:rFonts w:cstheme="minorHAnsi"/>
-                      <w:sz w:val="18"/>
-                      <w:szCs w:val="18"/>
-                    </w:rPr>
-                    <w:t xml:space="preserve">} </w:t>
-                  </w:r>
-                  <w:r>
-                    <w:rPr>
-                      <w:rFonts w:cstheme="minorHAnsi"/>
-                      <w:sz w:val="18"/>
-                      <w:szCs w:val="18"/>
-                    </w:rPr>
-                    <w:t xml:space="preserve"> </w:t>
-                  </w:r>
-                  <w:r>
-                    <w:rPr>
-                      <w:rFonts w:cstheme="minorHAnsi"/>
-                      <w:sz w:val="18"/>
-                      <w:szCs w:val="18"/>
-                    </w:rPr>
-                    <w:t>{</w:t>
+                      <w:rFonts w:ascii="Arial" w:hAnsi="Arial" w:cs="Arial"/>
+                      <w:sz w:val="18"/>
+                      <w:szCs w:val="18"/>
+                    </w:rPr>
+                    <w:t>}  {</w:t>
                   </w:r>
                   <w:proofErr w:type="spellStart"/>
                   <w:r>
                     <w:rPr>
-                      <w:rFonts w:cstheme="minorHAnsi"/>
+                      <w:rFonts w:ascii="Arial" w:hAnsi="Arial" w:cs="Arial"/>
                       <w:sz w:val="18"/>
                       <w:szCs w:val="18"/>
                     </w:rPr>
@@ -3227,7 +3198,7 @@
                   <w:proofErr w:type="spellEnd"/>
                   <w:r>
                     <w:rPr>
-                      <w:rFonts w:cstheme="minorHAnsi"/>
+                      <w:rFonts w:ascii="Arial" w:hAnsi="Arial" w:cs="Arial"/>
                       <w:sz w:val="18"/>
                       <w:szCs w:val="18"/>
                     </w:rPr>
@@ -3237,7 +3208,7 @@
                   <w:proofErr w:type="gramEnd"/>
                   <w:r>
                     <w:rPr>
-                      <w:rFonts w:cstheme="minorHAnsi"/>
+                      <w:rFonts w:ascii="Arial" w:hAnsi="Arial" w:cs="Arial"/>
                       <w:sz w:val="18"/>
                       <w:szCs w:val="18"/>
                     </w:rPr>
@@ -3246,7 +3217,7 @@
                   <w:proofErr w:type="spellEnd"/>
                   <w:r>
                     <w:rPr>
-                      <w:rFonts w:cstheme="minorHAnsi"/>
+                      <w:rFonts w:ascii="Arial" w:hAnsi="Arial" w:cs="Arial"/>
                       <w:sz w:val="18"/>
                       <w:szCs w:val="18"/>
                     </w:rPr>
@@ -3271,7 +3242,7 @@
                     <w:spacing w:line="276" w:lineRule="auto"/>
                     <w:jc w:val="right"/>
                     <w:rPr>
-                      <w:rFonts w:cstheme="minorHAnsi"/>
+                      <w:rFonts w:ascii="Arial" w:hAnsi="Arial" w:cs="Arial"/>
                       <w:sz w:val="18"/>
                       <w:szCs w:val="18"/>
                     </w:rPr>
@@ -3295,7 +3266,7 @@
                     <w:spacing w:line="276" w:lineRule="auto"/>
                     <w:jc w:val="right"/>
                     <w:rPr>
-                      <w:rFonts w:cstheme="minorHAnsi"/>
+                      <w:rFonts w:ascii="Arial" w:hAnsi="Arial" w:cs="Arial"/>
                       <w:sz w:val="18"/>
                       <w:szCs w:val="18"/>
                     </w:rPr>
@@ -3319,7 +3290,7 @@
                     <w:spacing w:line="276" w:lineRule="auto"/>
                     <w:jc w:val="right"/>
                     <w:rPr>
-                      <w:rFonts w:cstheme="minorHAnsi"/>
+                      <w:rFonts w:ascii="Arial" w:hAnsi="Arial" w:cs="Arial"/>
                       <w:sz w:val="18"/>
                       <w:szCs w:val="18"/>
                     </w:rPr>
@@ -3342,13 +3313,14 @@
                     <w:spacing w:line="276" w:lineRule="auto"/>
                     <w:jc w:val="center"/>
                     <w:rPr>
+                      <w:rFonts w:ascii="Arial" w:hAnsi="Arial" w:cs="Arial"/>
                       <w:sz w:val="18"/>
                       <w:szCs w:val="18"/>
                     </w:rPr>
                   </w:pPr>
                   <w:r>
                     <w:rPr>
-                      <w:rFonts w:cstheme="minorHAnsi"/>
+                      <w:rFonts w:ascii="Arial" w:hAnsi="Arial" w:cs="Arial"/>
                       <w:sz w:val="18"/>
                       <w:szCs w:val="18"/>
                     </w:rPr>
@@ -3356,7 +3328,7 @@
                   </w:r>
                   <w:r>
                     <w:rPr>
-                      <w:rFonts w:cstheme="minorHAnsi"/>
+                      <w:rFonts w:ascii="Arial" w:hAnsi="Arial" w:cs="Arial"/>
                       <w:sz w:val="18"/>
                       <w:szCs w:val="18"/>
                     </w:rPr>
@@ -3365,7 +3337,7 @@
                   <w:proofErr w:type="spellStart"/>
                   <w:r>
                     <w:rPr>
-                      <w:rFonts w:cstheme="minorHAnsi"/>
+                      <w:rFonts w:ascii="Arial" w:hAnsi="Arial" w:cs="Arial"/>
                       <w:sz w:val="18"/>
                       <w:szCs w:val="18"/>
                     </w:rPr>
@@ -3374,7 +3346,7 @@
                   <w:proofErr w:type="spellEnd"/>
                   <w:r>
                     <w:rPr>
-                      <w:rFonts w:cstheme="minorHAnsi"/>
+                      <w:rFonts w:ascii="Arial" w:hAnsi="Arial" w:cs="Arial"/>
                       <w:sz w:val="18"/>
                       <w:szCs w:val="18"/>
                     </w:rPr>

--- a/electron/database/generate-document/templates/packing.docx
+++ b/electron/database/generate-document/templates/packing.docx
@@ -3026,15 +3026,7 @@
                       <w:sz w:val="18"/>
                       <w:szCs w:val="18"/>
                     </w:rPr>
-                    <w:t>sampleBox}</w:t>
-                  </w:r>
-                  <w:r>
-                    <w:rPr>
-                      <w:rFonts w:ascii="Arial" w:hAnsi="Arial" w:cs="Arial"/>
-                      <w:sz w:val="18"/>
-                      <w:szCs w:val="18"/>
-                    </w:rPr>
-                    <w:t>{</w:t>
+                    <w:t>sampleBox}{</w:t>
                   </w:r>
                   <w:proofErr w:type="gramEnd"/>
                   <w:r>
@@ -3247,6 +3239,14 @@
                       <w:szCs w:val="18"/>
                     </w:rPr>
                   </w:pPr>
+                  <w:r>
+                    <w:rPr>
+                      <w:rFonts w:ascii="Arial" w:hAnsi="Arial" w:cs="Arial"/>
+                      <w:sz w:val="18"/>
+                      <w:szCs w:val="18"/>
+                    </w:rPr>
+                    <w:t>{quantity}</w:t>
+                  </w:r>
                 </w:p>
               </w:tc>
               <w:tc>
@@ -3271,6 +3271,32 @@
                       <w:szCs w:val="18"/>
                     </w:rPr>
                   </w:pPr>
+                  <w:r>
+                    <w:rPr>
+                      <w:rFonts w:ascii="Arial" w:hAnsi="Arial" w:cs="Arial"/>
+                      <w:sz w:val="18"/>
+                      <w:szCs w:val="18"/>
+                    </w:rPr>
+                    <w:t>{</w:t>
+                  </w:r>
+                  <w:proofErr w:type="spellStart"/>
+                  <w:r>
+                    <w:rPr>
+                      <w:rFonts w:ascii="Arial" w:hAnsi="Arial" w:cs="Arial"/>
+                      <w:sz w:val="18"/>
+                      <w:szCs w:val="18"/>
+                    </w:rPr>
+                    <w:t>netWeight</w:t>
+                  </w:r>
+                  <w:proofErr w:type="spellEnd"/>
+                  <w:r>
+                    <w:rPr>
+                      <w:rFonts w:ascii="Arial" w:hAnsi="Arial" w:cs="Arial"/>
+                      <w:sz w:val="18"/>
+                      <w:szCs w:val="18"/>
+                    </w:rPr>
+                    <w:t>}</w:t>
+                  </w:r>
                 </w:p>
               </w:tc>
               <w:tc>
@@ -3295,6 +3321,32 @@
                       <w:szCs w:val="18"/>
                     </w:rPr>
                   </w:pPr>
+                  <w:r>
+                    <w:rPr>
+                      <w:rFonts w:ascii="Arial" w:hAnsi="Arial" w:cs="Arial"/>
+                      <w:sz w:val="18"/>
+                      <w:szCs w:val="18"/>
+                    </w:rPr>
+                    <w:t>{</w:t>
+                  </w:r>
+                  <w:proofErr w:type="spellStart"/>
+                  <w:r>
+                    <w:rPr>
+                      <w:rFonts w:ascii="Arial" w:hAnsi="Arial" w:cs="Arial"/>
+                      <w:sz w:val="18"/>
+                      <w:szCs w:val="18"/>
+                    </w:rPr>
+                    <w:t>grossWeight</w:t>
+                  </w:r>
+                  <w:proofErr w:type="spellEnd"/>
+                  <w:r>
+                    <w:rPr>
+                      <w:rFonts w:ascii="Arial" w:hAnsi="Arial" w:cs="Arial"/>
+                      <w:sz w:val="18"/>
+                      <w:szCs w:val="18"/>
+                    </w:rPr>
+                    <w:t>}</w:t>
+                  </w:r>
                 </w:p>
               </w:tc>
               <w:tc>
@@ -3324,15 +3376,25 @@
                       <w:sz w:val="18"/>
                       <w:szCs w:val="18"/>
                     </w:rPr>
-                    <w:t xml:space="preserve">  </w:t>
-                  </w:r>
-                  <w:r>
-                    <w:rPr>
-                      <w:rFonts w:ascii="Arial" w:hAnsi="Arial" w:cs="Arial"/>
-                      <w:sz w:val="18"/>
-                      <w:szCs w:val="18"/>
-                    </w:rPr>
-                    <w:t xml:space="preserve"> {/</w:t>
+                    <w:t>{</w:t>
+                  </w:r>
+                  <w:proofErr w:type="spellStart"/>
+                  <w:r>
+                    <w:rPr>
+                      <w:rFonts w:ascii="Arial" w:hAnsi="Arial" w:cs="Arial"/>
+                      <w:sz w:val="18"/>
+                      <w:szCs w:val="18"/>
+                    </w:rPr>
+                    <w:t>sizeInch</w:t>
+                  </w:r>
+                  <w:proofErr w:type="spellEnd"/>
+                  <w:r>
+                    <w:rPr>
+                      <w:rFonts w:ascii="Arial" w:hAnsi="Arial" w:cs="Arial"/>
+                      <w:sz w:val="18"/>
+                      <w:szCs w:val="18"/>
+                    </w:rPr>
+                    <w:t>}{/</w:t>
                   </w:r>
                   <w:proofErr w:type="spellStart"/>
                   <w:r>

--- a/electron/database/generate-document/templates/packing.docx
+++ b/electron/database/generate-document/templates/packing.docx
@@ -136,7 +136,25 @@
                 <w:sz w:val="20"/>
                 <w:szCs w:val="20"/>
               </w:rPr>
-              <w:t>ALFA ICA (I) LTD.</w:t>
+              <w:t>{#</w:t>
+            </w:r>
+            <w:proofErr w:type="gramStart"/>
+            <w:r>
+              <w:rPr>
+                <w:rFonts w:cstheme="minorHAnsi"/>
+                <w:sz w:val="20"/>
+                <w:szCs w:val="20"/>
+              </w:rPr>
+              <w:t>companyData}{</w:t>
+            </w:r>
+            <w:proofErr w:type="gramEnd"/>
+            <w:r>
+              <w:rPr>
+                <w:rFonts w:cstheme="minorHAnsi"/>
+                <w:sz w:val="20"/>
+                <w:szCs w:val="20"/>
+              </w:rPr>
+              <w:t>companyName}</w:t>
             </w:r>
           </w:p>
           <w:p>
@@ -150,27 +168,164 @@
             <w:r>
               <w:rPr>
                 <w:rFonts w:cstheme="minorHAnsi"/>
-                <w:sz w:val="20"/>
-                <w:szCs w:val="20"/>
-              </w:rPr>
-              <w:t>ALFA PALAZZO    NR SHIVRANJANI X ROAD,</w:t>
-            </w:r>
-          </w:p>
-          <w:p>
-            <w:pPr>
-              <w:rPr>
-                <w:rFonts w:cstheme="minorHAnsi"/>
-                <w:sz w:val="20"/>
-                <w:szCs w:val="20"/>
-              </w:rPr>
-            </w:pPr>
-            <w:r>
-              <w:rPr>
-                <w:rFonts w:cstheme="minorHAnsi"/>
-                <w:sz w:val="20"/>
-                <w:szCs w:val="20"/>
-              </w:rPr>
-              <w:t>AHMEDABAD    380 015.    GUJARAT    INDIA</w:t>
+                <w:bCs/>
+                <w:sz w:val="20"/>
+                <w:szCs w:val="20"/>
+              </w:rPr>
+              <w:t xml:space="preserve">{companyAddressLine1} </w:t>
+            </w:r>
+            <w:proofErr w:type="gramStart"/>
+            <w:r>
+              <w:rPr>
+                <w:rFonts w:cstheme="minorHAnsi"/>
+                <w:bCs/>
+                <w:sz w:val="20"/>
+                <w:szCs w:val="20"/>
+              </w:rPr>
+              <w:t xml:space="preserve">   {</w:t>
+            </w:r>
+            <w:proofErr w:type="gramEnd"/>
+            <w:r>
+              <w:rPr>
+                <w:rFonts w:cstheme="minorHAnsi"/>
+                <w:bCs/>
+                <w:sz w:val="20"/>
+                <w:szCs w:val="20"/>
+              </w:rPr>
+              <w:t>companyAddressLine2</w:t>
+            </w:r>
+            <w:proofErr w:type="gramStart"/>
+            <w:r>
+              <w:rPr>
+                <w:rFonts w:cstheme="minorHAnsi"/>
+                <w:bCs/>
+                <w:sz w:val="20"/>
+                <w:szCs w:val="20"/>
+              </w:rPr>
+              <w:t>},      {</w:t>
+            </w:r>
+            <w:proofErr w:type="spellStart"/>
+            <w:r>
+              <w:rPr>
+                <w:rFonts w:cstheme="minorHAnsi"/>
+                <w:bCs/>
+                <w:sz w:val="20"/>
+                <w:szCs w:val="20"/>
+              </w:rPr>
+              <w:t>companyCity</w:t>
+            </w:r>
+            <w:proofErr w:type="spellEnd"/>
+            <w:r>
+              <w:rPr>
+                <w:rFonts w:cstheme="minorHAnsi"/>
+                <w:bCs/>
+                <w:sz w:val="20"/>
+                <w:szCs w:val="20"/>
+              </w:rPr>
+              <w:t xml:space="preserve">}   </w:t>
+            </w:r>
+            <w:proofErr w:type="gramEnd"/>
+            <w:r>
+              <w:rPr>
+                <w:rFonts w:cstheme="minorHAnsi"/>
+                <w:bCs/>
+                <w:sz w:val="20"/>
+                <w:szCs w:val="20"/>
+              </w:rPr>
+              <w:t xml:space="preserve"> {</w:t>
+            </w:r>
+            <w:proofErr w:type="spellStart"/>
+            <w:proofErr w:type="gramStart"/>
+            <w:r>
+              <w:rPr>
+                <w:rFonts w:cstheme="minorHAnsi"/>
+                <w:bCs/>
+                <w:sz w:val="20"/>
+                <w:szCs w:val="20"/>
+              </w:rPr>
+              <w:t>companyPostalCode</w:t>
+            </w:r>
+            <w:proofErr w:type="spellEnd"/>
+            <w:r>
+              <w:rPr>
+                <w:rFonts w:cstheme="minorHAnsi"/>
+                <w:bCs/>
+                <w:sz w:val="20"/>
+                <w:szCs w:val="20"/>
+              </w:rPr>
+              <w:t xml:space="preserve">}   </w:t>
+            </w:r>
+            <w:proofErr w:type="gramEnd"/>
+            <w:r>
+              <w:rPr>
+                <w:rFonts w:cstheme="minorHAnsi"/>
+                <w:bCs/>
+                <w:sz w:val="20"/>
+                <w:szCs w:val="20"/>
+              </w:rPr>
+              <w:t>{</w:t>
+            </w:r>
+            <w:proofErr w:type="spellStart"/>
+            <w:proofErr w:type="gramStart"/>
+            <w:r>
+              <w:rPr>
+                <w:rFonts w:cstheme="minorHAnsi"/>
+                <w:bCs/>
+                <w:sz w:val="20"/>
+                <w:szCs w:val="20"/>
+              </w:rPr>
+              <w:t>companyState</w:t>
+            </w:r>
+            <w:proofErr w:type="spellEnd"/>
+            <w:r>
+              <w:rPr>
+                <w:rFonts w:cstheme="minorHAnsi"/>
+                <w:bCs/>
+                <w:sz w:val="20"/>
+                <w:szCs w:val="20"/>
+              </w:rPr>
+              <w:t xml:space="preserve">}   </w:t>
+            </w:r>
+            <w:proofErr w:type="gramEnd"/>
+            <w:r>
+              <w:rPr>
+                <w:rFonts w:cstheme="minorHAnsi"/>
+                <w:bCs/>
+                <w:sz w:val="20"/>
+                <w:szCs w:val="20"/>
+              </w:rPr>
+              <w:t xml:space="preserve"> {</w:t>
+            </w:r>
+            <w:proofErr w:type="spellStart"/>
+            <w:r>
+              <w:rPr>
+                <w:rFonts w:cstheme="minorHAnsi"/>
+                <w:bCs/>
+                <w:sz w:val="20"/>
+                <w:szCs w:val="20"/>
+              </w:rPr>
+              <w:t>companyCountry</w:t>
+            </w:r>
+            <w:proofErr w:type="spellEnd"/>
+            <w:proofErr w:type="gramStart"/>
+            <w:r>
+              <w:rPr>
+                <w:rFonts w:cstheme="minorHAnsi"/>
+                <w:bCs/>
+                <w:sz w:val="20"/>
+                <w:szCs w:val="20"/>
+              </w:rPr>
+              <w:t>}{</w:t>
+            </w:r>
+            <w:proofErr w:type="gramEnd"/>
+            <w:r>
+              <w:rPr>
+                <w:rFonts w:cstheme="minorHAnsi"/>
+                <w:bCs/>
+                <w:sz w:val="20"/>
+                <w:szCs w:val="20"/>
+              </w:rPr>
+              <w:t>/}</w:t>
             </w:r>
           </w:p>
         </w:tc>
@@ -3712,6 +3867,7 @@
                       <w:sz w:val="20"/>
                       <w:szCs w:val="20"/>
                     </w:rPr>
+                    <w:lastRenderedPageBreak/>
                     <w:t xml:space="preserve">Total Gross Weight: </w:t>
                   </w:r>
                 </w:p>
@@ -3737,6 +3893,7 @@
                       <w:sz w:val="20"/>
                       <w:szCs w:val="20"/>
                     </w:rPr>
+                    <w:lastRenderedPageBreak/>
                     <w:t>{</w:t>
                   </w:r>
                   <w:proofErr w:type="spellStart"/>
@@ -3775,6 +3932,7 @@
                       <w:sz w:val="20"/>
                       <w:szCs w:val="20"/>
                     </w:rPr>
+                    <w:lastRenderedPageBreak/>
                     <w:t>{</w:t>
                   </w:r>
                   <w:proofErr w:type="spellStart"/>
@@ -4357,12 +4515,8 @@
       </w:pPr>
     </w:p>
     <w:sectPr>
-      <w:headerReference w:type="even" r:id="rId8"/>
-      <w:headerReference w:type="default" r:id="rId9"/>
-      <w:footerReference w:type="even" r:id="rId10"/>
-      <w:footerReference w:type="default" r:id="rId11"/>
-      <w:headerReference w:type="first" r:id="rId12"/>
-      <w:footerReference w:type="first" r:id="rId13"/>
+      <w:headerReference w:type="default" r:id="rId8"/>
+      <w:footerReference w:type="default" r:id="rId9"/>
       <w:pgSz w:w="12240" w:h="15840" w:code="1"/>
       <w:pgMar w:top="482" w:right="567" w:bottom="1701" w:left="567" w:header="198" w:footer="510" w:gutter="0"/>
       <w:pgBorders w:offsetFrom="page">
@@ -4404,16 +4558,6 @@
 </file>
 
 <file path=word/footer1.xml><?xml version="1.0" encoding="utf-8"?>
-<w:ftr xmlns:wpc="http://schemas.microsoft.com/office/word/2010/wordprocessingCanvas" xmlns:cx="http://schemas.microsoft.com/office/drawing/2014/chartex" xmlns:cx1="http://schemas.microsoft.com/office/drawing/2015/9/8/chartex" xmlns:cx2="http://schemas.microsoft.com/office/drawing/2015/10/21/chartex" xmlns:cx3="http://schemas.microsoft.com/office/drawing/2016/5/9/chartex" xmlns:cx4="http://schemas.microsoft.com/office/drawing/2016/5/10/chartex" xmlns:cx5="http://schemas.microsoft.com/office/drawing/2016/5/11/chartex" xmlns:cx6="http://schemas.microsoft.com/office/drawing/2016/5/12/chartex" xmlns:cx7="http://schemas.microsoft.com/office/drawing/2016/5/13/chartex" xmlns:cx8="http://schemas.microsoft.com/office/drawing/2016/5/14/chartex" xmlns:mc="http://schemas.openxmlformats.org/markup-compatibility/2006" xmlns:aink="http://schemas.microsoft.com/office/drawing/2016/ink" xmlns:am3d="http://schemas.microsoft.com/office/drawing/2017/model3d" xmlns:o="urn:schemas-microsoft-com:office:office" xmlns:oel="http://schemas.microsoft.com/office/2019/extlst" xmlns:r="http://schemas.openxmlformats.org/officeDocument/2006/relationships" xmlns:m="http://schemas.openxmlformats.org/officeDocument/2006/math" xmlns:v="urn:schemas-microsoft-com:vml" xmlns:wp14="http://schemas.microsoft.com/office/word/2010/wordprocessingDrawing" xmlns:wp="http://schemas.openxmlformats.org/drawingml/2006/wordprocessingDrawing" xmlns:w10="urn:schemas-microsoft-com:office:word" xmlns:w="http://schemas.openxmlformats.org/wordprocessingml/2006/main" xmlns:w14="http://schemas.microsoft.com/office/word/2010/wordml" xmlns:w15="http://schemas.microsoft.com/office/word/2012/wordml" xmlns:w16cex="http://schemas.microsoft.com/office/word/2018/wordml/cex" xmlns:w16cid="http://schemas.microsoft.com/office/word/2016/wordml/cid" xmlns:w16="http://schemas.microsoft.com/office/word/2018/wordml" xmlns:w16du="http://schemas.microsoft.com/office/word/2023/wordml/word16du" xmlns:w16sdtdh="http://schemas.microsoft.com/office/word/2020/wordml/sdtdatahash" xmlns:w16sdtfl="http://schemas.microsoft.com/office/word/2024/wordml/sdtformatlock" xmlns:w16se="http://schemas.microsoft.com/office/word/2015/wordml/symex" xmlns:wpg="http://schemas.microsoft.com/office/word/2010/wordprocessingGroup" xmlns:wpi="http://schemas.microsoft.com/office/word/2010/wordprocessingInk" xmlns:wne="http://schemas.microsoft.com/office/word/2006/wordml" xmlns:wps="http://schemas.microsoft.com/office/word/2010/wordprocessingShape" mc:Ignorable="w14 w15 w16se w16cid w16 w16cex w16sdtdh w16sdtfl w16du wp14">
-  <w:p>
-    <w:pPr>
-      <w:pStyle w:val="Footer"/>
-    </w:pPr>
-  </w:p>
-</w:ftr>
-</file>
-
-<file path=word/footer2.xml><?xml version="1.0" encoding="utf-8"?>
 <w:ftr xmlns:wpc="http://schemas.microsoft.com/office/word/2010/wordprocessingCanvas" xmlns:cx="http://schemas.microsoft.com/office/drawing/2014/chartex" xmlns:cx1="http://schemas.microsoft.com/office/drawing/2015/9/8/chartex" xmlns:cx2="http://schemas.microsoft.com/office/drawing/2015/10/21/chartex" xmlns:cx3="http://schemas.microsoft.com/office/drawing/2016/5/9/chartex" xmlns:cx4="http://schemas.microsoft.com/office/drawing/2016/5/10/chartex" xmlns:cx5="http://schemas.microsoft.com/office/drawing/2016/5/11/chartex" xmlns:cx6="http://schemas.microsoft.com/office/drawing/2016/5/12/chartex" xmlns:cx7="http://schemas.microsoft.com/office/drawing/2016/5/13/chartex" xmlns:cx8="http://schemas.microsoft.com/office/drawing/2016/5/14/chartex" xmlns:mc="http://schemas.openxmlformats.org/markup-compatibility/2006" xmlns:aink="http://schemas.microsoft.com/office/drawing/2016/ink" xmlns:am3d="http://schemas.microsoft.com/office/drawing/2017/model3d" xmlns:o="urn:schemas-microsoft-com:office:office" xmlns:oel="http://schemas.microsoft.com/office/2019/extlst" xmlns:r="http://schemas.openxmlformats.org/officeDocument/2006/relationships" xmlns:m="http://schemas.openxmlformats.org/officeDocument/2006/math" xmlns:v="urn:schemas-microsoft-com:vml" xmlns:wp14="http://schemas.microsoft.com/office/word/2010/wordprocessingDrawing" xmlns:wp="http://schemas.openxmlformats.org/drawingml/2006/wordprocessingDrawing" xmlns:w10="urn:schemas-microsoft-com:office:word" xmlns:w="http://schemas.openxmlformats.org/wordprocessingml/2006/main" xmlns:w14="http://schemas.microsoft.com/office/word/2010/wordml" xmlns:w15="http://schemas.microsoft.com/office/word/2012/wordml" xmlns:w16cex="http://schemas.microsoft.com/office/word/2018/wordml/cex" xmlns:w16cid="http://schemas.microsoft.com/office/word/2016/wordml/cid" xmlns:w16="http://schemas.microsoft.com/office/word/2018/wordml" xmlns:w16du="http://schemas.microsoft.com/office/word/2023/wordml/word16du" xmlns:w16sdtdh="http://schemas.microsoft.com/office/word/2020/wordml/sdtdatahash" xmlns:w16sdtfl="http://schemas.microsoft.com/office/word/2024/wordml/sdtformatlock" xmlns:w16se="http://schemas.microsoft.com/office/word/2015/wordml/symex" xmlns:wpg="http://schemas.microsoft.com/office/word/2010/wordprocessingGroup" xmlns:wpi="http://schemas.microsoft.com/office/word/2010/wordprocessingInk" xmlns:wne="http://schemas.microsoft.com/office/word/2006/wordml" xmlns:wps="http://schemas.microsoft.com/office/word/2010/wordprocessingShape" mc:Ignorable="w14 w15 w16se w16cid w16 w16cex w16sdtdh w16sdtfl w16du wp14">
   <w:p>
     <w:pPr>
@@ -4597,33 +4741,59 @@
       <w:rPr>
         <w:b/>
         <w:bCs/>
-        <w:spacing w:val="60"/>
+        <w:kern w:val="0"/>
+        <w:sz w:val="12"/>
+        <w:szCs w:val="12"/>
+        <w14:ligatures w14:val="none"/>
       </w:rPr>
-      <w:t>ALFA</w:t>
+      <w:t>{#</w:t>
+    </w:r>
+    <w:proofErr w:type="gramStart"/>
+    <w:r>
+      <w:rPr>
+        <w:rFonts w:cs="Calibri"/>
+        <w:kern w:val="0"/>
+        <w:sz w:val="12"/>
+        <w:szCs w:val="12"/>
+        <w14:ligatures w14:val="none"/>
+      </w:rPr>
+      <w:t>companyData</w:t>
+    </w:r>
+    <w:r>
+      <w:rPr>
+        <w:b/>
+        <w:bCs/>
+        <w:kern w:val="0"/>
+        <w:sz w:val="12"/>
+        <w:szCs w:val="12"/>
+        <w14:ligatures w14:val="none"/>
+      </w:rPr>
+      <w:t>}</w:t>
     </w:r>
     <w:r>
       <w:rPr>
         <w:b/>
         <w:bCs/>
         <w:spacing w:val="60"/>
+        <w:kern w:val="0"/>
+        <w:sz w:val="20"/>
+        <w:szCs w:val="20"/>
+        <w14:ligatures w14:val="none"/>
       </w:rPr>
-      <w:t xml:space="preserve">  </w:t>
+      <w:t>{</w:t>
     </w:r>
+    <w:proofErr w:type="gramEnd"/>
     <w:r>
       <w:rPr>
         <w:b/>
         <w:bCs/>
         <w:spacing w:val="60"/>
+        <w:kern w:val="0"/>
+        <w:sz w:val="20"/>
+        <w:szCs w:val="20"/>
+        <w14:ligatures w14:val="none"/>
       </w:rPr>
-      <w:t xml:space="preserve"> ICA</w:t>
-    </w:r>
-    <w:r>
-      <w:rPr>
-        <w:b/>
-        <w:bCs/>
-        <w:spacing w:val="60"/>
-      </w:rPr>
-      <w:t xml:space="preserve"> </w:t>
+      <w:t>companyName</w:t>
     </w:r>
     <w:proofErr w:type="gramStart"/>
     <w:r>
@@ -4631,73 +4801,35 @@
         <w:b/>
         <w:bCs/>
         <w:spacing w:val="60"/>
+        <w:kern w:val="0"/>
+        <w:sz w:val="20"/>
+        <w:szCs w:val="20"/>
+        <w14:ligatures w14:val="none"/>
       </w:rPr>
-      <w:t xml:space="preserve"> </w:t>
+      <w:t>}</w:t>
     </w:r>
     <w:r>
       <w:rPr>
         <w:b/>
         <w:bCs/>
-        <w:spacing w:val="60"/>
+        <w:kern w:val="0"/>
+        <w:sz w:val="12"/>
+        <w:szCs w:val="12"/>
+        <w14:ligatures w14:val="none"/>
       </w:rPr>
-      <w:t xml:space="preserve"> </w:t>
-    </w:r>
-    <w:r>
-      <w:rPr>
-        <w:b/>
-        <w:bCs/>
-        <w:spacing w:val="60"/>
-      </w:rPr>
-      <w:t xml:space="preserve"> </w:t>
-    </w:r>
-    <w:r>
-      <w:rPr>
-        <w:b/>
-        <w:bCs/>
-        <w:spacing w:val="60"/>
-      </w:rPr>
-      <w:t>(</w:t>
+      <w:t>{</w:t>
     </w:r>
     <w:proofErr w:type="gramEnd"/>
     <w:r>
       <w:rPr>
         <w:b/>
         <w:bCs/>
-        <w:spacing w:val="60"/>
+        <w:kern w:val="0"/>
+        <w:sz w:val="12"/>
+        <w:szCs w:val="12"/>
+        <w14:ligatures w14:val="none"/>
       </w:rPr>
-      <w:t>I)</w:t>
-    </w:r>
-    <w:r>
-      <w:rPr>
-        <w:b/>
-        <w:bCs/>
-        <w:spacing w:val="60"/>
-      </w:rPr>
-      <w:t xml:space="preserve"> </w:t>
-    </w:r>
-    <w:r>
-      <w:rPr>
-        <w:b/>
-        <w:bCs/>
-        <w:spacing w:val="60"/>
-      </w:rPr>
-      <w:t xml:space="preserve"> </w:t>
-    </w:r>
-    <w:r>
-      <w:rPr>
-        <w:b/>
-        <w:bCs/>
-        <w:spacing w:val="60"/>
-      </w:rPr>
-      <w:t xml:space="preserve"> </w:t>
-    </w:r>
-    <w:r>
-      <w:rPr>
-        <w:b/>
-        <w:bCs/>
-        <w:spacing w:val="60"/>
-      </w:rPr>
-      <w:t>LTD</w:t>
+      <w:t>/}</w:t>
     </w:r>
   </w:p>
   <w:p>
@@ -4776,16 +4908,6 @@
 </w:ftr>
 </file>
 
-<file path=word/footer3.xml><?xml version="1.0" encoding="utf-8"?>
-<w:ftr xmlns:wpc="http://schemas.microsoft.com/office/word/2010/wordprocessingCanvas" xmlns:cx="http://schemas.microsoft.com/office/drawing/2014/chartex" xmlns:cx1="http://schemas.microsoft.com/office/drawing/2015/9/8/chartex" xmlns:cx2="http://schemas.microsoft.com/office/drawing/2015/10/21/chartex" xmlns:cx3="http://schemas.microsoft.com/office/drawing/2016/5/9/chartex" xmlns:cx4="http://schemas.microsoft.com/office/drawing/2016/5/10/chartex" xmlns:cx5="http://schemas.microsoft.com/office/drawing/2016/5/11/chartex" xmlns:cx6="http://schemas.microsoft.com/office/drawing/2016/5/12/chartex" xmlns:cx7="http://schemas.microsoft.com/office/drawing/2016/5/13/chartex" xmlns:cx8="http://schemas.microsoft.com/office/drawing/2016/5/14/chartex" xmlns:mc="http://schemas.openxmlformats.org/markup-compatibility/2006" xmlns:aink="http://schemas.microsoft.com/office/drawing/2016/ink" xmlns:am3d="http://schemas.microsoft.com/office/drawing/2017/model3d" xmlns:o="urn:schemas-microsoft-com:office:office" xmlns:oel="http://schemas.microsoft.com/office/2019/extlst" xmlns:r="http://schemas.openxmlformats.org/officeDocument/2006/relationships" xmlns:m="http://schemas.openxmlformats.org/officeDocument/2006/math" xmlns:v="urn:schemas-microsoft-com:vml" xmlns:wp14="http://schemas.microsoft.com/office/word/2010/wordprocessingDrawing" xmlns:wp="http://schemas.openxmlformats.org/drawingml/2006/wordprocessingDrawing" xmlns:w10="urn:schemas-microsoft-com:office:word" xmlns:w="http://schemas.openxmlformats.org/wordprocessingml/2006/main" xmlns:w14="http://schemas.microsoft.com/office/word/2010/wordml" xmlns:w15="http://schemas.microsoft.com/office/word/2012/wordml" xmlns:w16cex="http://schemas.microsoft.com/office/word/2018/wordml/cex" xmlns:w16cid="http://schemas.microsoft.com/office/word/2016/wordml/cid" xmlns:w16="http://schemas.microsoft.com/office/word/2018/wordml" xmlns:w16du="http://schemas.microsoft.com/office/word/2023/wordml/word16du" xmlns:w16sdtdh="http://schemas.microsoft.com/office/word/2020/wordml/sdtdatahash" xmlns:w16sdtfl="http://schemas.microsoft.com/office/word/2024/wordml/sdtformatlock" xmlns:w16se="http://schemas.microsoft.com/office/word/2015/wordml/symex" xmlns:wpg="http://schemas.microsoft.com/office/word/2010/wordprocessingGroup" xmlns:wpi="http://schemas.microsoft.com/office/word/2010/wordprocessingInk" xmlns:wne="http://schemas.microsoft.com/office/word/2006/wordml" xmlns:wps="http://schemas.microsoft.com/office/word/2010/wordprocessingShape" mc:Ignorable="w14 w15 w16se w16cid w16 w16cex w16sdtdh w16sdtfl w16du wp14">
-  <w:p>
-    <w:pPr>
-      <w:pStyle w:val="Footer"/>
-    </w:pPr>
-  </w:p>
-</w:ftr>
-</file>
-
 <file path=word/footnotes.xml><?xml version="1.0" encoding="utf-8"?>
 <w:footnotes xmlns:wpc="http://schemas.microsoft.com/office/word/2010/wordprocessingCanvas" xmlns:cx="http://schemas.microsoft.com/office/drawing/2014/chartex" xmlns:cx1="http://schemas.microsoft.com/office/drawing/2015/9/8/chartex" xmlns:cx2="http://schemas.microsoft.com/office/drawing/2015/10/21/chartex" xmlns:cx3="http://schemas.microsoft.com/office/drawing/2016/5/9/chartex" xmlns:cx4="http://schemas.microsoft.com/office/drawing/2016/5/10/chartex" xmlns:cx5="http://schemas.microsoft.com/office/drawing/2016/5/11/chartex" xmlns:cx6="http://schemas.microsoft.com/office/drawing/2016/5/12/chartex" xmlns:cx7="http://schemas.microsoft.com/office/drawing/2016/5/13/chartex" xmlns:cx8="http://schemas.microsoft.com/office/drawing/2016/5/14/chartex" xmlns:mc="http://schemas.openxmlformats.org/markup-compatibility/2006" xmlns:aink="http://schemas.microsoft.com/office/drawing/2016/ink" xmlns:am3d="http://schemas.microsoft.com/office/drawing/2017/model3d" xmlns:o="urn:schemas-microsoft-com:office:office" xmlns:oel="http://schemas.microsoft.com/office/2019/extlst" xmlns:r="http://schemas.openxmlformats.org/officeDocument/2006/relationships" xmlns:m="http://schemas.openxmlformats.org/officeDocument/2006/math" xmlns:v="urn:schemas-microsoft-com:vml" xmlns:wp14="http://schemas.microsoft.com/office/word/2010/wordprocessingDrawing" xmlns:wp="http://schemas.openxmlformats.org/drawingml/2006/wordprocessingDrawing" xmlns:w10="urn:schemas-microsoft-com:office:word" xmlns:w="http://schemas.openxmlformats.org/wordprocessingml/2006/main" xmlns:w14="http://schemas.microsoft.com/office/word/2010/wordml" xmlns:w15="http://schemas.microsoft.com/office/word/2012/wordml" xmlns:w16cex="http://schemas.microsoft.com/office/word/2018/wordml/cex" xmlns:w16cid="http://schemas.microsoft.com/office/word/2016/wordml/cid" xmlns:w16="http://schemas.microsoft.com/office/word/2018/wordml" xmlns:w16du="http://schemas.microsoft.com/office/word/2023/wordml/word16du" xmlns:w16sdtdh="http://schemas.microsoft.com/office/word/2020/wordml/sdtdatahash" xmlns:w16sdtfl="http://schemas.microsoft.com/office/word/2024/wordml/sdtformatlock" xmlns:w16se="http://schemas.microsoft.com/office/word/2015/wordml/symex" xmlns:wpg="http://schemas.microsoft.com/office/word/2010/wordprocessingGroup" xmlns:wpi="http://schemas.microsoft.com/office/word/2010/wordprocessingInk" xmlns:wne="http://schemas.microsoft.com/office/word/2006/wordml" xmlns:wps="http://schemas.microsoft.com/office/word/2010/wordprocessingShape" mc:Ignorable="w14 w15 w16se w16cid w16 w16cex w16sdtdh w16sdtfl w16du wp14">
   <w:footnote w:type="separator" w:id="-1">
@@ -4816,16 +4938,6 @@
   <w:p>
     <w:pPr>
       <w:pStyle w:val="Header"/>
-    </w:pPr>
-  </w:p>
-</w:hdr>
-</file>
-
-<file path=word/header2.xml><?xml version="1.0" encoding="utf-8"?>
-<w:hdr xmlns:wpc="http://schemas.microsoft.com/office/word/2010/wordprocessingCanvas" xmlns:cx="http://schemas.microsoft.com/office/drawing/2014/chartex" xmlns:cx1="http://schemas.microsoft.com/office/drawing/2015/9/8/chartex" xmlns:cx2="http://schemas.microsoft.com/office/drawing/2015/10/21/chartex" xmlns:cx3="http://schemas.microsoft.com/office/drawing/2016/5/9/chartex" xmlns:cx4="http://schemas.microsoft.com/office/drawing/2016/5/10/chartex" xmlns:cx5="http://schemas.microsoft.com/office/drawing/2016/5/11/chartex" xmlns:cx6="http://schemas.microsoft.com/office/drawing/2016/5/12/chartex" xmlns:cx7="http://schemas.microsoft.com/office/drawing/2016/5/13/chartex" xmlns:cx8="http://schemas.microsoft.com/office/drawing/2016/5/14/chartex" xmlns:mc="http://schemas.openxmlformats.org/markup-compatibility/2006" xmlns:aink="http://schemas.microsoft.com/office/drawing/2016/ink" xmlns:am3d="http://schemas.microsoft.com/office/drawing/2017/model3d" xmlns:o="urn:schemas-microsoft-com:office:office" xmlns:oel="http://schemas.microsoft.com/office/2019/extlst" xmlns:r="http://schemas.openxmlformats.org/officeDocument/2006/relationships" xmlns:m="http://schemas.openxmlformats.org/officeDocument/2006/math" xmlns:v="urn:schemas-microsoft-com:vml" xmlns:wp14="http://schemas.microsoft.com/office/word/2010/wordprocessingDrawing" xmlns:wp="http://schemas.openxmlformats.org/drawingml/2006/wordprocessingDrawing" xmlns:w10="urn:schemas-microsoft-com:office:word" xmlns:w="http://schemas.openxmlformats.org/wordprocessingml/2006/main" xmlns:w14="http://schemas.microsoft.com/office/word/2010/wordml" xmlns:w15="http://schemas.microsoft.com/office/word/2012/wordml" xmlns:w16cex="http://schemas.microsoft.com/office/word/2018/wordml/cex" xmlns:w16cid="http://schemas.microsoft.com/office/word/2016/wordml/cid" xmlns:w16="http://schemas.microsoft.com/office/word/2018/wordml" xmlns:w16du="http://schemas.microsoft.com/office/word/2023/wordml/word16du" xmlns:w16sdtdh="http://schemas.microsoft.com/office/word/2020/wordml/sdtdatahash" xmlns:w16sdtfl="http://schemas.microsoft.com/office/word/2024/wordml/sdtformatlock" xmlns:w16se="http://schemas.microsoft.com/office/word/2015/wordml/symex" xmlns:wpg="http://schemas.microsoft.com/office/word/2010/wordprocessingGroup" xmlns:wpi="http://schemas.microsoft.com/office/word/2010/wordprocessingInk" xmlns:wne="http://schemas.microsoft.com/office/word/2006/wordml" xmlns:wps="http://schemas.microsoft.com/office/word/2010/wordprocessingShape" mc:Ignorable="w14 w15 w16se w16cid w16 w16cex w16sdtdh w16sdtfl w16du wp14">
-  <w:p>
-    <w:pPr>
-      <w:pStyle w:val="Header"/>
       <w:jc w:val="center"/>
       <w:rPr>
         <w:b/>
@@ -4843,16 +4955,6 @@
       </w:rPr>
       <w:t>Packing List</w:t>
     </w:r>
-  </w:p>
-</w:hdr>
-</file>
-
-<file path=word/header3.xml><?xml version="1.0" encoding="utf-8"?>
-<w:hdr xmlns:wpc="http://schemas.microsoft.com/office/word/2010/wordprocessingCanvas" xmlns:cx="http://schemas.microsoft.com/office/drawing/2014/chartex" xmlns:cx1="http://schemas.microsoft.com/office/drawing/2015/9/8/chartex" xmlns:cx2="http://schemas.microsoft.com/office/drawing/2015/10/21/chartex" xmlns:cx3="http://schemas.microsoft.com/office/drawing/2016/5/9/chartex" xmlns:cx4="http://schemas.microsoft.com/office/drawing/2016/5/10/chartex" xmlns:cx5="http://schemas.microsoft.com/office/drawing/2016/5/11/chartex" xmlns:cx6="http://schemas.microsoft.com/office/drawing/2016/5/12/chartex" xmlns:cx7="http://schemas.microsoft.com/office/drawing/2016/5/13/chartex" xmlns:cx8="http://schemas.microsoft.com/office/drawing/2016/5/14/chartex" xmlns:mc="http://schemas.openxmlformats.org/markup-compatibility/2006" xmlns:aink="http://schemas.microsoft.com/office/drawing/2016/ink" xmlns:am3d="http://schemas.microsoft.com/office/drawing/2017/model3d" xmlns:o="urn:schemas-microsoft-com:office:office" xmlns:oel="http://schemas.microsoft.com/office/2019/extlst" xmlns:r="http://schemas.openxmlformats.org/officeDocument/2006/relationships" xmlns:m="http://schemas.openxmlformats.org/officeDocument/2006/math" xmlns:v="urn:schemas-microsoft-com:vml" xmlns:wp14="http://schemas.microsoft.com/office/word/2010/wordprocessingDrawing" xmlns:wp="http://schemas.openxmlformats.org/drawingml/2006/wordprocessingDrawing" xmlns:w10="urn:schemas-microsoft-com:office:word" xmlns:w="http://schemas.openxmlformats.org/wordprocessingml/2006/main" xmlns:w14="http://schemas.microsoft.com/office/word/2010/wordml" xmlns:w15="http://schemas.microsoft.com/office/word/2012/wordml" xmlns:w16cex="http://schemas.microsoft.com/office/word/2018/wordml/cex" xmlns:w16cid="http://schemas.microsoft.com/office/word/2016/wordml/cid" xmlns:w16="http://schemas.microsoft.com/office/word/2018/wordml" xmlns:w16du="http://schemas.microsoft.com/office/word/2023/wordml/word16du" xmlns:w16sdtdh="http://schemas.microsoft.com/office/word/2020/wordml/sdtdatahash" xmlns:w16sdtfl="http://schemas.microsoft.com/office/word/2024/wordml/sdtformatlock" xmlns:w16se="http://schemas.microsoft.com/office/word/2015/wordml/symex" xmlns:wpg="http://schemas.microsoft.com/office/word/2010/wordprocessingGroup" xmlns:wpi="http://schemas.microsoft.com/office/word/2010/wordprocessingInk" xmlns:wne="http://schemas.microsoft.com/office/word/2006/wordml" xmlns:wps="http://schemas.microsoft.com/office/word/2010/wordprocessingShape" mc:Ignorable="w14 w15 w16se w16cid w16 w16cex w16sdtdh w16sdtfl w16du wp14">
-  <w:p>
-    <w:pPr>
-      <w:pStyle w:val="Header"/>
-    </w:pPr>
   </w:p>
 </w:hdr>
 </file>
@@ -5461,7 +5563,6 @@
   <w:style w:type="character" w:default="1" w:styleId="DefaultParagraphFont">
     <w:name w:val="Default Paragraph Font"/>
     <w:uiPriority w:val="1"/>
-    <w:semiHidden/>
     <w:unhideWhenUsed/>
   </w:style>
   <w:style w:type="table" w:default="1" w:styleId="TableNormal">

--- a/electron/database/generate-document/templates/packing.docx
+++ b/electron/database/generate-document/templates/packing.docx
@@ -37,6 +37,7 @@
           </w:tcPr>
           <w:p>
             <w:pPr>
+              <w:spacing w:before="40"/>
               <w:rPr>
                 <w:rFonts w:cstheme="minorHAnsi"/>
                 <w:sz w:val="20"/>
@@ -46,43 +47,11 @@
             <w:bookmarkStart w:id="0" w:name="_Hlk193468052"/>
             <w:r>
               <w:rPr>
-                <w:noProof/>
-              </w:rPr>
-              <w:drawing>
-                <wp:inline distT="0" distB="0" distL="0" distR="0" wp14:anchorId="18657669" wp14:editId="077C46CE">
-                  <wp:extent cx="819048" cy="780952"/>
-                  <wp:effectExtent l="0" t="0" r="635" b="635"/>
-                  <wp:docPr id="270826026" name="Picture 1"/>
-                  <wp:cNvGraphicFramePr>
-                    <a:graphicFrameLocks xmlns:a="http://schemas.openxmlformats.org/drawingml/2006/main" noChangeAspect="1"/>
-                  </wp:cNvGraphicFramePr>
-                  <a:graphic xmlns:a="http://schemas.openxmlformats.org/drawingml/2006/main">
-                    <a:graphicData uri="http://schemas.openxmlformats.org/drawingml/2006/picture">
-                      <pic:pic xmlns:pic="http://schemas.openxmlformats.org/drawingml/2006/picture">
-                        <pic:nvPicPr>
-                          <pic:cNvPr id="270826026" name=""/>
-                          <pic:cNvPicPr/>
-                        </pic:nvPicPr>
-                        <pic:blipFill>
-                          <a:blip r:embed="rId7"/>
-                          <a:stretch>
-                            <a:fillRect/>
-                          </a:stretch>
-                        </pic:blipFill>
-                        <pic:spPr>
-                          <a:xfrm>
-                            <a:off x="0" y="0"/>
-                            <a:ext cx="819048" cy="780952"/>
-                          </a:xfrm>
-                          <a:prstGeom prst="rect">
-                            <a:avLst/>
-                          </a:prstGeom>
-                        </pic:spPr>
-                      </pic:pic>
-                    </a:graphicData>
-                  </a:graphic>
-                </wp:inline>
-              </w:drawing>
+                <w:rFonts w:cstheme="minorHAnsi"/>
+                <w:sz w:val="20"/>
+                <w:szCs w:val="20"/>
+              </w:rPr>
+              <w:t>{%%logo}</w:t>
             </w:r>
           </w:p>
         </w:tc>
@@ -4515,8 +4484,8 @@
       </w:pPr>
     </w:p>
     <w:sectPr>
-      <w:headerReference w:type="default" r:id="rId8"/>
-      <w:footerReference w:type="default" r:id="rId9"/>
+      <w:headerReference w:type="default" r:id="rId7"/>
+      <w:footerReference w:type="default" r:id="rId8"/>
       <w:pgSz w:w="12240" w:h="15840" w:code="1"/>
       <w:pgMar w:top="482" w:right="567" w:bottom="1701" w:left="567" w:header="198" w:footer="510" w:gutter="0"/>
       <w:pgBorders w:offsetFrom="page">

--- a/electron/database/generate-document/templates/packing.docx
+++ b/electron/database/generate-document/templates/packing.docx
@@ -105,25 +105,7 @@
                 <w:sz w:val="20"/>
                 <w:szCs w:val="20"/>
               </w:rPr>
-              <w:t>{#</w:t>
-            </w:r>
-            <w:proofErr w:type="gramStart"/>
-            <w:r>
-              <w:rPr>
-                <w:rFonts w:cstheme="minorHAnsi"/>
-                <w:sz w:val="20"/>
-                <w:szCs w:val="20"/>
-              </w:rPr>
-              <w:t>companyData}{</w:t>
-            </w:r>
-            <w:proofErr w:type="gramEnd"/>
-            <w:r>
-              <w:rPr>
-                <w:rFonts w:cstheme="minorHAnsi"/>
-                <w:sz w:val="20"/>
-                <w:szCs w:val="20"/>
-              </w:rPr>
-              <w:t>companyName}</w:t>
+              <w:t>{#companyData}{companyName}</w:t>
             </w:r>
           </w:p>
           <w:p>
@@ -141,160 +123,7 @@
                 <w:sz w:val="20"/>
                 <w:szCs w:val="20"/>
               </w:rPr>
-              <w:t xml:space="preserve">{companyAddressLine1} </w:t>
-            </w:r>
-            <w:proofErr w:type="gramStart"/>
-            <w:r>
-              <w:rPr>
-                <w:rFonts w:cstheme="minorHAnsi"/>
-                <w:bCs/>
-                <w:sz w:val="20"/>
-                <w:szCs w:val="20"/>
-              </w:rPr>
-              <w:t xml:space="preserve">   {</w:t>
-            </w:r>
-            <w:proofErr w:type="gramEnd"/>
-            <w:r>
-              <w:rPr>
-                <w:rFonts w:cstheme="minorHAnsi"/>
-                <w:bCs/>
-                <w:sz w:val="20"/>
-                <w:szCs w:val="20"/>
-              </w:rPr>
-              <w:t>companyAddressLine2</w:t>
-            </w:r>
-            <w:proofErr w:type="gramStart"/>
-            <w:r>
-              <w:rPr>
-                <w:rFonts w:cstheme="minorHAnsi"/>
-                <w:bCs/>
-                <w:sz w:val="20"/>
-                <w:szCs w:val="20"/>
-              </w:rPr>
-              <w:t>},      {</w:t>
-            </w:r>
-            <w:proofErr w:type="spellStart"/>
-            <w:r>
-              <w:rPr>
-                <w:rFonts w:cstheme="minorHAnsi"/>
-                <w:bCs/>
-                <w:sz w:val="20"/>
-                <w:szCs w:val="20"/>
-              </w:rPr>
-              <w:t>companyCity</w:t>
-            </w:r>
-            <w:proofErr w:type="spellEnd"/>
-            <w:r>
-              <w:rPr>
-                <w:rFonts w:cstheme="minorHAnsi"/>
-                <w:bCs/>
-                <w:sz w:val="20"/>
-                <w:szCs w:val="20"/>
-              </w:rPr>
-              <w:t xml:space="preserve">}   </w:t>
-            </w:r>
-            <w:proofErr w:type="gramEnd"/>
-            <w:r>
-              <w:rPr>
-                <w:rFonts w:cstheme="minorHAnsi"/>
-                <w:bCs/>
-                <w:sz w:val="20"/>
-                <w:szCs w:val="20"/>
-              </w:rPr>
-              <w:t xml:space="preserve"> {</w:t>
-            </w:r>
-            <w:proofErr w:type="spellStart"/>
-            <w:proofErr w:type="gramStart"/>
-            <w:r>
-              <w:rPr>
-                <w:rFonts w:cstheme="minorHAnsi"/>
-                <w:bCs/>
-                <w:sz w:val="20"/>
-                <w:szCs w:val="20"/>
-              </w:rPr>
-              <w:t>companyPostalCode</w:t>
-            </w:r>
-            <w:proofErr w:type="spellEnd"/>
-            <w:r>
-              <w:rPr>
-                <w:rFonts w:cstheme="minorHAnsi"/>
-                <w:bCs/>
-                <w:sz w:val="20"/>
-                <w:szCs w:val="20"/>
-              </w:rPr>
-              <w:t xml:space="preserve">}   </w:t>
-            </w:r>
-            <w:proofErr w:type="gramEnd"/>
-            <w:r>
-              <w:rPr>
-                <w:rFonts w:cstheme="minorHAnsi"/>
-                <w:bCs/>
-                <w:sz w:val="20"/>
-                <w:szCs w:val="20"/>
-              </w:rPr>
-              <w:t>{</w:t>
-            </w:r>
-            <w:proofErr w:type="spellStart"/>
-            <w:proofErr w:type="gramStart"/>
-            <w:r>
-              <w:rPr>
-                <w:rFonts w:cstheme="minorHAnsi"/>
-                <w:bCs/>
-                <w:sz w:val="20"/>
-                <w:szCs w:val="20"/>
-              </w:rPr>
-              <w:t>companyState</w:t>
-            </w:r>
-            <w:proofErr w:type="spellEnd"/>
-            <w:r>
-              <w:rPr>
-                <w:rFonts w:cstheme="minorHAnsi"/>
-                <w:bCs/>
-                <w:sz w:val="20"/>
-                <w:szCs w:val="20"/>
-              </w:rPr>
-              <w:t xml:space="preserve">}   </w:t>
-            </w:r>
-            <w:proofErr w:type="gramEnd"/>
-            <w:r>
-              <w:rPr>
-                <w:rFonts w:cstheme="minorHAnsi"/>
-                <w:bCs/>
-                <w:sz w:val="20"/>
-                <w:szCs w:val="20"/>
-              </w:rPr>
-              <w:t xml:space="preserve"> {</w:t>
-            </w:r>
-            <w:proofErr w:type="spellStart"/>
-            <w:r>
-              <w:rPr>
-                <w:rFonts w:cstheme="minorHAnsi"/>
-                <w:bCs/>
-                <w:sz w:val="20"/>
-                <w:szCs w:val="20"/>
-              </w:rPr>
-              <w:t>companyCountry</w:t>
-            </w:r>
-            <w:proofErr w:type="spellEnd"/>
-            <w:proofErr w:type="gramStart"/>
-            <w:r>
-              <w:rPr>
-                <w:rFonts w:cstheme="minorHAnsi"/>
-                <w:bCs/>
-                <w:sz w:val="20"/>
-                <w:szCs w:val="20"/>
-              </w:rPr>
-              <w:t>}{</w:t>
-            </w:r>
-            <w:proofErr w:type="gramEnd"/>
-            <w:r>
-              <w:rPr>
-                <w:rFonts w:cstheme="minorHAnsi"/>
-                <w:bCs/>
-                <w:sz w:val="20"/>
-                <w:szCs w:val="20"/>
-              </w:rPr>
-              <w:t>/}</w:t>
+              <w:t>{companyAddressLine1}    {companyAddressLine2},      {companyCity}    {companyPostalCode}   {companyState}    {companyCountry}{/}</w:t>
             </w:r>
           </w:p>
         </w:tc>
@@ -327,14 +156,12 @@
               </w:rPr>
               <w:t>{</w:t>
             </w:r>
-            <w:proofErr w:type="spellStart"/>
             <w:r>
               <w:rPr>
                 <w:rFonts w:cstheme="minorHAnsi"/>
               </w:rPr>
               <w:t>modifyInvNo</w:t>
             </w:r>
-            <w:proofErr w:type="spellEnd"/>
             <w:r>
               <w:rPr>
                 <w:rFonts w:cstheme="minorHAnsi"/>
@@ -372,14 +199,12 @@
               </w:rPr>
               <w:t>{</w:t>
             </w:r>
-            <w:proofErr w:type="spellStart"/>
             <w:r>
               <w:rPr>
                 <w:rFonts w:cstheme="minorHAnsi"/>
               </w:rPr>
               <w:t>invoiceDate</w:t>
             </w:r>
-            <w:proofErr w:type="spellEnd"/>
             <w:r>
               <w:rPr>
                 <w:rFonts w:cstheme="minorHAnsi"/>
@@ -457,14 +282,12 @@
               </w:rPr>
               <w:t>{</w:t>
             </w:r>
-            <w:proofErr w:type="spellStart"/>
             <w:r>
               <w:rPr>
                 <w:rFonts w:cstheme="minorHAnsi"/>
               </w:rPr>
               <w:t>buyersOrderNo</w:t>
             </w:r>
-            <w:proofErr w:type="spellEnd"/>
             <w:r>
               <w:rPr>
                 <w:rFonts w:cstheme="minorHAnsi"/>
@@ -502,14 +325,12 @@
               </w:rPr>
               <w:t>{</w:t>
             </w:r>
-            <w:proofErr w:type="spellStart"/>
             <w:r>
               <w:rPr>
                 <w:rFonts w:cstheme="minorHAnsi"/>
               </w:rPr>
               <w:t>orderDate</w:t>
             </w:r>
-            <w:proofErr w:type="spellEnd"/>
             <w:r>
               <w:rPr>
                 <w:rFonts w:cstheme="minorHAnsi"/>
@@ -613,7 +434,6 @@
               </w:rPr>
               <w:t>{</w:t>
             </w:r>
-            <w:proofErr w:type="spellStart"/>
             <w:r>
               <w:rPr>
                 <w:rFonts w:cstheme="minorHAnsi"/>
@@ -622,7 +442,6 @@
               </w:rPr>
               <w:t>consigneeCountry</w:t>
             </w:r>
-            <w:proofErr w:type="spellEnd"/>
             <w:r>
               <w:rPr>
                 <w:rFonts w:cstheme="minorHAnsi"/>
@@ -648,7 +467,6 @@
               </w:rPr>
               <w:t>{/</w:t>
             </w:r>
-            <w:proofErr w:type="spellStart"/>
             <w:r>
               <w:rPr>
                 <w:rFonts w:cstheme="minorHAnsi"/>
@@ -657,7 +475,6 @@
               </w:rPr>
               <w:t>isCustom</w:t>
             </w:r>
-            <w:proofErr w:type="spellEnd"/>
             <w:r>
               <w:rPr>
                 <w:rFonts w:cstheme="minorHAnsi"/>
@@ -683,7 +500,6 @@
               </w:rPr>
               <w:t>{#</w:t>
             </w:r>
-            <w:proofErr w:type="gramStart"/>
             <w:r>
               <w:rPr>
                 <w:rFonts w:cstheme="minorHAnsi"/>
@@ -706,50 +522,260 @@
                 <w:sz w:val="20"/>
                 <w:szCs w:val="20"/>
               </w:rPr>
+              <w:t xml:space="preserve">NOTIFY </w:t>
+            </w:r>
+            <w:r>
+              <w:rPr>
+                <w:rFonts w:cstheme="minorHAnsi"/>
+                <w:sz w:val="20"/>
+                <w:szCs w:val="20"/>
+              </w:rPr>
+              <w:t>–</w:t>
+            </w:r>
+            <w:r>
+              <w:rPr>
+                <w:rFonts w:cstheme="minorHAnsi"/>
+                <w:sz w:val="20"/>
+                <w:szCs w:val="20"/>
+              </w:rPr>
+              <w:t xml:space="preserve"> {/</w:t>
+            </w:r>
+            <w:r>
+              <w:rPr>
+                <w:rFonts w:cstheme="minorHAnsi"/>
+                <w:sz w:val="20"/>
+                <w:szCs w:val="20"/>
+              </w:rPr>
+              <w:t>isCustom</w:t>
+            </w:r>
+            <w:r>
+              <w:rPr>
+                <w:rFonts w:cstheme="minorHAnsi"/>
+                <w:sz w:val="20"/>
+                <w:szCs w:val="20"/>
+              </w:rPr>
+              <w:t>}</w:t>
+            </w:r>
+          </w:p>
+          <w:p>
+            <w:pPr>
+              <w:rPr>
+                <w:rFonts w:cstheme="minorHAnsi"/>
+                <w:sz w:val="20"/>
+                <w:szCs w:val="20"/>
+              </w:rPr>
+            </w:pPr>
+            <w:r>
+              <w:rPr>
+                <w:rFonts w:cstheme="minorHAnsi"/>
+                <w:sz w:val="20"/>
+                <w:szCs w:val="20"/>
+              </w:rPr>
+              <w:t>{</w:t>
+            </w:r>
+            <w:r>
+              <w:rPr>
+                <w:rFonts w:cstheme="minorHAnsi"/>
+                <w:sz w:val="20"/>
+                <w:szCs w:val="20"/>
+              </w:rPr>
+              <w:t>consigneeName</w:t>
+            </w:r>
+            <w:r>
+              <w:rPr>
+                <w:rFonts w:cstheme="minorHAnsi"/>
+                <w:sz w:val="20"/>
+                <w:szCs w:val="20"/>
+              </w:rPr>
+              <w:t xml:space="preserve">} </w:t>
+            </w:r>
+          </w:p>
+          <w:p>
+            <w:pPr>
+              <w:rPr>
+                <w:rFonts w:cstheme="minorHAnsi"/>
+                <w:sz w:val="20"/>
+                <w:szCs w:val="20"/>
+              </w:rPr>
+            </w:pPr>
+            <w:r>
+              <w:rPr>
+                <w:rFonts w:cstheme="minorHAnsi"/>
+                <w:sz w:val="20"/>
+                <w:szCs w:val="20"/>
+              </w:rPr>
+              <w:t>{</w:t>
+            </w:r>
+            <w:r>
+              <w:rPr>
+                <w:rFonts w:cstheme="minorHAnsi"/>
+                <w:sz w:val="20"/>
+                <w:szCs w:val="20"/>
+              </w:rPr>
+              <w:t>consigneeAddress</w:t>
+            </w:r>
+            <w:r>
+              <w:rPr>
+                <w:rFonts w:cstheme="minorHAnsi"/>
+                <w:sz w:val="20"/>
+                <w:szCs w:val="20"/>
+              </w:rPr>
+              <w:t>} {</w:t>
+            </w:r>
+            <w:r>
+              <w:rPr>
+                <w:rFonts w:cstheme="minorHAnsi"/>
+                <w:sz w:val="20"/>
+                <w:szCs w:val="20"/>
+              </w:rPr>
+              <w:t>consigneeCity</w:t>
+            </w:r>
+            <w:r>
+              <w:rPr>
+                <w:rFonts w:cstheme="minorHAnsi"/>
+                <w:sz w:val="20"/>
+                <w:szCs w:val="20"/>
+              </w:rPr>
+              <w:t>} {</w:t>
+            </w:r>
+            <w:r>
+              <w:rPr>
+                <w:rFonts w:cstheme="minorHAnsi"/>
+                <w:sz w:val="20"/>
+                <w:szCs w:val="20"/>
+              </w:rPr>
+              <w:t>consigneeState</w:t>
+            </w:r>
+            <w:r>
+              <w:rPr>
+                <w:rFonts w:cstheme="minorHAnsi"/>
+                <w:sz w:val="20"/>
+                <w:szCs w:val="20"/>
+              </w:rPr>
+              <w:t xml:space="preserve">} </w:t>
+            </w:r>
+          </w:p>
+          <w:p>
+            <w:pPr>
+              <w:rPr>
+                <w:rFonts w:cstheme="minorHAnsi"/>
+                <w:sz w:val="20"/>
+                <w:szCs w:val="20"/>
+              </w:rPr>
+            </w:pPr>
+            <w:r>
+              <w:rPr>
+                <w:rFonts w:cstheme="minorHAnsi"/>
+                <w:sz w:val="20"/>
+                <w:szCs w:val="20"/>
+              </w:rPr>
+              <w:t>{</w:t>
+            </w:r>
+            <w:r>
+              <w:rPr>
+                <w:rFonts w:cstheme="minorHAnsi"/>
+                <w:sz w:val="20"/>
+                <w:szCs w:val="20"/>
+              </w:rPr>
+              <w:t>consigneeCountry</w:t>
+            </w:r>
+            <w:r>
+              <w:rPr>
+                <w:rFonts w:cstheme="minorHAnsi"/>
+                <w:sz w:val="20"/>
+                <w:szCs w:val="20"/>
+              </w:rPr>
+              <w:t>} {</w:t>
+            </w:r>
+            <w:r>
+              <w:rPr>
+                <w:rFonts w:cstheme="minorHAnsi"/>
+                <w:sz w:val="20"/>
+                <w:szCs w:val="20"/>
+              </w:rPr>
+              <w:t>consigneeZip</w:t>
+            </w:r>
+            <w:r>
+              <w:rPr>
+                <w:rFonts w:cstheme="minorHAnsi"/>
+                <w:sz w:val="20"/>
+                <w:szCs w:val="20"/>
+              </w:rPr>
+              <w:t>}</w:t>
+            </w:r>
+          </w:p>
+          <w:p>
+            <w:pPr>
+              <w:rPr>
+                <w:rFonts w:cstheme="minorHAnsi"/>
+                <w:sz w:val="20"/>
+                <w:szCs w:val="20"/>
+              </w:rPr>
+            </w:pPr>
+            <w:r>
+              <w:rPr>
+                <w:rFonts w:cstheme="minorHAnsi"/>
+                <w:sz w:val="20"/>
+                <w:szCs w:val="20"/>
+              </w:rPr>
+              <w:t>{#</w:t>
+            </w:r>
+            <w:r>
+              <w:rPr>
+                <w:rFonts w:cstheme="minorHAnsi"/>
+                <w:sz w:val="20"/>
+                <w:szCs w:val="20"/>
+              </w:rPr>
+              <w:t>notifyName</w:t>
+            </w:r>
+            <w:r>
+              <w:rPr>
+                <w:rFonts w:cstheme="minorHAnsi"/>
+                <w:sz w:val="20"/>
+                <w:szCs w:val="20"/>
+              </w:rPr>
+              <w:t>}{#</w:t>
+            </w:r>
+            <w:r>
+              <w:rPr>
+                <w:rFonts w:cstheme="minorHAnsi"/>
+                <w:sz w:val="20"/>
+                <w:szCs w:val="20"/>
+              </w:rPr>
+              <w:t>notifyAddress</w:t>
+            </w:r>
+            <w:r>
+              <w:rPr>
+                <w:rFonts w:cstheme="minorHAnsi"/>
+                <w:sz w:val="20"/>
+                <w:szCs w:val="20"/>
+              </w:rPr>
+              <w:t>}</w:t>
+            </w:r>
+          </w:p>
+          <w:p>
+            <w:pPr>
+              <w:rPr>
+                <w:rFonts w:cstheme="minorHAnsi"/>
+                <w:sz w:val="20"/>
+                <w:szCs w:val="20"/>
+              </w:rPr>
+            </w:pPr>
+            <w:r>
+              <w:rPr>
+                <w:rFonts w:cstheme="minorHAnsi"/>
+                <w:sz w:val="20"/>
+                <w:szCs w:val="20"/>
+              </w:rPr>
               <w:t>NOTIFY</w:t>
             </w:r>
-            <w:proofErr w:type="gramEnd"/>
-            <w:r>
-              <w:rPr>
-                <w:rFonts w:cstheme="minorHAnsi"/>
-                <w:sz w:val="20"/>
-                <w:szCs w:val="20"/>
-              </w:rPr>
-              <w:t xml:space="preserve"> </w:t>
-            </w:r>
-            <w:r>
-              <w:rPr>
-                <w:rFonts w:cstheme="minorHAnsi"/>
-                <w:sz w:val="20"/>
-                <w:szCs w:val="20"/>
-              </w:rPr>
-              <w:t>–</w:t>
-            </w:r>
-            <w:r>
-              <w:rPr>
-                <w:rFonts w:cstheme="minorHAnsi"/>
-                <w:sz w:val="20"/>
-                <w:szCs w:val="20"/>
-              </w:rPr>
-              <w:t xml:space="preserve"> {/</w:t>
-            </w:r>
-            <w:proofErr w:type="spellStart"/>
-            <w:r>
-              <w:rPr>
-                <w:rFonts w:cstheme="minorHAnsi"/>
-                <w:sz w:val="20"/>
-                <w:szCs w:val="20"/>
-              </w:rPr>
-              <w:t>isCustom</w:t>
-            </w:r>
-            <w:proofErr w:type="spellEnd"/>
-            <w:r>
-              <w:rPr>
-                <w:rFonts w:cstheme="minorHAnsi"/>
-                <w:sz w:val="20"/>
-                <w:szCs w:val="20"/>
-              </w:rPr>
-              <w:t>}</w:t>
+            <w:r>
+              <w:rPr>
+                <w:rFonts w:cstheme="minorHAnsi"/>
+                <w:sz w:val="20"/>
+                <w:szCs w:val="20"/>
+              </w:rPr>
+              <w:t xml:space="preserve"> – </w:t>
             </w:r>
           </w:p>
           <w:p>
@@ -768,16 +794,14 @@
               </w:rPr>
               <w:t>{</w:t>
             </w:r>
-            <w:proofErr w:type="spellStart"/>
-            <w:r>
-              <w:rPr>
-                <w:rFonts w:cstheme="minorHAnsi"/>
-                <w:sz w:val="20"/>
-                <w:szCs w:val="20"/>
-              </w:rPr>
-              <w:t>consigneeName</w:t>
-            </w:r>
-            <w:proofErr w:type="spellEnd"/>
+            <w:r>
+              <w:rPr>
+                <w:rFonts w:cstheme="minorHAnsi"/>
+                <w:sz w:val="20"/>
+                <w:szCs w:val="20"/>
+              </w:rPr>
+              <w:t>notifyName</w:t>
+            </w:r>
             <w:r>
               <w:rPr>
                 <w:rFonts w:cstheme="minorHAnsi"/>
@@ -803,112 +827,21 @@
               </w:rPr>
               <w:t>{</w:t>
             </w:r>
-            <w:proofErr w:type="spellStart"/>
-            <w:r>
-              <w:rPr>
-                <w:rFonts w:cstheme="minorHAnsi"/>
-                <w:sz w:val="20"/>
-                <w:szCs w:val="20"/>
-              </w:rPr>
-              <w:t>consigneeAddress</w:t>
-            </w:r>
-            <w:proofErr w:type="spellEnd"/>
-            <w:r>
-              <w:rPr>
-                <w:rFonts w:cstheme="minorHAnsi"/>
-                <w:sz w:val="20"/>
-                <w:szCs w:val="20"/>
-              </w:rPr>
-              <w:t>} {</w:t>
-            </w:r>
-            <w:proofErr w:type="spellStart"/>
-            <w:r>
-              <w:rPr>
-                <w:rFonts w:cstheme="minorHAnsi"/>
-                <w:sz w:val="20"/>
-                <w:szCs w:val="20"/>
-              </w:rPr>
-              <w:t>consigneeCity</w:t>
-            </w:r>
-            <w:proofErr w:type="spellEnd"/>
-            <w:r>
-              <w:rPr>
-                <w:rFonts w:cstheme="minorHAnsi"/>
-                <w:sz w:val="20"/>
-                <w:szCs w:val="20"/>
-              </w:rPr>
-              <w:t>} {</w:t>
-            </w:r>
-            <w:proofErr w:type="spellStart"/>
-            <w:r>
-              <w:rPr>
-                <w:rFonts w:cstheme="minorHAnsi"/>
-                <w:sz w:val="20"/>
-                <w:szCs w:val="20"/>
-              </w:rPr>
-              <w:t>consigneeState</w:t>
-            </w:r>
-            <w:proofErr w:type="spellEnd"/>
-            <w:r>
-              <w:rPr>
-                <w:rFonts w:cstheme="minorHAnsi"/>
-                <w:sz w:val="20"/>
-                <w:szCs w:val="20"/>
-              </w:rPr>
-              <w:t xml:space="preserve">} </w:t>
-            </w:r>
-          </w:p>
-          <w:p>
-            <w:pPr>
-              <w:rPr>
-                <w:rFonts w:cstheme="minorHAnsi"/>
-                <w:sz w:val="20"/>
-                <w:szCs w:val="20"/>
-              </w:rPr>
-            </w:pPr>
-            <w:r>
-              <w:rPr>
-                <w:rFonts w:cstheme="minorHAnsi"/>
-                <w:sz w:val="20"/>
-                <w:szCs w:val="20"/>
-              </w:rPr>
-              <w:t>{</w:t>
-            </w:r>
-            <w:proofErr w:type="spellStart"/>
-            <w:r>
-              <w:rPr>
-                <w:rFonts w:cstheme="minorHAnsi"/>
-                <w:sz w:val="20"/>
-                <w:szCs w:val="20"/>
-              </w:rPr>
-              <w:t>consigneeCountry</w:t>
-            </w:r>
-            <w:proofErr w:type="spellEnd"/>
-            <w:r>
-              <w:rPr>
-                <w:rFonts w:cstheme="minorHAnsi"/>
-                <w:sz w:val="20"/>
-                <w:szCs w:val="20"/>
-              </w:rPr>
-              <w:t>} {</w:t>
-            </w:r>
-            <w:proofErr w:type="spellStart"/>
-            <w:r>
-              <w:rPr>
-                <w:rFonts w:cstheme="minorHAnsi"/>
-                <w:sz w:val="20"/>
-                <w:szCs w:val="20"/>
-              </w:rPr>
-              <w:t>consigneeZip</w:t>
-            </w:r>
-            <w:proofErr w:type="spellEnd"/>
-            <w:r>
-              <w:rPr>
-                <w:rFonts w:cstheme="minorHAnsi"/>
-                <w:sz w:val="20"/>
-                <w:szCs w:val="20"/>
-              </w:rPr>
-              <w:t>}</w:t>
+            <w:r>
+              <w:rPr>
+                <w:rFonts w:cstheme="minorHAnsi"/>
+                <w:sz w:val="20"/>
+                <w:szCs w:val="20"/>
+              </w:rPr>
+              <w:t>notifyAddress</w:t>
+            </w:r>
+            <w:r>
+              <w:rPr>
+                <w:rFonts w:cstheme="minorHAnsi"/>
+                <w:sz w:val="20"/>
+                <w:szCs w:val="20"/>
+              </w:rPr>
+              <w:t>}{/}{/}</w:t>
             </w:r>
           </w:p>
         </w:tc>
@@ -950,7 +883,6 @@
               </w:rPr>
               <w:t>{</w:t>
             </w:r>
-            <w:proofErr w:type="spellStart"/>
             <w:r>
               <w:rPr>
                 <w:rFonts w:cstheme="minorHAnsi"/>
@@ -959,7 +891,6 @@
               </w:rPr>
               <w:t>buyerName</w:t>
             </w:r>
-            <w:proofErr w:type="spellEnd"/>
             <w:r>
               <w:rPr>
                 <w:rFonts w:cstheme="minorHAnsi"/>
@@ -985,7 +916,6 @@
               </w:rPr>
               <w:t>{</w:t>
             </w:r>
-            <w:proofErr w:type="spellStart"/>
             <w:r>
               <w:rPr>
                 <w:rFonts w:cstheme="minorHAnsi"/>
@@ -994,7 +924,6 @@
               </w:rPr>
               <w:t>buyerAddress</w:t>
             </w:r>
-            <w:proofErr w:type="spellEnd"/>
             <w:r>
               <w:rPr>
                 <w:rFonts w:cstheme="minorHAnsi"/>
@@ -1003,7 +932,6 @@
               </w:rPr>
               <w:t>} {</w:t>
             </w:r>
-            <w:proofErr w:type="spellStart"/>
             <w:r>
               <w:rPr>
                 <w:rFonts w:cstheme="minorHAnsi"/>
@@ -1012,7 +940,6 @@
               </w:rPr>
               <w:t>buyerCity</w:t>
             </w:r>
-            <w:proofErr w:type="spellEnd"/>
             <w:r>
               <w:rPr>
                 <w:rFonts w:cstheme="minorHAnsi"/>
@@ -1021,7 +948,6 @@
               </w:rPr>
               <w:t>} {</w:t>
             </w:r>
-            <w:proofErr w:type="spellStart"/>
             <w:r>
               <w:rPr>
                 <w:rFonts w:cstheme="minorHAnsi"/>
@@ -1030,7 +956,6 @@
               </w:rPr>
               <w:t>buyerState</w:t>
             </w:r>
-            <w:proofErr w:type="spellEnd"/>
             <w:r>
               <w:rPr>
                 <w:rFonts w:cstheme="minorHAnsi"/>
@@ -1056,7 +981,6 @@
               </w:rPr>
               <w:t>{</w:t>
             </w:r>
-            <w:proofErr w:type="spellStart"/>
             <w:r>
               <w:rPr>
                 <w:rFonts w:cstheme="minorHAnsi"/>
@@ -1065,7 +989,6 @@
               </w:rPr>
               <w:t>buyerCountry</w:t>
             </w:r>
-            <w:proofErr w:type="spellEnd"/>
             <w:r>
               <w:rPr>
                 <w:rFonts w:cstheme="minorHAnsi"/>
@@ -1074,7 +997,6 @@
               </w:rPr>
               <w:t>} {</w:t>
             </w:r>
-            <w:proofErr w:type="spellStart"/>
             <w:r>
               <w:rPr>
                 <w:rFonts w:cstheme="minorHAnsi"/>
@@ -1083,7 +1005,6 @@
               </w:rPr>
               <w:t>buyerZip</w:t>
             </w:r>
-            <w:proofErr w:type="spellEnd"/>
             <w:r>
               <w:rPr>
                 <w:rFonts w:cstheme="minorHAnsi"/>
@@ -1152,7 +1073,6 @@
               </w:rPr>
               <w:t>{</w:t>
             </w:r>
-            <w:proofErr w:type="spellStart"/>
             <w:r>
               <w:rPr>
                 <w:rFonts w:cstheme="minorHAnsi"/>
@@ -1161,7 +1081,6 @@
               </w:rPr>
               <w:t>originOfGoods</w:t>
             </w:r>
-            <w:proofErr w:type="spellEnd"/>
             <w:r>
               <w:rPr>
                 <w:rFonts w:cstheme="minorHAnsi"/>
@@ -1209,7 +1128,6 @@
               </w:rPr>
               <w:t>{</w:t>
             </w:r>
-            <w:proofErr w:type="spellStart"/>
             <w:r>
               <w:rPr>
                 <w:rFonts w:cstheme="minorHAnsi"/>
@@ -1218,7 +1136,6 @@
               </w:rPr>
               <w:t>finalDestination</w:t>
             </w:r>
-            <w:proofErr w:type="spellEnd"/>
             <w:r>
               <w:rPr>
                 <w:rFonts w:cstheme="minorHAnsi"/>
@@ -1289,7 +1206,6 @@
               </w:rPr>
               <w:t>{</w:t>
             </w:r>
-            <w:proofErr w:type="spellStart"/>
             <w:r>
               <w:rPr>
                 <w:rFonts w:cstheme="minorHAnsi"/>
@@ -1298,7 +1214,6 @@
               </w:rPr>
               <w:t>termOfDeliveryAndPayment</w:t>
             </w:r>
-            <w:proofErr w:type="spellEnd"/>
             <w:r>
               <w:rPr>
                 <w:rFonts w:cstheme="minorHAnsi"/>
@@ -1332,7 +1247,6 @@
                 <w:szCs w:val="20"/>
               </w:rPr>
             </w:pPr>
-            <w:proofErr w:type="spellStart"/>
             <w:r>
               <w:rPr>
                 <w:rFonts w:ascii="SansSerif" w:hAnsi="SansSerif" w:cs="SansSerif"/>
@@ -1340,17 +1254,7 @@
                 <w:sz w:val="20"/>
                 <w:szCs w:val="20"/>
               </w:rPr>
-              <w:t>Precarriage</w:t>
-            </w:r>
-            <w:proofErr w:type="spellEnd"/>
-            <w:r>
-              <w:rPr>
-                <w:rFonts w:ascii="SansSerif" w:hAnsi="SansSerif" w:cs="SansSerif"/>
-                <w:color w:val="000000"/>
-                <w:sz w:val="20"/>
-                <w:szCs w:val="20"/>
-              </w:rPr>
-              <w:t xml:space="preserve"> by:</w:t>
+              <w:t>Precarriage by:</w:t>
             </w:r>
           </w:p>
           <w:p>
@@ -1370,8 +1274,6 @@
               </w:rPr>
               <w:t>{^</w:t>
             </w:r>
-            <w:proofErr w:type="spellStart"/>
-            <w:proofErr w:type="gramStart"/>
             <w:r>
               <w:rPr>
                 <w:rFonts w:cstheme="minorHAnsi"/>
@@ -1380,7 +1282,6 @@
               </w:rPr>
               <w:t>isCustom</w:t>
             </w:r>
-            <w:proofErr w:type="spellEnd"/>
             <w:r>
               <w:rPr>
                 <w:rFonts w:cstheme="minorHAnsi"/>
@@ -1389,8 +1290,6 @@
               </w:rPr>
               <w:t>}{</w:t>
             </w:r>
-            <w:proofErr w:type="spellStart"/>
-            <w:proofErr w:type="gramEnd"/>
             <w:r>
               <w:rPr>
                 <w:rFonts w:cstheme="minorHAnsi"/>
@@ -1399,7 +1298,6 @@
               </w:rPr>
               <w:t>precarriageBy</w:t>
             </w:r>
-            <w:proofErr w:type="spellEnd"/>
             <w:r>
               <w:rPr>
                 <w:rFonts w:cstheme="minorHAnsi"/>
@@ -1408,7 +1306,6 @@
               </w:rPr>
               <w:t>}{/</w:t>
             </w:r>
-            <w:proofErr w:type="spellStart"/>
             <w:r>
               <w:rPr>
                 <w:rFonts w:cstheme="minorHAnsi"/>
@@ -1417,7 +1314,6 @@
               </w:rPr>
               <w:t>isCustom</w:t>
             </w:r>
-            <w:proofErr w:type="spellEnd"/>
             <w:r>
               <w:rPr>
                 <w:rFonts w:cstheme="minorHAnsi"/>
@@ -1478,7 +1374,6 @@
               </w:rPr>
               <w:t>{</w:t>
             </w:r>
-            <w:proofErr w:type="spellStart"/>
             <w:r>
               <w:rPr>
                 <w:rFonts w:ascii="SansSerif" w:hAnsi="SansSerif" w:cs="SansSerif"/>
@@ -1488,7 +1383,6 @@
               </w:rPr>
               <w:t>placeOfReceipt</w:t>
             </w:r>
-            <w:proofErr w:type="spellEnd"/>
             <w:r>
               <w:rPr>
                 <w:rFonts w:ascii="SansSerif" w:hAnsi="SansSerif" w:cs="SansSerif"/>
@@ -1572,8 +1466,6 @@
               </w:rPr>
               <w:t>{^</w:t>
             </w:r>
-            <w:proofErr w:type="spellStart"/>
-            <w:proofErr w:type="gramStart"/>
             <w:r>
               <w:rPr>
                 <w:rFonts w:cstheme="minorHAnsi"/>
@@ -1582,7 +1474,6 @@
               </w:rPr>
               <w:t>isCustom</w:t>
             </w:r>
-            <w:proofErr w:type="spellEnd"/>
             <w:r>
               <w:rPr>
                 <w:rFonts w:cstheme="minorHAnsi"/>
@@ -1600,8 +1491,6 @@
               </w:rPr>
               <w:t>{</w:t>
             </w:r>
-            <w:proofErr w:type="spellStart"/>
-            <w:proofErr w:type="gramEnd"/>
             <w:r>
               <w:rPr>
                 <w:rFonts w:ascii="SansSerif" w:hAnsi="SansSerif" w:cs="SansSerif"/>
@@ -1611,7 +1500,6 @@
               </w:rPr>
               <w:t>vesselNo</w:t>
             </w:r>
-            <w:proofErr w:type="spellEnd"/>
             <w:r>
               <w:rPr>
                 <w:rFonts w:ascii="SansSerif" w:hAnsi="SansSerif" w:cs="SansSerif"/>
@@ -1629,7 +1517,6 @@
               </w:rPr>
               <w:t>{/</w:t>
             </w:r>
-            <w:proofErr w:type="spellStart"/>
             <w:r>
               <w:rPr>
                 <w:rFonts w:cstheme="minorHAnsi"/>
@@ -1644,16 +1531,7 @@
                 <w:sz w:val="20"/>
                 <w:szCs w:val="20"/>
               </w:rPr>
-              <w:t>m</w:t>
-            </w:r>
-            <w:proofErr w:type="spellEnd"/>
-            <w:r>
-              <w:rPr>
-                <w:rFonts w:cstheme="minorHAnsi"/>
-                <w:sz w:val="20"/>
-                <w:szCs w:val="20"/>
-              </w:rPr>
-              <w:t>}</w:t>
+              <w:t>m}</w:t>
             </w:r>
           </w:p>
         </w:tc>
@@ -1707,7 +1585,6 @@
               </w:rPr>
               <w:t>{</w:t>
             </w:r>
-            <w:proofErr w:type="spellStart"/>
             <w:r>
               <w:rPr>
                 <w:rFonts w:ascii="SansSerif" w:hAnsi="SansSerif" w:cs="SansSerif"/>
@@ -1717,7 +1594,6 @@
               </w:rPr>
               <w:t>portOfLoading</w:t>
             </w:r>
-            <w:proofErr w:type="spellEnd"/>
             <w:r>
               <w:rPr>
                 <w:rFonts w:ascii="SansSerif" w:hAnsi="SansSerif" w:cs="SansSerif"/>
@@ -1797,7 +1673,6 @@
               </w:rPr>
               <w:t>{</w:t>
             </w:r>
-            <w:proofErr w:type="spellStart"/>
             <w:r>
               <w:rPr>
                 <w:rFonts w:ascii="SansSerif" w:hAnsi="SansSerif" w:cs="SansSerif"/>
@@ -1807,7 +1682,6 @@
               </w:rPr>
               <w:t>portOfDischarge</w:t>
             </w:r>
-            <w:proofErr w:type="spellEnd"/>
             <w:r>
               <w:rPr>
                 <w:rFonts w:ascii="SansSerif" w:hAnsi="SansSerif" w:cs="SansSerif"/>
@@ -1865,7 +1739,6 @@
               </w:rPr>
               <w:t>{</w:t>
             </w:r>
-            <w:proofErr w:type="spellStart"/>
             <w:r>
               <w:rPr>
                 <w:rFonts w:ascii="SansSerif" w:hAnsi="SansSerif" w:cs="SansSerif"/>
@@ -1875,7 +1748,6 @@
               </w:rPr>
               <w:t>finalDestination</w:t>
             </w:r>
-            <w:proofErr w:type="spellEnd"/>
             <w:r>
               <w:rPr>
                 <w:rFonts w:ascii="SansSerif" w:hAnsi="SansSerif" w:cs="SansSerif"/>
@@ -1939,7 +1811,6 @@
               </w:rPr>
               <w:t>{</w:t>
             </w:r>
-            <w:proofErr w:type="spellStart"/>
             <w:r>
               <w:rPr>
                 <w:rFonts w:cstheme="minorHAnsi"/>
@@ -1948,7 +1819,6 @@
               </w:rPr>
               <w:t>privateRemark</w:t>
             </w:r>
-            <w:proofErr w:type="spellEnd"/>
             <w:r>
               <w:rPr>
                 <w:rFonts w:cstheme="minorHAnsi"/>
@@ -2151,7 +2021,6 @@
                       <w:szCs w:val="19"/>
                     </w:rPr>
                   </w:pPr>
-                  <w:proofErr w:type="spellStart"/>
                   <w:r>
                     <w:rPr>
                       <w:rFonts w:cstheme="minorHAnsi"/>
@@ -2162,7 +2031,6 @@
                     </w:rPr>
                     <w:t>NetWt</w:t>
                   </w:r>
-                  <w:proofErr w:type="spellEnd"/>
                 </w:p>
                 <w:p>
                   <w:pPr>
@@ -2200,7 +2068,6 @@
                     </w:tabs>
                     <w:jc w:val="center"/>
                   </w:pPr>
-                  <w:proofErr w:type="spellStart"/>
                   <w:r>
                     <w:rPr>
                       <w:rFonts w:cstheme="minorHAnsi"/>
@@ -2209,18 +2076,7 @@
                       <w:sz w:val="19"/>
                       <w:szCs w:val="19"/>
                     </w:rPr>
-                    <w:t>GrossWt</w:t>
-                  </w:r>
-                  <w:proofErr w:type="spellEnd"/>
-                  <w:r>
-                    <w:rPr>
-                      <w:rFonts w:cstheme="minorHAnsi"/>
-                      <w:b/>
-                      <w:bCs/>
-                      <w:sz w:val="19"/>
-                      <w:szCs w:val="19"/>
-                    </w:rPr>
-                    <w:t xml:space="preserve"> [kg]</w:t>
+                    <w:t>GrossWt [kg]</w:t>
                   </w:r>
                 </w:p>
               </w:tc>
@@ -2308,51 +2164,7 @@
                       <w:sz w:val="18"/>
                       <w:szCs w:val="18"/>
                     </w:rPr>
-                    <w:t>{#</w:t>
-                  </w:r>
-                  <w:proofErr w:type="gramStart"/>
-                  <w:r>
-                    <w:rPr>
-                      <w:rFonts w:ascii="Arial" w:hAnsi="Arial" w:cs="Arial"/>
-                      <w:b/>
-                      <w:bCs/>
-                      <w:sz w:val="18"/>
-                      <w:szCs w:val="18"/>
-                    </w:rPr>
-                    <w:t>invoiceItems}{</w:t>
-                  </w:r>
-                  <w:proofErr w:type="gramEnd"/>
-                  <w:r>
-                    <w:rPr>
-                      <w:rFonts w:ascii="Arial" w:hAnsi="Arial" w:cs="Arial"/>
-                      <w:b/>
-                      <w:bCs/>
-                      <w:sz w:val="18"/>
-                      <w:szCs w:val="18"/>
-                    </w:rPr>
-                    <w:t>#</w:t>
-                  </w:r>
-                  <w:proofErr w:type="gramStart"/>
-                  <w:r>
-                    <w:rPr>
-                      <w:rFonts w:ascii="Arial" w:hAnsi="Arial" w:cs="Arial"/>
-                      <w:b/>
-                      <w:bCs/>
-                      <w:sz w:val="18"/>
-                      <w:szCs w:val="18"/>
-                    </w:rPr>
-                    <w:t>showThickness}{</w:t>
-                  </w:r>
-                  <w:proofErr w:type="gramEnd"/>
-                  <w:r>
-                    <w:rPr>
-                      <w:rFonts w:ascii="Arial" w:hAnsi="Arial" w:cs="Arial"/>
-                      <w:b/>
-                      <w:bCs/>
-                      <w:sz w:val="18"/>
-                      <w:szCs w:val="18"/>
-                    </w:rPr>
-                    <w:t>thicknessDetail}{/showThickness}</w:t>
+                    <w:t>{#invoiceItems}{#showThickness}{thicknessDetail}{/showThickness}</w:t>
                   </w:r>
                 </w:p>
                 <w:p>
@@ -2486,97 +2298,7 @@
                       <w:sz w:val="18"/>
                       <w:szCs w:val="18"/>
                     </w:rPr>
-                    <w:t>{#</w:t>
-                  </w:r>
-                  <w:proofErr w:type="gramStart"/>
-                  <w:r>
-                    <w:rPr>
-                      <w:rFonts w:ascii="Arial" w:hAnsi="Arial" w:cs="Arial"/>
-                      <w:sz w:val="18"/>
-                      <w:szCs w:val="18"/>
-                    </w:rPr>
-                    <w:t>invoices}{</w:t>
-                  </w:r>
-                  <w:proofErr w:type="gramEnd"/>
-                  <w:r>
-                    <w:rPr>
-                      <w:rFonts w:ascii="Arial" w:hAnsi="Arial" w:cs="Arial"/>
-                      <w:sz w:val="18"/>
-                      <w:szCs w:val="18"/>
-                    </w:rPr>
-                    <w:t>#</w:t>
-                  </w:r>
-                  <w:proofErr w:type="gramStart"/>
-                  <w:r>
-                    <w:rPr>
-                      <w:rFonts w:ascii="Arial" w:hAnsi="Arial" w:cs="Arial"/>
-                      <w:sz w:val="18"/>
-                      <w:szCs w:val="18"/>
-                    </w:rPr>
-                    <w:t>prefixCode}{</w:t>
-                  </w:r>
-                  <w:proofErr w:type="gramEnd"/>
-                  <w:r>
-                    <w:rPr>
-                      <w:rFonts w:ascii="Arial" w:hAnsi="Arial" w:cs="Arial"/>
-                      <w:sz w:val="18"/>
-                      <w:szCs w:val="18"/>
-                    </w:rPr>
-                    <w:t>prefixCode}/{/</w:t>
-                  </w:r>
-                  <w:proofErr w:type="gramStart"/>
-                  <w:r>
-                    <w:rPr>
-                      <w:rFonts w:ascii="Arial" w:hAnsi="Arial" w:cs="Arial"/>
-                      <w:sz w:val="18"/>
-                      <w:szCs w:val="18"/>
-                    </w:rPr>
-                    <w:t>prefixCode}{</w:t>
-                  </w:r>
-                  <w:proofErr w:type="gramEnd"/>
-                  <w:r>
-                    <w:rPr>
-                      <w:rFonts w:ascii="Arial" w:hAnsi="Arial" w:cs="Arial"/>
-                      <w:sz w:val="18"/>
-                      <w:szCs w:val="18"/>
-                    </w:rPr>
-                    <w:t>containerFrom}{#containerTo} to {</w:t>
-                  </w:r>
-                  <w:proofErr w:type="spellStart"/>
-                  <w:r>
-                    <w:rPr>
-                      <w:rFonts w:ascii="Arial" w:hAnsi="Arial" w:cs="Arial"/>
-                      <w:sz w:val="18"/>
-                      <w:szCs w:val="18"/>
-                    </w:rPr>
-                    <w:t>containerTo</w:t>
-                  </w:r>
-                  <w:proofErr w:type="spellEnd"/>
-                  <w:r>
-                    <w:rPr>
-                      <w:rFonts w:ascii="Arial" w:hAnsi="Arial" w:cs="Arial"/>
-                      <w:sz w:val="18"/>
-                      <w:szCs w:val="18"/>
-                    </w:rPr>
-                    <w:t>} {/</w:t>
-                  </w:r>
-                  <w:proofErr w:type="spellStart"/>
-                  <w:r>
-                    <w:rPr>
-                      <w:rFonts w:ascii="Arial" w:hAnsi="Arial" w:cs="Arial"/>
-                      <w:sz w:val="18"/>
-                      <w:szCs w:val="18"/>
-                    </w:rPr>
-                    <w:t>containerTo</w:t>
-                  </w:r>
-                  <w:proofErr w:type="spellEnd"/>
-                  <w:r>
-                    <w:rPr>
-                      <w:rFonts w:ascii="Arial" w:hAnsi="Arial" w:cs="Arial"/>
-                      <w:sz w:val="18"/>
-                      <w:szCs w:val="18"/>
-                    </w:rPr>
-                    <w:t>}</w:t>
+                    <w:t>{#invoices}{#prefixCode}{prefixCode}/{/prefixCode}{containerFrom}{#containerTo} to {containerTo} {/containerTo}</w:t>
                   </w:r>
                 </w:p>
               </w:tc>
@@ -2601,45 +2323,7 @@
                       <w:sz w:val="18"/>
                       <w:szCs w:val="18"/>
                     </w:rPr>
-                    <w:t>{</w:t>
-                  </w:r>
-                  <w:proofErr w:type="spellStart"/>
-                  <w:proofErr w:type="gramStart"/>
-                  <w:r>
-                    <w:rPr>
-                      <w:rFonts w:ascii="Arial" w:hAnsi="Arial" w:cs="Arial"/>
-                      <w:sz w:val="18"/>
-                      <w:szCs w:val="18"/>
-                    </w:rPr>
-                    <w:t>materialGrade</w:t>
-                  </w:r>
-                  <w:proofErr w:type="spellEnd"/>
-                  <w:r>
-                    <w:rPr>
-                      <w:rFonts w:ascii="Arial" w:hAnsi="Arial" w:cs="Arial"/>
-                      <w:sz w:val="18"/>
-                      <w:szCs w:val="18"/>
-                    </w:rPr>
-                    <w:t>}  {</w:t>
-                  </w:r>
-                  <w:proofErr w:type="spellStart"/>
-                  <w:proofErr w:type="gramEnd"/>
-                  <w:r>
-                    <w:rPr>
-                      <w:rFonts w:ascii="Arial" w:hAnsi="Arial" w:cs="Arial"/>
-                      <w:sz w:val="18"/>
-                      <w:szCs w:val="18"/>
-                    </w:rPr>
-                    <w:t>brandName</w:t>
-                  </w:r>
-                  <w:proofErr w:type="spellEnd"/>
-                  <w:r>
-                    <w:rPr>
-                      <w:rFonts w:ascii="Arial" w:hAnsi="Arial" w:cs="Arial"/>
-                      <w:sz w:val="18"/>
-                      <w:szCs w:val="18"/>
-                    </w:rPr>
-                    <w:t>}</w:t>
+                    <w:t>{materialGrade}  {brandName}</w:t>
                   </w:r>
                 </w:p>
               </w:tc>
@@ -2666,25 +2350,7 @@
                       <w:sz w:val="18"/>
                       <w:szCs w:val="18"/>
                     </w:rPr>
-                    <w:t>{</w:t>
-                  </w:r>
-                  <w:proofErr w:type="spellStart"/>
-                  <w:r>
-                    <w:rPr>
-                      <w:rFonts w:ascii="Arial" w:hAnsi="Arial" w:cs="Arial"/>
-                      <w:sz w:val="18"/>
-                      <w:szCs w:val="18"/>
-                    </w:rPr>
-                    <w:t>designType</w:t>
-                  </w:r>
-                  <w:proofErr w:type="spellEnd"/>
-                  <w:r>
-                    <w:rPr>
-                      <w:rFonts w:ascii="Arial" w:hAnsi="Arial" w:cs="Arial"/>
-                      <w:sz w:val="18"/>
-                      <w:szCs w:val="18"/>
-                    </w:rPr>
-                    <w:t>}</w:t>
+                    <w:t>{designType}</w:t>
                   </w:r>
                 </w:p>
               </w:tc>
@@ -2714,25 +2380,7 @@
                       <w:sz w:val="18"/>
                       <w:szCs w:val="18"/>
                     </w:rPr>
-                    <w:t>{</w:t>
-                  </w:r>
-                  <w:proofErr w:type="spellStart"/>
-                  <w:r>
-                    <w:rPr>
-                      <w:rFonts w:ascii="Arial" w:hAnsi="Arial" w:cs="Arial"/>
-                      <w:sz w:val="18"/>
-                      <w:szCs w:val="18"/>
-                    </w:rPr>
-                    <w:t>finishType</w:t>
-                  </w:r>
-                  <w:proofErr w:type="spellEnd"/>
-                  <w:r>
-                    <w:rPr>
-                      <w:rFonts w:ascii="Arial" w:hAnsi="Arial" w:cs="Arial"/>
-                      <w:sz w:val="18"/>
-                      <w:szCs w:val="18"/>
-                    </w:rPr>
-                    <w:t>}</w:t>
+                    <w:t>{finishType}</w:t>
                   </w:r>
                 </w:p>
               </w:tc>
@@ -2796,25 +2444,7 @@
                       <w:sz w:val="18"/>
                       <w:szCs w:val="18"/>
                     </w:rPr>
-                    <w:t>{</w:t>
-                  </w:r>
-                  <w:proofErr w:type="spellStart"/>
-                  <w:r>
-                    <w:rPr>
-                      <w:rFonts w:ascii="Arial" w:hAnsi="Arial" w:cs="Arial"/>
-                      <w:sz w:val="18"/>
-                      <w:szCs w:val="18"/>
-                    </w:rPr>
-                    <w:t>netWeight</w:t>
-                  </w:r>
-                  <w:proofErr w:type="spellEnd"/>
-                  <w:r>
-                    <w:rPr>
-                      <w:rFonts w:ascii="Arial" w:hAnsi="Arial" w:cs="Arial"/>
-                      <w:sz w:val="18"/>
-                      <w:szCs w:val="18"/>
-                    </w:rPr>
-                    <w:t>}</w:t>
+                    <w:t>{netWeight}</w:t>
                   </w:r>
                 </w:p>
               </w:tc>
@@ -2846,25 +2476,7 @@
                       <w:sz w:val="18"/>
                       <w:szCs w:val="18"/>
                     </w:rPr>
-                    <w:t>{</w:t>
-                  </w:r>
-                  <w:proofErr w:type="spellStart"/>
-                  <w:r>
-                    <w:rPr>
-                      <w:rFonts w:ascii="Arial" w:hAnsi="Arial" w:cs="Arial"/>
-                      <w:sz w:val="18"/>
-                      <w:szCs w:val="18"/>
-                    </w:rPr>
-                    <w:t>grossWeight</w:t>
-                  </w:r>
-                  <w:proofErr w:type="spellEnd"/>
-                  <w:r>
-                    <w:rPr>
-                      <w:rFonts w:ascii="Arial" w:hAnsi="Arial" w:cs="Arial"/>
-                      <w:sz w:val="18"/>
-                      <w:szCs w:val="18"/>
-                    </w:rPr>
-                    <w:t>}</w:t>
+                    <w:t>{grossWeight}</w:t>
                   </w:r>
                 </w:p>
               </w:tc>
@@ -2895,53 +2507,7 @@
                       <w:sz w:val="18"/>
                       <w:szCs w:val="18"/>
                     </w:rPr>
-                    <w:t>{</w:t>
-                  </w:r>
-                  <w:proofErr w:type="spellStart"/>
-                  <w:proofErr w:type="gramStart"/>
-                  <w:r>
-                    <w:rPr>
-                      <w:rFonts w:ascii="Arial" w:hAnsi="Arial" w:cs="Arial"/>
-                      <w:sz w:val="18"/>
-                      <w:szCs w:val="18"/>
-                    </w:rPr>
-                    <w:t>sizeInch</w:t>
-                  </w:r>
-                  <w:proofErr w:type="spellEnd"/>
-                  <w:r>
-                    <w:rPr>
-                      <w:rFonts w:ascii="Arial" w:hAnsi="Arial" w:cs="Arial"/>
-                      <w:sz w:val="18"/>
-                      <w:szCs w:val="18"/>
-                    </w:rPr>
-                    <w:t>}  {</w:t>
-                  </w:r>
-                  <w:proofErr w:type="gramEnd"/>
-                  <w:r>
-                    <w:rPr>
-                      <w:rFonts w:ascii="Arial" w:hAnsi="Arial" w:cs="Arial"/>
-                      <w:sz w:val="18"/>
-                      <w:szCs w:val="18"/>
-                    </w:rPr>
-                    <w:t>/invoices} {/</w:t>
-                  </w:r>
-                  <w:proofErr w:type="spellStart"/>
-                  <w:r>
-                    <w:rPr>
-                      <w:rFonts w:ascii="Arial" w:hAnsi="Arial" w:cs="Arial"/>
-                      <w:sz w:val="18"/>
-                      <w:szCs w:val="18"/>
-                    </w:rPr>
-                    <w:t>invoiceItems</w:t>
-                  </w:r>
-                  <w:proofErr w:type="spellEnd"/>
-                  <w:r>
-                    <w:rPr>
-                      <w:rFonts w:ascii="Arial" w:hAnsi="Arial" w:cs="Arial"/>
-                      <w:sz w:val="18"/>
-                      <w:szCs w:val="18"/>
-                    </w:rPr>
-                    <w:t>}</w:t>
+                    <w:t>{sizeInch}  {/invoices} {/invoiceItems}</w:t>
                   </w:r>
                 </w:p>
               </w:tc>
@@ -2996,29 +2562,7 @@
                       <w:sz w:val="18"/>
                       <w:szCs w:val="18"/>
                     </w:rPr>
-                    <w:t>{/</w:t>
-                  </w:r>
-                  <w:proofErr w:type="spellStart"/>
-                  <w:r>
-                    <w:rPr>
-                      <w:rFonts w:ascii="Arial" w:hAnsi="Arial" w:cs="Arial"/>
-                      <w:b/>
-                      <w:bCs/>
-                      <w:sz w:val="18"/>
-                      <w:szCs w:val="18"/>
-                    </w:rPr>
-                    <w:t>isSampleBox</w:t>
-                  </w:r>
-                  <w:proofErr w:type="spellEnd"/>
-                  <w:r>
-                    <w:rPr>
-                      <w:rFonts w:ascii="Arial" w:hAnsi="Arial" w:cs="Arial"/>
-                      <w:b/>
-                      <w:bCs/>
-                      <w:sz w:val="18"/>
-                      <w:szCs w:val="18"/>
-                    </w:rPr>
-                    <w:t>}</w:t>
+                    <w:t>{/isSampleBox}</w:t>
                   </w:r>
                 </w:p>
               </w:tc>
@@ -3141,97 +2685,7 @@
                       <w:sz w:val="18"/>
                       <w:szCs w:val="18"/>
                     </w:rPr>
-                    <w:t>{#</w:t>
-                  </w:r>
-                  <w:proofErr w:type="gramStart"/>
-                  <w:r>
-                    <w:rPr>
-                      <w:rFonts w:ascii="Arial" w:hAnsi="Arial" w:cs="Arial"/>
-                      <w:sz w:val="18"/>
-                      <w:szCs w:val="18"/>
-                    </w:rPr>
-                    <w:t>sampleBox}{</w:t>
-                  </w:r>
-                  <w:proofErr w:type="gramEnd"/>
-                  <w:r>
-                    <w:rPr>
-                      <w:rFonts w:ascii="Arial" w:hAnsi="Arial" w:cs="Arial"/>
-                      <w:sz w:val="18"/>
-                      <w:szCs w:val="18"/>
-                    </w:rPr>
-                    <w:t>#</w:t>
-                  </w:r>
-                  <w:proofErr w:type="gramStart"/>
-                  <w:r>
-                    <w:rPr>
-                      <w:rFonts w:ascii="Arial" w:hAnsi="Arial" w:cs="Arial"/>
-                      <w:sz w:val="18"/>
-                      <w:szCs w:val="18"/>
-                    </w:rPr>
-                    <w:t>prefixCode}{</w:t>
-                  </w:r>
-                  <w:proofErr w:type="gramEnd"/>
-                  <w:r>
-                    <w:rPr>
-                      <w:rFonts w:ascii="Arial" w:hAnsi="Arial" w:cs="Arial"/>
-                      <w:sz w:val="18"/>
-                      <w:szCs w:val="18"/>
-                    </w:rPr>
-                    <w:t>prefixCode}/{/</w:t>
-                  </w:r>
-                  <w:proofErr w:type="gramStart"/>
-                  <w:r>
-                    <w:rPr>
-                      <w:rFonts w:ascii="Arial" w:hAnsi="Arial" w:cs="Arial"/>
-                      <w:sz w:val="18"/>
-                      <w:szCs w:val="18"/>
-                    </w:rPr>
-                    <w:t>prefixCode}{</w:t>
-                  </w:r>
-                  <w:proofErr w:type="gramEnd"/>
-                  <w:r>
-                    <w:rPr>
-                      <w:rFonts w:ascii="Arial" w:hAnsi="Arial" w:cs="Arial"/>
-                      <w:sz w:val="18"/>
-                      <w:szCs w:val="18"/>
-                    </w:rPr>
-                    <w:t>containerFrom}{#containerTo} to {</w:t>
-                  </w:r>
-                  <w:proofErr w:type="spellStart"/>
-                  <w:r>
-                    <w:rPr>
-                      <w:rFonts w:ascii="Arial" w:hAnsi="Arial" w:cs="Arial"/>
-                      <w:sz w:val="18"/>
-                      <w:szCs w:val="18"/>
-                    </w:rPr>
-                    <w:t>containerTo</w:t>
-                  </w:r>
-                  <w:proofErr w:type="spellEnd"/>
-                  <w:r>
-                    <w:rPr>
-                      <w:rFonts w:ascii="Arial" w:hAnsi="Arial" w:cs="Arial"/>
-                      <w:sz w:val="18"/>
-                      <w:szCs w:val="18"/>
-                    </w:rPr>
-                    <w:t>} {/</w:t>
-                  </w:r>
-                  <w:proofErr w:type="spellStart"/>
-                  <w:r>
-                    <w:rPr>
-                      <w:rFonts w:ascii="Arial" w:hAnsi="Arial" w:cs="Arial"/>
-                      <w:sz w:val="18"/>
-                      <w:szCs w:val="18"/>
-                    </w:rPr>
-                    <w:t>containerTo</w:t>
-                  </w:r>
-                  <w:proofErr w:type="spellEnd"/>
-                  <w:r>
-                    <w:rPr>
-                      <w:rFonts w:ascii="Arial" w:hAnsi="Arial" w:cs="Arial"/>
-                      <w:sz w:val="18"/>
-                      <w:szCs w:val="18"/>
-                    </w:rPr>
-                    <w:t>}</w:t>
+                    <w:t>{#sampleBox}{#prefixCode}{prefixCode}/{/prefixCode}{containerFrom}{#containerTo} to {containerTo} {/containerTo}</w:t>
                   </w:r>
                 </w:p>
               </w:tc>
@@ -3263,81 +2717,7 @@
                       <w:sz w:val="18"/>
                       <w:szCs w:val="18"/>
                     </w:rPr>
-                    <w:t>{</w:t>
-                  </w:r>
-                  <w:proofErr w:type="spellStart"/>
-                  <w:proofErr w:type="gramStart"/>
-                  <w:r>
-                    <w:rPr>
-                      <w:rFonts w:ascii="Arial" w:hAnsi="Arial" w:cs="Arial"/>
-                      <w:sz w:val="18"/>
-                      <w:szCs w:val="18"/>
-                    </w:rPr>
-                    <w:t>materialGrade</w:t>
-                  </w:r>
-                  <w:proofErr w:type="spellEnd"/>
-                  <w:r>
-                    <w:rPr>
-                      <w:rFonts w:ascii="Arial" w:hAnsi="Arial" w:cs="Arial"/>
-                      <w:sz w:val="18"/>
-                      <w:szCs w:val="18"/>
-                    </w:rPr>
-                    <w:t>}  {</w:t>
-                  </w:r>
-                  <w:proofErr w:type="spellStart"/>
-                  <w:r>
-                    <w:rPr>
-                      <w:rFonts w:ascii="Arial" w:hAnsi="Arial" w:cs="Arial"/>
-                      <w:sz w:val="18"/>
-                      <w:szCs w:val="18"/>
-                    </w:rPr>
-                    <w:t>brandName</w:t>
-                  </w:r>
-                  <w:proofErr w:type="spellEnd"/>
-                  <w:r>
-                    <w:rPr>
-                      <w:rFonts w:ascii="Arial" w:hAnsi="Arial" w:cs="Arial"/>
-                      <w:sz w:val="18"/>
-                      <w:szCs w:val="18"/>
-                    </w:rPr>
-                    <w:t>}  {</w:t>
-                  </w:r>
-                  <w:proofErr w:type="spellStart"/>
-                  <w:r>
-                    <w:rPr>
-                      <w:rFonts w:ascii="Arial" w:hAnsi="Arial" w:cs="Arial"/>
-                      <w:sz w:val="18"/>
-                      <w:szCs w:val="18"/>
-                    </w:rPr>
-                    <w:t>designType</w:t>
-                  </w:r>
-                  <w:proofErr w:type="spellEnd"/>
-                  <w:r>
-                    <w:rPr>
-                      <w:rFonts w:ascii="Arial" w:hAnsi="Arial" w:cs="Arial"/>
-                      <w:sz w:val="18"/>
-                      <w:szCs w:val="18"/>
-                    </w:rPr>
-                    <w:t>}  {</w:t>
-                  </w:r>
-                  <w:proofErr w:type="spellStart"/>
-                  <w:proofErr w:type="gramEnd"/>
-                  <w:r>
-                    <w:rPr>
-                      <w:rFonts w:ascii="Arial" w:hAnsi="Arial" w:cs="Arial"/>
-                      <w:sz w:val="18"/>
-                      <w:szCs w:val="18"/>
-                    </w:rPr>
-                    <w:t>finishType</w:t>
-                  </w:r>
-                  <w:proofErr w:type="spellEnd"/>
-                  <w:r>
-                    <w:rPr>
-                      <w:rFonts w:ascii="Arial" w:hAnsi="Arial" w:cs="Arial"/>
-                      <w:sz w:val="18"/>
-                      <w:szCs w:val="18"/>
-                    </w:rPr>
-                    <w:t>}</w:t>
+                    <w:t>{materialGrade}  {brandName}  {designType}  {finishType}</w:t>
                   </w:r>
                 </w:p>
               </w:tc>
@@ -3401,25 +2781,7 @@
                       <w:sz w:val="18"/>
                       <w:szCs w:val="18"/>
                     </w:rPr>
-                    <w:t>{</w:t>
-                  </w:r>
-                  <w:proofErr w:type="spellStart"/>
-                  <w:r>
-                    <w:rPr>
-                      <w:rFonts w:ascii="Arial" w:hAnsi="Arial" w:cs="Arial"/>
-                      <w:sz w:val="18"/>
-                      <w:szCs w:val="18"/>
-                    </w:rPr>
-                    <w:t>netWeight</w:t>
-                  </w:r>
-                  <w:proofErr w:type="spellEnd"/>
-                  <w:r>
-                    <w:rPr>
-                      <w:rFonts w:ascii="Arial" w:hAnsi="Arial" w:cs="Arial"/>
-                      <w:sz w:val="18"/>
-                      <w:szCs w:val="18"/>
-                    </w:rPr>
-                    <w:t>}</w:t>
+                    <w:t>{netWeight}</w:t>
                   </w:r>
                 </w:p>
               </w:tc>
@@ -3451,25 +2813,7 @@
                       <w:sz w:val="18"/>
                       <w:szCs w:val="18"/>
                     </w:rPr>
-                    <w:t>{</w:t>
-                  </w:r>
-                  <w:proofErr w:type="spellStart"/>
-                  <w:r>
-                    <w:rPr>
-                      <w:rFonts w:ascii="Arial" w:hAnsi="Arial" w:cs="Arial"/>
-                      <w:sz w:val="18"/>
-                      <w:szCs w:val="18"/>
-                    </w:rPr>
-                    <w:t>grossWeight</w:t>
-                  </w:r>
-                  <w:proofErr w:type="spellEnd"/>
-                  <w:r>
-                    <w:rPr>
-                      <w:rFonts w:ascii="Arial" w:hAnsi="Arial" w:cs="Arial"/>
-                      <w:sz w:val="18"/>
-                      <w:szCs w:val="18"/>
-                    </w:rPr>
-                    <w:t>}</w:t>
+                    <w:t>{grossWeight}</w:t>
                   </w:r>
                 </w:p>
               </w:tc>
@@ -3500,43 +2844,7 @@
                       <w:sz w:val="18"/>
                       <w:szCs w:val="18"/>
                     </w:rPr>
-                    <w:t>{</w:t>
-                  </w:r>
-                  <w:proofErr w:type="spellStart"/>
-                  <w:r>
-                    <w:rPr>
-                      <w:rFonts w:ascii="Arial" w:hAnsi="Arial" w:cs="Arial"/>
-                      <w:sz w:val="18"/>
-                      <w:szCs w:val="18"/>
-                    </w:rPr>
-                    <w:t>sizeInch</w:t>
-                  </w:r>
-                  <w:proofErr w:type="spellEnd"/>
-                  <w:r>
-                    <w:rPr>
-                      <w:rFonts w:ascii="Arial" w:hAnsi="Arial" w:cs="Arial"/>
-                      <w:sz w:val="18"/>
-                      <w:szCs w:val="18"/>
-                    </w:rPr>
-                    <w:t>}{/</w:t>
-                  </w:r>
-                  <w:proofErr w:type="spellStart"/>
-                  <w:r>
-                    <w:rPr>
-                      <w:rFonts w:ascii="Arial" w:hAnsi="Arial" w:cs="Arial"/>
-                      <w:sz w:val="18"/>
-                      <w:szCs w:val="18"/>
-                    </w:rPr>
-                    <w:t>sampleBox</w:t>
-                  </w:r>
-                  <w:proofErr w:type="spellEnd"/>
-                  <w:r>
-                    <w:rPr>
-                      <w:rFonts w:ascii="Arial" w:hAnsi="Arial" w:cs="Arial"/>
-                      <w:sz w:val="18"/>
-                      <w:szCs w:val="18"/>
-                    </w:rPr>
-                    <w:t>}</w:t>
+                    <w:t>{sizeInch}{/sampleBox}</w:t>
                   </w:r>
                 </w:p>
               </w:tc>
@@ -3583,25 +2891,7 @@
                 <w:sz w:val="20"/>
                 <w:szCs w:val="20"/>
               </w:rPr>
-              <w:t>{#</w:t>
-            </w:r>
-            <w:proofErr w:type="gramStart"/>
-            <w:r>
-              <w:rPr>
-                <w:rFonts w:cstheme="minorHAnsi"/>
-                <w:sz w:val="20"/>
-                <w:szCs w:val="20"/>
-              </w:rPr>
-              <w:t>specialInstruction}{</w:t>
-            </w:r>
-            <w:proofErr w:type="gramEnd"/>
-            <w:r>
-              <w:rPr>
-                <w:rFonts w:cstheme="minorHAnsi"/>
-                <w:sz w:val="20"/>
-                <w:szCs w:val="20"/>
-              </w:rPr>
-              <w:t>specialInstruction}{/specialInstruction}</w:t>
+              <w:t>{#specialInstruction}{specialInstruction}{/specialInstruction}</w:t>
             </w:r>
           </w:p>
         </w:tc>
@@ -3695,7 +2985,6 @@
                     </w:rPr>
                     <w:t>{</w:t>
                   </w:r>
-                  <w:proofErr w:type="spellStart"/>
                   <w:r>
                     <w:rPr>
                       <w:rFonts w:cstheme="minorHAnsi"/>
@@ -3704,7 +2993,6 @@
                     </w:rPr>
                     <w:t>totalQuantity</w:t>
                   </w:r>
-                  <w:proofErr w:type="spellEnd"/>
                   <w:r>
                     <w:rPr>
                       <w:rFonts w:cstheme="minorHAnsi"/>
@@ -3769,7 +3057,6 @@
                     </w:rPr>
                     <w:t>{</w:t>
                   </w:r>
-                  <w:proofErr w:type="spellStart"/>
                   <w:r>
                     <w:rPr>
                       <w:rFonts w:cstheme="minorHAnsi"/>
@@ -3778,7 +3065,6 @@
                     </w:rPr>
                     <w:t>totalBox</w:t>
                   </w:r>
-                  <w:proofErr w:type="spellEnd"/>
                   <w:r>
                     <w:rPr>
                       <w:rFonts w:cstheme="minorHAnsi"/>
@@ -3816,6 +3102,7 @@
                       <w:sz w:val="20"/>
                       <w:szCs w:val="20"/>
                     </w:rPr>
+                    <w:lastRenderedPageBreak/>
                     <w:t>Total Net Weight:</w:t>
                   </w:r>
                 </w:p>
@@ -3836,7 +3123,6 @@
                       <w:sz w:val="20"/>
                       <w:szCs w:val="20"/>
                     </w:rPr>
-                    <w:lastRenderedPageBreak/>
                     <w:t xml:space="preserve">Total Gross Weight: </w:t>
                   </w:r>
                 </w:p>
@@ -3862,10 +3148,8 @@
                       <w:sz w:val="20"/>
                       <w:szCs w:val="20"/>
                     </w:rPr>
-                    <w:lastRenderedPageBreak/>
                     <w:t>{</w:t>
                   </w:r>
-                  <w:proofErr w:type="spellStart"/>
                   <w:r>
                     <w:rPr>
                       <w:rFonts w:cstheme="minorHAnsi"/>
@@ -3874,7 +3158,6 @@
                     </w:rPr>
                     <w:t>totalNetWeight</w:t>
                   </w:r>
-                  <w:proofErr w:type="spellEnd"/>
                   <w:r>
                     <w:rPr>
                       <w:rFonts w:cstheme="minorHAnsi"/>
@@ -3901,10 +3184,8 @@
                       <w:sz w:val="20"/>
                       <w:szCs w:val="20"/>
                     </w:rPr>
-                    <w:lastRenderedPageBreak/>
                     <w:t>{</w:t>
                   </w:r>
-                  <w:proofErr w:type="spellStart"/>
                   <w:r>
                     <w:rPr>
                       <w:rFonts w:cstheme="minorHAnsi"/>
@@ -3913,7 +3194,6 @@
                     </w:rPr>
                     <w:t>totalGrossWeight</w:t>
                   </w:r>
-                  <w:proofErr w:type="spellEnd"/>
                   <w:r>
                     <w:rPr>
                       <w:rFonts w:cstheme="minorHAnsi"/>
@@ -3951,46 +3231,7 @@
                       <w:sz w:val="20"/>
                       <w:szCs w:val="20"/>
                     </w:rPr>
-                    <w:lastRenderedPageBreak/>
-                    <w:t>{#</w:t>
-                  </w:r>
-                  <w:proofErr w:type="gramStart"/>
-                  <w:r>
-                    <w:rPr>
-                      <w:rFonts w:cstheme="minorHAnsi"/>
-                      <w:sz w:val="20"/>
-                      <w:szCs w:val="20"/>
-                    </w:rPr>
-                    <w:t>isCustom}Total</w:t>
-                  </w:r>
-                  <w:proofErr w:type="gramEnd"/>
-                  <w:r>
-                    <w:rPr>
-                      <w:rFonts w:cstheme="minorHAnsi"/>
-                      <w:sz w:val="20"/>
-                      <w:szCs w:val="20"/>
-                    </w:rPr>
-                    <w:t xml:space="preserve"> </w:t>
-                  </w:r>
-                  <w:proofErr w:type="spellStart"/>
-                  <w:proofErr w:type="gramStart"/>
-                  <w:r>
-                    <w:rPr>
-                      <w:rFonts w:cstheme="minorHAnsi"/>
-                      <w:sz w:val="20"/>
-                      <w:szCs w:val="20"/>
-                    </w:rPr>
-                    <w:t>Sq.Meter</w:t>
-                  </w:r>
-                  <w:proofErr w:type="spellEnd"/>
-                  <w:proofErr w:type="gramEnd"/>
-                  <w:r>
-                    <w:rPr>
-                      <w:rFonts w:cstheme="minorHAnsi"/>
-                      <w:sz w:val="20"/>
-                      <w:szCs w:val="20"/>
-                    </w:rPr>
-                    <w:t>:</w:t>
+                    <w:t>{#isCustom}Total Sq.Meter:</w:t>
                   </w:r>
                 </w:p>
               </w:tc>
@@ -4015,59 +3256,23 @@
                       <w:sz w:val="20"/>
                       <w:szCs w:val="20"/>
                     </w:rPr>
-                    <w:t>{</w:t>
-                  </w:r>
-                  <w:proofErr w:type="spellStart"/>
+                    <w:t>{totalSqMt}</w:t>
+                  </w:r>
                   <w:r>
                     <w:rPr>
                       <w:rFonts w:cstheme="minorHAnsi"/>
                       <w:sz w:val="20"/>
                       <w:szCs w:val="20"/>
                     </w:rPr>
-                    <w:t>totalSqMt</w:t>
-                  </w:r>
-                  <w:proofErr w:type="spellEnd"/>
+                    <w:t xml:space="preserve"> M</w:t>
+                  </w:r>
                   <w:r>
                     <w:rPr>
                       <w:rFonts w:cstheme="minorHAnsi"/>
                       <w:sz w:val="20"/>
                       <w:szCs w:val="20"/>
                     </w:rPr>
-                    <w:t>}</w:t>
-                  </w:r>
-                  <w:r>
-                    <w:rPr>
-                      <w:rFonts w:cstheme="minorHAnsi"/>
-                      <w:sz w:val="20"/>
-                      <w:szCs w:val="20"/>
-                    </w:rPr>
-                    <w:t xml:space="preserve"> M</w:t>
-                  </w:r>
-                  <w:r>
-                    <w:rPr>
-                      <w:rFonts w:cstheme="minorHAnsi"/>
-                      <w:sz w:val="20"/>
-                      <w:szCs w:val="20"/>
-                    </w:rPr>
-                    <w:t>M{/</w:t>
-                  </w:r>
-                  <w:proofErr w:type="spellStart"/>
-                  <w:r>
-                    <w:rPr>
-                      <w:rFonts w:cstheme="minorHAnsi"/>
-                      <w:sz w:val="20"/>
-                      <w:szCs w:val="20"/>
-                    </w:rPr>
-                    <w:t>isCustom</w:t>
-                  </w:r>
-                  <w:proofErr w:type="spellEnd"/>
-                  <w:r>
-                    <w:rPr>
-                      <w:rFonts w:cstheme="minorHAnsi"/>
-                      <w:sz w:val="20"/>
-                      <w:szCs w:val="20"/>
-                    </w:rPr>
-                    <w:t>}</w:t>
+                    <w:t>M{/isCustom}</w:t>
                   </w:r>
                 </w:p>
               </w:tc>
@@ -4169,47 +3374,7 @@
                       <w:sz w:val="20"/>
                       <w:szCs w:val="20"/>
                     </w:rPr>
-                    <w:t>{#</w:t>
-                  </w:r>
-                  <w:proofErr w:type="gramStart"/>
-                  <w:r>
-                    <w:rPr>
-                      <w:b/>
-                      <w:bCs/>
-                      <w:sz w:val="20"/>
-                      <w:szCs w:val="20"/>
-                    </w:rPr>
-                    <w:t>isCustom}Avg</w:t>
-                  </w:r>
-                  <w:proofErr w:type="gramEnd"/>
-                  <w:r>
-                    <w:rPr>
-                      <w:b/>
-                      <w:bCs/>
-                      <w:sz w:val="20"/>
-                      <w:szCs w:val="20"/>
-                    </w:rPr>
-                    <w:t>/</w:t>
-                  </w:r>
-                  <w:proofErr w:type="gramStart"/>
-                  <w:r>
-                    <w:rPr>
-                      <w:b/>
-                      <w:bCs/>
-                      <w:sz w:val="20"/>
-                      <w:szCs w:val="20"/>
-                    </w:rPr>
-                    <w:t>Wt(</w:t>
-                  </w:r>
-                  <w:proofErr w:type="gramEnd"/>
-                  <w:r>
-                    <w:rPr>
-                      <w:b/>
-                      <w:bCs/>
-                      <w:sz w:val="20"/>
-                      <w:szCs w:val="20"/>
-                    </w:rPr>
-                    <w:t>Kg)</w:t>
+                    <w:t>{#isCustom}Avg/Wt(Kg)</w:t>
                   </w:r>
                 </w:p>
               </w:tc>
@@ -4265,27 +3430,7 @@
                       <w:sz w:val="20"/>
                       <w:szCs w:val="20"/>
                     </w:rPr>
-                    <w:t>Size{/</w:t>
-                  </w:r>
-                  <w:proofErr w:type="spellStart"/>
-                  <w:r>
-                    <w:rPr>
-                      <w:b/>
-                      <w:bCs/>
-                      <w:sz w:val="20"/>
-                      <w:szCs w:val="20"/>
-                    </w:rPr>
-                    <w:t>isCustom</w:t>
-                  </w:r>
-                  <w:proofErr w:type="spellEnd"/>
-                  <w:r>
-                    <w:rPr>
-                      <w:b/>
-                      <w:bCs/>
-                      <w:sz w:val="20"/>
-                      <w:szCs w:val="20"/>
-                    </w:rPr>
-                    <w:t>}</w:t>
+                    <w:t>Size{/isCustom}</w:t>
                   </w:r>
                 </w:p>
               </w:tc>
@@ -4314,39 +3459,7 @@
                       <w:sz w:val="20"/>
                       <w:szCs w:val="20"/>
                     </w:rPr>
-                    <w:t>{#</w:t>
-                  </w:r>
-                  <w:proofErr w:type="gramStart"/>
-                  <w:r>
-                    <w:rPr>
-                      <w:sz w:val="20"/>
-                      <w:szCs w:val="20"/>
-                    </w:rPr>
-                    <w:t>isCustom}{</w:t>
-                  </w:r>
-                  <w:proofErr w:type="gramEnd"/>
-                  <w:r>
-                    <w:rPr>
-                      <w:sz w:val="20"/>
-                      <w:szCs w:val="20"/>
-                    </w:rPr>
-                    <w:t>#</w:t>
-                  </w:r>
-                  <w:proofErr w:type="gramStart"/>
-                  <w:r>
-                    <w:rPr>
-                      <w:sz w:val="20"/>
-                      <w:szCs w:val="20"/>
-                    </w:rPr>
-                    <w:t>containerSummary}{</w:t>
-                  </w:r>
-                  <w:proofErr w:type="gramEnd"/>
-                  <w:r>
-                    <w:rPr>
-                      <w:sz w:val="20"/>
-                      <w:szCs w:val="20"/>
-                    </w:rPr>
-                    <w:t>avgWeight}</w:t>
+                    <w:t>{#isCustom}{#containerSummary}{avgWeight}</w:t>
                   </w:r>
                 </w:p>
               </w:tc>
@@ -4370,23 +3483,7 @@
                       <w:sz w:val="20"/>
                       <w:szCs w:val="20"/>
                     </w:rPr>
-                    <w:t>{</w:t>
-                  </w:r>
-                  <w:proofErr w:type="spellStart"/>
-                  <w:r>
-                    <w:rPr>
-                      <w:sz w:val="20"/>
-                      <w:szCs w:val="20"/>
-                    </w:rPr>
-                    <w:t>totalSqMtPerType</w:t>
-                  </w:r>
-                  <w:proofErr w:type="spellEnd"/>
-                  <w:r>
-                    <w:rPr>
-                      <w:sz w:val="20"/>
-                      <w:szCs w:val="20"/>
-                    </w:rPr>
-                    <w:t>}</w:t>
+                    <w:t>{totalSqMtPerType}</w:t>
                   </w:r>
                 </w:p>
               </w:tc>
@@ -4410,48 +3507,7 @@
                       <w:sz w:val="20"/>
                       <w:szCs w:val="20"/>
                     </w:rPr>
-                    <w:t>{length} X {width} X {height} MM{/</w:t>
-                  </w:r>
-                  <w:proofErr w:type="spellStart"/>
-                  <w:proofErr w:type="gramStart"/>
-                  <w:r>
-                    <w:rPr>
-                      <w:sz w:val="20"/>
-                      <w:szCs w:val="20"/>
-                    </w:rPr>
-                    <w:t>containerSummary</w:t>
-                  </w:r>
-                  <w:proofErr w:type="spellEnd"/>
-                  <w:r>
-                    <w:rPr>
-                      <w:sz w:val="20"/>
-                      <w:szCs w:val="20"/>
-                    </w:rPr>
-                    <w:t>}{</w:t>
-                  </w:r>
-                  <w:proofErr w:type="gramEnd"/>
-                  <w:r>
-                    <w:rPr>
-                      <w:sz w:val="20"/>
-                      <w:szCs w:val="20"/>
-                    </w:rPr>
-                    <w:t>/</w:t>
-                  </w:r>
-                  <w:proofErr w:type="spellStart"/>
-                  <w:r>
-                    <w:rPr>
-                      <w:sz w:val="20"/>
-                      <w:szCs w:val="20"/>
-                    </w:rPr>
-                    <w:t>isCustom</w:t>
-                  </w:r>
-                  <w:proofErr w:type="spellEnd"/>
-                  <w:r>
-                    <w:rPr>
-                      <w:sz w:val="20"/>
-                      <w:szCs w:val="20"/>
-                    </w:rPr>
-                    <w:t>}</w:t>
+                    <w:t>{length} X {width} X {height} MM{/containerSummary}{/isCustom}</w:t>
                   </w:r>
                 </w:p>
               </w:tc>
@@ -4717,7 +3773,6 @@
       </w:rPr>
       <w:t>{#</w:t>
     </w:r>
-    <w:proofErr w:type="gramStart"/>
     <w:r>
       <w:rPr>
         <w:rFonts w:cs="Calibri"/>
@@ -4749,33 +3804,7 @@
         <w:szCs w:val="20"/>
         <w14:ligatures w14:val="none"/>
       </w:rPr>
-      <w:t>{</w:t>
-    </w:r>
-    <w:proofErr w:type="gramEnd"/>
-    <w:r>
-      <w:rPr>
-        <w:b/>
-        <w:bCs/>
-        <w:spacing w:val="60"/>
-        <w:kern w:val="0"/>
-        <w:sz w:val="20"/>
-        <w:szCs w:val="20"/>
-        <w14:ligatures w14:val="none"/>
-      </w:rPr>
-      <w:t>companyName</w:t>
-    </w:r>
-    <w:proofErr w:type="gramStart"/>
-    <w:r>
-      <w:rPr>
-        <w:b/>
-        <w:bCs/>
-        <w:spacing w:val="60"/>
-        <w:kern w:val="0"/>
-        <w:sz w:val="20"/>
-        <w:szCs w:val="20"/>
-        <w14:ligatures w14:val="none"/>
-      </w:rPr>
-      <w:t>}</w:t>
+      <w:t>{companyName}</w:t>
     </w:r>
     <w:r>
       <w:rPr>
@@ -4786,19 +3815,7 @@
         <w:szCs w:val="12"/>
         <w14:ligatures w14:val="none"/>
       </w:rPr>
-      <w:t>{</w:t>
-    </w:r>
-    <w:proofErr w:type="gramEnd"/>
-    <w:r>
-      <w:rPr>
-        <w:b/>
-        <w:bCs/>
-        <w:kern w:val="0"/>
-        <w:sz w:val="12"/>
-        <w:szCs w:val="12"/>
-        <w14:ligatures w14:val="none"/>
-      </w:rPr>
-      <w:t>/}</w:t>
+      <w:t>{/}</w:t>
     </w:r>
   </w:p>
   <w:p>
@@ -5532,6 +4549,7 @@
   <w:style w:type="character" w:default="1" w:styleId="DefaultParagraphFont">
     <w:name w:val="Default Paragraph Font"/>
     <w:uiPriority w:val="1"/>
+    <w:semiHidden/>
     <w:unhideWhenUsed/>
   </w:style>
   <w:style w:type="table" w:default="1" w:styleId="TableNormal">

--- a/electron/database/generate-document/templates/packing.docx
+++ b/electron/database/generate-document/templates/packing.docx
@@ -3540,8 +3540,12 @@
       </w:pPr>
     </w:p>
     <w:sectPr>
-      <w:headerReference w:type="default" r:id="rId7"/>
-      <w:footerReference w:type="default" r:id="rId8"/>
+      <w:headerReference w:type="even" r:id="rId7"/>
+      <w:headerReference w:type="default" r:id="rId8"/>
+      <w:footerReference w:type="even" r:id="rId9"/>
+      <w:footerReference w:type="default" r:id="rId10"/>
+      <w:headerReference w:type="first" r:id="rId11"/>
+      <w:footerReference w:type="first" r:id="rId12"/>
       <w:pgSz w:w="12240" w:h="15840" w:code="1"/>
       <w:pgMar w:top="482" w:right="567" w:bottom="1701" w:left="567" w:header="198" w:footer="510" w:gutter="0"/>
       <w:pgBorders w:offsetFrom="page">
@@ -3583,6 +3587,16 @@
 </file>
 
 <file path=word/footer1.xml><?xml version="1.0" encoding="utf-8"?>
+<w:ftr xmlns:wpc="http://schemas.microsoft.com/office/word/2010/wordprocessingCanvas" xmlns:cx="http://schemas.microsoft.com/office/drawing/2014/chartex" xmlns:cx1="http://schemas.microsoft.com/office/drawing/2015/9/8/chartex" xmlns:cx2="http://schemas.microsoft.com/office/drawing/2015/10/21/chartex" xmlns:cx3="http://schemas.microsoft.com/office/drawing/2016/5/9/chartex" xmlns:cx4="http://schemas.microsoft.com/office/drawing/2016/5/10/chartex" xmlns:cx5="http://schemas.microsoft.com/office/drawing/2016/5/11/chartex" xmlns:cx6="http://schemas.microsoft.com/office/drawing/2016/5/12/chartex" xmlns:cx7="http://schemas.microsoft.com/office/drawing/2016/5/13/chartex" xmlns:cx8="http://schemas.microsoft.com/office/drawing/2016/5/14/chartex" xmlns:mc="http://schemas.openxmlformats.org/markup-compatibility/2006" xmlns:aink="http://schemas.microsoft.com/office/drawing/2016/ink" xmlns:am3d="http://schemas.microsoft.com/office/drawing/2017/model3d" xmlns:o="urn:schemas-microsoft-com:office:office" xmlns:oel="http://schemas.microsoft.com/office/2019/extlst" xmlns:r="http://schemas.openxmlformats.org/officeDocument/2006/relationships" xmlns:m="http://schemas.openxmlformats.org/officeDocument/2006/math" xmlns:v="urn:schemas-microsoft-com:vml" xmlns:wp14="http://schemas.microsoft.com/office/word/2010/wordprocessingDrawing" xmlns:wp="http://schemas.openxmlformats.org/drawingml/2006/wordprocessingDrawing" xmlns:w10="urn:schemas-microsoft-com:office:word" xmlns:w="http://schemas.openxmlformats.org/wordprocessingml/2006/main" xmlns:w14="http://schemas.microsoft.com/office/word/2010/wordml" xmlns:w15="http://schemas.microsoft.com/office/word/2012/wordml" xmlns:w16cex="http://schemas.microsoft.com/office/word/2018/wordml/cex" xmlns:w16cid="http://schemas.microsoft.com/office/word/2016/wordml/cid" xmlns:w16="http://schemas.microsoft.com/office/word/2018/wordml" xmlns:w16du="http://schemas.microsoft.com/office/word/2023/wordml/word16du" xmlns:w16sdtdh="http://schemas.microsoft.com/office/word/2020/wordml/sdtdatahash" xmlns:w16sdtfl="http://schemas.microsoft.com/office/word/2024/wordml/sdtformatlock" xmlns:w16se="http://schemas.microsoft.com/office/word/2015/wordml/symex" xmlns:wpg="http://schemas.microsoft.com/office/word/2010/wordprocessingGroup" xmlns:wpi="http://schemas.microsoft.com/office/word/2010/wordprocessingInk" xmlns:wne="http://schemas.microsoft.com/office/word/2006/wordml" xmlns:wps="http://schemas.microsoft.com/office/word/2010/wordprocessingShape" mc:Ignorable="w14 w15 w16se w16cid w16 w16cex w16sdtdh w16sdtfl w16du wp14">
+  <w:p>
+    <w:pPr>
+      <w:pStyle w:val="Footer"/>
+    </w:pPr>
+  </w:p>
+</w:ftr>
+</file>
+
+<file path=word/footer2.xml><?xml version="1.0" encoding="utf-8"?>
 <w:ftr xmlns:wpc="http://schemas.microsoft.com/office/word/2010/wordprocessingCanvas" xmlns:cx="http://schemas.microsoft.com/office/drawing/2014/chartex" xmlns:cx1="http://schemas.microsoft.com/office/drawing/2015/9/8/chartex" xmlns:cx2="http://schemas.microsoft.com/office/drawing/2015/10/21/chartex" xmlns:cx3="http://schemas.microsoft.com/office/drawing/2016/5/9/chartex" xmlns:cx4="http://schemas.microsoft.com/office/drawing/2016/5/10/chartex" xmlns:cx5="http://schemas.microsoft.com/office/drawing/2016/5/11/chartex" xmlns:cx6="http://schemas.microsoft.com/office/drawing/2016/5/12/chartex" xmlns:cx7="http://schemas.microsoft.com/office/drawing/2016/5/13/chartex" xmlns:cx8="http://schemas.microsoft.com/office/drawing/2016/5/14/chartex" xmlns:mc="http://schemas.openxmlformats.org/markup-compatibility/2006" xmlns:aink="http://schemas.microsoft.com/office/drawing/2016/ink" xmlns:am3d="http://schemas.microsoft.com/office/drawing/2017/model3d" xmlns:o="urn:schemas-microsoft-com:office:office" xmlns:oel="http://schemas.microsoft.com/office/2019/extlst" xmlns:r="http://schemas.openxmlformats.org/officeDocument/2006/relationships" xmlns:m="http://schemas.openxmlformats.org/officeDocument/2006/math" xmlns:v="urn:schemas-microsoft-com:vml" xmlns:wp14="http://schemas.microsoft.com/office/word/2010/wordprocessingDrawing" xmlns:wp="http://schemas.openxmlformats.org/drawingml/2006/wordprocessingDrawing" xmlns:w10="urn:schemas-microsoft-com:office:word" xmlns:w="http://schemas.openxmlformats.org/wordprocessingml/2006/main" xmlns:w14="http://schemas.microsoft.com/office/word/2010/wordml" xmlns:w15="http://schemas.microsoft.com/office/word/2012/wordml" xmlns:w16cex="http://schemas.microsoft.com/office/word/2018/wordml/cex" xmlns:w16cid="http://schemas.microsoft.com/office/word/2016/wordml/cid" xmlns:w16="http://schemas.microsoft.com/office/word/2018/wordml" xmlns:w16du="http://schemas.microsoft.com/office/word/2023/wordml/word16du" xmlns:w16sdtdh="http://schemas.microsoft.com/office/word/2020/wordml/sdtdatahash" xmlns:w16sdtfl="http://schemas.microsoft.com/office/word/2024/wordml/sdtformatlock" xmlns:w16se="http://schemas.microsoft.com/office/word/2015/wordml/symex" xmlns:wpg="http://schemas.microsoft.com/office/word/2010/wordprocessingGroup" xmlns:wpi="http://schemas.microsoft.com/office/word/2010/wordprocessingInk" xmlns:wne="http://schemas.microsoft.com/office/word/2006/wordml" xmlns:wps="http://schemas.microsoft.com/office/word/2010/wordprocessingShape" mc:Ignorable="w14 w15 w16se w16cid w16 w16cex w16sdtdh w16sdtfl w16du wp14">
   <w:p>
     <w:pPr>
@@ -3806,17 +3820,6 @@
       </w:rPr>
       <w:t>{companyName}</w:t>
     </w:r>
-    <w:r>
-      <w:rPr>
-        <w:b/>
-        <w:bCs/>
-        <w:kern w:val="0"/>
-        <w:sz w:val="12"/>
-        <w:szCs w:val="12"/>
-        <w14:ligatures w14:val="none"/>
-      </w:rPr>
-      <w:t>{/}</w:t>
-    </w:r>
   </w:p>
   <w:p>
     <w:pPr>
@@ -3882,14 +3885,24 @@
         <w:noProof/>
       </w:rPr>
       <w:tab/>
-      <w:t xml:space="preserve">          DIRECTOR</w:t>
+      <w:t xml:space="preserve">       </w:t>
     </w:r>
     <w:r>
       <w:rPr>
         <w:noProof/>
       </w:rPr>
-      <w:tab/>
+      <w:t>{signPerson}{/}</w:t>
     </w:r>
+  </w:p>
+</w:ftr>
+</file>
+
+<file path=word/footer3.xml><?xml version="1.0" encoding="utf-8"?>
+<w:ftr xmlns:wpc="http://schemas.microsoft.com/office/word/2010/wordprocessingCanvas" xmlns:cx="http://schemas.microsoft.com/office/drawing/2014/chartex" xmlns:cx1="http://schemas.microsoft.com/office/drawing/2015/9/8/chartex" xmlns:cx2="http://schemas.microsoft.com/office/drawing/2015/10/21/chartex" xmlns:cx3="http://schemas.microsoft.com/office/drawing/2016/5/9/chartex" xmlns:cx4="http://schemas.microsoft.com/office/drawing/2016/5/10/chartex" xmlns:cx5="http://schemas.microsoft.com/office/drawing/2016/5/11/chartex" xmlns:cx6="http://schemas.microsoft.com/office/drawing/2016/5/12/chartex" xmlns:cx7="http://schemas.microsoft.com/office/drawing/2016/5/13/chartex" xmlns:cx8="http://schemas.microsoft.com/office/drawing/2016/5/14/chartex" xmlns:mc="http://schemas.openxmlformats.org/markup-compatibility/2006" xmlns:aink="http://schemas.microsoft.com/office/drawing/2016/ink" xmlns:am3d="http://schemas.microsoft.com/office/drawing/2017/model3d" xmlns:o="urn:schemas-microsoft-com:office:office" xmlns:oel="http://schemas.microsoft.com/office/2019/extlst" xmlns:r="http://schemas.openxmlformats.org/officeDocument/2006/relationships" xmlns:m="http://schemas.openxmlformats.org/officeDocument/2006/math" xmlns:v="urn:schemas-microsoft-com:vml" xmlns:wp14="http://schemas.microsoft.com/office/word/2010/wordprocessingDrawing" xmlns:wp="http://schemas.openxmlformats.org/drawingml/2006/wordprocessingDrawing" xmlns:w10="urn:schemas-microsoft-com:office:word" xmlns:w="http://schemas.openxmlformats.org/wordprocessingml/2006/main" xmlns:w14="http://schemas.microsoft.com/office/word/2010/wordml" xmlns:w15="http://schemas.microsoft.com/office/word/2012/wordml" xmlns:w16cex="http://schemas.microsoft.com/office/word/2018/wordml/cex" xmlns:w16cid="http://schemas.microsoft.com/office/word/2016/wordml/cid" xmlns:w16="http://schemas.microsoft.com/office/word/2018/wordml" xmlns:w16du="http://schemas.microsoft.com/office/word/2023/wordml/word16du" xmlns:w16sdtdh="http://schemas.microsoft.com/office/word/2020/wordml/sdtdatahash" xmlns:w16sdtfl="http://schemas.microsoft.com/office/word/2024/wordml/sdtformatlock" xmlns:w16se="http://schemas.microsoft.com/office/word/2015/wordml/symex" xmlns:wpg="http://schemas.microsoft.com/office/word/2010/wordprocessingGroup" xmlns:wpi="http://schemas.microsoft.com/office/word/2010/wordprocessingInk" xmlns:wne="http://schemas.microsoft.com/office/word/2006/wordml" xmlns:wps="http://schemas.microsoft.com/office/word/2010/wordprocessingShape" mc:Ignorable="w14 w15 w16se w16cid w16 w16cex w16sdtdh w16sdtfl w16du wp14">
+  <w:p>
+    <w:pPr>
+      <w:pStyle w:val="Footer"/>
+    </w:pPr>
   </w:p>
 </w:ftr>
 </file>
@@ -3924,6 +3937,16 @@
   <w:p>
     <w:pPr>
       <w:pStyle w:val="Header"/>
+    </w:pPr>
+  </w:p>
+</w:hdr>
+</file>
+
+<file path=word/header2.xml><?xml version="1.0" encoding="utf-8"?>
+<w:hdr xmlns:wpc="http://schemas.microsoft.com/office/word/2010/wordprocessingCanvas" xmlns:cx="http://schemas.microsoft.com/office/drawing/2014/chartex" xmlns:cx1="http://schemas.microsoft.com/office/drawing/2015/9/8/chartex" xmlns:cx2="http://schemas.microsoft.com/office/drawing/2015/10/21/chartex" xmlns:cx3="http://schemas.microsoft.com/office/drawing/2016/5/9/chartex" xmlns:cx4="http://schemas.microsoft.com/office/drawing/2016/5/10/chartex" xmlns:cx5="http://schemas.microsoft.com/office/drawing/2016/5/11/chartex" xmlns:cx6="http://schemas.microsoft.com/office/drawing/2016/5/12/chartex" xmlns:cx7="http://schemas.microsoft.com/office/drawing/2016/5/13/chartex" xmlns:cx8="http://schemas.microsoft.com/office/drawing/2016/5/14/chartex" xmlns:mc="http://schemas.openxmlformats.org/markup-compatibility/2006" xmlns:aink="http://schemas.microsoft.com/office/drawing/2016/ink" xmlns:am3d="http://schemas.microsoft.com/office/drawing/2017/model3d" xmlns:o="urn:schemas-microsoft-com:office:office" xmlns:oel="http://schemas.microsoft.com/office/2019/extlst" xmlns:r="http://schemas.openxmlformats.org/officeDocument/2006/relationships" xmlns:m="http://schemas.openxmlformats.org/officeDocument/2006/math" xmlns:v="urn:schemas-microsoft-com:vml" xmlns:wp14="http://schemas.microsoft.com/office/word/2010/wordprocessingDrawing" xmlns:wp="http://schemas.openxmlformats.org/drawingml/2006/wordprocessingDrawing" xmlns:w10="urn:schemas-microsoft-com:office:word" xmlns:w="http://schemas.openxmlformats.org/wordprocessingml/2006/main" xmlns:w14="http://schemas.microsoft.com/office/word/2010/wordml" xmlns:w15="http://schemas.microsoft.com/office/word/2012/wordml" xmlns:w16cex="http://schemas.microsoft.com/office/word/2018/wordml/cex" xmlns:w16cid="http://schemas.microsoft.com/office/word/2016/wordml/cid" xmlns:w16="http://schemas.microsoft.com/office/word/2018/wordml" xmlns:w16du="http://schemas.microsoft.com/office/word/2023/wordml/word16du" xmlns:w16sdtdh="http://schemas.microsoft.com/office/word/2020/wordml/sdtdatahash" xmlns:w16sdtfl="http://schemas.microsoft.com/office/word/2024/wordml/sdtformatlock" xmlns:w16se="http://schemas.microsoft.com/office/word/2015/wordml/symex" xmlns:wpg="http://schemas.microsoft.com/office/word/2010/wordprocessingGroup" xmlns:wpi="http://schemas.microsoft.com/office/word/2010/wordprocessingInk" xmlns:wne="http://schemas.microsoft.com/office/word/2006/wordml" xmlns:wps="http://schemas.microsoft.com/office/word/2010/wordprocessingShape" mc:Ignorable="w14 w15 w16se w16cid w16 w16cex w16sdtdh w16sdtfl w16du wp14">
+  <w:p>
+    <w:pPr>
+      <w:pStyle w:val="Header"/>
       <w:jc w:val="center"/>
       <w:rPr>
         <w:b/>
@@ -3941,6 +3964,16 @@
       </w:rPr>
       <w:t>Packing List</w:t>
     </w:r>
+  </w:p>
+</w:hdr>
+</file>
+
+<file path=word/header3.xml><?xml version="1.0" encoding="utf-8"?>
+<w:hdr xmlns:wpc="http://schemas.microsoft.com/office/word/2010/wordprocessingCanvas" xmlns:cx="http://schemas.microsoft.com/office/drawing/2014/chartex" xmlns:cx1="http://schemas.microsoft.com/office/drawing/2015/9/8/chartex" xmlns:cx2="http://schemas.microsoft.com/office/drawing/2015/10/21/chartex" xmlns:cx3="http://schemas.microsoft.com/office/drawing/2016/5/9/chartex" xmlns:cx4="http://schemas.microsoft.com/office/drawing/2016/5/10/chartex" xmlns:cx5="http://schemas.microsoft.com/office/drawing/2016/5/11/chartex" xmlns:cx6="http://schemas.microsoft.com/office/drawing/2016/5/12/chartex" xmlns:cx7="http://schemas.microsoft.com/office/drawing/2016/5/13/chartex" xmlns:cx8="http://schemas.microsoft.com/office/drawing/2016/5/14/chartex" xmlns:mc="http://schemas.openxmlformats.org/markup-compatibility/2006" xmlns:aink="http://schemas.microsoft.com/office/drawing/2016/ink" xmlns:am3d="http://schemas.microsoft.com/office/drawing/2017/model3d" xmlns:o="urn:schemas-microsoft-com:office:office" xmlns:oel="http://schemas.microsoft.com/office/2019/extlst" xmlns:r="http://schemas.openxmlformats.org/officeDocument/2006/relationships" xmlns:m="http://schemas.openxmlformats.org/officeDocument/2006/math" xmlns:v="urn:schemas-microsoft-com:vml" xmlns:wp14="http://schemas.microsoft.com/office/word/2010/wordprocessingDrawing" xmlns:wp="http://schemas.openxmlformats.org/drawingml/2006/wordprocessingDrawing" xmlns:w10="urn:schemas-microsoft-com:office:word" xmlns:w="http://schemas.openxmlformats.org/wordprocessingml/2006/main" xmlns:w14="http://schemas.microsoft.com/office/word/2010/wordml" xmlns:w15="http://schemas.microsoft.com/office/word/2012/wordml" xmlns:w16cex="http://schemas.microsoft.com/office/word/2018/wordml/cex" xmlns:w16cid="http://schemas.microsoft.com/office/word/2016/wordml/cid" xmlns:w16="http://schemas.microsoft.com/office/word/2018/wordml" xmlns:w16du="http://schemas.microsoft.com/office/word/2023/wordml/word16du" xmlns:w16sdtdh="http://schemas.microsoft.com/office/word/2020/wordml/sdtdatahash" xmlns:w16sdtfl="http://schemas.microsoft.com/office/word/2024/wordml/sdtformatlock" xmlns:w16se="http://schemas.microsoft.com/office/word/2015/wordml/symex" xmlns:wpg="http://schemas.microsoft.com/office/word/2010/wordprocessingGroup" xmlns:wpi="http://schemas.microsoft.com/office/word/2010/wordprocessingInk" xmlns:wne="http://schemas.microsoft.com/office/word/2006/wordml" xmlns:wps="http://schemas.microsoft.com/office/word/2010/wordprocessingShape" mc:Ignorable="w14 w15 w16se w16cid w16 w16cex w16sdtdh w16sdtfl w16du wp14">
+  <w:p>
+    <w:pPr>
+      <w:pStyle w:val="Header"/>
+    </w:pPr>
   </w:p>
 </w:hdr>
 </file>
@@ -4549,7 +4582,6 @@
   <w:style w:type="character" w:default="1" w:styleId="DefaultParagraphFont">
     <w:name w:val="Default Paragraph Font"/>
     <w:uiPriority w:val="1"/>
-    <w:semiHidden/>
     <w:unhideWhenUsed/>
   </w:style>
   <w:style w:type="table" w:default="1" w:styleId="TableNormal">

--- a/electron/database/generate-document/templates/packing.docx
+++ b/electron/database/generate-document/templates/packing.docx
@@ -522,23 +522,15 @@
                 <w:sz w:val="20"/>
                 <w:szCs w:val="20"/>
               </w:rPr>
-              <w:t xml:space="preserve">NOTIFY </w:t>
-            </w:r>
-            <w:r>
-              <w:rPr>
-                <w:rFonts w:cstheme="minorHAnsi"/>
-                <w:sz w:val="20"/>
-                <w:szCs w:val="20"/>
-              </w:rPr>
-              <w:t>–</w:t>
-            </w:r>
-            <w:r>
-              <w:rPr>
-                <w:rFonts w:cstheme="minorHAnsi"/>
-                <w:sz w:val="20"/>
-                <w:szCs w:val="20"/>
-              </w:rPr>
-              <w:t xml:space="preserve"> {/</w:t>
+              <w:t>BUYER / CONSIGNEE</w:t>
+            </w:r>
+            <w:r>
+              <w:rPr>
+                <w:rFonts w:cstheme="minorHAnsi"/>
+                <w:sz w:val="20"/>
+                <w:szCs w:val="20"/>
+              </w:rPr>
+              <w:t>{/</w:t>
             </w:r>
             <w:r>
               <w:rPr>
@@ -4582,6 +4574,7 @@
   <w:style w:type="character" w:default="1" w:styleId="DefaultParagraphFont">
     <w:name w:val="Default Paragraph Font"/>
     <w:uiPriority w:val="1"/>
+    <w:semiHidden/>
     <w:unhideWhenUsed/>
   </w:style>
   <w:style w:type="table" w:default="1" w:styleId="TableNormal">

--- a/electron/database/generate-document/templates/packing.docx
+++ b/electron/database/generate-document/templates/packing.docx
@@ -123,7 +123,87 @@
                 <w:sz w:val="20"/>
                 <w:szCs w:val="20"/>
               </w:rPr>
-              <w:t>{companyAddressLine1}    {companyAddressLine2},      {companyCity}    {companyPostalCode}   {companyState}    {companyCountry}{/}</w:t>
+              <w:t>{companyAddressLine1}    {companyAddressLine2},      {</w:t>
+            </w:r>
+            <w:proofErr w:type="spellStart"/>
+            <w:r>
+              <w:rPr>
+                <w:rFonts w:cstheme="minorHAnsi"/>
+                <w:bCs/>
+                <w:sz w:val="20"/>
+                <w:szCs w:val="20"/>
+              </w:rPr>
+              <w:t>companyCity</w:t>
+            </w:r>
+            <w:proofErr w:type="spellEnd"/>
+            <w:r>
+              <w:rPr>
+                <w:rFonts w:cstheme="minorHAnsi"/>
+                <w:bCs/>
+                <w:sz w:val="20"/>
+                <w:szCs w:val="20"/>
+              </w:rPr>
+              <w:t>}    {</w:t>
+            </w:r>
+            <w:proofErr w:type="spellStart"/>
+            <w:r>
+              <w:rPr>
+                <w:rFonts w:cstheme="minorHAnsi"/>
+                <w:bCs/>
+                <w:sz w:val="20"/>
+                <w:szCs w:val="20"/>
+              </w:rPr>
+              <w:t>companyPostalCode</w:t>
+            </w:r>
+            <w:proofErr w:type="spellEnd"/>
+            <w:r>
+              <w:rPr>
+                <w:rFonts w:cstheme="minorHAnsi"/>
+                <w:bCs/>
+                <w:sz w:val="20"/>
+                <w:szCs w:val="20"/>
+              </w:rPr>
+              <w:t>}   {</w:t>
+            </w:r>
+            <w:proofErr w:type="spellStart"/>
+            <w:r>
+              <w:rPr>
+                <w:rFonts w:cstheme="minorHAnsi"/>
+                <w:bCs/>
+                <w:sz w:val="20"/>
+                <w:szCs w:val="20"/>
+              </w:rPr>
+              <w:t>companyState</w:t>
+            </w:r>
+            <w:proofErr w:type="spellEnd"/>
+            <w:r>
+              <w:rPr>
+                <w:rFonts w:cstheme="minorHAnsi"/>
+                <w:bCs/>
+                <w:sz w:val="20"/>
+                <w:szCs w:val="20"/>
+              </w:rPr>
+              <w:t>}    {</w:t>
+            </w:r>
+            <w:proofErr w:type="spellStart"/>
+            <w:r>
+              <w:rPr>
+                <w:rFonts w:cstheme="minorHAnsi"/>
+                <w:bCs/>
+                <w:sz w:val="20"/>
+                <w:szCs w:val="20"/>
+              </w:rPr>
+              <w:t>companyCountry</w:t>
+            </w:r>
+            <w:proofErr w:type="spellEnd"/>
+            <w:r>
+              <w:rPr>
+                <w:rFonts w:cstheme="minorHAnsi"/>
+                <w:bCs/>
+                <w:sz w:val="20"/>
+                <w:szCs w:val="20"/>
+              </w:rPr>
+              <w:t>}{/}</w:t>
             </w:r>
           </w:p>
         </w:tc>
@@ -156,12 +236,14 @@
               </w:rPr>
               <w:t>{</w:t>
             </w:r>
+            <w:proofErr w:type="spellStart"/>
             <w:r>
               <w:rPr>
                 <w:rFonts w:cstheme="minorHAnsi"/>
               </w:rPr>
               <w:t>modifyInvNo</w:t>
             </w:r>
+            <w:proofErr w:type="spellEnd"/>
             <w:r>
               <w:rPr>
                 <w:rFonts w:cstheme="minorHAnsi"/>
@@ -199,12 +281,14 @@
               </w:rPr>
               <w:t>{</w:t>
             </w:r>
+            <w:proofErr w:type="spellStart"/>
             <w:r>
               <w:rPr>
                 <w:rFonts w:cstheme="minorHAnsi"/>
               </w:rPr>
               <w:t>invoiceDate</w:t>
             </w:r>
+            <w:proofErr w:type="spellEnd"/>
             <w:r>
               <w:rPr>
                 <w:rFonts w:cstheme="minorHAnsi"/>
@@ -282,12 +366,14 @@
               </w:rPr>
               <w:t>{</w:t>
             </w:r>
-            <w:r>
-              <w:rPr>
-                <w:rFonts w:cstheme="minorHAnsi"/>
-              </w:rPr>
-              <w:t>buyersOrderNo</w:t>
-            </w:r>
+            <w:proofErr w:type="spellStart"/>
+            <w:r>
+              <w:rPr>
+                <w:rFonts w:cstheme="minorHAnsi"/>
+              </w:rPr>
+              <w:t>invoicePiNo</w:t>
+            </w:r>
+            <w:proofErr w:type="spellEnd"/>
             <w:r>
               <w:rPr>
                 <w:rFonts w:cstheme="minorHAnsi"/>
@@ -325,12 +411,14 @@
               </w:rPr>
               <w:t>{</w:t>
             </w:r>
+            <w:proofErr w:type="spellStart"/>
             <w:r>
               <w:rPr>
                 <w:rFonts w:cstheme="minorHAnsi"/>
               </w:rPr>
               <w:t>orderDate</w:t>
             </w:r>
+            <w:proofErr w:type="spellEnd"/>
             <w:r>
               <w:rPr>
                 <w:rFonts w:cstheme="minorHAnsi"/>
@@ -434,6 +522,7 @@
               </w:rPr>
               <w:t>{</w:t>
             </w:r>
+            <w:proofErr w:type="spellStart"/>
             <w:r>
               <w:rPr>
                 <w:rFonts w:cstheme="minorHAnsi"/>
@@ -442,6 +531,7 @@
               </w:rPr>
               <w:t>consigneeCountry</w:t>
             </w:r>
+            <w:proofErr w:type="spellEnd"/>
             <w:r>
               <w:rPr>
                 <w:rFonts w:cstheme="minorHAnsi"/>
@@ -467,6 +557,7 @@
               </w:rPr>
               <w:t>{/</w:t>
             </w:r>
+            <w:proofErr w:type="spellStart"/>
             <w:r>
               <w:rPr>
                 <w:rFonts w:cstheme="minorHAnsi"/>
@@ -475,6 +566,7 @@
               </w:rPr>
               <w:t>isCustom</w:t>
             </w:r>
+            <w:proofErr w:type="spellEnd"/>
             <w:r>
               <w:rPr>
                 <w:rFonts w:cstheme="minorHAnsi"/>
@@ -532,6 +624,7 @@
               </w:rPr>
               <w:t>{/</w:t>
             </w:r>
+            <w:proofErr w:type="spellStart"/>
             <w:r>
               <w:rPr>
                 <w:rFonts w:cstheme="minorHAnsi"/>
@@ -540,6 +633,7 @@
               </w:rPr>
               <w:t>isCustom</w:t>
             </w:r>
+            <w:proofErr w:type="spellEnd"/>
             <w:r>
               <w:rPr>
                 <w:rFonts w:cstheme="minorHAnsi"/>
@@ -565,6 +659,7 @@
               </w:rPr>
               <w:t>{</w:t>
             </w:r>
+            <w:proofErr w:type="spellStart"/>
             <w:r>
               <w:rPr>
                 <w:rFonts w:cstheme="minorHAnsi"/>
@@ -573,6 +668,7 @@
               </w:rPr>
               <w:t>consigneeName</w:t>
             </w:r>
+            <w:proofErr w:type="spellEnd"/>
             <w:r>
               <w:rPr>
                 <w:rFonts w:cstheme="minorHAnsi"/>
@@ -598,6 +694,7 @@
               </w:rPr>
               <w:t>{</w:t>
             </w:r>
+            <w:proofErr w:type="spellStart"/>
             <w:r>
               <w:rPr>
                 <w:rFonts w:cstheme="minorHAnsi"/>
@@ -606,6 +703,7 @@
               </w:rPr>
               <w:t>consigneeAddress</w:t>
             </w:r>
+            <w:proofErr w:type="spellEnd"/>
             <w:r>
               <w:rPr>
                 <w:rFonts w:cstheme="minorHAnsi"/>
@@ -614,6 +712,7 @@
               </w:rPr>
               <w:t>} {</w:t>
             </w:r>
+            <w:proofErr w:type="spellStart"/>
             <w:r>
               <w:rPr>
                 <w:rFonts w:cstheme="minorHAnsi"/>
@@ -622,6 +721,7 @@
               </w:rPr>
               <w:t>consigneeCity</w:t>
             </w:r>
+            <w:proofErr w:type="spellEnd"/>
             <w:r>
               <w:rPr>
                 <w:rFonts w:cstheme="minorHAnsi"/>
@@ -630,6 +730,7 @@
               </w:rPr>
               <w:t>} {</w:t>
             </w:r>
+            <w:proofErr w:type="spellStart"/>
             <w:r>
               <w:rPr>
                 <w:rFonts w:cstheme="minorHAnsi"/>
@@ -638,6 +739,7 @@
               </w:rPr>
               <w:t>consigneeState</w:t>
             </w:r>
+            <w:proofErr w:type="spellEnd"/>
             <w:r>
               <w:rPr>
                 <w:rFonts w:cstheme="minorHAnsi"/>
@@ -663,6 +765,7 @@
               </w:rPr>
               <w:t>{</w:t>
             </w:r>
+            <w:proofErr w:type="spellStart"/>
             <w:r>
               <w:rPr>
                 <w:rFonts w:cstheme="minorHAnsi"/>
@@ -671,6 +774,7 @@
               </w:rPr>
               <w:t>consigneeCountry</w:t>
             </w:r>
+            <w:proofErr w:type="spellEnd"/>
             <w:r>
               <w:rPr>
                 <w:rFonts w:cstheme="minorHAnsi"/>
@@ -679,6 +783,7 @@
               </w:rPr>
               <w:t>} {</w:t>
             </w:r>
+            <w:proofErr w:type="spellStart"/>
             <w:r>
               <w:rPr>
                 <w:rFonts w:cstheme="minorHAnsi"/>
@@ -687,6 +792,7 @@
               </w:rPr>
               <w:t>consigneeZip</w:t>
             </w:r>
+            <w:proofErr w:type="spellEnd"/>
             <w:r>
               <w:rPr>
                 <w:rFonts w:cstheme="minorHAnsi"/>
@@ -786,6 +892,7 @@
               </w:rPr>
               <w:t>{</w:t>
             </w:r>
+            <w:proofErr w:type="spellStart"/>
             <w:r>
               <w:rPr>
                 <w:rFonts w:cstheme="minorHAnsi"/>
@@ -794,6 +901,7 @@
               </w:rPr>
               <w:t>notifyName</w:t>
             </w:r>
+            <w:proofErr w:type="spellEnd"/>
             <w:r>
               <w:rPr>
                 <w:rFonts w:cstheme="minorHAnsi"/>
@@ -819,6 +927,7 @@
               </w:rPr>
               <w:t>{</w:t>
             </w:r>
+            <w:proofErr w:type="spellStart"/>
             <w:r>
               <w:rPr>
                 <w:rFonts w:cstheme="minorHAnsi"/>
@@ -827,6 +936,7 @@
               </w:rPr>
               <w:t>notifyAddress</w:t>
             </w:r>
+            <w:proofErr w:type="spellEnd"/>
             <w:r>
               <w:rPr>
                 <w:rFonts w:cstheme="minorHAnsi"/>
@@ -875,6 +985,7 @@
               </w:rPr>
               <w:t>{</w:t>
             </w:r>
+            <w:proofErr w:type="spellStart"/>
             <w:r>
               <w:rPr>
                 <w:rFonts w:cstheme="minorHAnsi"/>
@@ -883,6 +994,7 @@
               </w:rPr>
               <w:t>buyerName</w:t>
             </w:r>
+            <w:proofErr w:type="spellEnd"/>
             <w:r>
               <w:rPr>
                 <w:rFonts w:cstheme="minorHAnsi"/>
@@ -908,6 +1020,7 @@
               </w:rPr>
               <w:t>{</w:t>
             </w:r>
+            <w:proofErr w:type="spellStart"/>
             <w:r>
               <w:rPr>
                 <w:rFonts w:cstheme="minorHAnsi"/>
@@ -916,6 +1029,7 @@
               </w:rPr>
               <w:t>buyerAddress</w:t>
             </w:r>
+            <w:proofErr w:type="spellEnd"/>
             <w:r>
               <w:rPr>
                 <w:rFonts w:cstheme="minorHAnsi"/>
@@ -924,6 +1038,7 @@
               </w:rPr>
               <w:t>} {</w:t>
             </w:r>
+            <w:proofErr w:type="spellStart"/>
             <w:r>
               <w:rPr>
                 <w:rFonts w:cstheme="minorHAnsi"/>
@@ -932,6 +1047,7 @@
               </w:rPr>
               <w:t>buyerCity</w:t>
             </w:r>
+            <w:proofErr w:type="spellEnd"/>
             <w:r>
               <w:rPr>
                 <w:rFonts w:cstheme="minorHAnsi"/>
@@ -940,6 +1056,7 @@
               </w:rPr>
               <w:t>} {</w:t>
             </w:r>
+            <w:proofErr w:type="spellStart"/>
             <w:r>
               <w:rPr>
                 <w:rFonts w:cstheme="minorHAnsi"/>
@@ -948,6 +1065,7 @@
               </w:rPr>
               <w:t>buyerState</w:t>
             </w:r>
+            <w:proofErr w:type="spellEnd"/>
             <w:r>
               <w:rPr>
                 <w:rFonts w:cstheme="minorHAnsi"/>
@@ -973,6 +1091,7 @@
               </w:rPr>
               <w:t>{</w:t>
             </w:r>
+            <w:proofErr w:type="spellStart"/>
             <w:r>
               <w:rPr>
                 <w:rFonts w:cstheme="minorHAnsi"/>
@@ -981,6 +1100,7 @@
               </w:rPr>
               <w:t>buyerCountry</w:t>
             </w:r>
+            <w:proofErr w:type="spellEnd"/>
             <w:r>
               <w:rPr>
                 <w:rFonts w:cstheme="minorHAnsi"/>
@@ -989,6 +1109,7 @@
               </w:rPr>
               <w:t>} {</w:t>
             </w:r>
+            <w:proofErr w:type="spellStart"/>
             <w:r>
               <w:rPr>
                 <w:rFonts w:cstheme="minorHAnsi"/>
@@ -997,6 +1118,7 @@
               </w:rPr>
               <w:t>buyerZip</w:t>
             </w:r>
+            <w:proofErr w:type="spellEnd"/>
             <w:r>
               <w:rPr>
                 <w:rFonts w:cstheme="minorHAnsi"/>
@@ -1065,6 +1187,7 @@
               </w:rPr>
               <w:t>{</w:t>
             </w:r>
+            <w:proofErr w:type="spellStart"/>
             <w:r>
               <w:rPr>
                 <w:rFonts w:cstheme="minorHAnsi"/>
@@ -1073,6 +1196,7 @@
               </w:rPr>
               <w:t>originOfGoods</w:t>
             </w:r>
+            <w:proofErr w:type="spellEnd"/>
             <w:r>
               <w:rPr>
                 <w:rFonts w:cstheme="minorHAnsi"/>
@@ -1120,6 +1244,7 @@
               </w:rPr>
               <w:t>{</w:t>
             </w:r>
+            <w:proofErr w:type="spellStart"/>
             <w:r>
               <w:rPr>
                 <w:rFonts w:cstheme="minorHAnsi"/>
@@ -1128,6 +1253,7 @@
               </w:rPr>
               <w:t>finalDestination</w:t>
             </w:r>
+            <w:proofErr w:type="spellEnd"/>
             <w:r>
               <w:rPr>
                 <w:rFonts w:cstheme="minorHAnsi"/>
@@ -1198,6 +1324,7 @@
               </w:rPr>
               <w:t>{</w:t>
             </w:r>
+            <w:proofErr w:type="spellStart"/>
             <w:r>
               <w:rPr>
                 <w:rFonts w:cstheme="minorHAnsi"/>
@@ -1206,6 +1333,7 @@
               </w:rPr>
               <w:t>termOfDeliveryAndPayment</w:t>
             </w:r>
+            <w:proofErr w:type="spellEnd"/>
             <w:r>
               <w:rPr>
                 <w:rFonts w:cstheme="minorHAnsi"/>
@@ -1239,6 +1367,7 @@
                 <w:szCs w:val="20"/>
               </w:rPr>
             </w:pPr>
+            <w:proofErr w:type="spellStart"/>
             <w:r>
               <w:rPr>
                 <w:rFonts w:ascii="SansSerif" w:hAnsi="SansSerif" w:cs="SansSerif"/>
@@ -1246,7 +1375,17 @@
                 <w:sz w:val="20"/>
                 <w:szCs w:val="20"/>
               </w:rPr>
-              <w:t>Precarriage by:</w:t>
+              <w:t>Precarriage</w:t>
+            </w:r>
+            <w:proofErr w:type="spellEnd"/>
+            <w:r>
+              <w:rPr>
+                <w:rFonts w:ascii="SansSerif" w:hAnsi="SansSerif" w:cs="SansSerif"/>
+                <w:color w:val="000000"/>
+                <w:sz w:val="20"/>
+                <w:szCs w:val="20"/>
+              </w:rPr>
+              <w:t xml:space="preserve"> by:</w:t>
             </w:r>
           </w:p>
           <w:p>
@@ -1266,6 +1405,7 @@
               </w:rPr>
               <w:t>{^</w:t>
             </w:r>
+            <w:proofErr w:type="spellStart"/>
             <w:r>
               <w:rPr>
                 <w:rFonts w:cstheme="minorHAnsi"/>
@@ -1274,6 +1414,7 @@
               </w:rPr>
               <w:t>isCustom</w:t>
             </w:r>
+            <w:proofErr w:type="spellEnd"/>
             <w:r>
               <w:rPr>
                 <w:rFonts w:cstheme="minorHAnsi"/>
@@ -1282,6 +1423,7 @@
               </w:rPr>
               <w:t>}{</w:t>
             </w:r>
+            <w:proofErr w:type="spellStart"/>
             <w:r>
               <w:rPr>
                 <w:rFonts w:cstheme="minorHAnsi"/>
@@ -1290,6 +1432,7 @@
               </w:rPr>
               <w:t>precarriageBy</w:t>
             </w:r>
+            <w:proofErr w:type="spellEnd"/>
             <w:r>
               <w:rPr>
                 <w:rFonts w:cstheme="minorHAnsi"/>
@@ -1298,6 +1441,7 @@
               </w:rPr>
               <w:t>}{/</w:t>
             </w:r>
+            <w:proofErr w:type="spellStart"/>
             <w:r>
               <w:rPr>
                 <w:rFonts w:cstheme="minorHAnsi"/>
@@ -1306,6 +1450,7 @@
               </w:rPr>
               <w:t>isCustom</w:t>
             </w:r>
+            <w:proofErr w:type="spellEnd"/>
             <w:r>
               <w:rPr>
                 <w:rFonts w:cstheme="minorHAnsi"/>
@@ -1366,6 +1511,7 @@
               </w:rPr>
               <w:t>{</w:t>
             </w:r>
+            <w:proofErr w:type="spellStart"/>
             <w:r>
               <w:rPr>
                 <w:rFonts w:ascii="SansSerif" w:hAnsi="SansSerif" w:cs="SansSerif"/>
@@ -1375,6 +1521,7 @@
               </w:rPr>
               <w:t>placeOfReceipt</w:t>
             </w:r>
+            <w:proofErr w:type="spellEnd"/>
             <w:r>
               <w:rPr>
                 <w:rFonts w:ascii="SansSerif" w:hAnsi="SansSerif" w:cs="SansSerif"/>
@@ -1458,6 +1605,7 @@
               </w:rPr>
               <w:t>{^</w:t>
             </w:r>
+            <w:proofErr w:type="spellStart"/>
             <w:r>
               <w:rPr>
                 <w:rFonts w:cstheme="minorHAnsi"/>
@@ -1466,6 +1614,7 @@
               </w:rPr>
               <w:t>isCustom</w:t>
             </w:r>
+            <w:proofErr w:type="spellEnd"/>
             <w:r>
               <w:rPr>
                 <w:rFonts w:cstheme="minorHAnsi"/>
@@ -1483,6 +1632,7 @@
               </w:rPr>
               <w:t>{</w:t>
             </w:r>
+            <w:proofErr w:type="spellStart"/>
             <w:r>
               <w:rPr>
                 <w:rFonts w:ascii="SansSerif" w:hAnsi="SansSerif" w:cs="SansSerif"/>
@@ -1492,6 +1642,7 @@
               </w:rPr>
               <w:t>vesselNo</w:t>
             </w:r>
+            <w:proofErr w:type="spellEnd"/>
             <w:r>
               <w:rPr>
                 <w:rFonts w:ascii="SansSerif" w:hAnsi="SansSerif" w:cs="SansSerif"/>
@@ -1509,6 +1660,7 @@
               </w:rPr>
               <w:t>{/</w:t>
             </w:r>
+            <w:proofErr w:type="spellStart"/>
             <w:r>
               <w:rPr>
                 <w:rFonts w:cstheme="minorHAnsi"/>
@@ -1523,7 +1675,16 @@
                 <w:sz w:val="20"/>
                 <w:szCs w:val="20"/>
               </w:rPr>
-              <w:t>m}</w:t>
+              <w:t>m</w:t>
+            </w:r>
+            <w:proofErr w:type="spellEnd"/>
+            <w:r>
+              <w:rPr>
+                <w:rFonts w:cstheme="minorHAnsi"/>
+                <w:sz w:val="20"/>
+                <w:szCs w:val="20"/>
+              </w:rPr>
+              <w:t>}</w:t>
             </w:r>
           </w:p>
         </w:tc>
@@ -1577,6 +1738,7 @@
               </w:rPr>
               <w:t>{</w:t>
             </w:r>
+            <w:proofErr w:type="spellStart"/>
             <w:r>
               <w:rPr>
                 <w:rFonts w:ascii="SansSerif" w:hAnsi="SansSerif" w:cs="SansSerif"/>
@@ -1586,6 +1748,7 @@
               </w:rPr>
               <w:t>portOfLoading</w:t>
             </w:r>
+            <w:proofErr w:type="spellEnd"/>
             <w:r>
               <w:rPr>
                 <w:rFonts w:ascii="SansSerif" w:hAnsi="SansSerif" w:cs="SansSerif"/>
@@ -1665,6 +1828,7 @@
               </w:rPr>
               <w:t>{</w:t>
             </w:r>
+            <w:proofErr w:type="spellStart"/>
             <w:r>
               <w:rPr>
                 <w:rFonts w:ascii="SansSerif" w:hAnsi="SansSerif" w:cs="SansSerif"/>
@@ -1674,6 +1838,7 @@
               </w:rPr>
               <w:t>portOfDischarge</w:t>
             </w:r>
+            <w:proofErr w:type="spellEnd"/>
             <w:r>
               <w:rPr>
                 <w:rFonts w:ascii="SansSerif" w:hAnsi="SansSerif" w:cs="SansSerif"/>
@@ -1731,6 +1896,7 @@
               </w:rPr>
               <w:t>{</w:t>
             </w:r>
+            <w:proofErr w:type="spellStart"/>
             <w:r>
               <w:rPr>
                 <w:rFonts w:ascii="SansSerif" w:hAnsi="SansSerif" w:cs="SansSerif"/>
@@ -1740,6 +1906,7 @@
               </w:rPr>
               <w:t>finalDestination</w:t>
             </w:r>
+            <w:proofErr w:type="spellEnd"/>
             <w:r>
               <w:rPr>
                 <w:rFonts w:ascii="SansSerif" w:hAnsi="SansSerif" w:cs="SansSerif"/>
@@ -1803,6 +1970,7 @@
               </w:rPr>
               <w:t>{</w:t>
             </w:r>
+            <w:proofErr w:type="spellStart"/>
             <w:r>
               <w:rPr>
                 <w:rFonts w:cstheme="minorHAnsi"/>
@@ -1811,6 +1979,7 @@
               </w:rPr>
               <w:t>privateRemark</w:t>
             </w:r>
+            <w:proofErr w:type="spellEnd"/>
             <w:r>
               <w:rPr>
                 <w:rFonts w:cstheme="minorHAnsi"/>
@@ -2013,6 +2182,7 @@
                       <w:szCs w:val="19"/>
                     </w:rPr>
                   </w:pPr>
+                  <w:proofErr w:type="spellStart"/>
                   <w:r>
                     <w:rPr>
                       <w:rFonts w:cstheme="minorHAnsi"/>
@@ -2023,6 +2193,7 @@
                     </w:rPr>
                     <w:t>NetWt</w:t>
                   </w:r>
+                  <w:proofErr w:type="spellEnd"/>
                 </w:p>
                 <w:p>
                   <w:pPr>
@@ -2060,6 +2231,7 @@
                     </w:tabs>
                     <w:jc w:val="center"/>
                   </w:pPr>
+                  <w:proofErr w:type="spellStart"/>
                   <w:r>
                     <w:rPr>
                       <w:rFonts w:cstheme="minorHAnsi"/>
@@ -2068,7 +2240,18 @@
                       <w:sz w:val="19"/>
                       <w:szCs w:val="19"/>
                     </w:rPr>
-                    <w:t>GrossWt [kg]</w:t>
+                    <w:t>GrossWt</w:t>
+                  </w:r>
+                  <w:proofErr w:type="spellEnd"/>
+                  <w:r>
+                    <w:rPr>
+                      <w:rFonts w:cstheme="minorHAnsi"/>
+                      <w:b/>
+                      <w:bCs/>
+                      <w:sz w:val="19"/>
+                      <w:szCs w:val="19"/>
+                    </w:rPr>
+                    <w:t xml:space="preserve"> [kg]</w:t>
                   </w:r>
                 </w:p>
               </w:tc>
@@ -2290,7 +2473,43 @@
                       <w:sz w:val="18"/>
                       <w:szCs w:val="18"/>
                     </w:rPr>
-                    <w:t>{#invoices}{#prefixCode}{prefixCode}/{/prefixCode}{containerFrom}{#containerTo} to {containerTo} {/containerTo}</w:t>
+                    <w:t>{#invoices}{#prefixCode}{prefixCode}/{/prefixCode}{containerFrom}{#containerTo} to {</w:t>
+                  </w:r>
+                  <w:proofErr w:type="spellStart"/>
+                  <w:r>
+                    <w:rPr>
+                      <w:rFonts w:ascii="Arial" w:hAnsi="Arial" w:cs="Arial"/>
+                      <w:sz w:val="18"/>
+                      <w:szCs w:val="18"/>
+                    </w:rPr>
+                    <w:t>containerTo</w:t>
+                  </w:r>
+                  <w:proofErr w:type="spellEnd"/>
+                  <w:r>
+                    <w:rPr>
+                      <w:rFonts w:ascii="Arial" w:hAnsi="Arial" w:cs="Arial"/>
+                      <w:sz w:val="18"/>
+                      <w:szCs w:val="18"/>
+                    </w:rPr>
+                    <w:t>} {/</w:t>
+                  </w:r>
+                  <w:proofErr w:type="spellStart"/>
+                  <w:r>
+                    <w:rPr>
+                      <w:rFonts w:ascii="Arial" w:hAnsi="Arial" w:cs="Arial"/>
+                      <w:sz w:val="18"/>
+                      <w:szCs w:val="18"/>
+                    </w:rPr>
+                    <w:t>containerTo</w:t>
+                  </w:r>
+                  <w:proofErr w:type="spellEnd"/>
+                  <w:r>
+                    <w:rPr>
+                      <w:rFonts w:ascii="Arial" w:hAnsi="Arial" w:cs="Arial"/>
+                      <w:sz w:val="18"/>
+                      <w:szCs w:val="18"/>
+                    </w:rPr>
+                    <w:t>}</w:t>
                   </w:r>
                 </w:p>
               </w:tc>
@@ -2315,7 +2534,43 @@
                       <w:sz w:val="18"/>
                       <w:szCs w:val="18"/>
                     </w:rPr>
-                    <w:t>{materialGrade}  {brandName}</w:t>
+                    <w:t>{</w:t>
+                  </w:r>
+                  <w:proofErr w:type="spellStart"/>
+                  <w:r>
+                    <w:rPr>
+                      <w:rFonts w:ascii="Arial" w:hAnsi="Arial" w:cs="Arial"/>
+                      <w:sz w:val="18"/>
+                      <w:szCs w:val="18"/>
+                    </w:rPr>
+                    <w:t>materialGrade</w:t>
+                  </w:r>
+                  <w:proofErr w:type="spellEnd"/>
+                  <w:r>
+                    <w:rPr>
+                      <w:rFonts w:ascii="Arial" w:hAnsi="Arial" w:cs="Arial"/>
+                      <w:sz w:val="18"/>
+                      <w:szCs w:val="18"/>
+                    </w:rPr>
+                    <w:t>}  {</w:t>
+                  </w:r>
+                  <w:proofErr w:type="spellStart"/>
+                  <w:r>
+                    <w:rPr>
+                      <w:rFonts w:ascii="Arial" w:hAnsi="Arial" w:cs="Arial"/>
+                      <w:sz w:val="18"/>
+                      <w:szCs w:val="18"/>
+                    </w:rPr>
+                    <w:t>brandName</w:t>
+                  </w:r>
+                  <w:proofErr w:type="spellEnd"/>
+                  <w:r>
+                    <w:rPr>
+                      <w:rFonts w:ascii="Arial" w:hAnsi="Arial" w:cs="Arial"/>
+                      <w:sz w:val="18"/>
+                      <w:szCs w:val="18"/>
+                    </w:rPr>
+                    <w:t>}</w:t>
                   </w:r>
                 </w:p>
               </w:tc>
@@ -2342,7 +2597,25 @@
                       <w:sz w:val="18"/>
                       <w:szCs w:val="18"/>
                     </w:rPr>
-                    <w:t>{designType}</w:t>
+                    <w:t>{</w:t>
+                  </w:r>
+                  <w:proofErr w:type="spellStart"/>
+                  <w:r>
+                    <w:rPr>
+                      <w:rFonts w:ascii="Arial" w:hAnsi="Arial" w:cs="Arial"/>
+                      <w:sz w:val="18"/>
+                      <w:szCs w:val="18"/>
+                    </w:rPr>
+                    <w:t>designType</w:t>
+                  </w:r>
+                  <w:proofErr w:type="spellEnd"/>
+                  <w:r>
+                    <w:rPr>
+                      <w:rFonts w:ascii="Arial" w:hAnsi="Arial" w:cs="Arial"/>
+                      <w:sz w:val="18"/>
+                      <w:szCs w:val="18"/>
+                    </w:rPr>
+                    <w:t>}</w:t>
                   </w:r>
                 </w:p>
               </w:tc>
@@ -2372,7 +2645,25 @@
                       <w:sz w:val="18"/>
                       <w:szCs w:val="18"/>
                     </w:rPr>
-                    <w:t>{finishType}</w:t>
+                    <w:t>{</w:t>
+                  </w:r>
+                  <w:proofErr w:type="spellStart"/>
+                  <w:r>
+                    <w:rPr>
+                      <w:rFonts w:ascii="Arial" w:hAnsi="Arial" w:cs="Arial"/>
+                      <w:sz w:val="18"/>
+                      <w:szCs w:val="18"/>
+                    </w:rPr>
+                    <w:t>finishType</w:t>
+                  </w:r>
+                  <w:proofErr w:type="spellEnd"/>
+                  <w:r>
+                    <w:rPr>
+                      <w:rFonts w:ascii="Arial" w:hAnsi="Arial" w:cs="Arial"/>
+                      <w:sz w:val="18"/>
+                      <w:szCs w:val="18"/>
+                    </w:rPr>
+                    <w:t>}</w:t>
                   </w:r>
                 </w:p>
               </w:tc>
@@ -2436,7 +2727,25 @@
                       <w:sz w:val="18"/>
                       <w:szCs w:val="18"/>
                     </w:rPr>
-                    <w:t>{netWeight}</w:t>
+                    <w:t>{</w:t>
+                  </w:r>
+                  <w:proofErr w:type="spellStart"/>
+                  <w:r>
+                    <w:rPr>
+                      <w:rFonts w:ascii="Arial" w:hAnsi="Arial" w:cs="Arial"/>
+                      <w:sz w:val="18"/>
+                      <w:szCs w:val="18"/>
+                    </w:rPr>
+                    <w:t>netWeight</w:t>
+                  </w:r>
+                  <w:proofErr w:type="spellEnd"/>
+                  <w:r>
+                    <w:rPr>
+                      <w:rFonts w:ascii="Arial" w:hAnsi="Arial" w:cs="Arial"/>
+                      <w:sz w:val="18"/>
+                      <w:szCs w:val="18"/>
+                    </w:rPr>
+                    <w:t>}</w:t>
                   </w:r>
                 </w:p>
               </w:tc>
@@ -2468,7 +2777,25 @@
                       <w:sz w:val="18"/>
                       <w:szCs w:val="18"/>
                     </w:rPr>
-                    <w:t>{grossWeight}</w:t>
+                    <w:t>{</w:t>
+                  </w:r>
+                  <w:proofErr w:type="spellStart"/>
+                  <w:r>
+                    <w:rPr>
+                      <w:rFonts w:ascii="Arial" w:hAnsi="Arial" w:cs="Arial"/>
+                      <w:sz w:val="18"/>
+                      <w:szCs w:val="18"/>
+                    </w:rPr>
+                    <w:t>grossWeight</w:t>
+                  </w:r>
+                  <w:proofErr w:type="spellEnd"/>
+                  <w:r>
+                    <w:rPr>
+                      <w:rFonts w:ascii="Arial" w:hAnsi="Arial" w:cs="Arial"/>
+                      <w:sz w:val="18"/>
+                      <w:szCs w:val="18"/>
+                    </w:rPr>
+                    <w:t>}</w:t>
                   </w:r>
                 </w:p>
               </w:tc>
@@ -2499,7 +2826,43 @@
                       <w:sz w:val="18"/>
                       <w:szCs w:val="18"/>
                     </w:rPr>
-                    <w:t>{sizeInch}  {/invoices} {/invoiceItems}</w:t>
+                    <w:t>{</w:t>
+                  </w:r>
+                  <w:proofErr w:type="spellStart"/>
+                  <w:r>
+                    <w:rPr>
+                      <w:rFonts w:ascii="Arial" w:hAnsi="Arial" w:cs="Arial"/>
+                      <w:sz w:val="18"/>
+                      <w:szCs w:val="18"/>
+                    </w:rPr>
+                    <w:t>sizeInch</w:t>
+                  </w:r>
+                  <w:proofErr w:type="spellEnd"/>
+                  <w:r>
+                    <w:rPr>
+                      <w:rFonts w:ascii="Arial" w:hAnsi="Arial" w:cs="Arial"/>
+                      <w:sz w:val="18"/>
+                      <w:szCs w:val="18"/>
+                    </w:rPr>
+                    <w:t>}  {/invoices} {/</w:t>
+                  </w:r>
+                  <w:proofErr w:type="spellStart"/>
+                  <w:r>
+                    <w:rPr>
+                      <w:rFonts w:ascii="Arial" w:hAnsi="Arial" w:cs="Arial"/>
+                      <w:sz w:val="18"/>
+                      <w:szCs w:val="18"/>
+                    </w:rPr>
+                    <w:t>invoiceItems</w:t>
+                  </w:r>
+                  <w:proofErr w:type="spellEnd"/>
+                  <w:r>
+                    <w:rPr>
+                      <w:rFonts w:ascii="Arial" w:hAnsi="Arial" w:cs="Arial"/>
+                      <w:sz w:val="18"/>
+                      <w:szCs w:val="18"/>
+                    </w:rPr>
+                    <w:t>}</w:t>
                   </w:r>
                 </w:p>
               </w:tc>
@@ -2554,7 +2917,29 @@
                       <w:sz w:val="18"/>
                       <w:szCs w:val="18"/>
                     </w:rPr>
-                    <w:t>{/isSampleBox}</w:t>
+                    <w:t>{/</w:t>
+                  </w:r>
+                  <w:proofErr w:type="spellStart"/>
+                  <w:r>
+                    <w:rPr>
+                      <w:rFonts w:ascii="Arial" w:hAnsi="Arial" w:cs="Arial"/>
+                      <w:b/>
+                      <w:bCs/>
+                      <w:sz w:val="18"/>
+                      <w:szCs w:val="18"/>
+                    </w:rPr>
+                    <w:t>isSampleBox</w:t>
+                  </w:r>
+                  <w:proofErr w:type="spellEnd"/>
+                  <w:r>
+                    <w:rPr>
+                      <w:rFonts w:ascii="Arial" w:hAnsi="Arial" w:cs="Arial"/>
+                      <w:b/>
+                      <w:bCs/>
+                      <w:sz w:val="18"/>
+                      <w:szCs w:val="18"/>
+                    </w:rPr>
+                    <w:t>}</w:t>
                   </w:r>
                 </w:p>
               </w:tc>
@@ -2677,7 +3062,43 @@
                       <w:sz w:val="18"/>
                       <w:szCs w:val="18"/>
                     </w:rPr>
-                    <w:t>{#sampleBox}{#prefixCode}{prefixCode}/{/prefixCode}{containerFrom}{#containerTo} to {containerTo} {/containerTo}</w:t>
+                    <w:t>{#sampleBox}{#prefixCode}{prefixCode}/{/prefixCode}{containerFrom}{#containerTo} to {</w:t>
+                  </w:r>
+                  <w:proofErr w:type="spellStart"/>
+                  <w:r>
+                    <w:rPr>
+                      <w:rFonts w:ascii="Arial" w:hAnsi="Arial" w:cs="Arial"/>
+                      <w:sz w:val="18"/>
+                      <w:szCs w:val="18"/>
+                    </w:rPr>
+                    <w:t>containerTo</w:t>
+                  </w:r>
+                  <w:proofErr w:type="spellEnd"/>
+                  <w:r>
+                    <w:rPr>
+                      <w:rFonts w:ascii="Arial" w:hAnsi="Arial" w:cs="Arial"/>
+                      <w:sz w:val="18"/>
+                      <w:szCs w:val="18"/>
+                    </w:rPr>
+                    <w:t>} {/</w:t>
+                  </w:r>
+                  <w:proofErr w:type="spellStart"/>
+                  <w:r>
+                    <w:rPr>
+                      <w:rFonts w:ascii="Arial" w:hAnsi="Arial" w:cs="Arial"/>
+                      <w:sz w:val="18"/>
+                      <w:szCs w:val="18"/>
+                    </w:rPr>
+                    <w:t>containerTo</w:t>
+                  </w:r>
+                  <w:proofErr w:type="spellEnd"/>
+                  <w:r>
+                    <w:rPr>
+                      <w:rFonts w:ascii="Arial" w:hAnsi="Arial" w:cs="Arial"/>
+                      <w:sz w:val="18"/>
+                      <w:szCs w:val="18"/>
+                    </w:rPr>
+                    <w:t>}</w:t>
                   </w:r>
                 </w:p>
               </w:tc>
@@ -2709,7 +3130,79 @@
                       <w:sz w:val="18"/>
                       <w:szCs w:val="18"/>
                     </w:rPr>
-                    <w:t>{materialGrade}  {brandName}  {designType}  {finishType}</w:t>
+                    <w:t>{</w:t>
+                  </w:r>
+                  <w:proofErr w:type="spellStart"/>
+                  <w:r>
+                    <w:rPr>
+                      <w:rFonts w:ascii="Arial" w:hAnsi="Arial" w:cs="Arial"/>
+                      <w:sz w:val="18"/>
+                      <w:szCs w:val="18"/>
+                    </w:rPr>
+                    <w:t>materialGrade</w:t>
+                  </w:r>
+                  <w:proofErr w:type="spellEnd"/>
+                  <w:r>
+                    <w:rPr>
+                      <w:rFonts w:ascii="Arial" w:hAnsi="Arial" w:cs="Arial"/>
+                      <w:sz w:val="18"/>
+                      <w:szCs w:val="18"/>
+                    </w:rPr>
+                    <w:t>}  {</w:t>
+                  </w:r>
+                  <w:proofErr w:type="spellStart"/>
+                  <w:r>
+                    <w:rPr>
+                      <w:rFonts w:ascii="Arial" w:hAnsi="Arial" w:cs="Arial"/>
+                      <w:sz w:val="18"/>
+                      <w:szCs w:val="18"/>
+                    </w:rPr>
+                    <w:t>brandName</w:t>
+                  </w:r>
+                  <w:proofErr w:type="spellEnd"/>
+                  <w:r>
+                    <w:rPr>
+                      <w:rFonts w:ascii="Arial" w:hAnsi="Arial" w:cs="Arial"/>
+                      <w:sz w:val="18"/>
+                      <w:szCs w:val="18"/>
+                    </w:rPr>
+                    <w:t>}  {</w:t>
+                  </w:r>
+                  <w:proofErr w:type="spellStart"/>
+                  <w:r>
+                    <w:rPr>
+                      <w:rFonts w:ascii="Arial" w:hAnsi="Arial" w:cs="Arial"/>
+                      <w:sz w:val="18"/>
+                      <w:szCs w:val="18"/>
+                    </w:rPr>
+                    <w:t>designType</w:t>
+                  </w:r>
+                  <w:proofErr w:type="spellEnd"/>
+                  <w:r>
+                    <w:rPr>
+                      <w:rFonts w:ascii="Arial" w:hAnsi="Arial" w:cs="Arial"/>
+                      <w:sz w:val="18"/>
+                      <w:szCs w:val="18"/>
+                    </w:rPr>
+                    <w:t>}  {</w:t>
+                  </w:r>
+                  <w:proofErr w:type="spellStart"/>
+                  <w:r>
+                    <w:rPr>
+                      <w:rFonts w:ascii="Arial" w:hAnsi="Arial" w:cs="Arial"/>
+                      <w:sz w:val="18"/>
+                      <w:szCs w:val="18"/>
+                    </w:rPr>
+                    <w:t>finishType</w:t>
+                  </w:r>
+                  <w:proofErr w:type="spellEnd"/>
+                  <w:r>
+                    <w:rPr>
+                      <w:rFonts w:ascii="Arial" w:hAnsi="Arial" w:cs="Arial"/>
+                      <w:sz w:val="18"/>
+                      <w:szCs w:val="18"/>
+                    </w:rPr>
+                    <w:t>}</w:t>
                   </w:r>
                 </w:p>
               </w:tc>
@@ -2773,7 +3266,25 @@
                       <w:sz w:val="18"/>
                       <w:szCs w:val="18"/>
                     </w:rPr>
-                    <w:t>{netWeight}</w:t>
+                    <w:t>{</w:t>
+                  </w:r>
+                  <w:proofErr w:type="spellStart"/>
+                  <w:r>
+                    <w:rPr>
+                      <w:rFonts w:ascii="Arial" w:hAnsi="Arial" w:cs="Arial"/>
+                      <w:sz w:val="18"/>
+                      <w:szCs w:val="18"/>
+                    </w:rPr>
+                    <w:t>netWeight</w:t>
+                  </w:r>
+                  <w:proofErr w:type="spellEnd"/>
+                  <w:r>
+                    <w:rPr>
+                      <w:rFonts w:ascii="Arial" w:hAnsi="Arial" w:cs="Arial"/>
+                      <w:sz w:val="18"/>
+                      <w:szCs w:val="18"/>
+                    </w:rPr>
+                    <w:t>}</w:t>
                   </w:r>
                 </w:p>
               </w:tc>
@@ -2805,7 +3316,25 @@
                       <w:sz w:val="18"/>
                       <w:szCs w:val="18"/>
                     </w:rPr>
-                    <w:t>{grossWeight}</w:t>
+                    <w:t>{</w:t>
+                  </w:r>
+                  <w:proofErr w:type="spellStart"/>
+                  <w:r>
+                    <w:rPr>
+                      <w:rFonts w:ascii="Arial" w:hAnsi="Arial" w:cs="Arial"/>
+                      <w:sz w:val="18"/>
+                      <w:szCs w:val="18"/>
+                    </w:rPr>
+                    <w:t>grossWeight</w:t>
+                  </w:r>
+                  <w:proofErr w:type="spellEnd"/>
+                  <w:r>
+                    <w:rPr>
+                      <w:rFonts w:ascii="Arial" w:hAnsi="Arial" w:cs="Arial"/>
+                      <w:sz w:val="18"/>
+                      <w:szCs w:val="18"/>
+                    </w:rPr>
+                    <w:t>}</w:t>
                   </w:r>
                 </w:p>
               </w:tc>
@@ -2836,7 +3365,43 @@
                       <w:sz w:val="18"/>
                       <w:szCs w:val="18"/>
                     </w:rPr>
-                    <w:t>{sizeInch}{/sampleBox}</w:t>
+                    <w:t>{</w:t>
+                  </w:r>
+                  <w:proofErr w:type="spellStart"/>
+                  <w:r>
+                    <w:rPr>
+                      <w:rFonts w:ascii="Arial" w:hAnsi="Arial" w:cs="Arial"/>
+                      <w:sz w:val="18"/>
+                      <w:szCs w:val="18"/>
+                    </w:rPr>
+                    <w:t>sizeInch</w:t>
+                  </w:r>
+                  <w:proofErr w:type="spellEnd"/>
+                  <w:r>
+                    <w:rPr>
+                      <w:rFonts w:ascii="Arial" w:hAnsi="Arial" w:cs="Arial"/>
+                      <w:sz w:val="18"/>
+                      <w:szCs w:val="18"/>
+                    </w:rPr>
+                    <w:t>}{/</w:t>
+                  </w:r>
+                  <w:proofErr w:type="spellStart"/>
+                  <w:r>
+                    <w:rPr>
+                      <w:rFonts w:ascii="Arial" w:hAnsi="Arial" w:cs="Arial"/>
+                      <w:sz w:val="18"/>
+                      <w:szCs w:val="18"/>
+                    </w:rPr>
+                    <w:t>sampleBox</w:t>
+                  </w:r>
+                  <w:proofErr w:type="spellEnd"/>
+                  <w:r>
+                    <w:rPr>
+                      <w:rFonts w:ascii="Arial" w:hAnsi="Arial" w:cs="Arial"/>
+                      <w:sz w:val="18"/>
+                      <w:szCs w:val="18"/>
+                    </w:rPr>
+                    <w:t>}</w:t>
                   </w:r>
                 </w:p>
               </w:tc>
@@ -2977,6 +3542,7 @@
                     </w:rPr>
                     <w:t>{</w:t>
                   </w:r>
+                  <w:proofErr w:type="spellStart"/>
                   <w:r>
                     <w:rPr>
                       <w:rFonts w:cstheme="minorHAnsi"/>
@@ -2985,6 +3551,7 @@
                     </w:rPr>
                     <w:t>totalQuantity</w:t>
                   </w:r>
+                  <w:proofErr w:type="spellEnd"/>
                   <w:r>
                     <w:rPr>
                       <w:rFonts w:cstheme="minorHAnsi"/>
@@ -3049,6 +3616,7 @@
                     </w:rPr>
                     <w:t>{</w:t>
                   </w:r>
+                  <w:proofErr w:type="spellStart"/>
                   <w:r>
                     <w:rPr>
                       <w:rFonts w:cstheme="minorHAnsi"/>
@@ -3057,6 +3625,7 @@
                     </w:rPr>
                     <w:t>totalBox</w:t>
                   </w:r>
+                  <w:proofErr w:type="spellEnd"/>
                   <w:r>
                     <w:rPr>
                       <w:rFonts w:cstheme="minorHAnsi"/>
@@ -3142,6 +3711,7 @@
                     </w:rPr>
                     <w:t>{</w:t>
                   </w:r>
+                  <w:proofErr w:type="spellStart"/>
                   <w:r>
                     <w:rPr>
                       <w:rFonts w:cstheme="minorHAnsi"/>
@@ -3150,6 +3720,7 @@
                     </w:rPr>
                     <w:t>totalNetWeight</w:t>
                   </w:r>
+                  <w:proofErr w:type="spellEnd"/>
                   <w:r>
                     <w:rPr>
                       <w:rFonts w:cstheme="minorHAnsi"/>
@@ -3178,6 +3749,7 @@
                     </w:rPr>
                     <w:t>{</w:t>
                   </w:r>
+                  <w:proofErr w:type="spellStart"/>
                   <w:r>
                     <w:rPr>
                       <w:rFonts w:cstheme="minorHAnsi"/>
@@ -3186,6 +3758,7 @@
                     </w:rPr>
                     <w:t>totalGrossWeight</w:t>
                   </w:r>
+                  <w:proofErr w:type="spellEnd"/>
                   <w:r>
                     <w:rPr>
                       <w:rFonts w:cstheme="minorHAnsi"/>
@@ -3223,7 +3796,25 @@
                       <w:sz w:val="20"/>
                       <w:szCs w:val="20"/>
                     </w:rPr>
-                    <w:t>{#isCustom}Total Sq.Meter:</w:t>
+                    <w:t xml:space="preserve">{#isCustom}Total </w:t>
+                  </w:r>
+                  <w:proofErr w:type="spellStart"/>
+                  <w:r>
+                    <w:rPr>
+                      <w:rFonts w:cstheme="minorHAnsi"/>
+                      <w:sz w:val="20"/>
+                      <w:szCs w:val="20"/>
+                    </w:rPr>
+                    <w:t>Sq.Meter</w:t>
+                  </w:r>
+                  <w:proofErr w:type="spellEnd"/>
+                  <w:r>
+                    <w:rPr>
+                      <w:rFonts w:cstheme="minorHAnsi"/>
+                      <w:sz w:val="20"/>
+                      <w:szCs w:val="20"/>
+                    </w:rPr>
+                    <w:t>:</w:t>
                   </w:r>
                 </w:p>
               </w:tc>
@@ -3248,23 +3839,59 @@
                       <w:sz w:val="20"/>
                       <w:szCs w:val="20"/>
                     </w:rPr>
-                    <w:t>{totalSqMt}</w:t>
-                  </w:r>
+                    <w:t>{</w:t>
+                  </w:r>
+                  <w:proofErr w:type="spellStart"/>
                   <w:r>
                     <w:rPr>
                       <w:rFonts w:cstheme="minorHAnsi"/>
                       <w:sz w:val="20"/>
                       <w:szCs w:val="20"/>
                     </w:rPr>
-                    <w:t xml:space="preserve"> M</w:t>
-                  </w:r>
+                    <w:t>totalSqMt</w:t>
+                  </w:r>
+                  <w:proofErr w:type="spellEnd"/>
                   <w:r>
                     <w:rPr>
                       <w:rFonts w:cstheme="minorHAnsi"/>
                       <w:sz w:val="20"/>
                       <w:szCs w:val="20"/>
                     </w:rPr>
-                    <w:t>M{/isCustom}</w:t>
+                    <w:t>}</w:t>
+                  </w:r>
+                  <w:r>
+                    <w:rPr>
+                      <w:rFonts w:cstheme="minorHAnsi"/>
+                      <w:sz w:val="20"/>
+                      <w:szCs w:val="20"/>
+                    </w:rPr>
+                    <w:t xml:space="preserve"> M</w:t>
+                  </w:r>
+                  <w:r>
+                    <w:rPr>
+                      <w:rFonts w:cstheme="minorHAnsi"/>
+                      <w:sz w:val="20"/>
+                      <w:szCs w:val="20"/>
+                    </w:rPr>
+                    <w:t>M{/</w:t>
+                  </w:r>
+                  <w:proofErr w:type="spellStart"/>
+                  <w:r>
+                    <w:rPr>
+                      <w:rFonts w:cstheme="minorHAnsi"/>
+                      <w:sz w:val="20"/>
+                      <w:szCs w:val="20"/>
+                    </w:rPr>
+                    <w:t>isCustom</w:t>
+                  </w:r>
+                  <w:proofErr w:type="spellEnd"/>
+                  <w:r>
+                    <w:rPr>
+                      <w:rFonts w:cstheme="minorHAnsi"/>
+                      <w:sz w:val="20"/>
+                      <w:szCs w:val="20"/>
+                    </w:rPr>
+                    <w:t>}</w:t>
                   </w:r>
                 </w:p>
               </w:tc>
@@ -3422,7 +4049,27 @@
                       <w:sz w:val="20"/>
                       <w:szCs w:val="20"/>
                     </w:rPr>
-                    <w:t>Size{/isCustom}</w:t>
+                    <w:t>Size{/</w:t>
+                  </w:r>
+                  <w:proofErr w:type="spellStart"/>
+                  <w:r>
+                    <w:rPr>
+                      <w:b/>
+                      <w:bCs/>
+                      <w:sz w:val="20"/>
+                      <w:szCs w:val="20"/>
+                    </w:rPr>
+                    <w:t>isCustom</w:t>
+                  </w:r>
+                  <w:proofErr w:type="spellEnd"/>
+                  <w:r>
+                    <w:rPr>
+                      <w:b/>
+                      <w:bCs/>
+                      <w:sz w:val="20"/>
+                      <w:szCs w:val="20"/>
+                    </w:rPr>
+                    <w:t>}</w:t>
                   </w:r>
                 </w:p>
               </w:tc>
@@ -3475,7 +4122,23 @@
                       <w:sz w:val="20"/>
                       <w:szCs w:val="20"/>
                     </w:rPr>
-                    <w:t>{totalSqMtPerType}</w:t>
+                    <w:t>{</w:t>
+                  </w:r>
+                  <w:proofErr w:type="spellStart"/>
+                  <w:r>
+                    <w:rPr>
+                      <w:sz w:val="20"/>
+                      <w:szCs w:val="20"/>
+                    </w:rPr>
+                    <w:t>totalSqMtPerType</w:t>
+                  </w:r>
+                  <w:proofErr w:type="spellEnd"/>
+                  <w:r>
+                    <w:rPr>
+                      <w:sz w:val="20"/>
+                      <w:szCs w:val="20"/>
+                    </w:rPr>
+                    <w:t>}</w:t>
                   </w:r>
                 </w:p>
               </w:tc>
@@ -3499,7 +4162,39 @@
                       <w:sz w:val="20"/>
                       <w:szCs w:val="20"/>
                     </w:rPr>
-                    <w:t>{length} X {width} X {height} MM{/containerSummary}{/isCustom}</w:t>
+                    <w:t>{length} X {width} X {height} MM{/</w:t>
+                  </w:r>
+                  <w:proofErr w:type="spellStart"/>
+                  <w:r>
+                    <w:rPr>
+                      <w:sz w:val="20"/>
+                      <w:szCs w:val="20"/>
+                    </w:rPr>
+                    <w:t>containerSummary</w:t>
+                  </w:r>
+                  <w:proofErr w:type="spellEnd"/>
+                  <w:r>
+                    <w:rPr>
+                      <w:sz w:val="20"/>
+                      <w:szCs w:val="20"/>
+                    </w:rPr>
+                    <w:t>}{/</w:t>
+                  </w:r>
+                  <w:proofErr w:type="spellStart"/>
+                  <w:r>
+                    <w:rPr>
+                      <w:sz w:val="20"/>
+                      <w:szCs w:val="20"/>
+                    </w:rPr>
+                    <w:t>isCustom</w:t>
+                  </w:r>
+                  <w:proofErr w:type="spellEnd"/>
+                  <w:r>
+                    <w:rPr>
+                      <w:sz w:val="20"/>
+                      <w:szCs w:val="20"/>
+                    </w:rPr>
+                    <w:t>}</w:t>
                   </w:r>
                 </w:p>
               </w:tc>
@@ -4574,7 +5269,6 @@
   <w:style w:type="character" w:default="1" w:styleId="DefaultParagraphFont">
     <w:name w:val="Default Paragraph Font"/>
     <w:uiPriority w:val="1"/>
-    <w:semiHidden/>
     <w:unhideWhenUsed/>
   </w:style>
   <w:style w:type="table" w:default="1" w:styleId="TableNormal">

--- a/electron/database/generate-document/templates/packing.docx
+++ b/electron/database/generate-document/templates/packing.docx
@@ -1,6 +1,6 @@
 
 <file path=word/document.xml><?xml version="1.0" encoding="utf-8"?>
-<w:document xmlns:wpc="http://schemas.microsoft.com/office/word/2010/wordprocessingCanvas" xmlns:cx="http://schemas.microsoft.com/office/drawing/2014/chartex" xmlns:cx1="http://schemas.microsoft.com/office/drawing/2015/9/8/chartex" xmlns:cx2="http://schemas.microsoft.com/office/drawing/2015/10/21/chartex" xmlns:cx3="http://schemas.microsoft.com/office/drawing/2016/5/9/chartex" xmlns:cx4="http://schemas.microsoft.com/office/drawing/2016/5/10/chartex" xmlns:cx5="http://schemas.microsoft.com/office/drawing/2016/5/11/chartex" xmlns:cx6="http://schemas.microsoft.com/office/drawing/2016/5/12/chartex" xmlns:cx7="http://schemas.microsoft.com/office/drawing/2016/5/13/chartex" xmlns:cx8="http://schemas.microsoft.com/office/drawing/2016/5/14/chartex" xmlns:mc="http://schemas.openxmlformats.org/markup-compatibility/2006" xmlns:aink="http://schemas.microsoft.com/office/drawing/2016/ink" xmlns:am3d="http://schemas.microsoft.com/office/drawing/2017/model3d" xmlns:o="urn:schemas-microsoft-com:office:office" xmlns:oel="http://schemas.microsoft.com/office/2019/extlst" xmlns:r="http://schemas.openxmlformats.org/officeDocument/2006/relationships" xmlns:m="http://schemas.openxmlformats.org/officeDocument/2006/math" xmlns:v="urn:schemas-microsoft-com:vml" xmlns:wp14="http://schemas.microsoft.com/office/word/2010/wordprocessingDrawing" xmlns:wp="http://schemas.openxmlformats.org/drawingml/2006/wordprocessingDrawing" xmlns:w10="urn:schemas-microsoft-com:office:word" xmlns:w="http://schemas.openxmlformats.org/wordprocessingml/2006/main" xmlns:w14="http://schemas.microsoft.com/office/word/2010/wordml" xmlns:w15="http://schemas.microsoft.com/office/word/2012/wordml" xmlns:w16cex="http://schemas.microsoft.com/office/word/2018/wordml/cex" xmlns:w16cid="http://schemas.microsoft.com/office/word/2016/wordml/cid" xmlns:w16="http://schemas.microsoft.com/office/word/2018/wordml" xmlns:w16du="http://schemas.microsoft.com/office/word/2023/wordml/word16du" xmlns:w16sdtdh="http://schemas.microsoft.com/office/word/2020/wordml/sdtdatahash" xmlns:w16sdtfl="http://schemas.microsoft.com/office/word/2024/wordml/sdtformatlock" xmlns:w16se="http://schemas.microsoft.com/office/word/2015/wordml/symex" xmlns:wpg="http://schemas.microsoft.com/office/word/2010/wordprocessingGroup" xmlns:wpi="http://schemas.microsoft.com/office/word/2010/wordprocessingInk" xmlns:wne="http://schemas.microsoft.com/office/word/2006/wordml" xmlns:wps="http://schemas.microsoft.com/office/word/2010/wordprocessingShape" mc:Ignorable="w14 w15 w16se w16cid w16 w16cex w16sdtdh w16sdtfl w16du wp14">
+<w:document xmlns:wpc="http://schemas.microsoft.com/office/word/2010/wordprocessingCanvas" xmlns:cx="http://schemas.microsoft.com/office/drawing/2014/chartex" xmlns:cx1="http://schemas.microsoft.com/office/drawing/2015/9/8/chartex" xmlns:cx2="http://schemas.microsoft.com/office/drawing/2015/10/21/chartex" xmlns:cx3="http://schemas.microsoft.com/office/drawing/2016/5/9/chartex" xmlns:cx4="http://schemas.microsoft.com/office/drawing/2016/5/10/chartex" xmlns:cx5="http://schemas.microsoft.com/office/drawing/2016/5/11/chartex" xmlns:cx6="http://schemas.microsoft.com/office/drawing/2016/5/12/chartex" xmlns:cx7="http://schemas.microsoft.com/office/drawing/2016/5/13/chartex" xmlns:cx8="http://schemas.microsoft.com/office/drawing/2016/5/14/chartex" xmlns:mc="http://schemas.openxmlformats.org/markup-compatibility/2006" xmlns:aink="http://schemas.microsoft.com/office/drawing/2016/ink" xmlns:am3d="http://schemas.microsoft.com/office/drawing/2017/model3d" xmlns:o="urn:schemas-microsoft-com:office:office" xmlns:r="http://schemas.openxmlformats.org/officeDocument/2006/relationships" xmlns:m="http://schemas.openxmlformats.org/officeDocument/2006/math" xmlns:v="urn:schemas-microsoft-com:vml" xmlns:wp14="http://schemas.microsoft.com/office/word/2010/wordprocessingDrawing" xmlns:wp="http://schemas.openxmlformats.org/drawingml/2006/wordprocessingDrawing" xmlns:w10="urn:schemas-microsoft-com:office:word" xmlns:w="http://schemas.openxmlformats.org/wordprocessingml/2006/main" xmlns:w14="http://schemas.microsoft.com/office/word/2010/wordml" xmlns:w15="http://schemas.microsoft.com/office/word/2012/wordml" xmlns:w16cid="http://schemas.microsoft.com/office/word/2016/wordml/cid" xmlns:w16se="http://schemas.microsoft.com/office/word/2015/wordml/symex" xmlns:wpg="http://schemas.microsoft.com/office/word/2010/wordprocessingGroup" xmlns:wpi="http://schemas.microsoft.com/office/word/2010/wordprocessingInk" xmlns:wne="http://schemas.microsoft.com/office/word/2006/wordml" xmlns:wps="http://schemas.microsoft.com/office/word/2010/wordprocessingShape" mc:Ignorable="w14 w15 w16se w16cid wp14">
   <w:body>
     <w:tbl>
       <w:tblPr>
@@ -105,7 +105,25 @@
                 <w:sz w:val="20"/>
                 <w:szCs w:val="20"/>
               </w:rPr>
-              <w:t>{#companyData}{companyName}</w:t>
+              <w:t>{#</w:t>
+            </w:r>
+            <w:proofErr w:type="gramStart"/>
+            <w:r>
+              <w:rPr>
+                <w:rFonts w:cstheme="minorHAnsi"/>
+                <w:sz w:val="20"/>
+                <w:szCs w:val="20"/>
+              </w:rPr>
+              <w:t>companyData}{</w:t>
+            </w:r>
+            <w:proofErr w:type="gramEnd"/>
+            <w:r>
+              <w:rPr>
+                <w:rFonts w:cstheme="minorHAnsi"/>
+                <w:sz w:val="20"/>
+                <w:szCs w:val="20"/>
+              </w:rPr>
+              <w:t>companyName}</w:t>
             </w:r>
           </w:p>
           <w:p>
@@ -123,7 +141,27 @@
                 <w:sz w:val="20"/>
                 <w:szCs w:val="20"/>
               </w:rPr>
-              <w:t>{companyAddressLine1}    {companyAddressLine2},      {</w:t>
+              <w:t xml:space="preserve">{companyAddressLine1} </w:t>
+            </w:r>
+            <w:proofErr w:type="gramStart"/>
+            <w:r>
+              <w:rPr>
+                <w:rFonts w:cstheme="minorHAnsi"/>
+                <w:bCs/>
+                <w:sz w:val="20"/>
+                <w:szCs w:val="20"/>
+              </w:rPr>
+              <w:t xml:space="preserve">   {</w:t>
+            </w:r>
+            <w:proofErr w:type="gramEnd"/>
+            <w:r>
+              <w:rPr>
+                <w:rFonts w:cstheme="minorHAnsi"/>
+                <w:bCs/>
+                <w:sz w:val="20"/>
+                <w:szCs w:val="20"/>
+              </w:rPr>
+              <w:t>companyAddressLine2},      {</w:t>
             </w:r>
             <w:proofErr w:type="spellStart"/>
             <w:r>
@@ -592,6 +630,8 @@
               </w:rPr>
               <w:t>{#</w:t>
             </w:r>
+            <w:proofErr w:type="spellStart"/>
+            <w:proofErr w:type="gramStart"/>
             <w:r>
               <w:rPr>
                 <w:rFonts w:cstheme="minorHAnsi"/>
@@ -600,6 +640,7 @@
               </w:rPr>
               <w:t>isCustom</w:t>
             </w:r>
+            <w:proofErr w:type="spellEnd"/>
             <w:r>
               <w:rPr>
                 <w:rFonts w:cstheme="minorHAnsi"/>
@@ -614,7 +655,16 @@
                 <w:sz w:val="20"/>
                 <w:szCs w:val="20"/>
               </w:rPr>
-              <w:t>BUYER / CONSIGNEE</w:t>
+              <w:t>BUYER</w:t>
+            </w:r>
+            <w:proofErr w:type="gramEnd"/>
+            <w:r>
+              <w:rPr>
+                <w:rFonts w:cstheme="minorHAnsi"/>
+                <w:sz w:val="20"/>
+                <w:szCs w:val="20"/>
+              </w:rPr>
+              <w:t xml:space="preserve"> / CONSIGNEE</w:t>
             </w:r>
             <w:r>
               <w:rPr>
@@ -818,6 +868,7 @@
               </w:rPr>
               <w:t>{#</w:t>
             </w:r>
+            <w:proofErr w:type="gramStart"/>
             <w:r>
               <w:rPr>
                 <w:rFonts w:cstheme="minorHAnsi"/>
@@ -832,7 +883,16 @@
                 <w:sz w:val="20"/>
                 <w:szCs w:val="20"/>
               </w:rPr>
-              <w:t>}{#</w:t>
+              <w:t>}{</w:t>
+            </w:r>
+            <w:proofErr w:type="gramEnd"/>
+            <w:r>
+              <w:rPr>
+                <w:rFonts w:cstheme="minorHAnsi"/>
+                <w:sz w:val="20"/>
+                <w:szCs w:val="20"/>
+              </w:rPr>
+              <w:t>#</w:t>
             </w:r>
             <w:r>
               <w:rPr>
@@ -937,13 +997,23 @@
               <w:t>notifyAddress</w:t>
             </w:r>
             <w:proofErr w:type="spellEnd"/>
-            <w:r>
-              <w:rPr>
-                <w:rFonts w:cstheme="minorHAnsi"/>
-                <w:sz w:val="20"/>
-                <w:szCs w:val="20"/>
-              </w:rPr>
-              <w:t>}{/}{/}</w:t>
+            <w:proofErr w:type="gramStart"/>
+            <w:r>
+              <w:rPr>
+                <w:rFonts w:cstheme="minorHAnsi"/>
+                <w:sz w:val="20"/>
+                <w:szCs w:val="20"/>
+              </w:rPr>
+              <w:t>}{</w:t>
+            </w:r>
+            <w:proofErr w:type="gramEnd"/>
+            <w:r>
+              <w:rPr>
+                <w:rFonts w:cstheme="minorHAnsi"/>
+                <w:sz w:val="20"/>
+                <w:szCs w:val="20"/>
+              </w:rPr>
+              <w:t>/}{/}</w:t>
             </w:r>
           </w:p>
         </w:tc>
@@ -1305,17 +1375,18 @@
                 <w:sz w:val="20"/>
                 <w:szCs w:val="20"/>
               </w:rPr>
-              <w:t>Term Of Delivery &amp; Payment</w:t>
-            </w:r>
-          </w:p>
-          <w:p>
-            <w:pPr>
-              <w:rPr>
-                <w:rFonts w:cstheme="minorHAnsi"/>
-                <w:sz w:val="20"/>
-                <w:szCs w:val="20"/>
-              </w:rPr>
-            </w:pPr>
+              <w:t>Payment Terms</w:t>
+            </w:r>
+            <w:r>
+              <w:rPr>
+                <w:rFonts w:cstheme="minorHAnsi"/>
+                <w:sz w:val="20"/>
+                <w:szCs w:val="20"/>
+              </w:rPr>
+              <w:t xml:space="preserve"> – </w:t>
+            </w:r>
+            <w:bookmarkStart w:id="1" w:name="_GoBack"/>
+            <w:bookmarkEnd w:id="1"/>
             <w:r>
               <w:rPr>
                 <w:rFonts w:cstheme="minorHAnsi"/>
@@ -1406,6 +1477,7 @@
               <w:t>{^</w:t>
             </w:r>
             <w:proofErr w:type="spellStart"/>
+            <w:proofErr w:type="gramStart"/>
             <w:r>
               <w:rPr>
                 <w:rFonts w:cstheme="minorHAnsi"/>
@@ -1424,6 +1496,7 @@
               <w:t>}{</w:t>
             </w:r>
             <w:proofErr w:type="spellStart"/>
+            <w:proofErr w:type="gramEnd"/>
             <w:r>
               <w:rPr>
                 <w:rFonts w:cstheme="minorHAnsi"/>
@@ -1606,6 +1679,7 @@
               <w:t>{^</w:t>
             </w:r>
             <w:proofErr w:type="spellStart"/>
+            <w:proofErr w:type="gramStart"/>
             <w:r>
               <w:rPr>
                 <w:rFonts w:cstheme="minorHAnsi"/>
@@ -1633,6 +1707,7 @@
               <w:t>{</w:t>
             </w:r>
             <w:proofErr w:type="spellStart"/>
+            <w:proofErr w:type="gramEnd"/>
             <w:r>
               <w:rPr>
                 <w:rFonts w:ascii="SansSerif" w:hAnsi="SansSerif" w:cs="SansSerif"/>
@@ -2339,7 +2414,29 @@
                       <w:sz w:val="18"/>
                       <w:szCs w:val="18"/>
                     </w:rPr>
-                    <w:t>{#invoiceItems}{#showThickness}{thicknessDetail}{/showThickness}</w:t>
+                    <w:t>{#</w:t>
+                  </w:r>
+                  <w:proofErr w:type="gramStart"/>
+                  <w:r>
+                    <w:rPr>
+                      <w:rFonts w:ascii="Arial" w:hAnsi="Arial" w:cs="Arial"/>
+                      <w:b/>
+                      <w:bCs/>
+                      <w:sz w:val="18"/>
+                      <w:szCs w:val="18"/>
+                    </w:rPr>
+                    <w:t>invoiceItems}{</w:t>
+                  </w:r>
+                  <w:proofErr w:type="gramEnd"/>
+                  <w:r>
+                    <w:rPr>
+                      <w:rFonts w:ascii="Arial" w:hAnsi="Arial" w:cs="Arial"/>
+                      <w:b/>
+                      <w:bCs/>
+                      <w:sz w:val="18"/>
+                      <w:szCs w:val="18"/>
+                    </w:rPr>
+                    <w:t>#showThickness}{thicknessDetail}{/showThickness}</w:t>
                   </w:r>
                 </w:p>
                 <w:p>
@@ -2473,7 +2570,25 @@
                       <w:sz w:val="18"/>
                       <w:szCs w:val="18"/>
                     </w:rPr>
-                    <w:t>{#invoices}{#prefixCode}{prefixCode}/{/prefixCode}{containerFrom}{#containerTo} to {</w:t>
+                    <w:t>{#</w:t>
+                  </w:r>
+                  <w:proofErr w:type="gramStart"/>
+                  <w:r>
+                    <w:rPr>
+                      <w:rFonts w:ascii="Arial" w:hAnsi="Arial" w:cs="Arial"/>
+                      <w:sz w:val="18"/>
+                      <w:szCs w:val="18"/>
+                    </w:rPr>
+                    <w:t>invoices}{</w:t>
+                  </w:r>
+                  <w:proofErr w:type="gramEnd"/>
+                  <w:r>
+                    <w:rPr>
+                      <w:rFonts w:ascii="Arial" w:hAnsi="Arial" w:cs="Arial"/>
+                      <w:sz w:val="18"/>
+                      <w:szCs w:val="18"/>
+                    </w:rPr>
+                    <w:t>#prefixCode}{prefixCode}/{/prefixCode}{containerFrom}{#containerTo} to {</w:t>
                   </w:r>
                   <w:proofErr w:type="spellStart"/>
                   <w:r>
@@ -2537,6 +2652,7 @@
                     <w:t>{</w:t>
                   </w:r>
                   <w:proofErr w:type="spellStart"/>
+                  <w:proofErr w:type="gramStart"/>
                   <w:r>
                     <w:rPr>
                       <w:rFonts w:ascii="Arial" w:hAnsi="Arial" w:cs="Arial"/>
@@ -2555,6 +2671,7 @@
                     <w:t>}  {</w:t>
                   </w:r>
                   <w:proofErr w:type="spellStart"/>
+                  <w:proofErr w:type="gramEnd"/>
                   <w:r>
                     <w:rPr>
                       <w:rFonts w:ascii="Arial" w:hAnsi="Arial" w:cs="Arial"/>
@@ -2829,6 +2946,7 @@
                     <w:t>{</w:t>
                   </w:r>
                   <w:proofErr w:type="spellStart"/>
+                  <w:proofErr w:type="gramStart"/>
                   <w:r>
                     <w:rPr>
                       <w:rFonts w:ascii="Arial" w:hAnsi="Arial" w:cs="Arial"/>
@@ -2844,7 +2962,16 @@
                       <w:sz w:val="18"/>
                       <w:szCs w:val="18"/>
                     </w:rPr>
-                    <w:t>}  {/invoices} {/</w:t>
+                    <w:t>}  {</w:t>
+                  </w:r>
+                  <w:proofErr w:type="gramEnd"/>
+                  <w:r>
+                    <w:rPr>
+                      <w:rFonts w:ascii="Arial" w:hAnsi="Arial" w:cs="Arial"/>
+                      <w:sz w:val="18"/>
+                      <w:szCs w:val="18"/>
+                    </w:rPr>
+                    <w:t>/invoices} {/</w:t>
                   </w:r>
                   <w:proofErr w:type="spellStart"/>
                   <w:r>
@@ -2897,7 +3024,29 @@
                       <w:sz w:val="18"/>
                       <w:szCs w:val="18"/>
                     </w:rPr>
-                    <w:t>{#isSampleBox}</w:t>
+                    <w:t>{#</w:t>
+                  </w:r>
+                  <w:proofErr w:type="spellStart"/>
+                  <w:r>
+                    <w:rPr>
+                      <w:rFonts w:ascii="Arial" w:hAnsi="Arial" w:cs="Arial"/>
+                      <w:b/>
+                      <w:bCs/>
+                      <w:sz w:val="18"/>
+                      <w:szCs w:val="18"/>
+                    </w:rPr>
+                    <w:t>isSampleBox</w:t>
+                  </w:r>
+                  <w:proofErr w:type="spellEnd"/>
+                  <w:r>
+                    <w:rPr>
+                      <w:rFonts w:ascii="Arial" w:hAnsi="Arial" w:cs="Arial"/>
+                      <w:b/>
+                      <w:bCs/>
+                      <w:sz w:val="18"/>
+                      <w:szCs w:val="18"/>
+                    </w:rPr>
+                    <w:t>}</w:t>
                   </w:r>
                   <w:r>
                     <w:rPr>
@@ -3062,7 +3211,25 @@
                       <w:sz w:val="18"/>
                       <w:szCs w:val="18"/>
                     </w:rPr>
-                    <w:t>{#sampleBox}{#prefixCode}{prefixCode}/{/prefixCode}{containerFrom}{#containerTo} to {</w:t>
+                    <w:t>{#</w:t>
+                  </w:r>
+                  <w:proofErr w:type="gramStart"/>
+                  <w:r>
+                    <w:rPr>
+                      <w:rFonts w:ascii="Arial" w:hAnsi="Arial" w:cs="Arial"/>
+                      <w:sz w:val="18"/>
+                      <w:szCs w:val="18"/>
+                    </w:rPr>
+                    <w:t>sampleBox}{</w:t>
+                  </w:r>
+                  <w:proofErr w:type="gramEnd"/>
+                  <w:r>
+                    <w:rPr>
+                      <w:rFonts w:ascii="Arial" w:hAnsi="Arial" w:cs="Arial"/>
+                      <w:sz w:val="18"/>
+                      <w:szCs w:val="18"/>
+                    </w:rPr>
+                    <w:t>#prefixCode}{prefixCode}/{/prefixCode}{containerFrom}{#containerTo} to {</w:t>
                   </w:r>
                   <w:proofErr w:type="spellStart"/>
                   <w:r>
@@ -3133,6 +3300,7 @@
                     <w:t>{</w:t>
                   </w:r>
                   <w:proofErr w:type="spellStart"/>
+                  <w:proofErr w:type="gramStart"/>
                   <w:r>
                     <w:rPr>
                       <w:rFonts w:ascii="Arial" w:hAnsi="Arial" w:cs="Arial"/>
@@ -3151,6 +3319,7 @@
                     <w:t>}  {</w:t>
                   </w:r>
                   <w:proofErr w:type="spellStart"/>
+                  <w:proofErr w:type="gramEnd"/>
                   <w:r>
                     <w:rPr>
                       <w:rFonts w:ascii="Arial" w:hAnsi="Arial" w:cs="Arial"/>
@@ -3448,7 +3617,25 @@
                 <w:sz w:val="20"/>
                 <w:szCs w:val="20"/>
               </w:rPr>
-              <w:t>{#specialInstruction}{specialInstruction}{/specialInstruction}</w:t>
+              <w:t>{#</w:t>
+            </w:r>
+            <w:proofErr w:type="gramStart"/>
+            <w:r>
+              <w:rPr>
+                <w:rFonts w:cstheme="minorHAnsi"/>
+                <w:sz w:val="20"/>
+                <w:szCs w:val="20"/>
+              </w:rPr>
+              <w:t>specialInstruction}{</w:t>
+            </w:r>
+            <w:proofErr w:type="gramEnd"/>
+            <w:r>
+              <w:rPr>
+                <w:rFonts w:cstheme="minorHAnsi"/>
+                <w:sz w:val="20"/>
+                <w:szCs w:val="20"/>
+              </w:rPr>
+              <w:t>specialInstruction}{/specialInstruction}</w:t>
             </w:r>
           </w:p>
         </w:tc>
@@ -3480,6 +3667,7 @@
                 <w:insideH w:val="none" w:sz="0" w:space="0" w:color="auto"/>
                 <w:insideV w:val="none" w:sz="0" w:space="0" w:color="auto"/>
               </w:tblBorders>
+              <w:tblLayout w:type="fixed"/>
               <w:tblCellMar>
                 <w:left w:w="0" w:type="dxa"/>
               </w:tblCellMar>
@@ -3796,7 +3984,35 @@
                       <w:sz w:val="20"/>
                       <w:szCs w:val="20"/>
                     </w:rPr>
-                    <w:t xml:space="preserve">{#isCustom}Total </w:t>
+                    <w:t>{#</w:t>
+                  </w:r>
+                  <w:proofErr w:type="spellStart"/>
+                  <w:proofErr w:type="gramStart"/>
+                  <w:r>
+                    <w:rPr>
+                      <w:rFonts w:cstheme="minorHAnsi"/>
+                      <w:sz w:val="20"/>
+                      <w:szCs w:val="20"/>
+                    </w:rPr>
+                    <w:t>isCustom</w:t>
+                  </w:r>
+                  <w:proofErr w:type="spellEnd"/>
+                  <w:r>
+                    <w:rPr>
+                      <w:rFonts w:cstheme="minorHAnsi"/>
+                      <w:sz w:val="20"/>
+                      <w:szCs w:val="20"/>
+                    </w:rPr>
+                    <w:t>}Total</w:t>
+                  </w:r>
+                  <w:proofErr w:type="gramEnd"/>
+                  <w:r>
+                    <w:rPr>
+                      <w:rFonts w:cstheme="minorHAnsi"/>
+                      <w:sz w:val="20"/>
+                      <w:szCs w:val="20"/>
+                    </w:rPr>
+                    <w:t xml:space="preserve"> </w:t>
                   </w:r>
                   <w:proofErr w:type="spellStart"/>
                   <w:r>
@@ -3993,7 +4209,27 @@
                       <w:sz w:val="20"/>
                       <w:szCs w:val="20"/>
                     </w:rPr>
-                    <w:t>{#isCustom}Avg/Wt(Kg)</w:t>
+                    <w:t>{#</w:t>
+                  </w:r>
+                  <w:proofErr w:type="gramStart"/>
+                  <w:r>
+                    <w:rPr>
+                      <w:b/>
+                      <w:bCs/>
+                      <w:sz w:val="20"/>
+                      <w:szCs w:val="20"/>
+                    </w:rPr>
+                    <w:t>isCustom}Avg</w:t>
+                  </w:r>
+                  <w:proofErr w:type="gramEnd"/>
+                  <w:r>
+                    <w:rPr>
+                      <w:b/>
+                      <w:bCs/>
+                      <w:sz w:val="20"/>
+                      <w:szCs w:val="20"/>
+                    </w:rPr>
+                    <w:t>/Wt(Kg)</w:t>
                   </w:r>
                 </w:p>
               </w:tc>
@@ -4098,7 +4334,23 @@
                       <w:sz w:val="20"/>
                       <w:szCs w:val="20"/>
                     </w:rPr>
-                    <w:t>{#isCustom}{#containerSummary}{avgWeight}</w:t>
+                    <w:t>{#</w:t>
+                  </w:r>
+                  <w:proofErr w:type="gramStart"/>
+                  <w:r>
+                    <w:rPr>
+                      <w:sz w:val="20"/>
+                      <w:szCs w:val="20"/>
+                    </w:rPr>
+                    <w:t>isCustom}{</w:t>
+                  </w:r>
+                  <w:proofErr w:type="gramEnd"/>
+                  <w:r>
+                    <w:rPr>
+                      <w:sz w:val="20"/>
+                      <w:szCs w:val="20"/>
+                    </w:rPr>
+                    <w:t>#containerSummary}{avgWeight}</w:t>
                   </w:r>
                 </w:p>
               </w:tc>
@@ -4165,6 +4417,7 @@
                     <w:t>{length} X {width} X {height} MM{/</w:t>
                   </w:r>
                   <w:proofErr w:type="spellStart"/>
+                  <w:proofErr w:type="gramStart"/>
                   <w:r>
                     <w:rPr>
                       <w:sz w:val="20"/>
@@ -4178,7 +4431,15 @@
                       <w:sz w:val="20"/>
                       <w:szCs w:val="20"/>
                     </w:rPr>
-                    <w:t>}{/</w:t>
+                    <w:t>}{</w:t>
+                  </w:r>
+                  <w:proofErr w:type="gramEnd"/>
+                  <w:r>
+                    <w:rPr>
+                      <w:sz w:val="20"/>
+                      <w:szCs w:val="20"/>
+                    </w:rPr>
+                    <w:t>/</w:t>
                   </w:r>
                   <w:proofErr w:type="spellStart"/>
                   <w:r>
@@ -4249,7 +4510,7 @@
 </file>
 
 <file path=word/endnotes.xml><?xml version="1.0" encoding="utf-8"?>
-<w:endnotes xmlns:wpc="http://schemas.microsoft.com/office/word/2010/wordprocessingCanvas" xmlns:cx="http://schemas.microsoft.com/office/drawing/2014/chartex" xmlns:cx1="http://schemas.microsoft.com/office/drawing/2015/9/8/chartex" xmlns:cx2="http://schemas.microsoft.com/office/drawing/2015/10/21/chartex" xmlns:cx3="http://schemas.microsoft.com/office/drawing/2016/5/9/chartex" xmlns:cx4="http://schemas.microsoft.com/office/drawing/2016/5/10/chartex" xmlns:cx5="http://schemas.microsoft.com/office/drawing/2016/5/11/chartex" xmlns:cx6="http://schemas.microsoft.com/office/drawing/2016/5/12/chartex" xmlns:cx7="http://schemas.microsoft.com/office/drawing/2016/5/13/chartex" xmlns:cx8="http://schemas.microsoft.com/office/drawing/2016/5/14/chartex" xmlns:mc="http://schemas.openxmlformats.org/markup-compatibility/2006" xmlns:aink="http://schemas.microsoft.com/office/drawing/2016/ink" xmlns:am3d="http://schemas.microsoft.com/office/drawing/2017/model3d" xmlns:o="urn:schemas-microsoft-com:office:office" xmlns:oel="http://schemas.microsoft.com/office/2019/extlst" xmlns:r="http://schemas.openxmlformats.org/officeDocument/2006/relationships" xmlns:m="http://schemas.openxmlformats.org/officeDocument/2006/math" xmlns:v="urn:schemas-microsoft-com:vml" xmlns:wp14="http://schemas.microsoft.com/office/word/2010/wordprocessingDrawing" xmlns:wp="http://schemas.openxmlformats.org/drawingml/2006/wordprocessingDrawing" xmlns:w10="urn:schemas-microsoft-com:office:word" xmlns:w="http://schemas.openxmlformats.org/wordprocessingml/2006/main" xmlns:w14="http://schemas.microsoft.com/office/word/2010/wordml" xmlns:w15="http://schemas.microsoft.com/office/word/2012/wordml" xmlns:w16cex="http://schemas.microsoft.com/office/word/2018/wordml/cex" xmlns:w16cid="http://schemas.microsoft.com/office/word/2016/wordml/cid" xmlns:w16="http://schemas.microsoft.com/office/word/2018/wordml" xmlns:w16du="http://schemas.microsoft.com/office/word/2023/wordml/word16du" xmlns:w16sdtdh="http://schemas.microsoft.com/office/word/2020/wordml/sdtdatahash" xmlns:w16sdtfl="http://schemas.microsoft.com/office/word/2024/wordml/sdtformatlock" xmlns:w16se="http://schemas.microsoft.com/office/word/2015/wordml/symex" xmlns:wpg="http://schemas.microsoft.com/office/word/2010/wordprocessingGroup" xmlns:wpi="http://schemas.microsoft.com/office/word/2010/wordprocessingInk" xmlns:wne="http://schemas.microsoft.com/office/word/2006/wordml" xmlns:wps="http://schemas.microsoft.com/office/word/2010/wordprocessingShape" mc:Ignorable="w14 w15 w16se w16cid w16 w16cex w16sdtdh w16sdtfl w16du wp14">
+<w:endnotes xmlns:wpc="http://schemas.microsoft.com/office/word/2010/wordprocessingCanvas" xmlns:cx="http://schemas.microsoft.com/office/drawing/2014/chartex" xmlns:cx1="http://schemas.microsoft.com/office/drawing/2015/9/8/chartex" xmlns:cx2="http://schemas.microsoft.com/office/drawing/2015/10/21/chartex" xmlns:cx3="http://schemas.microsoft.com/office/drawing/2016/5/9/chartex" xmlns:cx4="http://schemas.microsoft.com/office/drawing/2016/5/10/chartex" xmlns:cx5="http://schemas.microsoft.com/office/drawing/2016/5/11/chartex" xmlns:cx6="http://schemas.microsoft.com/office/drawing/2016/5/12/chartex" xmlns:cx7="http://schemas.microsoft.com/office/drawing/2016/5/13/chartex" xmlns:cx8="http://schemas.microsoft.com/office/drawing/2016/5/14/chartex" xmlns:mc="http://schemas.openxmlformats.org/markup-compatibility/2006" xmlns:aink="http://schemas.microsoft.com/office/drawing/2016/ink" xmlns:am3d="http://schemas.microsoft.com/office/drawing/2017/model3d" xmlns:o="urn:schemas-microsoft-com:office:office" xmlns:r="http://schemas.openxmlformats.org/officeDocument/2006/relationships" xmlns:m="http://schemas.openxmlformats.org/officeDocument/2006/math" xmlns:v="urn:schemas-microsoft-com:vml" xmlns:wp14="http://schemas.microsoft.com/office/word/2010/wordprocessingDrawing" xmlns:wp="http://schemas.openxmlformats.org/drawingml/2006/wordprocessingDrawing" xmlns:w10="urn:schemas-microsoft-com:office:word" xmlns:w="http://schemas.openxmlformats.org/wordprocessingml/2006/main" xmlns:w14="http://schemas.microsoft.com/office/word/2010/wordml" xmlns:w15="http://schemas.microsoft.com/office/word/2012/wordml" xmlns:w16cid="http://schemas.microsoft.com/office/word/2016/wordml/cid" xmlns:w16se="http://schemas.microsoft.com/office/word/2015/wordml/symex" xmlns:wpg="http://schemas.microsoft.com/office/word/2010/wordprocessingGroup" xmlns:wpi="http://schemas.microsoft.com/office/word/2010/wordprocessingInk" xmlns:wne="http://schemas.microsoft.com/office/word/2006/wordml" xmlns:wps="http://schemas.microsoft.com/office/word/2010/wordprocessingShape" mc:Ignorable="w14 w15 w16se w16cid wp14">
   <w:endnote w:type="separator" w:id="-1">
     <w:p>
       <w:pPr>
@@ -4274,7 +4535,7 @@
 </file>
 
 <file path=word/footer1.xml><?xml version="1.0" encoding="utf-8"?>
-<w:ftr xmlns:wpc="http://schemas.microsoft.com/office/word/2010/wordprocessingCanvas" xmlns:cx="http://schemas.microsoft.com/office/drawing/2014/chartex" xmlns:cx1="http://schemas.microsoft.com/office/drawing/2015/9/8/chartex" xmlns:cx2="http://schemas.microsoft.com/office/drawing/2015/10/21/chartex" xmlns:cx3="http://schemas.microsoft.com/office/drawing/2016/5/9/chartex" xmlns:cx4="http://schemas.microsoft.com/office/drawing/2016/5/10/chartex" xmlns:cx5="http://schemas.microsoft.com/office/drawing/2016/5/11/chartex" xmlns:cx6="http://schemas.microsoft.com/office/drawing/2016/5/12/chartex" xmlns:cx7="http://schemas.microsoft.com/office/drawing/2016/5/13/chartex" xmlns:cx8="http://schemas.microsoft.com/office/drawing/2016/5/14/chartex" xmlns:mc="http://schemas.openxmlformats.org/markup-compatibility/2006" xmlns:aink="http://schemas.microsoft.com/office/drawing/2016/ink" xmlns:am3d="http://schemas.microsoft.com/office/drawing/2017/model3d" xmlns:o="urn:schemas-microsoft-com:office:office" xmlns:oel="http://schemas.microsoft.com/office/2019/extlst" xmlns:r="http://schemas.openxmlformats.org/officeDocument/2006/relationships" xmlns:m="http://schemas.openxmlformats.org/officeDocument/2006/math" xmlns:v="urn:schemas-microsoft-com:vml" xmlns:wp14="http://schemas.microsoft.com/office/word/2010/wordprocessingDrawing" xmlns:wp="http://schemas.openxmlformats.org/drawingml/2006/wordprocessingDrawing" xmlns:w10="urn:schemas-microsoft-com:office:word" xmlns:w="http://schemas.openxmlformats.org/wordprocessingml/2006/main" xmlns:w14="http://schemas.microsoft.com/office/word/2010/wordml" xmlns:w15="http://schemas.microsoft.com/office/word/2012/wordml" xmlns:w16cex="http://schemas.microsoft.com/office/word/2018/wordml/cex" xmlns:w16cid="http://schemas.microsoft.com/office/word/2016/wordml/cid" xmlns:w16="http://schemas.microsoft.com/office/word/2018/wordml" xmlns:w16du="http://schemas.microsoft.com/office/word/2023/wordml/word16du" xmlns:w16sdtdh="http://schemas.microsoft.com/office/word/2020/wordml/sdtdatahash" xmlns:w16sdtfl="http://schemas.microsoft.com/office/word/2024/wordml/sdtformatlock" xmlns:w16se="http://schemas.microsoft.com/office/word/2015/wordml/symex" xmlns:wpg="http://schemas.microsoft.com/office/word/2010/wordprocessingGroup" xmlns:wpi="http://schemas.microsoft.com/office/word/2010/wordprocessingInk" xmlns:wne="http://schemas.microsoft.com/office/word/2006/wordml" xmlns:wps="http://schemas.microsoft.com/office/word/2010/wordprocessingShape" mc:Ignorable="w14 w15 w16se w16cid w16 w16cex w16sdtdh w16sdtfl w16du wp14">
+<w:ftr xmlns:wpc="http://schemas.microsoft.com/office/word/2010/wordprocessingCanvas" xmlns:cx="http://schemas.microsoft.com/office/drawing/2014/chartex" xmlns:cx1="http://schemas.microsoft.com/office/drawing/2015/9/8/chartex" xmlns:cx2="http://schemas.microsoft.com/office/drawing/2015/10/21/chartex" xmlns:cx3="http://schemas.microsoft.com/office/drawing/2016/5/9/chartex" xmlns:cx4="http://schemas.microsoft.com/office/drawing/2016/5/10/chartex" xmlns:cx5="http://schemas.microsoft.com/office/drawing/2016/5/11/chartex" xmlns:cx6="http://schemas.microsoft.com/office/drawing/2016/5/12/chartex" xmlns:cx7="http://schemas.microsoft.com/office/drawing/2016/5/13/chartex" xmlns:cx8="http://schemas.microsoft.com/office/drawing/2016/5/14/chartex" xmlns:mc="http://schemas.openxmlformats.org/markup-compatibility/2006" xmlns:aink="http://schemas.microsoft.com/office/drawing/2016/ink" xmlns:am3d="http://schemas.microsoft.com/office/drawing/2017/model3d" xmlns:o="urn:schemas-microsoft-com:office:office" xmlns:r="http://schemas.openxmlformats.org/officeDocument/2006/relationships" xmlns:m="http://schemas.openxmlformats.org/officeDocument/2006/math" xmlns:v="urn:schemas-microsoft-com:vml" xmlns:wp14="http://schemas.microsoft.com/office/word/2010/wordprocessingDrawing" xmlns:wp="http://schemas.openxmlformats.org/drawingml/2006/wordprocessingDrawing" xmlns:w10="urn:schemas-microsoft-com:office:word" xmlns:w="http://schemas.openxmlformats.org/wordprocessingml/2006/main" xmlns:w14="http://schemas.microsoft.com/office/word/2010/wordml" xmlns:w15="http://schemas.microsoft.com/office/word/2012/wordml" xmlns:w16cid="http://schemas.microsoft.com/office/word/2016/wordml/cid" xmlns:w16se="http://schemas.microsoft.com/office/word/2015/wordml/symex" xmlns:wpg="http://schemas.microsoft.com/office/word/2010/wordprocessingGroup" xmlns:wpi="http://schemas.microsoft.com/office/word/2010/wordprocessingInk" xmlns:wne="http://schemas.microsoft.com/office/word/2006/wordml" xmlns:wps="http://schemas.microsoft.com/office/word/2010/wordprocessingShape" mc:Ignorable="w14 w15 w16se w16cid wp14">
   <w:p>
     <w:pPr>
       <w:pStyle w:val="Footer"/>
@@ -4284,7 +4545,7 @@
 </file>
 
 <file path=word/footer2.xml><?xml version="1.0" encoding="utf-8"?>
-<w:ftr xmlns:wpc="http://schemas.microsoft.com/office/word/2010/wordprocessingCanvas" xmlns:cx="http://schemas.microsoft.com/office/drawing/2014/chartex" xmlns:cx1="http://schemas.microsoft.com/office/drawing/2015/9/8/chartex" xmlns:cx2="http://schemas.microsoft.com/office/drawing/2015/10/21/chartex" xmlns:cx3="http://schemas.microsoft.com/office/drawing/2016/5/9/chartex" xmlns:cx4="http://schemas.microsoft.com/office/drawing/2016/5/10/chartex" xmlns:cx5="http://schemas.microsoft.com/office/drawing/2016/5/11/chartex" xmlns:cx6="http://schemas.microsoft.com/office/drawing/2016/5/12/chartex" xmlns:cx7="http://schemas.microsoft.com/office/drawing/2016/5/13/chartex" xmlns:cx8="http://schemas.microsoft.com/office/drawing/2016/5/14/chartex" xmlns:mc="http://schemas.openxmlformats.org/markup-compatibility/2006" xmlns:aink="http://schemas.microsoft.com/office/drawing/2016/ink" xmlns:am3d="http://schemas.microsoft.com/office/drawing/2017/model3d" xmlns:o="urn:schemas-microsoft-com:office:office" xmlns:oel="http://schemas.microsoft.com/office/2019/extlst" xmlns:r="http://schemas.openxmlformats.org/officeDocument/2006/relationships" xmlns:m="http://schemas.openxmlformats.org/officeDocument/2006/math" xmlns:v="urn:schemas-microsoft-com:vml" xmlns:wp14="http://schemas.microsoft.com/office/word/2010/wordprocessingDrawing" xmlns:wp="http://schemas.openxmlformats.org/drawingml/2006/wordprocessingDrawing" xmlns:w10="urn:schemas-microsoft-com:office:word" xmlns:w="http://schemas.openxmlformats.org/wordprocessingml/2006/main" xmlns:w14="http://schemas.microsoft.com/office/word/2010/wordml" xmlns:w15="http://schemas.microsoft.com/office/word/2012/wordml" xmlns:w16cex="http://schemas.microsoft.com/office/word/2018/wordml/cex" xmlns:w16cid="http://schemas.microsoft.com/office/word/2016/wordml/cid" xmlns:w16="http://schemas.microsoft.com/office/word/2018/wordml" xmlns:w16du="http://schemas.microsoft.com/office/word/2023/wordml/word16du" xmlns:w16sdtdh="http://schemas.microsoft.com/office/word/2020/wordml/sdtdatahash" xmlns:w16sdtfl="http://schemas.microsoft.com/office/word/2024/wordml/sdtformatlock" xmlns:w16se="http://schemas.microsoft.com/office/word/2015/wordml/symex" xmlns:wpg="http://schemas.microsoft.com/office/word/2010/wordprocessingGroup" xmlns:wpi="http://schemas.microsoft.com/office/word/2010/wordprocessingInk" xmlns:wne="http://schemas.microsoft.com/office/word/2006/wordml" xmlns:wps="http://schemas.microsoft.com/office/word/2010/wordprocessingShape" mc:Ignorable="w14 w15 w16se w16cid w16 w16cex w16sdtdh w16sdtfl w16du wp14">
+<w:ftr xmlns:wpc="http://schemas.microsoft.com/office/word/2010/wordprocessingCanvas" xmlns:cx="http://schemas.microsoft.com/office/drawing/2014/chartex" xmlns:cx1="http://schemas.microsoft.com/office/drawing/2015/9/8/chartex" xmlns:cx2="http://schemas.microsoft.com/office/drawing/2015/10/21/chartex" xmlns:cx3="http://schemas.microsoft.com/office/drawing/2016/5/9/chartex" xmlns:cx4="http://schemas.microsoft.com/office/drawing/2016/5/10/chartex" xmlns:cx5="http://schemas.microsoft.com/office/drawing/2016/5/11/chartex" xmlns:cx6="http://schemas.microsoft.com/office/drawing/2016/5/12/chartex" xmlns:cx7="http://schemas.microsoft.com/office/drawing/2016/5/13/chartex" xmlns:cx8="http://schemas.microsoft.com/office/drawing/2016/5/14/chartex" xmlns:mc="http://schemas.openxmlformats.org/markup-compatibility/2006" xmlns:aink="http://schemas.microsoft.com/office/drawing/2016/ink" xmlns:am3d="http://schemas.microsoft.com/office/drawing/2017/model3d" xmlns:o="urn:schemas-microsoft-com:office:office" xmlns:r="http://schemas.openxmlformats.org/officeDocument/2006/relationships" xmlns:m="http://schemas.openxmlformats.org/officeDocument/2006/math" xmlns:v="urn:schemas-microsoft-com:vml" xmlns:wp14="http://schemas.microsoft.com/office/word/2010/wordprocessingDrawing" xmlns:wp="http://schemas.openxmlformats.org/drawingml/2006/wordprocessingDrawing" xmlns:w10="urn:schemas-microsoft-com:office:word" xmlns:w="http://schemas.openxmlformats.org/wordprocessingml/2006/main" xmlns:w14="http://schemas.microsoft.com/office/word/2010/wordml" xmlns:w15="http://schemas.microsoft.com/office/word/2012/wordml" xmlns:w16cid="http://schemas.microsoft.com/office/word/2016/wordml/cid" xmlns:w16se="http://schemas.microsoft.com/office/word/2015/wordml/symex" xmlns:wpg="http://schemas.microsoft.com/office/word/2010/wordprocessingGroup" xmlns:wpi="http://schemas.microsoft.com/office/word/2010/wordprocessingInk" xmlns:wne="http://schemas.microsoft.com/office/word/2006/wordml" xmlns:wps="http://schemas.microsoft.com/office/word/2010/wordprocessingShape" mc:Ignorable="w14 w15 w16se w16cid wp14">
   <w:p>
     <w:pPr>
       <w:pStyle w:val="Footer"/>
@@ -4354,7 +4615,7 @@
             </wp:anchor>
           </w:drawing>
         </mc:Choice>
-        <mc:Fallback>
+        <mc:Fallback xmlns:oel="http://schemas.microsoft.com/office/2019/extlst" xmlns:w16cex="http://schemas.microsoft.com/office/word/2018/wordml/cex" xmlns:w16="http://schemas.microsoft.com/office/word/2018/wordml" xmlns:w16du="http://schemas.microsoft.com/office/word/2023/wordml/word16du" xmlns:w16sdtdh="http://schemas.microsoft.com/office/word/2020/wordml/sdtdatahash" xmlns:w16sdtfl="http://schemas.microsoft.com/office/word/2024/wordml/sdtformatlock">
           <w:pict>
             <v:line w14:anchorId="7A7377FF" id="Straight Connector 5" o:spid="_x0000_s1026" style="position:absolute;z-index:251658240;visibility:visible;mso-wrap-style:square;mso-width-percent:0;mso-height-percent:0;mso-wrap-distance-left:9pt;mso-wrap-distance-top:-3e-5mm;mso-wrap-distance-right:9pt;mso-wrap-distance-bottom:-3e-5mm;mso-position-horizontal:absolute;mso-position-horizontal-relative:margin;mso-position-vertical:absolute;mso-position-vertical-relative:text;mso-width-percent:0;mso-height-percent:0;mso-width-relative:margin;mso-height-relative:margin" from="373.65pt,.1pt" to="555.15pt,.1pt" o:gfxdata="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" strokecolor="black [3200]" strokeweight=".5pt">
               <v:stroke joinstyle="miter"/>
@@ -4429,7 +4690,7 @@
             </wp:anchor>
           </w:drawing>
         </mc:Choice>
-        <mc:Fallback>
+        <mc:Fallback xmlns:oel="http://schemas.microsoft.com/office/2019/extlst" xmlns:w16cex="http://schemas.microsoft.com/office/word/2018/wordml/cex" xmlns:w16="http://schemas.microsoft.com/office/word/2018/wordml" xmlns:w16du="http://schemas.microsoft.com/office/word/2023/wordml/word16du" xmlns:w16sdtdh="http://schemas.microsoft.com/office/word/2020/wordml/sdtdatahash" xmlns:w16sdtfl="http://schemas.microsoft.com/office/word/2024/wordml/sdtformatlock">
           <w:pict>
             <v:line w14:anchorId="6E7E06D1" id="Straight Connector 3" o:spid="_x0000_s1026" style="position:absolute;z-index:251658240;visibility:visible;mso-wrap-style:square;mso-width-percent:0;mso-height-percent:0;mso-wrap-distance-left:3.17497mm;mso-wrap-distance-top:0;mso-wrap-distance-right:3.17497mm;mso-wrap-distance-bottom:0;mso-position-horizontal:absolute;mso-position-horizontal-relative:text;mso-position-vertical:absolute;mso-position-vertical-relative:text;mso-width-percent:0;mso-height-percent:0;mso-width-relative:page;mso-height-relative:page" from="373.95pt,.1pt" to="373.95pt,67.3pt" o:gfxdata="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" strokecolor="black [3200]" strokeweight=".5pt">
               <v:stroke joinstyle="miter"/>
@@ -4474,6 +4735,7 @@
       </w:rPr>
       <w:t>{#</w:t>
     </w:r>
+    <w:proofErr w:type="gramStart"/>
     <w:r>
       <w:rPr>
         <w:rFonts w:cs="Calibri"/>
@@ -4505,7 +4767,20 @@
         <w:szCs w:val="20"/>
         <w14:ligatures w14:val="none"/>
       </w:rPr>
-      <w:t>{companyName}</w:t>
+      <w:t>{</w:t>
+    </w:r>
+    <w:proofErr w:type="gramEnd"/>
+    <w:r>
+      <w:rPr>
+        <w:b/>
+        <w:bCs/>
+        <w:spacing w:val="60"/>
+        <w:kern w:val="0"/>
+        <w:sz w:val="20"/>
+        <w:szCs w:val="20"/>
+        <w14:ligatures w14:val="none"/>
+      </w:rPr>
+      <w:t>companyName}</w:t>
     </w:r>
   </w:p>
   <w:p>
@@ -4585,7 +4860,7 @@
 </file>
 
 <file path=word/footer3.xml><?xml version="1.0" encoding="utf-8"?>
-<w:ftr xmlns:wpc="http://schemas.microsoft.com/office/word/2010/wordprocessingCanvas" xmlns:cx="http://schemas.microsoft.com/office/drawing/2014/chartex" xmlns:cx1="http://schemas.microsoft.com/office/drawing/2015/9/8/chartex" xmlns:cx2="http://schemas.microsoft.com/office/drawing/2015/10/21/chartex" xmlns:cx3="http://schemas.microsoft.com/office/drawing/2016/5/9/chartex" xmlns:cx4="http://schemas.microsoft.com/office/drawing/2016/5/10/chartex" xmlns:cx5="http://schemas.microsoft.com/office/drawing/2016/5/11/chartex" xmlns:cx6="http://schemas.microsoft.com/office/drawing/2016/5/12/chartex" xmlns:cx7="http://schemas.microsoft.com/office/drawing/2016/5/13/chartex" xmlns:cx8="http://schemas.microsoft.com/office/drawing/2016/5/14/chartex" xmlns:mc="http://schemas.openxmlformats.org/markup-compatibility/2006" xmlns:aink="http://schemas.microsoft.com/office/drawing/2016/ink" xmlns:am3d="http://schemas.microsoft.com/office/drawing/2017/model3d" xmlns:o="urn:schemas-microsoft-com:office:office" xmlns:oel="http://schemas.microsoft.com/office/2019/extlst" xmlns:r="http://schemas.openxmlformats.org/officeDocument/2006/relationships" xmlns:m="http://schemas.openxmlformats.org/officeDocument/2006/math" xmlns:v="urn:schemas-microsoft-com:vml" xmlns:wp14="http://schemas.microsoft.com/office/word/2010/wordprocessingDrawing" xmlns:wp="http://schemas.openxmlformats.org/drawingml/2006/wordprocessingDrawing" xmlns:w10="urn:schemas-microsoft-com:office:word" xmlns:w="http://schemas.openxmlformats.org/wordprocessingml/2006/main" xmlns:w14="http://schemas.microsoft.com/office/word/2010/wordml" xmlns:w15="http://schemas.microsoft.com/office/word/2012/wordml" xmlns:w16cex="http://schemas.microsoft.com/office/word/2018/wordml/cex" xmlns:w16cid="http://schemas.microsoft.com/office/word/2016/wordml/cid" xmlns:w16="http://schemas.microsoft.com/office/word/2018/wordml" xmlns:w16du="http://schemas.microsoft.com/office/word/2023/wordml/word16du" xmlns:w16sdtdh="http://schemas.microsoft.com/office/word/2020/wordml/sdtdatahash" xmlns:w16sdtfl="http://schemas.microsoft.com/office/word/2024/wordml/sdtformatlock" xmlns:w16se="http://schemas.microsoft.com/office/word/2015/wordml/symex" xmlns:wpg="http://schemas.microsoft.com/office/word/2010/wordprocessingGroup" xmlns:wpi="http://schemas.microsoft.com/office/word/2010/wordprocessingInk" xmlns:wne="http://schemas.microsoft.com/office/word/2006/wordml" xmlns:wps="http://schemas.microsoft.com/office/word/2010/wordprocessingShape" mc:Ignorable="w14 w15 w16se w16cid w16 w16cex w16sdtdh w16sdtfl w16du wp14">
+<w:ftr xmlns:wpc="http://schemas.microsoft.com/office/word/2010/wordprocessingCanvas" xmlns:cx="http://schemas.microsoft.com/office/drawing/2014/chartex" xmlns:cx1="http://schemas.microsoft.com/office/drawing/2015/9/8/chartex" xmlns:cx2="http://schemas.microsoft.com/office/drawing/2015/10/21/chartex" xmlns:cx3="http://schemas.microsoft.com/office/drawing/2016/5/9/chartex" xmlns:cx4="http://schemas.microsoft.com/office/drawing/2016/5/10/chartex" xmlns:cx5="http://schemas.microsoft.com/office/drawing/2016/5/11/chartex" xmlns:cx6="http://schemas.microsoft.com/office/drawing/2016/5/12/chartex" xmlns:cx7="http://schemas.microsoft.com/office/drawing/2016/5/13/chartex" xmlns:cx8="http://schemas.microsoft.com/office/drawing/2016/5/14/chartex" xmlns:mc="http://schemas.openxmlformats.org/markup-compatibility/2006" xmlns:aink="http://schemas.microsoft.com/office/drawing/2016/ink" xmlns:am3d="http://schemas.microsoft.com/office/drawing/2017/model3d" xmlns:o="urn:schemas-microsoft-com:office:office" xmlns:r="http://schemas.openxmlformats.org/officeDocument/2006/relationships" xmlns:m="http://schemas.openxmlformats.org/officeDocument/2006/math" xmlns:v="urn:schemas-microsoft-com:vml" xmlns:wp14="http://schemas.microsoft.com/office/word/2010/wordprocessingDrawing" xmlns:wp="http://schemas.openxmlformats.org/drawingml/2006/wordprocessingDrawing" xmlns:w10="urn:schemas-microsoft-com:office:word" xmlns:w="http://schemas.openxmlformats.org/wordprocessingml/2006/main" xmlns:w14="http://schemas.microsoft.com/office/word/2010/wordml" xmlns:w15="http://schemas.microsoft.com/office/word/2012/wordml" xmlns:w16cid="http://schemas.microsoft.com/office/word/2016/wordml/cid" xmlns:w16se="http://schemas.microsoft.com/office/word/2015/wordml/symex" xmlns:wpg="http://schemas.microsoft.com/office/word/2010/wordprocessingGroup" xmlns:wpi="http://schemas.microsoft.com/office/word/2010/wordprocessingInk" xmlns:wne="http://schemas.microsoft.com/office/word/2006/wordml" xmlns:wps="http://schemas.microsoft.com/office/word/2010/wordprocessingShape" mc:Ignorable="w14 w15 w16se w16cid wp14">
   <w:p>
     <w:pPr>
       <w:pStyle w:val="Footer"/>
@@ -4595,7 +4870,7 @@
 </file>
 
 <file path=word/footnotes.xml><?xml version="1.0" encoding="utf-8"?>
-<w:footnotes xmlns:wpc="http://schemas.microsoft.com/office/word/2010/wordprocessingCanvas" xmlns:cx="http://schemas.microsoft.com/office/drawing/2014/chartex" xmlns:cx1="http://schemas.microsoft.com/office/drawing/2015/9/8/chartex" xmlns:cx2="http://schemas.microsoft.com/office/drawing/2015/10/21/chartex" xmlns:cx3="http://schemas.microsoft.com/office/drawing/2016/5/9/chartex" xmlns:cx4="http://schemas.microsoft.com/office/drawing/2016/5/10/chartex" xmlns:cx5="http://schemas.microsoft.com/office/drawing/2016/5/11/chartex" xmlns:cx6="http://schemas.microsoft.com/office/drawing/2016/5/12/chartex" xmlns:cx7="http://schemas.microsoft.com/office/drawing/2016/5/13/chartex" xmlns:cx8="http://schemas.microsoft.com/office/drawing/2016/5/14/chartex" xmlns:mc="http://schemas.openxmlformats.org/markup-compatibility/2006" xmlns:aink="http://schemas.microsoft.com/office/drawing/2016/ink" xmlns:am3d="http://schemas.microsoft.com/office/drawing/2017/model3d" xmlns:o="urn:schemas-microsoft-com:office:office" xmlns:oel="http://schemas.microsoft.com/office/2019/extlst" xmlns:r="http://schemas.openxmlformats.org/officeDocument/2006/relationships" xmlns:m="http://schemas.openxmlformats.org/officeDocument/2006/math" xmlns:v="urn:schemas-microsoft-com:vml" xmlns:wp14="http://schemas.microsoft.com/office/word/2010/wordprocessingDrawing" xmlns:wp="http://schemas.openxmlformats.org/drawingml/2006/wordprocessingDrawing" xmlns:w10="urn:schemas-microsoft-com:office:word" xmlns:w="http://schemas.openxmlformats.org/wordprocessingml/2006/main" xmlns:w14="http://schemas.microsoft.com/office/word/2010/wordml" xmlns:w15="http://schemas.microsoft.com/office/word/2012/wordml" xmlns:w16cex="http://schemas.microsoft.com/office/word/2018/wordml/cex" xmlns:w16cid="http://schemas.microsoft.com/office/word/2016/wordml/cid" xmlns:w16="http://schemas.microsoft.com/office/word/2018/wordml" xmlns:w16du="http://schemas.microsoft.com/office/word/2023/wordml/word16du" xmlns:w16sdtdh="http://schemas.microsoft.com/office/word/2020/wordml/sdtdatahash" xmlns:w16sdtfl="http://schemas.microsoft.com/office/word/2024/wordml/sdtformatlock" xmlns:w16se="http://schemas.microsoft.com/office/word/2015/wordml/symex" xmlns:wpg="http://schemas.microsoft.com/office/word/2010/wordprocessingGroup" xmlns:wpi="http://schemas.microsoft.com/office/word/2010/wordprocessingInk" xmlns:wne="http://schemas.microsoft.com/office/word/2006/wordml" xmlns:wps="http://schemas.microsoft.com/office/word/2010/wordprocessingShape" mc:Ignorable="w14 w15 w16se w16cid w16 w16cex w16sdtdh w16sdtfl w16du wp14">
+<w:footnotes xmlns:wpc="http://schemas.microsoft.com/office/word/2010/wordprocessingCanvas" xmlns:cx="http://schemas.microsoft.com/office/drawing/2014/chartex" xmlns:cx1="http://schemas.microsoft.com/office/drawing/2015/9/8/chartex" xmlns:cx2="http://schemas.microsoft.com/office/drawing/2015/10/21/chartex" xmlns:cx3="http://schemas.microsoft.com/office/drawing/2016/5/9/chartex" xmlns:cx4="http://schemas.microsoft.com/office/drawing/2016/5/10/chartex" xmlns:cx5="http://schemas.microsoft.com/office/drawing/2016/5/11/chartex" xmlns:cx6="http://schemas.microsoft.com/office/drawing/2016/5/12/chartex" xmlns:cx7="http://schemas.microsoft.com/office/drawing/2016/5/13/chartex" xmlns:cx8="http://schemas.microsoft.com/office/drawing/2016/5/14/chartex" xmlns:mc="http://schemas.openxmlformats.org/markup-compatibility/2006" xmlns:aink="http://schemas.microsoft.com/office/drawing/2016/ink" xmlns:am3d="http://schemas.microsoft.com/office/drawing/2017/model3d" xmlns:o="urn:schemas-microsoft-com:office:office" xmlns:r="http://schemas.openxmlformats.org/officeDocument/2006/relationships" xmlns:m="http://schemas.openxmlformats.org/officeDocument/2006/math" xmlns:v="urn:schemas-microsoft-com:vml" xmlns:wp14="http://schemas.microsoft.com/office/word/2010/wordprocessingDrawing" xmlns:wp="http://schemas.openxmlformats.org/drawingml/2006/wordprocessingDrawing" xmlns:w10="urn:schemas-microsoft-com:office:word" xmlns:w="http://schemas.openxmlformats.org/wordprocessingml/2006/main" xmlns:w14="http://schemas.microsoft.com/office/word/2010/wordml" xmlns:w15="http://schemas.microsoft.com/office/word/2012/wordml" xmlns:w16cid="http://schemas.microsoft.com/office/word/2016/wordml/cid" xmlns:w16se="http://schemas.microsoft.com/office/word/2015/wordml/symex" xmlns:wpg="http://schemas.microsoft.com/office/word/2010/wordprocessingGroup" xmlns:wpi="http://schemas.microsoft.com/office/word/2010/wordprocessingInk" xmlns:wne="http://schemas.microsoft.com/office/word/2006/wordml" xmlns:wps="http://schemas.microsoft.com/office/word/2010/wordprocessingShape" mc:Ignorable="w14 w15 w16se w16cid wp14">
   <w:footnote w:type="separator" w:id="-1">
     <w:p>
       <w:pPr>
@@ -4620,7 +4895,7 @@
 </file>
 
 <file path=word/header1.xml><?xml version="1.0" encoding="utf-8"?>
-<w:hdr xmlns:wpc="http://schemas.microsoft.com/office/word/2010/wordprocessingCanvas" xmlns:cx="http://schemas.microsoft.com/office/drawing/2014/chartex" xmlns:cx1="http://schemas.microsoft.com/office/drawing/2015/9/8/chartex" xmlns:cx2="http://schemas.microsoft.com/office/drawing/2015/10/21/chartex" xmlns:cx3="http://schemas.microsoft.com/office/drawing/2016/5/9/chartex" xmlns:cx4="http://schemas.microsoft.com/office/drawing/2016/5/10/chartex" xmlns:cx5="http://schemas.microsoft.com/office/drawing/2016/5/11/chartex" xmlns:cx6="http://schemas.microsoft.com/office/drawing/2016/5/12/chartex" xmlns:cx7="http://schemas.microsoft.com/office/drawing/2016/5/13/chartex" xmlns:cx8="http://schemas.microsoft.com/office/drawing/2016/5/14/chartex" xmlns:mc="http://schemas.openxmlformats.org/markup-compatibility/2006" xmlns:aink="http://schemas.microsoft.com/office/drawing/2016/ink" xmlns:am3d="http://schemas.microsoft.com/office/drawing/2017/model3d" xmlns:o="urn:schemas-microsoft-com:office:office" xmlns:oel="http://schemas.microsoft.com/office/2019/extlst" xmlns:r="http://schemas.openxmlformats.org/officeDocument/2006/relationships" xmlns:m="http://schemas.openxmlformats.org/officeDocument/2006/math" xmlns:v="urn:schemas-microsoft-com:vml" xmlns:wp14="http://schemas.microsoft.com/office/word/2010/wordprocessingDrawing" xmlns:wp="http://schemas.openxmlformats.org/drawingml/2006/wordprocessingDrawing" xmlns:w10="urn:schemas-microsoft-com:office:word" xmlns:w="http://schemas.openxmlformats.org/wordprocessingml/2006/main" xmlns:w14="http://schemas.microsoft.com/office/word/2010/wordml" xmlns:w15="http://schemas.microsoft.com/office/word/2012/wordml" xmlns:w16cex="http://schemas.microsoft.com/office/word/2018/wordml/cex" xmlns:w16cid="http://schemas.microsoft.com/office/word/2016/wordml/cid" xmlns:w16="http://schemas.microsoft.com/office/word/2018/wordml" xmlns:w16du="http://schemas.microsoft.com/office/word/2023/wordml/word16du" xmlns:w16sdtdh="http://schemas.microsoft.com/office/word/2020/wordml/sdtdatahash" xmlns:w16sdtfl="http://schemas.microsoft.com/office/word/2024/wordml/sdtformatlock" xmlns:w16se="http://schemas.microsoft.com/office/word/2015/wordml/symex" xmlns:wpg="http://schemas.microsoft.com/office/word/2010/wordprocessingGroup" xmlns:wpi="http://schemas.microsoft.com/office/word/2010/wordprocessingInk" xmlns:wne="http://schemas.microsoft.com/office/word/2006/wordml" xmlns:wps="http://schemas.microsoft.com/office/word/2010/wordprocessingShape" mc:Ignorable="w14 w15 w16se w16cid w16 w16cex w16sdtdh w16sdtfl w16du wp14">
+<w:hdr xmlns:wpc="http://schemas.microsoft.com/office/word/2010/wordprocessingCanvas" xmlns:cx="http://schemas.microsoft.com/office/drawing/2014/chartex" xmlns:cx1="http://schemas.microsoft.com/office/drawing/2015/9/8/chartex" xmlns:cx2="http://schemas.microsoft.com/office/drawing/2015/10/21/chartex" xmlns:cx3="http://schemas.microsoft.com/office/drawing/2016/5/9/chartex" xmlns:cx4="http://schemas.microsoft.com/office/drawing/2016/5/10/chartex" xmlns:cx5="http://schemas.microsoft.com/office/drawing/2016/5/11/chartex" xmlns:cx6="http://schemas.microsoft.com/office/drawing/2016/5/12/chartex" xmlns:cx7="http://schemas.microsoft.com/office/drawing/2016/5/13/chartex" xmlns:cx8="http://schemas.microsoft.com/office/drawing/2016/5/14/chartex" xmlns:mc="http://schemas.openxmlformats.org/markup-compatibility/2006" xmlns:aink="http://schemas.microsoft.com/office/drawing/2016/ink" xmlns:am3d="http://schemas.microsoft.com/office/drawing/2017/model3d" xmlns:o="urn:schemas-microsoft-com:office:office" xmlns:r="http://schemas.openxmlformats.org/officeDocument/2006/relationships" xmlns:m="http://schemas.openxmlformats.org/officeDocument/2006/math" xmlns:v="urn:schemas-microsoft-com:vml" xmlns:wp14="http://schemas.microsoft.com/office/word/2010/wordprocessingDrawing" xmlns:wp="http://schemas.openxmlformats.org/drawingml/2006/wordprocessingDrawing" xmlns:w10="urn:schemas-microsoft-com:office:word" xmlns:w="http://schemas.openxmlformats.org/wordprocessingml/2006/main" xmlns:w14="http://schemas.microsoft.com/office/word/2010/wordml" xmlns:w15="http://schemas.microsoft.com/office/word/2012/wordml" xmlns:w16cid="http://schemas.microsoft.com/office/word/2016/wordml/cid" xmlns:w16se="http://schemas.microsoft.com/office/word/2015/wordml/symex" xmlns:wpg="http://schemas.microsoft.com/office/word/2010/wordprocessingGroup" xmlns:wpi="http://schemas.microsoft.com/office/word/2010/wordprocessingInk" xmlns:wne="http://schemas.microsoft.com/office/word/2006/wordml" xmlns:wps="http://schemas.microsoft.com/office/word/2010/wordprocessingShape" mc:Ignorable="w14 w15 w16se w16cid wp14">
   <w:p>
     <w:pPr>
       <w:pStyle w:val="Header"/>
@@ -4630,7 +4905,7 @@
 </file>
 
 <file path=word/header2.xml><?xml version="1.0" encoding="utf-8"?>
-<w:hdr xmlns:wpc="http://schemas.microsoft.com/office/word/2010/wordprocessingCanvas" xmlns:cx="http://schemas.microsoft.com/office/drawing/2014/chartex" xmlns:cx1="http://schemas.microsoft.com/office/drawing/2015/9/8/chartex" xmlns:cx2="http://schemas.microsoft.com/office/drawing/2015/10/21/chartex" xmlns:cx3="http://schemas.microsoft.com/office/drawing/2016/5/9/chartex" xmlns:cx4="http://schemas.microsoft.com/office/drawing/2016/5/10/chartex" xmlns:cx5="http://schemas.microsoft.com/office/drawing/2016/5/11/chartex" xmlns:cx6="http://schemas.microsoft.com/office/drawing/2016/5/12/chartex" xmlns:cx7="http://schemas.microsoft.com/office/drawing/2016/5/13/chartex" xmlns:cx8="http://schemas.microsoft.com/office/drawing/2016/5/14/chartex" xmlns:mc="http://schemas.openxmlformats.org/markup-compatibility/2006" xmlns:aink="http://schemas.microsoft.com/office/drawing/2016/ink" xmlns:am3d="http://schemas.microsoft.com/office/drawing/2017/model3d" xmlns:o="urn:schemas-microsoft-com:office:office" xmlns:oel="http://schemas.microsoft.com/office/2019/extlst" xmlns:r="http://schemas.openxmlformats.org/officeDocument/2006/relationships" xmlns:m="http://schemas.openxmlformats.org/officeDocument/2006/math" xmlns:v="urn:schemas-microsoft-com:vml" xmlns:wp14="http://schemas.microsoft.com/office/word/2010/wordprocessingDrawing" xmlns:wp="http://schemas.openxmlformats.org/drawingml/2006/wordprocessingDrawing" xmlns:w10="urn:schemas-microsoft-com:office:word" xmlns:w="http://schemas.openxmlformats.org/wordprocessingml/2006/main" xmlns:w14="http://schemas.microsoft.com/office/word/2010/wordml" xmlns:w15="http://schemas.microsoft.com/office/word/2012/wordml" xmlns:w16cex="http://schemas.microsoft.com/office/word/2018/wordml/cex" xmlns:w16cid="http://schemas.microsoft.com/office/word/2016/wordml/cid" xmlns:w16="http://schemas.microsoft.com/office/word/2018/wordml" xmlns:w16du="http://schemas.microsoft.com/office/word/2023/wordml/word16du" xmlns:w16sdtdh="http://schemas.microsoft.com/office/word/2020/wordml/sdtdatahash" xmlns:w16sdtfl="http://schemas.microsoft.com/office/word/2024/wordml/sdtformatlock" xmlns:w16se="http://schemas.microsoft.com/office/word/2015/wordml/symex" xmlns:wpg="http://schemas.microsoft.com/office/word/2010/wordprocessingGroup" xmlns:wpi="http://schemas.microsoft.com/office/word/2010/wordprocessingInk" xmlns:wne="http://schemas.microsoft.com/office/word/2006/wordml" xmlns:wps="http://schemas.microsoft.com/office/word/2010/wordprocessingShape" mc:Ignorable="w14 w15 w16se w16cid w16 w16cex w16sdtdh w16sdtfl w16du wp14">
+<w:hdr xmlns:wpc="http://schemas.microsoft.com/office/word/2010/wordprocessingCanvas" xmlns:cx="http://schemas.microsoft.com/office/drawing/2014/chartex" xmlns:cx1="http://schemas.microsoft.com/office/drawing/2015/9/8/chartex" xmlns:cx2="http://schemas.microsoft.com/office/drawing/2015/10/21/chartex" xmlns:cx3="http://schemas.microsoft.com/office/drawing/2016/5/9/chartex" xmlns:cx4="http://schemas.microsoft.com/office/drawing/2016/5/10/chartex" xmlns:cx5="http://schemas.microsoft.com/office/drawing/2016/5/11/chartex" xmlns:cx6="http://schemas.microsoft.com/office/drawing/2016/5/12/chartex" xmlns:cx7="http://schemas.microsoft.com/office/drawing/2016/5/13/chartex" xmlns:cx8="http://schemas.microsoft.com/office/drawing/2016/5/14/chartex" xmlns:mc="http://schemas.openxmlformats.org/markup-compatibility/2006" xmlns:aink="http://schemas.microsoft.com/office/drawing/2016/ink" xmlns:am3d="http://schemas.microsoft.com/office/drawing/2017/model3d" xmlns:o="urn:schemas-microsoft-com:office:office" xmlns:r="http://schemas.openxmlformats.org/officeDocument/2006/relationships" xmlns:m="http://schemas.openxmlformats.org/officeDocument/2006/math" xmlns:v="urn:schemas-microsoft-com:vml" xmlns:wp14="http://schemas.microsoft.com/office/word/2010/wordprocessingDrawing" xmlns:wp="http://schemas.openxmlformats.org/drawingml/2006/wordprocessingDrawing" xmlns:w10="urn:schemas-microsoft-com:office:word" xmlns:w="http://schemas.openxmlformats.org/wordprocessingml/2006/main" xmlns:w14="http://schemas.microsoft.com/office/word/2010/wordml" xmlns:w15="http://schemas.microsoft.com/office/word/2012/wordml" xmlns:w16cid="http://schemas.microsoft.com/office/word/2016/wordml/cid" xmlns:w16se="http://schemas.microsoft.com/office/word/2015/wordml/symex" xmlns:wpg="http://schemas.microsoft.com/office/word/2010/wordprocessingGroup" xmlns:wpi="http://schemas.microsoft.com/office/word/2010/wordprocessingInk" xmlns:wne="http://schemas.microsoft.com/office/word/2006/wordml" xmlns:wps="http://schemas.microsoft.com/office/word/2010/wordprocessingShape" mc:Ignorable="w14 w15 w16se w16cid wp14">
   <w:p>
     <w:pPr>
       <w:pStyle w:val="Header"/>
@@ -4656,7 +4931,7 @@
 </file>
 
 <file path=word/header3.xml><?xml version="1.0" encoding="utf-8"?>
-<w:hdr xmlns:wpc="http://schemas.microsoft.com/office/word/2010/wordprocessingCanvas" xmlns:cx="http://schemas.microsoft.com/office/drawing/2014/chartex" xmlns:cx1="http://schemas.microsoft.com/office/drawing/2015/9/8/chartex" xmlns:cx2="http://schemas.microsoft.com/office/drawing/2015/10/21/chartex" xmlns:cx3="http://schemas.microsoft.com/office/drawing/2016/5/9/chartex" xmlns:cx4="http://schemas.microsoft.com/office/drawing/2016/5/10/chartex" xmlns:cx5="http://schemas.microsoft.com/office/drawing/2016/5/11/chartex" xmlns:cx6="http://schemas.microsoft.com/office/drawing/2016/5/12/chartex" xmlns:cx7="http://schemas.microsoft.com/office/drawing/2016/5/13/chartex" xmlns:cx8="http://schemas.microsoft.com/office/drawing/2016/5/14/chartex" xmlns:mc="http://schemas.openxmlformats.org/markup-compatibility/2006" xmlns:aink="http://schemas.microsoft.com/office/drawing/2016/ink" xmlns:am3d="http://schemas.microsoft.com/office/drawing/2017/model3d" xmlns:o="urn:schemas-microsoft-com:office:office" xmlns:oel="http://schemas.microsoft.com/office/2019/extlst" xmlns:r="http://schemas.openxmlformats.org/officeDocument/2006/relationships" xmlns:m="http://schemas.openxmlformats.org/officeDocument/2006/math" xmlns:v="urn:schemas-microsoft-com:vml" xmlns:wp14="http://schemas.microsoft.com/office/word/2010/wordprocessingDrawing" xmlns:wp="http://schemas.openxmlformats.org/drawingml/2006/wordprocessingDrawing" xmlns:w10="urn:schemas-microsoft-com:office:word" xmlns:w="http://schemas.openxmlformats.org/wordprocessingml/2006/main" xmlns:w14="http://schemas.microsoft.com/office/word/2010/wordml" xmlns:w15="http://schemas.microsoft.com/office/word/2012/wordml" xmlns:w16cex="http://schemas.microsoft.com/office/word/2018/wordml/cex" xmlns:w16cid="http://schemas.microsoft.com/office/word/2016/wordml/cid" xmlns:w16="http://schemas.microsoft.com/office/word/2018/wordml" xmlns:w16du="http://schemas.microsoft.com/office/word/2023/wordml/word16du" xmlns:w16sdtdh="http://schemas.microsoft.com/office/word/2020/wordml/sdtdatahash" xmlns:w16sdtfl="http://schemas.microsoft.com/office/word/2024/wordml/sdtformatlock" xmlns:w16se="http://schemas.microsoft.com/office/word/2015/wordml/symex" xmlns:wpg="http://schemas.microsoft.com/office/word/2010/wordprocessingGroup" xmlns:wpi="http://schemas.microsoft.com/office/word/2010/wordprocessingInk" xmlns:wne="http://schemas.microsoft.com/office/word/2006/wordml" xmlns:wps="http://schemas.microsoft.com/office/word/2010/wordprocessingShape" mc:Ignorable="w14 w15 w16se w16cid w16 w16cex w16sdtdh w16sdtfl w16du wp14">
+<w:hdr xmlns:wpc="http://schemas.microsoft.com/office/word/2010/wordprocessingCanvas" xmlns:cx="http://schemas.microsoft.com/office/drawing/2014/chartex" xmlns:cx1="http://schemas.microsoft.com/office/drawing/2015/9/8/chartex" xmlns:cx2="http://schemas.microsoft.com/office/drawing/2015/10/21/chartex" xmlns:cx3="http://schemas.microsoft.com/office/drawing/2016/5/9/chartex" xmlns:cx4="http://schemas.microsoft.com/office/drawing/2016/5/10/chartex" xmlns:cx5="http://schemas.microsoft.com/office/drawing/2016/5/11/chartex" xmlns:cx6="http://schemas.microsoft.com/office/drawing/2016/5/12/chartex" xmlns:cx7="http://schemas.microsoft.com/office/drawing/2016/5/13/chartex" xmlns:cx8="http://schemas.microsoft.com/office/drawing/2016/5/14/chartex" xmlns:mc="http://schemas.openxmlformats.org/markup-compatibility/2006" xmlns:aink="http://schemas.microsoft.com/office/drawing/2016/ink" xmlns:am3d="http://schemas.microsoft.com/office/drawing/2017/model3d" xmlns:o="urn:schemas-microsoft-com:office:office" xmlns:r="http://schemas.openxmlformats.org/officeDocument/2006/relationships" xmlns:m="http://schemas.openxmlformats.org/officeDocument/2006/math" xmlns:v="urn:schemas-microsoft-com:vml" xmlns:wp14="http://schemas.microsoft.com/office/word/2010/wordprocessingDrawing" xmlns:wp="http://schemas.openxmlformats.org/drawingml/2006/wordprocessingDrawing" xmlns:w10="urn:schemas-microsoft-com:office:word" xmlns:w="http://schemas.openxmlformats.org/wordprocessingml/2006/main" xmlns:w14="http://schemas.microsoft.com/office/word/2010/wordml" xmlns:w15="http://schemas.microsoft.com/office/word/2012/wordml" xmlns:w16cid="http://schemas.microsoft.com/office/word/2016/wordml/cid" xmlns:w16se="http://schemas.microsoft.com/office/word/2015/wordml/symex" xmlns:wpg="http://schemas.microsoft.com/office/word/2010/wordprocessingGroup" xmlns:wpi="http://schemas.microsoft.com/office/word/2010/wordprocessingInk" xmlns:wne="http://schemas.microsoft.com/office/word/2006/wordml" xmlns:wps="http://schemas.microsoft.com/office/word/2010/wordprocessingShape" mc:Ignorable="w14 w15 w16se w16cid wp14">
   <w:p>
     <w:pPr>
       <w:pStyle w:val="Header"/>
@@ -4666,7 +4941,7 @@
 </file>
 
 <file path=word/styles.xml><?xml version="1.0" encoding="utf-8"?>
-<w:styles xmlns:mc="http://schemas.openxmlformats.org/markup-compatibility/2006" xmlns:r="http://schemas.openxmlformats.org/officeDocument/2006/relationships" xmlns:w="http://schemas.openxmlformats.org/wordprocessingml/2006/main" xmlns:w14="http://schemas.microsoft.com/office/word/2010/wordml" xmlns:w15="http://schemas.microsoft.com/office/word/2012/wordml" xmlns:w16cex="http://schemas.microsoft.com/office/word/2018/wordml/cex" xmlns:w16cid="http://schemas.microsoft.com/office/word/2016/wordml/cid" xmlns:w16="http://schemas.microsoft.com/office/word/2018/wordml" xmlns:w16du="http://schemas.microsoft.com/office/word/2023/wordml/word16du" xmlns:w16sdtdh="http://schemas.microsoft.com/office/word/2020/wordml/sdtdatahash" xmlns:w16sdtfl="http://schemas.microsoft.com/office/word/2024/wordml/sdtformatlock" xmlns:w16se="http://schemas.microsoft.com/office/word/2015/wordml/symex" mc:Ignorable="w14 w15 w16se w16cid w16 w16cex w16sdtdh w16sdtfl w16du">
+<w:styles xmlns:mc="http://schemas.openxmlformats.org/markup-compatibility/2006" xmlns:r="http://schemas.openxmlformats.org/officeDocument/2006/relationships" xmlns:w="http://schemas.openxmlformats.org/wordprocessingml/2006/main" xmlns:w14="http://schemas.microsoft.com/office/word/2010/wordml" xmlns:w15="http://schemas.microsoft.com/office/word/2012/wordml" xmlns:w16cid="http://schemas.microsoft.com/office/word/2016/wordml/cid" xmlns:w16se="http://schemas.microsoft.com/office/word/2015/wordml/symex" mc:Ignorable="w14 w15 w16se w16cid">
   <w:docDefaults>
     <w:rPrDefault>
       <w:rPr>
@@ -4684,7 +4959,7 @@
       </w:pPr>
     </w:pPrDefault>
   </w:docDefaults>
-  <w:latentStyles w:defLockedState="0" w:defUIPriority="99" w:defSemiHidden="0" w:defUnhideWhenUsed="0" w:defQFormat="0" w:count="376">
+  <w:latentStyles w:defLockedState="0" w:defUIPriority="99" w:defSemiHidden="0" w:defUnhideWhenUsed="0" w:defQFormat="0" w:count="375">
     <w:lsdException w:name="Normal" w:uiPriority="0" w:qFormat="1"/>
     <w:lsdException w:name="heading 1" w:uiPriority="9" w:qFormat="1"/>
     <w:lsdException w:name="heading 2" w:semiHidden="1" w:uiPriority="9" w:unhideWhenUsed="1" w:qFormat="1"/>
@@ -5060,7 +5335,6 @@
     <w:lsdException w:name="Smart Hyperlink" w:semiHidden="1" w:unhideWhenUsed="1"/>
     <w:lsdException w:name="Hashtag" w:semiHidden="1" w:unhideWhenUsed="1"/>
     <w:lsdException w:name="Unresolved Mention" w:semiHidden="1" w:unhideWhenUsed="1"/>
-    <w:lsdException w:name="Smart Link" w:semiHidden="1" w:unhideWhenUsed="1"/>
   </w:latentStyles>
   <w:style w:type="paragraph" w:default="1" w:styleId="Normal">
     <w:name w:val="Normal"/>
@@ -5269,6 +5543,7 @@
   <w:style w:type="character" w:default="1" w:styleId="DefaultParagraphFont">
     <w:name w:val="Default Paragraph Font"/>
     <w:uiPriority w:val="1"/>
+    <w:semiHidden/>
     <w:unhideWhenUsed/>
   </w:style>
   <w:style w:type="table" w:default="1" w:styleId="TableNormal">
@@ -5957,7 +6232,7 @@
 </file>
 
 <file path=customXml/itemProps1.xml><?xml version="1.0" encoding="utf-8"?>
-<ds:datastoreItem xmlns:ds="http://schemas.openxmlformats.org/officeDocument/2006/customXml" ds:itemID="{FFAC696C-E34C-4C8A-83C8-974B9911AEE2}">
+<ds:datastoreItem xmlns:ds="http://schemas.openxmlformats.org/officeDocument/2006/customXml" ds:itemID="{182C0D78-116C-43AF-8821-288CC18493A7}">
   <ds:schemaRefs>
     <ds:schemaRef ds:uri="http://schemas.openxmlformats.org/officeDocument/2006/bibliography"/>
   </ds:schemaRefs>

--- a/electron/database/generate-document/templates/packing.docx
+++ b/electron/database/generate-document/templates/packing.docx
@@ -1030,23 +1030,8 @@
                 <w:szCs w:val="20"/>
               </w:rPr>
             </w:pPr>
-            <w:r>
-              <w:rPr>
-                <w:rFonts w:cstheme="minorHAnsi"/>
-                <w:sz w:val="20"/>
-                <w:szCs w:val="20"/>
-              </w:rPr>
-              <w:t xml:space="preserve">Buyer </w:t>
-            </w:r>
-          </w:p>
-          <w:p>
-            <w:pPr>
-              <w:rPr>
-                <w:rFonts w:cstheme="minorHAnsi"/>
-                <w:sz w:val="20"/>
-                <w:szCs w:val="20"/>
-              </w:rPr>
-            </w:pPr>
+            <w:bookmarkStart w:id="1" w:name="_GoBack"/>
+            <w:bookmarkEnd w:id="1"/>
             <w:r>
               <w:rPr>
                 <w:rFonts w:cstheme="minorHAnsi"/>
@@ -1385,8 +1370,6 @@
               </w:rPr>
               <w:t xml:space="preserve"> – </w:t>
             </w:r>
-            <w:bookmarkStart w:id="1" w:name="_GoBack"/>
-            <w:bookmarkEnd w:id="1"/>
             <w:r>
               <w:rPr>
                 <w:rFonts w:cstheme="minorHAnsi"/>
@@ -4615,7 +4598,7 @@
             </wp:anchor>
           </w:drawing>
         </mc:Choice>
-        <mc:Fallback xmlns:oel="http://schemas.microsoft.com/office/2019/extlst" xmlns:w16cex="http://schemas.microsoft.com/office/word/2018/wordml/cex" xmlns:w16="http://schemas.microsoft.com/office/word/2018/wordml" xmlns:w16du="http://schemas.microsoft.com/office/word/2023/wordml/word16du" xmlns:w16sdtdh="http://schemas.microsoft.com/office/word/2020/wordml/sdtdatahash" xmlns:w16sdtfl="http://schemas.microsoft.com/office/word/2024/wordml/sdtformatlock">
+        <mc:Fallback xmlns:w16sdtfl="http://schemas.microsoft.com/office/word/2024/wordml/sdtformatlock" xmlns:w16sdtdh="http://schemas.microsoft.com/office/word/2020/wordml/sdtdatahash" xmlns:w16du="http://schemas.microsoft.com/office/word/2023/wordml/word16du" xmlns:w16="http://schemas.microsoft.com/office/word/2018/wordml" xmlns:w16cex="http://schemas.microsoft.com/office/word/2018/wordml/cex" xmlns:oel="http://schemas.microsoft.com/office/2019/extlst">
           <w:pict>
             <v:line w14:anchorId="7A7377FF" id="Straight Connector 5" o:spid="_x0000_s1026" style="position:absolute;z-index:251658240;visibility:visible;mso-wrap-style:square;mso-width-percent:0;mso-height-percent:0;mso-wrap-distance-left:9pt;mso-wrap-distance-top:-3e-5mm;mso-wrap-distance-right:9pt;mso-wrap-distance-bottom:-3e-5mm;mso-position-horizontal:absolute;mso-position-horizontal-relative:margin;mso-position-vertical:absolute;mso-position-vertical-relative:text;mso-width-percent:0;mso-height-percent:0;mso-width-relative:margin;mso-height-relative:margin" from="373.65pt,.1pt" to="555.15pt,.1pt" o:gfxdata="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" strokecolor="black [3200]" strokeweight=".5pt">
               <v:stroke joinstyle="miter"/>
@@ -4690,7 +4673,7 @@
             </wp:anchor>
           </w:drawing>
         </mc:Choice>
-        <mc:Fallback xmlns:oel="http://schemas.microsoft.com/office/2019/extlst" xmlns:w16cex="http://schemas.microsoft.com/office/word/2018/wordml/cex" xmlns:w16="http://schemas.microsoft.com/office/word/2018/wordml" xmlns:w16du="http://schemas.microsoft.com/office/word/2023/wordml/word16du" xmlns:w16sdtdh="http://schemas.microsoft.com/office/word/2020/wordml/sdtdatahash" xmlns:w16sdtfl="http://schemas.microsoft.com/office/word/2024/wordml/sdtformatlock">
+        <mc:Fallback xmlns:w16sdtfl="http://schemas.microsoft.com/office/word/2024/wordml/sdtformatlock" xmlns:w16sdtdh="http://schemas.microsoft.com/office/word/2020/wordml/sdtdatahash" xmlns:w16du="http://schemas.microsoft.com/office/word/2023/wordml/word16du" xmlns:w16="http://schemas.microsoft.com/office/word/2018/wordml" xmlns:w16cex="http://schemas.microsoft.com/office/word/2018/wordml/cex" xmlns:oel="http://schemas.microsoft.com/office/2019/extlst">
           <w:pict>
             <v:line w14:anchorId="6E7E06D1" id="Straight Connector 3" o:spid="_x0000_s1026" style="position:absolute;z-index:251658240;visibility:visible;mso-wrap-style:square;mso-width-percent:0;mso-height-percent:0;mso-wrap-distance-left:3.17497mm;mso-wrap-distance-top:0;mso-wrap-distance-right:3.17497mm;mso-wrap-distance-bottom:0;mso-position-horizontal:absolute;mso-position-horizontal-relative:text;mso-position-vertical:absolute;mso-position-vertical-relative:text;mso-width-percent:0;mso-height-percent:0;mso-width-relative:page;mso-height-relative:page" from="373.95pt,.1pt" to="373.95pt,67.3pt" o:gfxdata="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" strokecolor="black [3200]" strokeweight=".5pt">
               <v:stroke joinstyle="miter"/>
@@ -6232,7 +6215,7 @@
 </file>
 
 <file path=customXml/itemProps1.xml><?xml version="1.0" encoding="utf-8"?>
-<ds:datastoreItem xmlns:ds="http://schemas.openxmlformats.org/officeDocument/2006/customXml" ds:itemID="{182C0D78-116C-43AF-8821-288CC18493A7}">
+<ds:datastoreItem xmlns:ds="http://schemas.openxmlformats.org/officeDocument/2006/customXml" ds:itemID="{3E3D697F-8AF4-441B-B37A-E590B506CA21}">
   <ds:schemaRefs>
     <ds:schemaRef ds:uri="http://schemas.openxmlformats.org/officeDocument/2006/bibliography"/>
   </ds:schemaRefs>
